--- a/Relatorio.docx
+++ b/Relatorio.docx
@@ -134,7 +134,7 @@
               <w:sz w:val="32"/>
               <w:shd w:val="clear" w:color="auto" w:fill="FFFFFF"/>
             </w:rPr>
-            <w:t>CENTRO FEDERAL DE EDUCAÇÃO TECN</w:t>
+            <w:t>UNIVERSIDADE FEDERAL RURAL DO RIO DE JANEIRO</w:t>
           </w:r>
           <w:r>
             <w:rPr>
@@ -143,17 +143,20 @@
               <w:sz w:val="32"/>
               <w:shd w:val="clear" w:color="auto" w:fill="FFFFFF"/>
             </w:rPr>
-            <w:t>OLÓGICA CELSO SUCKOW DA FONSECA</w:t>
+            <w:t xml:space="preserve"> </w:t>
           </w:r>
-          <w:r>
+        </w:p>
+        <w:p>
+          <w:pPr>
+            <w:spacing w:after="0"/>
+            <w:jc w:val="center"/>
             <w:rPr>
               <w:rFonts w:asciiTheme="minorHAnsi" w:hAnsiTheme="minorHAnsi" w:cstheme="minorHAnsi"/>
               <w:b/>
               <w:sz w:val="32"/>
               <w:shd w:val="clear" w:color="auto" w:fill="FFFFFF"/>
             </w:rPr>
-            <w:t xml:space="preserve"> - </w:t>
-          </w:r>
+          </w:pPr>
           <w:r>
             <w:rPr>
               <w:rFonts w:asciiTheme="minorHAnsi" w:hAnsiTheme="minorHAnsi" w:cstheme="minorHAnsi"/>
@@ -708,16 +711,7 @@
               <w:szCs w:val="16"/>
               <w:shd w:val="clear" w:color="auto" w:fill="FFFFFF"/>
             </w:rPr>
-            <w:t>Universidade</w:t>
-          </w:r>
-          <w:r>
-            <w:rPr>
-              <w:rFonts w:asciiTheme="minorHAnsi" w:hAnsiTheme="minorHAnsi" w:cstheme="minorHAnsi"/>
-              <w:bCs/>
-              <w:szCs w:val="16"/>
-              <w:shd w:val="clear" w:color="auto" w:fill="FFFFFF"/>
-            </w:rPr>
-            <w:t xml:space="preserve"> </w:t>
+            <w:t xml:space="preserve">Universidade </w:t>
           </w:r>
           <w:r>
             <w:rPr>
@@ -735,16 +729,7 @@
               <w:szCs w:val="16"/>
               <w:shd w:val="clear" w:color="auto" w:fill="FFFFFF"/>
             </w:rPr>
-            <w:t xml:space="preserve"> </w:t>
-          </w:r>
-          <w:r>
-            <w:rPr>
-              <w:rFonts w:asciiTheme="minorHAnsi" w:hAnsiTheme="minorHAnsi" w:cstheme="minorHAnsi"/>
-              <w:bCs/>
-              <w:szCs w:val="16"/>
-              <w:shd w:val="clear" w:color="auto" w:fill="FFFFFF"/>
-            </w:rPr>
-            <w:t>R</w:t>
+            <w:t xml:space="preserve"> R</w:t>
           </w:r>
           <w:r>
             <w:rPr>
@@ -854,8 +839,16 @@
             <w:rPr>
               <w:rFonts w:asciiTheme="minorHAnsi" w:hAnsiTheme="minorHAnsi" w:cstheme="minorHAnsi"/>
             </w:rPr>
-            <w:t>Daniel Fabio D. Posner</w:t>
+            <w:t xml:space="preserve">Daniel Fabio D. </w:t>
           </w:r>
+          <w:proofErr w:type="spellStart"/>
+          <w:r>
+            <w:rPr>
+              <w:rFonts w:asciiTheme="minorHAnsi" w:hAnsiTheme="minorHAnsi" w:cstheme="minorHAnsi"/>
+            </w:rPr>
+            <w:t>Posner</w:t>
+          </w:r>
+          <w:proofErr w:type="spellEnd"/>
         </w:p>
         <w:p>
           <w:pPr>
@@ -5422,7 +5415,7 @@
           <w:kern w:val="2"/>
           <w:sz w:val="24"/>
           <w:szCs w:val="24"/>
-          <w:lang w:eastAsia="ja-JP"/>
+          <w:lang w:eastAsia="pt-BR"/>
           <w14:ligatures w14:val="standardContextual"/>
         </w:rPr>
       </w:pPr>
@@ -5478,7 +5471,7 @@
         <w:rPr>
           <w:noProof/>
         </w:rPr>
-        <w:instrText xml:space="preserve"> PAGEREF _Toc213130936 \h </w:instrText>
+        <w:instrText xml:space="preserve"> PAGEREF _Toc232933468 \h </w:instrText>
       </w:r>
       <w:r>
         <w:rPr>
@@ -5495,7 +5488,7 @@
         <w:rPr>
           <w:noProof/>
         </w:rPr>
-        <w:t>10</w:t>
+        <w:t>9</w:t>
       </w:r>
       <w:r>
         <w:rPr>
@@ -5516,7 +5509,7 @@
           <w:kern w:val="2"/>
           <w:sz w:val="24"/>
           <w:szCs w:val="24"/>
-          <w:lang w:eastAsia="ja-JP"/>
+          <w:lang w:eastAsia="pt-BR"/>
           <w14:ligatures w14:val="standardContextual"/>
         </w:rPr>
       </w:pPr>
@@ -5542,7 +5535,7 @@
         <w:rPr>
           <w:noProof/>
         </w:rPr>
-        <w:instrText xml:space="preserve"> PAGEREF _Toc213130937 \h </w:instrText>
+        <w:instrText xml:space="preserve"> PAGEREF _Toc232933469 \h </w:instrText>
       </w:r>
       <w:r>
         <w:rPr>
@@ -5580,7 +5573,7 @@
           <w:kern w:val="2"/>
           <w:sz w:val="24"/>
           <w:szCs w:val="24"/>
-          <w:lang w:eastAsia="ja-JP"/>
+          <w:lang w:eastAsia="pt-BR"/>
           <w14:ligatures w14:val="standardContextual"/>
         </w:rPr>
       </w:pPr>
@@ -5588,7 +5581,7 @@
         <w:rPr>
           <w:noProof/>
         </w:rPr>
-        <w:t>Figura 3:  Diagrama de classe</w:t>
+        <w:t>Figura 3:  Diagrama de classes/structs</w:t>
       </w:r>
       <w:r>
         <w:rPr>
@@ -5606,7 +5599,7 @@
         <w:rPr>
           <w:noProof/>
         </w:rPr>
-        <w:instrText xml:space="preserve"> PAGEREF _Toc213130938 \h </w:instrText>
+        <w:instrText xml:space="preserve"> PAGEREF _Toc232933470 \h </w:instrText>
       </w:r>
       <w:r>
         <w:rPr>
@@ -5624,2438 +5617,6 @@
           <w:noProof/>
         </w:rPr>
         <w:t>14</w:t>
-      </w:r>
-      <w:r>
-        <w:rPr>
-          <w:noProof/>
-        </w:rPr>
-        <w:fldChar w:fldCharType="end"/>
-      </w:r>
-    </w:p>
-    <w:p>
-      <w:pPr>
-        <w:pStyle w:val="ndicedeilustraes"/>
-        <w:tabs>
-          <w:tab w:val="right" w:leader="dot" w:pos="9060"/>
-        </w:tabs>
-        <w:rPr>
-          <w:rFonts w:eastAsiaTheme="minorEastAsia"/>
-          <w:noProof/>
-          <w:kern w:val="2"/>
-          <w:sz w:val="24"/>
-          <w:szCs w:val="24"/>
-          <w:lang w:eastAsia="ja-JP"/>
-          <w14:ligatures w14:val="standardContextual"/>
-        </w:rPr>
-      </w:pPr>
-      <w:r>
-        <w:rPr>
-          <w:noProof/>
-        </w:rPr>
-        <w:t>Figura 4: Diagrama de entidade e relacionamento</w:t>
-      </w:r>
-      <w:r>
-        <w:rPr>
-          <w:noProof/>
-        </w:rPr>
-        <w:tab/>
-      </w:r>
-      <w:r>
-        <w:rPr>
-          <w:noProof/>
-        </w:rPr>
-        <w:fldChar w:fldCharType="begin"/>
-      </w:r>
-      <w:r>
-        <w:rPr>
-          <w:noProof/>
-        </w:rPr>
-        <w:instrText xml:space="preserve"> PAGEREF _Toc213130939 \h </w:instrText>
-      </w:r>
-      <w:r>
-        <w:rPr>
-          <w:noProof/>
-        </w:rPr>
-      </w:r>
-      <w:r>
-        <w:rPr>
-          <w:noProof/>
-        </w:rPr>
-        <w:fldChar w:fldCharType="separate"/>
-      </w:r>
-      <w:r>
-        <w:rPr>
-          <w:noProof/>
-        </w:rPr>
-        <w:t>16</w:t>
-      </w:r>
-      <w:r>
-        <w:rPr>
-          <w:noProof/>
-        </w:rPr>
-        <w:fldChar w:fldCharType="end"/>
-      </w:r>
-    </w:p>
-    <w:p>
-      <w:pPr>
-        <w:pStyle w:val="ndicedeilustraes"/>
-        <w:tabs>
-          <w:tab w:val="right" w:leader="dot" w:pos="9060"/>
-        </w:tabs>
-        <w:rPr>
-          <w:rFonts w:eastAsiaTheme="minorEastAsia"/>
-          <w:noProof/>
-          <w:kern w:val="2"/>
-          <w:sz w:val="24"/>
-          <w:szCs w:val="24"/>
-          <w:lang w:eastAsia="ja-JP"/>
-          <w14:ligatures w14:val="standardContextual"/>
-        </w:rPr>
-      </w:pPr>
-      <w:r>
-        <w:rPr>
-          <w:noProof/>
-        </w:rPr>
-        <w:t>Figura 5: Diagrama de sequência: -&gt; visualização do dashboard</w:t>
-      </w:r>
-      <w:r>
-        <w:rPr>
-          <w:noProof/>
-        </w:rPr>
-        <w:tab/>
-      </w:r>
-      <w:r>
-        <w:rPr>
-          <w:noProof/>
-        </w:rPr>
-        <w:fldChar w:fldCharType="begin"/>
-      </w:r>
-      <w:r>
-        <w:rPr>
-          <w:noProof/>
-        </w:rPr>
-        <w:instrText xml:space="preserve"> PAGEREF _Toc213130940 \h </w:instrText>
-      </w:r>
-      <w:r>
-        <w:rPr>
-          <w:noProof/>
-        </w:rPr>
-      </w:r>
-      <w:r>
-        <w:rPr>
-          <w:noProof/>
-        </w:rPr>
-        <w:fldChar w:fldCharType="separate"/>
-      </w:r>
-      <w:r>
-        <w:rPr>
-          <w:noProof/>
-        </w:rPr>
-        <w:t>17</w:t>
-      </w:r>
-      <w:r>
-        <w:rPr>
-          <w:noProof/>
-        </w:rPr>
-        <w:fldChar w:fldCharType="end"/>
-      </w:r>
-    </w:p>
-    <w:p>
-      <w:pPr>
-        <w:pStyle w:val="ndicedeilustraes"/>
-        <w:tabs>
-          <w:tab w:val="right" w:leader="dot" w:pos="9060"/>
-        </w:tabs>
-        <w:rPr>
-          <w:rFonts w:eastAsiaTheme="minorEastAsia"/>
-          <w:noProof/>
-          <w:kern w:val="2"/>
-          <w:sz w:val="24"/>
-          <w:szCs w:val="24"/>
-          <w:lang w:eastAsia="ja-JP"/>
-          <w14:ligatures w14:val="standardContextual"/>
-        </w:rPr>
-      </w:pPr>
-      <w:r>
-        <w:rPr>
-          <w:noProof/>
-        </w:rPr>
-        <w:t>Figura 6: Diagrama de sequência -&gt; tela de gestão</w:t>
-      </w:r>
-      <w:r>
-        <w:rPr>
-          <w:noProof/>
-        </w:rPr>
-        <w:tab/>
-      </w:r>
-      <w:r>
-        <w:rPr>
-          <w:noProof/>
-        </w:rPr>
-        <w:fldChar w:fldCharType="begin"/>
-      </w:r>
-      <w:r>
-        <w:rPr>
-          <w:noProof/>
-        </w:rPr>
-        <w:instrText xml:space="preserve"> PAGEREF _Toc213130941 \h </w:instrText>
-      </w:r>
-      <w:r>
-        <w:rPr>
-          <w:noProof/>
-        </w:rPr>
-      </w:r>
-      <w:r>
-        <w:rPr>
-          <w:noProof/>
-        </w:rPr>
-        <w:fldChar w:fldCharType="separate"/>
-      </w:r>
-      <w:r>
-        <w:rPr>
-          <w:noProof/>
-        </w:rPr>
-        <w:t>18</w:t>
-      </w:r>
-      <w:r>
-        <w:rPr>
-          <w:noProof/>
-        </w:rPr>
-        <w:fldChar w:fldCharType="end"/>
-      </w:r>
-    </w:p>
-    <w:p>
-      <w:pPr>
-        <w:pStyle w:val="ndicedeilustraes"/>
-        <w:tabs>
-          <w:tab w:val="right" w:leader="dot" w:pos="9060"/>
-        </w:tabs>
-        <w:rPr>
-          <w:rFonts w:eastAsiaTheme="minorEastAsia"/>
-          <w:noProof/>
-          <w:kern w:val="2"/>
-          <w:sz w:val="24"/>
-          <w:szCs w:val="24"/>
-          <w:lang w:eastAsia="ja-JP"/>
-          <w14:ligatures w14:val="standardContextual"/>
-        </w:rPr>
-      </w:pPr>
-      <w:r>
-        <w:rPr>
-          <w:noProof/>
-        </w:rPr>
-        <w:t>Figura 7: Diagrama de sequência -&gt; cadastro de usuário</w:t>
-      </w:r>
-      <w:r>
-        <w:rPr>
-          <w:noProof/>
-        </w:rPr>
-        <w:tab/>
-      </w:r>
-      <w:r>
-        <w:rPr>
-          <w:noProof/>
-        </w:rPr>
-        <w:fldChar w:fldCharType="begin"/>
-      </w:r>
-      <w:r>
-        <w:rPr>
-          <w:noProof/>
-        </w:rPr>
-        <w:instrText xml:space="preserve"> PAGEREF _Toc213130942 \h </w:instrText>
-      </w:r>
-      <w:r>
-        <w:rPr>
-          <w:noProof/>
-        </w:rPr>
-      </w:r>
-      <w:r>
-        <w:rPr>
-          <w:noProof/>
-        </w:rPr>
-        <w:fldChar w:fldCharType="separate"/>
-      </w:r>
-      <w:r>
-        <w:rPr>
-          <w:noProof/>
-        </w:rPr>
-        <w:t>19</w:t>
-      </w:r>
-      <w:r>
-        <w:rPr>
-          <w:noProof/>
-        </w:rPr>
-        <w:fldChar w:fldCharType="end"/>
-      </w:r>
-    </w:p>
-    <w:p>
-      <w:pPr>
-        <w:pStyle w:val="ndicedeilustraes"/>
-        <w:tabs>
-          <w:tab w:val="right" w:leader="dot" w:pos="9060"/>
-        </w:tabs>
-        <w:rPr>
-          <w:rFonts w:eastAsiaTheme="minorEastAsia"/>
-          <w:noProof/>
-          <w:kern w:val="2"/>
-          <w:sz w:val="24"/>
-          <w:szCs w:val="24"/>
-          <w:lang w:eastAsia="ja-JP"/>
-          <w14:ligatures w14:val="standardContextual"/>
-        </w:rPr>
-      </w:pPr>
-      <w:r>
-        <w:rPr>
-          <w:noProof/>
-        </w:rPr>
-        <w:t>Figura 8: Diagrama de sequência -&gt; exportação de dados</w:t>
-      </w:r>
-      <w:r>
-        <w:rPr>
-          <w:noProof/>
-        </w:rPr>
-        <w:tab/>
-      </w:r>
-      <w:r>
-        <w:rPr>
-          <w:noProof/>
-        </w:rPr>
-        <w:fldChar w:fldCharType="begin"/>
-      </w:r>
-      <w:r>
-        <w:rPr>
-          <w:noProof/>
-        </w:rPr>
-        <w:instrText xml:space="preserve"> PAGEREF _Toc213130943 \h </w:instrText>
-      </w:r>
-      <w:r>
-        <w:rPr>
-          <w:noProof/>
-        </w:rPr>
-      </w:r>
-      <w:r>
-        <w:rPr>
-          <w:noProof/>
-        </w:rPr>
-        <w:fldChar w:fldCharType="separate"/>
-      </w:r>
-      <w:r>
-        <w:rPr>
-          <w:noProof/>
-        </w:rPr>
-        <w:t>20</w:t>
-      </w:r>
-      <w:r>
-        <w:rPr>
-          <w:noProof/>
-        </w:rPr>
-        <w:fldChar w:fldCharType="end"/>
-      </w:r>
-    </w:p>
-    <w:p>
-      <w:pPr>
-        <w:pStyle w:val="ndicedeilustraes"/>
-        <w:tabs>
-          <w:tab w:val="right" w:leader="dot" w:pos="9060"/>
-        </w:tabs>
-        <w:rPr>
-          <w:rFonts w:eastAsiaTheme="minorEastAsia"/>
-          <w:noProof/>
-          <w:kern w:val="2"/>
-          <w:sz w:val="24"/>
-          <w:szCs w:val="24"/>
-          <w:lang w:eastAsia="ja-JP"/>
-          <w14:ligatures w14:val="standardContextual"/>
-        </w:rPr>
-      </w:pPr>
-      <w:r>
-        <w:rPr>
-          <w:noProof/>
-        </w:rPr>
-        <w:t>Figura 9: Tela de apresentação 1</w:t>
-      </w:r>
-      <w:r>
-        <w:rPr>
-          <w:noProof/>
-        </w:rPr>
-        <w:tab/>
-      </w:r>
-      <w:r>
-        <w:rPr>
-          <w:noProof/>
-        </w:rPr>
-        <w:fldChar w:fldCharType="begin"/>
-      </w:r>
-      <w:r>
-        <w:rPr>
-          <w:noProof/>
-        </w:rPr>
-        <w:instrText xml:space="preserve"> PAGEREF _Toc213130944 \h </w:instrText>
-      </w:r>
-      <w:r>
-        <w:rPr>
-          <w:noProof/>
-        </w:rPr>
-      </w:r>
-      <w:r>
-        <w:rPr>
-          <w:noProof/>
-        </w:rPr>
-        <w:fldChar w:fldCharType="separate"/>
-      </w:r>
-      <w:r>
-        <w:rPr>
-          <w:noProof/>
-        </w:rPr>
-        <w:t>25</w:t>
-      </w:r>
-      <w:r>
-        <w:rPr>
-          <w:noProof/>
-        </w:rPr>
-        <w:fldChar w:fldCharType="end"/>
-      </w:r>
-    </w:p>
-    <w:p>
-      <w:pPr>
-        <w:pStyle w:val="ndicedeilustraes"/>
-        <w:tabs>
-          <w:tab w:val="right" w:leader="dot" w:pos="9060"/>
-        </w:tabs>
-        <w:rPr>
-          <w:rFonts w:eastAsiaTheme="minorEastAsia"/>
-          <w:noProof/>
-          <w:kern w:val="2"/>
-          <w:sz w:val="24"/>
-          <w:szCs w:val="24"/>
-          <w:lang w:eastAsia="ja-JP"/>
-          <w14:ligatures w14:val="standardContextual"/>
-        </w:rPr>
-      </w:pPr>
-      <w:r>
-        <w:rPr>
-          <w:noProof/>
-        </w:rPr>
-        <w:t>Figura 10: Tela de apresentação 2</w:t>
-      </w:r>
-      <w:r>
-        <w:rPr>
-          <w:noProof/>
-        </w:rPr>
-        <w:tab/>
-      </w:r>
-      <w:r>
-        <w:rPr>
-          <w:noProof/>
-        </w:rPr>
-        <w:fldChar w:fldCharType="begin"/>
-      </w:r>
-      <w:r>
-        <w:rPr>
-          <w:noProof/>
-        </w:rPr>
-        <w:instrText xml:space="preserve"> PAGEREF _Toc213130945 \h </w:instrText>
-      </w:r>
-      <w:r>
-        <w:rPr>
-          <w:noProof/>
-        </w:rPr>
-      </w:r>
-      <w:r>
-        <w:rPr>
-          <w:noProof/>
-        </w:rPr>
-        <w:fldChar w:fldCharType="separate"/>
-      </w:r>
-      <w:r>
-        <w:rPr>
-          <w:noProof/>
-        </w:rPr>
-        <w:t>26</w:t>
-      </w:r>
-      <w:r>
-        <w:rPr>
-          <w:noProof/>
-        </w:rPr>
-        <w:fldChar w:fldCharType="end"/>
-      </w:r>
-    </w:p>
-    <w:p>
-      <w:pPr>
-        <w:pStyle w:val="ndicedeilustraes"/>
-        <w:tabs>
-          <w:tab w:val="right" w:leader="dot" w:pos="9060"/>
-        </w:tabs>
-        <w:rPr>
-          <w:rFonts w:eastAsiaTheme="minorEastAsia"/>
-          <w:noProof/>
-          <w:kern w:val="2"/>
-          <w:sz w:val="24"/>
-          <w:szCs w:val="24"/>
-          <w:lang w:eastAsia="ja-JP"/>
-          <w14:ligatures w14:val="standardContextual"/>
-        </w:rPr>
-      </w:pPr>
-      <w:r>
-        <w:rPr>
-          <w:noProof/>
-        </w:rPr>
-        <w:t>Figura 11: Tela de apresentação 3</w:t>
-      </w:r>
-      <w:r>
-        <w:rPr>
-          <w:noProof/>
-        </w:rPr>
-        <w:tab/>
-      </w:r>
-      <w:r>
-        <w:rPr>
-          <w:noProof/>
-        </w:rPr>
-        <w:fldChar w:fldCharType="begin"/>
-      </w:r>
-      <w:r>
-        <w:rPr>
-          <w:noProof/>
-        </w:rPr>
-        <w:instrText xml:space="preserve"> PAGEREF _Toc213130946 \h </w:instrText>
-      </w:r>
-      <w:r>
-        <w:rPr>
-          <w:noProof/>
-        </w:rPr>
-      </w:r>
-      <w:r>
-        <w:rPr>
-          <w:noProof/>
-        </w:rPr>
-        <w:fldChar w:fldCharType="separate"/>
-      </w:r>
-      <w:r>
-        <w:rPr>
-          <w:noProof/>
-        </w:rPr>
-        <w:t>26</w:t>
-      </w:r>
-      <w:r>
-        <w:rPr>
-          <w:noProof/>
-        </w:rPr>
-        <w:fldChar w:fldCharType="end"/>
-      </w:r>
-    </w:p>
-    <w:p>
-      <w:pPr>
-        <w:pStyle w:val="ndicedeilustraes"/>
-        <w:tabs>
-          <w:tab w:val="right" w:leader="dot" w:pos="9060"/>
-        </w:tabs>
-        <w:rPr>
-          <w:rFonts w:eastAsiaTheme="minorEastAsia"/>
-          <w:noProof/>
-          <w:kern w:val="2"/>
-          <w:sz w:val="24"/>
-          <w:szCs w:val="24"/>
-          <w:lang w:eastAsia="ja-JP"/>
-          <w14:ligatures w14:val="standardContextual"/>
-        </w:rPr>
-      </w:pPr>
-      <w:r>
-        <w:rPr>
-          <w:noProof/>
-        </w:rPr>
-        <w:t>Figura 12: Tela de apresentação 4</w:t>
-      </w:r>
-      <w:r>
-        <w:rPr>
-          <w:noProof/>
-        </w:rPr>
-        <w:tab/>
-      </w:r>
-      <w:r>
-        <w:rPr>
-          <w:noProof/>
-        </w:rPr>
-        <w:fldChar w:fldCharType="begin"/>
-      </w:r>
-      <w:r>
-        <w:rPr>
-          <w:noProof/>
-        </w:rPr>
-        <w:instrText xml:space="preserve"> PAGEREF _Toc213130947 \h </w:instrText>
-      </w:r>
-      <w:r>
-        <w:rPr>
-          <w:noProof/>
-        </w:rPr>
-      </w:r>
-      <w:r>
-        <w:rPr>
-          <w:noProof/>
-        </w:rPr>
-        <w:fldChar w:fldCharType="separate"/>
-      </w:r>
-      <w:r>
-        <w:rPr>
-          <w:noProof/>
-        </w:rPr>
-        <w:t>27</w:t>
-      </w:r>
-      <w:r>
-        <w:rPr>
-          <w:noProof/>
-        </w:rPr>
-        <w:fldChar w:fldCharType="end"/>
-      </w:r>
-    </w:p>
-    <w:p>
-      <w:pPr>
-        <w:pStyle w:val="ndicedeilustraes"/>
-        <w:tabs>
-          <w:tab w:val="right" w:leader="dot" w:pos="9060"/>
-        </w:tabs>
-        <w:rPr>
-          <w:rFonts w:eastAsiaTheme="minorEastAsia"/>
-          <w:noProof/>
-          <w:kern w:val="2"/>
-          <w:sz w:val="24"/>
-          <w:szCs w:val="24"/>
-          <w:lang w:eastAsia="ja-JP"/>
-          <w14:ligatures w14:val="standardContextual"/>
-        </w:rPr>
-      </w:pPr>
-      <w:r>
-        <w:rPr>
-          <w:noProof/>
-        </w:rPr>
-        <w:t>Figura 13: Tela de apresentação 5</w:t>
-      </w:r>
-      <w:r>
-        <w:rPr>
-          <w:noProof/>
-        </w:rPr>
-        <w:tab/>
-      </w:r>
-      <w:r>
-        <w:rPr>
-          <w:noProof/>
-        </w:rPr>
-        <w:fldChar w:fldCharType="begin"/>
-      </w:r>
-      <w:r>
-        <w:rPr>
-          <w:noProof/>
-        </w:rPr>
-        <w:instrText xml:space="preserve"> PAGEREF _Toc213130948 \h </w:instrText>
-      </w:r>
-      <w:r>
-        <w:rPr>
-          <w:noProof/>
-        </w:rPr>
-      </w:r>
-      <w:r>
-        <w:rPr>
-          <w:noProof/>
-        </w:rPr>
-        <w:fldChar w:fldCharType="separate"/>
-      </w:r>
-      <w:r>
-        <w:rPr>
-          <w:noProof/>
-        </w:rPr>
-        <w:t>27</w:t>
-      </w:r>
-      <w:r>
-        <w:rPr>
-          <w:noProof/>
-        </w:rPr>
-        <w:fldChar w:fldCharType="end"/>
-      </w:r>
-    </w:p>
-    <w:p>
-      <w:pPr>
-        <w:pStyle w:val="ndicedeilustraes"/>
-        <w:tabs>
-          <w:tab w:val="right" w:leader="dot" w:pos="9060"/>
-        </w:tabs>
-        <w:rPr>
-          <w:rFonts w:eastAsiaTheme="minorEastAsia"/>
-          <w:noProof/>
-          <w:kern w:val="2"/>
-          <w:sz w:val="24"/>
-          <w:szCs w:val="24"/>
-          <w:lang w:eastAsia="ja-JP"/>
-          <w14:ligatures w14:val="standardContextual"/>
-        </w:rPr>
-      </w:pPr>
-      <w:r>
-        <w:rPr>
-          <w:noProof/>
-        </w:rPr>
-        <w:t>Figura 14: Tela de login</w:t>
-      </w:r>
-      <w:r>
-        <w:rPr>
-          <w:noProof/>
-        </w:rPr>
-        <w:tab/>
-      </w:r>
-      <w:r>
-        <w:rPr>
-          <w:noProof/>
-        </w:rPr>
-        <w:fldChar w:fldCharType="begin"/>
-      </w:r>
-      <w:r>
-        <w:rPr>
-          <w:noProof/>
-        </w:rPr>
-        <w:instrText xml:space="preserve"> PAGEREF _Toc213130949 \h </w:instrText>
-      </w:r>
-      <w:r>
-        <w:rPr>
-          <w:noProof/>
-        </w:rPr>
-      </w:r>
-      <w:r>
-        <w:rPr>
-          <w:noProof/>
-        </w:rPr>
-        <w:fldChar w:fldCharType="separate"/>
-      </w:r>
-      <w:r>
-        <w:rPr>
-          <w:noProof/>
-        </w:rPr>
-        <w:t>28</w:t>
-      </w:r>
-      <w:r>
-        <w:rPr>
-          <w:noProof/>
-        </w:rPr>
-        <w:fldChar w:fldCharType="end"/>
-      </w:r>
-    </w:p>
-    <w:p>
-      <w:pPr>
-        <w:pStyle w:val="ndicedeilustraes"/>
-        <w:tabs>
-          <w:tab w:val="right" w:leader="dot" w:pos="9060"/>
-        </w:tabs>
-        <w:rPr>
-          <w:rFonts w:eastAsiaTheme="minorEastAsia"/>
-          <w:noProof/>
-          <w:kern w:val="2"/>
-          <w:sz w:val="24"/>
-          <w:szCs w:val="24"/>
-          <w:lang w:eastAsia="ja-JP"/>
-          <w14:ligatures w14:val="standardContextual"/>
-        </w:rPr>
-      </w:pPr>
-      <w:r>
-        <w:rPr>
-          <w:noProof/>
-        </w:rPr>
-        <w:t>Figura 15: Tela de recuperação de senha 1</w:t>
-      </w:r>
-      <w:r>
-        <w:rPr>
-          <w:noProof/>
-        </w:rPr>
-        <w:tab/>
-      </w:r>
-      <w:r>
-        <w:rPr>
-          <w:noProof/>
-        </w:rPr>
-        <w:fldChar w:fldCharType="begin"/>
-      </w:r>
-      <w:r>
-        <w:rPr>
-          <w:noProof/>
-        </w:rPr>
-        <w:instrText xml:space="preserve"> PAGEREF _Toc213130950 \h </w:instrText>
-      </w:r>
-      <w:r>
-        <w:rPr>
-          <w:noProof/>
-        </w:rPr>
-      </w:r>
-      <w:r>
-        <w:rPr>
-          <w:noProof/>
-        </w:rPr>
-        <w:fldChar w:fldCharType="separate"/>
-      </w:r>
-      <w:r>
-        <w:rPr>
-          <w:noProof/>
-        </w:rPr>
-        <w:t>28</w:t>
-      </w:r>
-      <w:r>
-        <w:rPr>
-          <w:noProof/>
-        </w:rPr>
-        <w:fldChar w:fldCharType="end"/>
-      </w:r>
-    </w:p>
-    <w:p>
-      <w:pPr>
-        <w:pStyle w:val="ndicedeilustraes"/>
-        <w:tabs>
-          <w:tab w:val="right" w:leader="dot" w:pos="9060"/>
-        </w:tabs>
-        <w:rPr>
-          <w:rFonts w:eastAsiaTheme="minorEastAsia"/>
-          <w:noProof/>
-          <w:kern w:val="2"/>
-          <w:sz w:val="24"/>
-          <w:szCs w:val="24"/>
-          <w:lang w:eastAsia="ja-JP"/>
-          <w14:ligatures w14:val="standardContextual"/>
-        </w:rPr>
-      </w:pPr>
-      <w:r>
-        <w:rPr>
-          <w:noProof/>
-        </w:rPr>
-        <w:t>Figura 16: Tela de recuperação de senha 2</w:t>
-      </w:r>
-      <w:r>
-        <w:rPr>
-          <w:noProof/>
-        </w:rPr>
-        <w:tab/>
-      </w:r>
-      <w:r>
-        <w:rPr>
-          <w:noProof/>
-        </w:rPr>
-        <w:fldChar w:fldCharType="begin"/>
-      </w:r>
-      <w:r>
-        <w:rPr>
-          <w:noProof/>
-        </w:rPr>
-        <w:instrText xml:space="preserve"> PAGEREF _Toc213130951 \h </w:instrText>
-      </w:r>
-      <w:r>
-        <w:rPr>
-          <w:noProof/>
-        </w:rPr>
-      </w:r>
-      <w:r>
-        <w:rPr>
-          <w:noProof/>
-        </w:rPr>
-        <w:fldChar w:fldCharType="separate"/>
-      </w:r>
-      <w:r>
-        <w:rPr>
-          <w:noProof/>
-        </w:rPr>
-        <w:t>29</w:t>
-      </w:r>
-      <w:r>
-        <w:rPr>
-          <w:noProof/>
-        </w:rPr>
-        <w:fldChar w:fldCharType="end"/>
-      </w:r>
-    </w:p>
-    <w:p>
-      <w:pPr>
-        <w:pStyle w:val="ndicedeilustraes"/>
-        <w:tabs>
-          <w:tab w:val="right" w:leader="dot" w:pos="9060"/>
-        </w:tabs>
-        <w:rPr>
-          <w:rFonts w:eastAsiaTheme="minorEastAsia"/>
-          <w:noProof/>
-          <w:kern w:val="2"/>
-          <w:sz w:val="24"/>
-          <w:szCs w:val="24"/>
-          <w:lang w:eastAsia="ja-JP"/>
-          <w14:ligatures w14:val="standardContextual"/>
-        </w:rPr>
-      </w:pPr>
-      <w:r>
-        <w:rPr>
-          <w:noProof/>
-        </w:rPr>
-        <w:t>Figura 17: Tela de recuperação de senha 3</w:t>
-      </w:r>
-      <w:r>
-        <w:rPr>
-          <w:noProof/>
-        </w:rPr>
-        <w:tab/>
-      </w:r>
-      <w:r>
-        <w:rPr>
-          <w:noProof/>
-        </w:rPr>
-        <w:fldChar w:fldCharType="begin"/>
-      </w:r>
-      <w:r>
-        <w:rPr>
-          <w:noProof/>
-        </w:rPr>
-        <w:instrText xml:space="preserve"> PAGEREF _Toc213130952 \h </w:instrText>
-      </w:r>
-      <w:r>
-        <w:rPr>
-          <w:noProof/>
-        </w:rPr>
-      </w:r>
-      <w:r>
-        <w:rPr>
-          <w:noProof/>
-        </w:rPr>
-        <w:fldChar w:fldCharType="separate"/>
-      </w:r>
-      <w:r>
-        <w:rPr>
-          <w:noProof/>
-        </w:rPr>
-        <w:t>29</w:t>
-      </w:r>
-      <w:r>
-        <w:rPr>
-          <w:noProof/>
-        </w:rPr>
-        <w:fldChar w:fldCharType="end"/>
-      </w:r>
-    </w:p>
-    <w:p>
-      <w:pPr>
-        <w:pStyle w:val="ndicedeilustraes"/>
-        <w:tabs>
-          <w:tab w:val="right" w:leader="dot" w:pos="9060"/>
-        </w:tabs>
-        <w:rPr>
-          <w:rFonts w:eastAsiaTheme="minorEastAsia"/>
-          <w:noProof/>
-          <w:kern w:val="2"/>
-          <w:sz w:val="24"/>
-          <w:szCs w:val="24"/>
-          <w:lang w:eastAsia="ja-JP"/>
-          <w14:ligatures w14:val="standardContextual"/>
-        </w:rPr>
-      </w:pPr>
-      <w:r>
-        <w:rPr>
-          <w:noProof/>
-        </w:rPr>
-        <w:t>Figura 18: Template do email de recuperação de senha</w:t>
-      </w:r>
-      <w:r>
-        <w:rPr>
-          <w:noProof/>
-        </w:rPr>
-        <w:tab/>
-      </w:r>
-      <w:r>
-        <w:rPr>
-          <w:noProof/>
-        </w:rPr>
-        <w:fldChar w:fldCharType="begin"/>
-      </w:r>
-      <w:r>
-        <w:rPr>
-          <w:noProof/>
-        </w:rPr>
-        <w:instrText xml:space="preserve"> PAGEREF _Toc213130953 \h </w:instrText>
-      </w:r>
-      <w:r>
-        <w:rPr>
-          <w:noProof/>
-        </w:rPr>
-      </w:r>
-      <w:r>
-        <w:rPr>
-          <w:noProof/>
-        </w:rPr>
-        <w:fldChar w:fldCharType="separate"/>
-      </w:r>
-      <w:r>
-        <w:rPr>
-          <w:noProof/>
-        </w:rPr>
-        <w:t>30</w:t>
-      </w:r>
-      <w:r>
-        <w:rPr>
-          <w:noProof/>
-        </w:rPr>
-        <w:fldChar w:fldCharType="end"/>
-      </w:r>
-    </w:p>
-    <w:p>
-      <w:pPr>
-        <w:pStyle w:val="ndicedeilustraes"/>
-        <w:tabs>
-          <w:tab w:val="right" w:leader="dot" w:pos="9060"/>
-        </w:tabs>
-        <w:rPr>
-          <w:rFonts w:eastAsiaTheme="minorEastAsia"/>
-          <w:noProof/>
-          <w:kern w:val="2"/>
-          <w:sz w:val="24"/>
-          <w:szCs w:val="24"/>
-          <w:lang w:eastAsia="ja-JP"/>
-          <w14:ligatures w14:val="standardContextual"/>
-        </w:rPr>
-      </w:pPr>
-      <w:r>
-        <w:rPr>
-          <w:noProof/>
-        </w:rPr>
-        <w:t>Figura 19: Tela principal do dashboard 1</w:t>
-      </w:r>
-      <w:r>
-        <w:rPr>
-          <w:noProof/>
-        </w:rPr>
-        <w:tab/>
-      </w:r>
-      <w:r>
-        <w:rPr>
-          <w:noProof/>
-        </w:rPr>
-        <w:fldChar w:fldCharType="begin"/>
-      </w:r>
-      <w:r>
-        <w:rPr>
-          <w:noProof/>
-        </w:rPr>
-        <w:instrText xml:space="preserve"> PAGEREF _Toc213130954 \h </w:instrText>
-      </w:r>
-      <w:r>
-        <w:rPr>
-          <w:noProof/>
-        </w:rPr>
-      </w:r>
-      <w:r>
-        <w:rPr>
-          <w:noProof/>
-        </w:rPr>
-        <w:fldChar w:fldCharType="separate"/>
-      </w:r>
-      <w:r>
-        <w:rPr>
-          <w:noProof/>
-        </w:rPr>
-        <w:t>30</w:t>
-      </w:r>
-      <w:r>
-        <w:rPr>
-          <w:noProof/>
-        </w:rPr>
-        <w:fldChar w:fldCharType="end"/>
-      </w:r>
-    </w:p>
-    <w:p>
-      <w:pPr>
-        <w:pStyle w:val="ndicedeilustraes"/>
-        <w:tabs>
-          <w:tab w:val="right" w:leader="dot" w:pos="9060"/>
-        </w:tabs>
-        <w:rPr>
-          <w:rFonts w:eastAsiaTheme="minorEastAsia"/>
-          <w:noProof/>
-          <w:kern w:val="2"/>
-          <w:sz w:val="24"/>
-          <w:szCs w:val="24"/>
-          <w:lang w:eastAsia="ja-JP"/>
-          <w14:ligatures w14:val="standardContextual"/>
-        </w:rPr>
-      </w:pPr>
-      <w:r>
-        <w:rPr>
-          <w:noProof/>
-        </w:rPr>
-        <w:t>Figura 20: Tela principal do dashboard 2</w:t>
-      </w:r>
-      <w:r>
-        <w:rPr>
-          <w:noProof/>
-        </w:rPr>
-        <w:tab/>
-      </w:r>
-      <w:r>
-        <w:rPr>
-          <w:noProof/>
-        </w:rPr>
-        <w:fldChar w:fldCharType="begin"/>
-      </w:r>
-      <w:r>
-        <w:rPr>
-          <w:noProof/>
-        </w:rPr>
-        <w:instrText xml:space="preserve"> PAGEREF _Toc213130955 \h </w:instrText>
-      </w:r>
-      <w:r>
-        <w:rPr>
-          <w:noProof/>
-        </w:rPr>
-      </w:r>
-      <w:r>
-        <w:rPr>
-          <w:noProof/>
-        </w:rPr>
-        <w:fldChar w:fldCharType="separate"/>
-      </w:r>
-      <w:r>
-        <w:rPr>
-          <w:noProof/>
-        </w:rPr>
-        <w:t>31</w:t>
-      </w:r>
-      <w:r>
-        <w:rPr>
-          <w:noProof/>
-        </w:rPr>
-        <w:fldChar w:fldCharType="end"/>
-      </w:r>
-    </w:p>
-    <w:p>
-      <w:pPr>
-        <w:pStyle w:val="ndicedeilustraes"/>
-        <w:tabs>
-          <w:tab w:val="right" w:leader="dot" w:pos="9060"/>
-        </w:tabs>
-        <w:rPr>
-          <w:rFonts w:eastAsiaTheme="minorEastAsia"/>
-          <w:noProof/>
-          <w:kern w:val="2"/>
-          <w:sz w:val="24"/>
-          <w:szCs w:val="24"/>
-          <w:lang w:eastAsia="ja-JP"/>
-          <w14:ligatures w14:val="standardContextual"/>
-        </w:rPr>
-      </w:pPr>
-      <w:r>
-        <w:rPr>
-          <w:noProof/>
-        </w:rPr>
-        <w:t>Figura 21: Tela principal do dashboard 3</w:t>
-      </w:r>
-      <w:r>
-        <w:rPr>
-          <w:noProof/>
-        </w:rPr>
-        <w:tab/>
-      </w:r>
-      <w:r>
-        <w:rPr>
-          <w:noProof/>
-        </w:rPr>
-        <w:fldChar w:fldCharType="begin"/>
-      </w:r>
-      <w:r>
-        <w:rPr>
-          <w:noProof/>
-        </w:rPr>
-        <w:instrText xml:space="preserve"> PAGEREF _Toc213130956 \h </w:instrText>
-      </w:r>
-      <w:r>
-        <w:rPr>
-          <w:noProof/>
-        </w:rPr>
-      </w:r>
-      <w:r>
-        <w:rPr>
-          <w:noProof/>
-        </w:rPr>
-        <w:fldChar w:fldCharType="separate"/>
-      </w:r>
-      <w:r>
-        <w:rPr>
-          <w:noProof/>
-        </w:rPr>
-        <w:t>31</w:t>
-      </w:r>
-      <w:r>
-        <w:rPr>
-          <w:noProof/>
-        </w:rPr>
-        <w:fldChar w:fldCharType="end"/>
-      </w:r>
-    </w:p>
-    <w:p>
-      <w:pPr>
-        <w:pStyle w:val="ndicedeilustraes"/>
-        <w:tabs>
-          <w:tab w:val="right" w:leader="dot" w:pos="9060"/>
-        </w:tabs>
-        <w:rPr>
-          <w:rFonts w:eastAsiaTheme="minorEastAsia"/>
-          <w:noProof/>
-          <w:kern w:val="2"/>
-          <w:sz w:val="24"/>
-          <w:szCs w:val="24"/>
-          <w:lang w:eastAsia="ja-JP"/>
-          <w14:ligatures w14:val="standardContextual"/>
-        </w:rPr>
-      </w:pPr>
-      <w:r>
-        <w:rPr>
-          <w:noProof/>
-        </w:rPr>
-        <w:t>Figura 22: Tela de gráficos 1</w:t>
-      </w:r>
-      <w:r>
-        <w:rPr>
-          <w:noProof/>
-        </w:rPr>
-        <w:tab/>
-      </w:r>
-      <w:r>
-        <w:rPr>
-          <w:noProof/>
-        </w:rPr>
-        <w:fldChar w:fldCharType="begin"/>
-      </w:r>
-      <w:r>
-        <w:rPr>
-          <w:noProof/>
-        </w:rPr>
-        <w:instrText xml:space="preserve"> PAGEREF _Toc213130957 \h </w:instrText>
-      </w:r>
-      <w:r>
-        <w:rPr>
-          <w:noProof/>
-        </w:rPr>
-      </w:r>
-      <w:r>
-        <w:rPr>
-          <w:noProof/>
-        </w:rPr>
-        <w:fldChar w:fldCharType="separate"/>
-      </w:r>
-      <w:r>
-        <w:rPr>
-          <w:noProof/>
-        </w:rPr>
-        <w:t>32</w:t>
-      </w:r>
-      <w:r>
-        <w:rPr>
-          <w:noProof/>
-        </w:rPr>
-        <w:fldChar w:fldCharType="end"/>
-      </w:r>
-    </w:p>
-    <w:p>
-      <w:pPr>
-        <w:pStyle w:val="ndicedeilustraes"/>
-        <w:tabs>
-          <w:tab w:val="right" w:leader="dot" w:pos="9060"/>
-        </w:tabs>
-        <w:rPr>
-          <w:rFonts w:eastAsiaTheme="minorEastAsia"/>
-          <w:noProof/>
-          <w:kern w:val="2"/>
-          <w:sz w:val="24"/>
-          <w:szCs w:val="24"/>
-          <w:lang w:eastAsia="ja-JP"/>
-          <w14:ligatures w14:val="standardContextual"/>
-        </w:rPr>
-      </w:pPr>
-      <w:r>
-        <w:rPr>
-          <w:noProof/>
-        </w:rPr>
-        <w:t>Figura 23: Tela de gráficos 2</w:t>
-      </w:r>
-      <w:r>
-        <w:rPr>
-          <w:noProof/>
-        </w:rPr>
-        <w:tab/>
-      </w:r>
-      <w:r>
-        <w:rPr>
-          <w:noProof/>
-        </w:rPr>
-        <w:fldChar w:fldCharType="begin"/>
-      </w:r>
-      <w:r>
-        <w:rPr>
-          <w:noProof/>
-        </w:rPr>
-        <w:instrText xml:space="preserve"> PAGEREF _Toc213130958 \h </w:instrText>
-      </w:r>
-      <w:r>
-        <w:rPr>
-          <w:noProof/>
-        </w:rPr>
-      </w:r>
-      <w:r>
-        <w:rPr>
-          <w:noProof/>
-        </w:rPr>
-        <w:fldChar w:fldCharType="separate"/>
-      </w:r>
-      <w:r>
-        <w:rPr>
-          <w:noProof/>
-        </w:rPr>
-        <w:t>32</w:t>
-      </w:r>
-      <w:r>
-        <w:rPr>
-          <w:noProof/>
-        </w:rPr>
-        <w:fldChar w:fldCharType="end"/>
-      </w:r>
-    </w:p>
-    <w:p>
-      <w:pPr>
-        <w:pStyle w:val="ndicedeilustraes"/>
-        <w:tabs>
-          <w:tab w:val="right" w:leader="dot" w:pos="9060"/>
-        </w:tabs>
-        <w:rPr>
-          <w:rFonts w:eastAsiaTheme="minorEastAsia"/>
-          <w:noProof/>
-          <w:kern w:val="2"/>
-          <w:sz w:val="24"/>
-          <w:szCs w:val="24"/>
-          <w:lang w:eastAsia="ja-JP"/>
-          <w14:ligatures w14:val="standardContextual"/>
-        </w:rPr>
-      </w:pPr>
-      <w:r>
-        <w:rPr>
-          <w:noProof/>
-        </w:rPr>
-        <w:t>Figura 24: Tela de gráficos 3</w:t>
-      </w:r>
-      <w:r>
-        <w:rPr>
-          <w:noProof/>
-        </w:rPr>
-        <w:tab/>
-      </w:r>
-      <w:r>
-        <w:rPr>
-          <w:noProof/>
-        </w:rPr>
-        <w:fldChar w:fldCharType="begin"/>
-      </w:r>
-      <w:r>
-        <w:rPr>
-          <w:noProof/>
-        </w:rPr>
-        <w:instrText xml:space="preserve"> PAGEREF _Toc213130959 \h </w:instrText>
-      </w:r>
-      <w:r>
-        <w:rPr>
-          <w:noProof/>
-        </w:rPr>
-      </w:r>
-      <w:r>
-        <w:rPr>
-          <w:noProof/>
-        </w:rPr>
-        <w:fldChar w:fldCharType="separate"/>
-      </w:r>
-      <w:r>
-        <w:rPr>
-          <w:noProof/>
-        </w:rPr>
-        <w:t>33</w:t>
-      </w:r>
-      <w:r>
-        <w:rPr>
-          <w:noProof/>
-        </w:rPr>
-        <w:fldChar w:fldCharType="end"/>
-      </w:r>
-    </w:p>
-    <w:p>
-      <w:pPr>
-        <w:pStyle w:val="ndicedeilustraes"/>
-        <w:tabs>
-          <w:tab w:val="right" w:leader="dot" w:pos="9060"/>
-        </w:tabs>
-        <w:rPr>
-          <w:rFonts w:eastAsiaTheme="minorEastAsia"/>
-          <w:noProof/>
-          <w:kern w:val="2"/>
-          <w:sz w:val="24"/>
-          <w:szCs w:val="24"/>
-          <w:lang w:eastAsia="ja-JP"/>
-          <w14:ligatures w14:val="standardContextual"/>
-        </w:rPr>
-      </w:pPr>
-      <w:r>
-        <w:rPr>
-          <w:noProof/>
-        </w:rPr>
-        <w:t>Figura 25: Tela de gráficos 4</w:t>
-      </w:r>
-      <w:r>
-        <w:rPr>
-          <w:noProof/>
-        </w:rPr>
-        <w:tab/>
-      </w:r>
-      <w:r>
-        <w:rPr>
-          <w:noProof/>
-        </w:rPr>
-        <w:fldChar w:fldCharType="begin"/>
-      </w:r>
-      <w:r>
-        <w:rPr>
-          <w:noProof/>
-        </w:rPr>
-        <w:instrText xml:space="preserve"> PAGEREF _Toc213130960 \h </w:instrText>
-      </w:r>
-      <w:r>
-        <w:rPr>
-          <w:noProof/>
-        </w:rPr>
-      </w:r>
-      <w:r>
-        <w:rPr>
-          <w:noProof/>
-        </w:rPr>
-        <w:fldChar w:fldCharType="separate"/>
-      </w:r>
-      <w:r>
-        <w:rPr>
-          <w:noProof/>
-        </w:rPr>
-        <w:t>33</w:t>
-      </w:r>
-      <w:r>
-        <w:rPr>
-          <w:noProof/>
-        </w:rPr>
-        <w:fldChar w:fldCharType="end"/>
-      </w:r>
-    </w:p>
-    <w:p>
-      <w:pPr>
-        <w:pStyle w:val="ndicedeilustraes"/>
-        <w:tabs>
-          <w:tab w:val="right" w:leader="dot" w:pos="9060"/>
-        </w:tabs>
-        <w:rPr>
-          <w:rFonts w:eastAsiaTheme="minorEastAsia"/>
-          <w:noProof/>
-          <w:kern w:val="2"/>
-          <w:sz w:val="24"/>
-          <w:szCs w:val="24"/>
-          <w:lang w:eastAsia="ja-JP"/>
-          <w14:ligatures w14:val="standardContextual"/>
-        </w:rPr>
-      </w:pPr>
-      <w:r>
-        <w:rPr>
-          <w:noProof/>
-        </w:rPr>
-        <w:t>Figura 26: Tela de gráficos 5</w:t>
-      </w:r>
-      <w:r>
-        <w:rPr>
-          <w:noProof/>
-        </w:rPr>
-        <w:tab/>
-      </w:r>
-      <w:r>
-        <w:rPr>
-          <w:noProof/>
-        </w:rPr>
-        <w:fldChar w:fldCharType="begin"/>
-      </w:r>
-      <w:r>
-        <w:rPr>
-          <w:noProof/>
-        </w:rPr>
-        <w:instrText xml:space="preserve"> PAGEREF _Toc213130961 \h </w:instrText>
-      </w:r>
-      <w:r>
-        <w:rPr>
-          <w:noProof/>
-        </w:rPr>
-      </w:r>
-      <w:r>
-        <w:rPr>
-          <w:noProof/>
-        </w:rPr>
-        <w:fldChar w:fldCharType="separate"/>
-      </w:r>
-      <w:r>
-        <w:rPr>
-          <w:noProof/>
-        </w:rPr>
-        <w:t>34</w:t>
-      </w:r>
-      <w:r>
-        <w:rPr>
-          <w:noProof/>
-        </w:rPr>
-        <w:fldChar w:fldCharType="end"/>
-      </w:r>
-    </w:p>
-    <w:p>
-      <w:pPr>
-        <w:pStyle w:val="ndicedeilustraes"/>
-        <w:tabs>
-          <w:tab w:val="right" w:leader="dot" w:pos="9060"/>
-        </w:tabs>
-        <w:rPr>
-          <w:rFonts w:eastAsiaTheme="minorEastAsia"/>
-          <w:noProof/>
-          <w:kern w:val="2"/>
-          <w:sz w:val="24"/>
-          <w:szCs w:val="24"/>
-          <w:lang w:eastAsia="ja-JP"/>
-          <w14:ligatures w14:val="standardContextual"/>
-        </w:rPr>
-      </w:pPr>
-      <w:r>
-        <w:rPr>
-          <w:noProof/>
-        </w:rPr>
-        <w:t>Figura 27: Tela de tabelas 1</w:t>
-      </w:r>
-      <w:r>
-        <w:rPr>
-          <w:noProof/>
-        </w:rPr>
-        <w:tab/>
-      </w:r>
-      <w:r>
-        <w:rPr>
-          <w:noProof/>
-        </w:rPr>
-        <w:fldChar w:fldCharType="begin"/>
-      </w:r>
-      <w:r>
-        <w:rPr>
-          <w:noProof/>
-        </w:rPr>
-        <w:instrText xml:space="preserve"> PAGEREF _Toc213130962 \h </w:instrText>
-      </w:r>
-      <w:r>
-        <w:rPr>
-          <w:noProof/>
-        </w:rPr>
-      </w:r>
-      <w:r>
-        <w:rPr>
-          <w:noProof/>
-        </w:rPr>
-        <w:fldChar w:fldCharType="separate"/>
-      </w:r>
-      <w:r>
-        <w:rPr>
-          <w:noProof/>
-        </w:rPr>
-        <w:t>34</w:t>
-      </w:r>
-      <w:r>
-        <w:rPr>
-          <w:noProof/>
-        </w:rPr>
-        <w:fldChar w:fldCharType="end"/>
-      </w:r>
-    </w:p>
-    <w:p>
-      <w:pPr>
-        <w:pStyle w:val="ndicedeilustraes"/>
-        <w:tabs>
-          <w:tab w:val="right" w:leader="dot" w:pos="9060"/>
-        </w:tabs>
-        <w:rPr>
-          <w:rFonts w:eastAsiaTheme="minorEastAsia"/>
-          <w:noProof/>
-          <w:kern w:val="2"/>
-          <w:sz w:val="24"/>
-          <w:szCs w:val="24"/>
-          <w:lang w:eastAsia="ja-JP"/>
-          <w14:ligatures w14:val="standardContextual"/>
-        </w:rPr>
-      </w:pPr>
-      <w:r>
-        <w:rPr>
-          <w:noProof/>
-        </w:rPr>
-        <w:t>Figura 28: Tela de tabelas 2</w:t>
-      </w:r>
-      <w:r>
-        <w:rPr>
-          <w:noProof/>
-        </w:rPr>
-        <w:tab/>
-      </w:r>
-      <w:r>
-        <w:rPr>
-          <w:noProof/>
-        </w:rPr>
-        <w:fldChar w:fldCharType="begin"/>
-      </w:r>
-      <w:r>
-        <w:rPr>
-          <w:noProof/>
-        </w:rPr>
-        <w:instrText xml:space="preserve"> PAGEREF _Toc213130963 \h </w:instrText>
-      </w:r>
-      <w:r>
-        <w:rPr>
-          <w:noProof/>
-        </w:rPr>
-      </w:r>
-      <w:r>
-        <w:rPr>
-          <w:noProof/>
-        </w:rPr>
-        <w:fldChar w:fldCharType="separate"/>
-      </w:r>
-      <w:r>
-        <w:rPr>
-          <w:noProof/>
-        </w:rPr>
-        <w:t>35</w:t>
-      </w:r>
-      <w:r>
-        <w:rPr>
-          <w:noProof/>
-        </w:rPr>
-        <w:fldChar w:fldCharType="end"/>
-      </w:r>
-    </w:p>
-    <w:p>
-      <w:pPr>
-        <w:pStyle w:val="ndicedeilustraes"/>
-        <w:tabs>
-          <w:tab w:val="right" w:leader="dot" w:pos="9060"/>
-        </w:tabs>
-        <w:rPr>
-          <w:rFonts w:eastAsiaTheme="minorEastAsia"/>
-          <w:noProof/>
-          <w:kern w:val="2"/>
-          <w:sz w:val="24"/>
-          <w:szCs w:val="24"/>
-          <w:lang w:eastAsia="ja-JP"/>
-          <w14:ligatures w14:val="standardContextual"/>
-        </w:rPr>
-      </w:pPr>
-      <w:r>
-        <w:rPr>
-          <w:noProof/>
-        </w:rPr>
-        <w:t>Figura 29: Tela de tabelas 3</w:t>
-      </w:r>
-      <w:r>
-        <w:rPr>
-          <w:noProof/>
-        </w:rPr>
-        <w:tab/>
-      </w:r>
-      <w:r>
-        <w:rPr>
-          <w:noProof/>
-        </w:rPr>
-        <w:fldChar w:fldCharType="begin"/>
-      </w:r>
-      <w:r>
-        <w:rPr>
-          <w:noProof/>
-        </w:rPr>
-        <w:instrText xml:space="preserve"> PAGEREF _Toc213130964 \h </w:instrText>
-      </w:r>
-      <w:r>
-        <w:rPr>
-          <w:noProof/>
-        </w:rPr>
-      </w:r>
-      <w:r>
-        <w:rPr>
-          <w:noProof/>
-        </w:rPr>
-        <w:fldChar w:fldCharType="separate"/>
-      </w:r>
-      <w:r>
-        <w:rPr>
-          <w:noProof/>
-        </w:rPr>
-        <w:t>35</w:t>
-      </w:r>
-      <w:r>
-        <w:rPr>
-          <w:noProof/>
-        </w:rPr>
-        <w:fldChar w:fldCharType="end"/>
-      </w:r>
-    </w:p>
-    <w:p>
-      <w:pPr>
-        <w:pStyle w:val="ndicedeilustraes"/>
-        <w:tabs>
-          <w:tab w:val="right" w:leader="dot" w:pos="9060"/>
-        </w:tabs>
-        <w:rPr>
-          <w:rFonts w:eastAsiaTheme="minorEastAsia"/>
-          <w:noProof/>
-          <w:kern w:val="2"/>
-          <w:sz w:val="24"/>
-          <w:szCs w:val="24"/>
-          <w:lang w:eastAsia="ja-JP"/>
-          <w14:ligatures w14:val="standardContextual"/>
-        </w:rPr>
-      </w:pPr>
-      <w:r>
-        <w:rPr>
-          <w:noProof/>
-        </w:rPr>
-        <w:t>Figura 30: Tela de tabelas 4</w:t>
-      </w:r>
-      <w:r>
-        <w:rPr>
-          <w:noProof/>
-        </w:rPr>
-        <w:tab/>
-      </w:r>
-      <w:r>
-        <w:rPr>
-          <w:noProof/>
-        </w:rPr>
-        <w:fldChar w:fldCharType="begin"/>
-      </w:r>
-      <w:r>
-        <w:rPr>
-          <w:noProof/>
-        </w:rPr>
-        <w:instrText xml:space="preserve"> PAGEREF _Toc213130965 \h </w:instrText>
-      </w:r>
-      <w:r>
-        <w:rPr>
-          <w:noProof/>
-        </w:rPr>
-      </w:r>
-      <w:r>
-        <w:rPr>
-          <w:noProof/>
-        </w:rPr>
-        <w:fldChar w:fldCharType="separate"/>
-      </w:r>
-      <w:r>
-        <w:rPr>
-          <w:noProof/>
-        </w:rPr>
-        <w:t>36</w:t>
-      </w:r>
-      <w:r>
-        <w:rPr>
-          <w:noProof/>
-        </w:rPr>
-        <w:fldChar w:fldCharType="end"/>
-      </w:r>
-    </w:p>
-    <w:p>
-      <w:pPr>
-        <w:pStyle w:val="ndicedeilustraes"/>
-        <w:tabs>
-          <w:tab w:val="right" w:leader="dot" w:pos="9060"/>
-        </w:tabs>
-        <w:rPr>
-          <w:rFonts w:eastAsiaTheme="minorEastAsia"/>
-          <w:noProof/>
-          <w:kern w:val="2"/>
-          <w:sz w:val="24"/>
-          <w:szCs w:val="24"/>
-          <w:lang w:eastAsia="ja-JP"/>
-          <w14:ligatures w14:val="standardContextual"/>
-        </w:rPr>
-      </w:pPr>
-      <w:r>
-        <w:rPr>
-          <w:noProof/>
-        </w:rPr>
-        <w:t>Figura 31: Tela de gestão</w:t>
-      </w:r>
-      <w:r>
-        <w:rPr>
-          <w:noProof/>
-        </w:rPr>
-        <w:tab/>
-      </w:r>
-      <w:r>
-        <w:rPr>
-          <w:noProof/>
-        </w:rPr>
-        <w:fldChar w:fldCharType="begin"/>
-      </w:r>
-      <w:r>
-        <w:rPr>
-          <w:noProof/>
-        </w:rPr>
-        <w:instrText xml:space="preserve"> PAGEREF _Toc213130966 \h </w:instrText>
-      </w:r>
-      <w:r>
-        <w:rPr>
-          <w:noProof/>
-        </w:rPr>
-      </w:r>
-      <w:r>
-        <w:rPr>
-          <w:noProof/>
-        </w:rPr>
-        <w:fldChar w:fldCharType="separate"/>
-      </w:r>
-      <w:r>
-        <w:rPr>
-          <w:noProof/>
-        </w:rPr>
-        <w:t>36</w:t>
-      </w:r>
-      <w:r>
-        <w:rPr>
-          <w:noProof/>
-        </w:rPr>
-        <w:fldChar w:fldCharType="end"/>
-      </w:r>
-    </w:p>
-    <w:p>
-      <w:pPr>
-        <w:pStyle w:val="ndicedeilustraes"/>
-        <w:tabs>
-          <w:tab w:val="right" w:leader="dot" w:pos="9060"/>
-        </w:tabs>
-        <w:rPr>
-          <w:rFonts w:eastAsiaTheme="minorEastAsia"/>
-          <w:noProof/>
-          <w:kern w:val="2"/>
-          <w:sz w:val="24"/>
-          <w:szCs w:val="24"/>
-          <w:lang w:eastAsia="ja-JP"/>
-          <w14:ligatures w14:val="standardContextual"/>
-        </w:rPr>
-      </w:pPr>
-      <w:r>
-        <w:rPr>
-          <w:noProof/>
-        </w:rPr>
-        <w:t>Figura 32: Tela de gestão: edição de usuário</w:t>
-      </w:r>
-      <w:r>
-        <w:rPr>
-          <w:noProof/>
-        </w:rPr>
-        <w:tab/>
-      </w:r>
-      <w:r>
-        <w:rPr>
-          <w:noProof/>
-        </w:rPr>
-        <w:fldChar w:fldCharType="begin"/>
-      </w:r>
-      <w:r>
-        <w:rPr>
-          <w:noProof/>
-        </w:rPr>
-        <w:instrText xml:space="preserve"> PAGEREF _Toc213130967 \h </w:instrText>
-      </w:r>
-      <w:r>
-        <w:rPr>
-          <w:noProof/>
-        </w:rPr>
-      </w:r>
-      <w:r>
-        <w:rPr>
-          <w:noProof/>
-        </w:rPr>
-        <w:fldChar w:fldCharType="separate"/>
-      </w:r>
-      <w:r>
-        <w:rPr>
-          <w:noProof/>
-        </w:rPr>
-        <w:t>37</w:t>
-      </w:r>
-      <w:r>
-        <w:rPr>
-          <w:noProof/>
-        </w:rPr>
-        <w:fldChar w:fldCharType="end"/>
-      </w:r>
-    </w:p>
-    <w:p>
-      <w:pPr>
-        <w:pStyle w:val="ndicedeilustraes"/>
-        <w:tabs>
-          <w:tab w:val="right" w:leader="dot" w:pos="9060"/>
-        </w:tabs>
-        <w:rPr>
-          <w:rFonts w:eastAsiaTheme="minorEastAsia"/>
-          <w:noProof/>
-          <w:kern w:val="2"/>
-          <w:sz w:val="24"/>
-          <w:szCs w:val="24"/>
-          <w:lang w:eastAsia="ja-JP"/>
-          <w14:ligatures w14:val="standardContextual"/>
-        </w:rPr>
-      </w:pPr>
-      <w:r>
-        <w:rPr>
-          <w:noProof/>
-        </w:rPr>
-        <w:t>Figura 33: Tela de gestão: exclusão de usuário</w:t>
-      </w:r>
-      <w:r>
-        <w:rPr>
-          <w:noProof/>
-        </w:rPr>
-        <w:tab/>
-      </w:r>
-      <w:r>
-        <w:rPr>
-          <w:noProof/>
-        </w:rPr>
-        <w:fldChar w:fldCharType="begin"/>
-      </w:r>
-      <w:r>
-        <w:rPr>
-          <w:noProof/>
-        </w:rPr>
-        <w:instrText xml:space="preserve"> PAGEREF _Toc213130968 \h </w:instrText>
-      </w:r>
-      <w:r>
-        <w:rPr>
-          <w:noProof/>
-        </w:rPr>
-      </w:r>
-      <w:r>
-        <w:rPr>
-          <w:noProof/>
-        </w:rPr>
-        <w:fldChar w:fldCharType="separate"/>
-      </w:r>
-      <w:r>
-        <w:rPr>
-          <w:noProof/>
-        </w:rPr>
-        <w:t>37</w:t>
-      </w:r>
-      <w:r>
-        <w:rPr>
-          <w:noProof/>
-        </w:rPr>
-        <w:fldChar w:fldCharType="end"/>
-      </w:r>
-    </w:p>
-    <w:p>
-      <w:pPr>
-        <w:pStyle w:val="ndicedeilustraes"/>
-        <w:tabs>
-          <w:tab w:val="right" w:leader="dot" w:pos="9060"/>
-        </w:tabs>
-        <w:rPr>
-          <w:rFonts w:eastAsiaTheme="minorEastAsia"/>
-          <w:noProof/>
-          <w:kern w:val="2"/>
-          <w:sz w:val="24"/>
-          <w:szCs w:val="24"/>
-          <w:lang w:eastAsia="ja-JP"/>
-          <w14:ligatures w14:val="standardContextual"/>
-        </w:rPr>
-      </w:pPr>
-      <w:r>
-        <w:rPr>
-          <w:noProof/>
-        </w:rPr>
-        <w:t>Figura 34: Tela de exportação de dados</w:t>
-      </w:r>
-      <w:r>
-        <w:rPr>
-          <w:noProof/>
-        </w:rPr>
-        <w:tab/>
-      </w:r>
-      <w:r>
-        <w:rPr>
-          <w:noProof/>
-        </w:rPr>
-        <w:fldChar w:fldCharType="begin"/>
-      </w:r>
-      <w:r>
-        <w:rPr>
-          <w:noProof/>
-        </w:rPr>
-        <w:instrText xml:space="preserve"> PAGEREF _Toc213130969 \h </w:instrText>
-      </w:r>
-      <w:r>
-        <w:rPr>
-          <w:noProof/>
-        </w:rPr>
-      </w:r>
-      <w:r>
-        <w:rPr>
-          <w:noProof/>
-        </w:rPr>
-        <w:fldChar w:fldCharType="separate"/>
-      </w:r>
-      <w:r>
-        <w:rPr>
-          <w:noProof/>
-        </w:rPr>
-        <w:t>38</w:t>
-      </w:r>
-      <w:r>
-        <w:rPr>
-          <w:noProof/>
-        </w:rPr>
-        <w:fldChar w:fldCharType="end"/>
-      </w:r>
-    </w:p>
-    <w:p>
-      <w:pPr>
-        <w:pStyle w:val="ndicedeilustraes"/>
-        <w:tabs>
-          <w:tab w:val="right" w:leader="dot" w:pos="9060"/>
-        </w:tabs>
-        <w:rPr>
-          <w:rFonts w:eastAsiaTheme="minorEastAsia"/>
-          <w:noProof/>
-          <w:kern w:val="2"/>
-          <w:sz w:val="24"/>
-          <w:szCs w:val="24"/>
-          <w:lang w:eastAsia="ja-JP"/>
-          <w14:ligatures w14:val="standardContextual"/>
-        </w:rPr>
-      </w:pPr>
-      <w:r>
-        <w:rPr>
-          <w:noProof/>
-        </w:rPr>
-        <w:t>Figura 35: Tela de cadastro</w:t>
-      </w:r>
-      <w:r>
-        <w:rPr>
-          <w:noProof/>
-        </w:rPr>
-        <w:tab/>
-      </w:r>
-      <w:r>
-        <w:rPr>
-          <w:noProof/>
-        </w:rPr>
-        <w:fldChar w:fldCharType="begin"/>
-      </w:r>
-      <w:r>
-        <w:rPr>
-          <w:noProof/>
-        </w:rPr>
-        <w:instrText xml:space="preserve"> PAGEREF _Toc213130970 \h </w:instrText>
-      </w:r>
-      <w:r>
-        <w:rPr>
-          <w:noProof/>
-        </w:rPr>
-      </w:r>
-      <w:r>
-        <w:rPr>
-          <w:noProof/>
-        </w:rPr>
-        <w:fldChar w:fldCharType="separate"/>
-      </w:r>
-      <w:r>
-        <w:rPr>
-          <w:noProof/>
-        </w:rPr>
-        <w:t>38</w:t>
-      </w:r>
-      <w:r>
-        <w:rPr>
-          <w:noProof/>
-        </w:rPr>
-        <w:fldChar w:fldCharType="end"/>
-      </w:r>
-    </w:p>
-    <w:p>
-      <w:pPr>
-        <w:pStyle w:val="ndicedeilustraes"/>
-        <w:tabs>
-          <w:tab w:val="right" w:leader="dot" w:pos="9060"/>
-        </w:tabs>
-        <w:rPr>
-          <w:rFonts w:eastAsiaTheme="minorEastAsia"/>
-          <w:noProof/>
-          <w:kern w:val="2"/>
-          <w:sz w:val="24"/>
-          <w:szCs w:val="24"/>
-          <w:lang w:eastAsia="ja-JP"/>
-          <w14:ligatures w14:val="standardContextual"/>
-        </w:rPr>
-      </w:pPr>
-      <w:r>
-        <w:rPr>
-          <w:noProof/>
-        </w:rPr>
-        <w:t>Figura 36: Tela do otimizador 1</w:t>
-      </w:r>
-      <w:r>
-        <w:rPr>
-          <w:noProof/>
-        </w:rPr>
-        <w:tab/>
-      </w:r>
-      <w:r>
-        <w:rPr>
-          <w:noProof/>
-        </w:rPr>
-        <w:fldChar w:fldCharType="begin"/>
-      </w:r>
-      <w:r>
-        <w:rPr>
-          <w:noProof/>
-        </w:rPr>
-        <w:instrText xml:space="preserve"> PAGEREF _Toc213130971 \h </w:instrText>
-      </w:r>
-      <w:r>
-        <w:rPr>
-          <w:noProof/>
-        </w:rPr>
-      </w:r>
-      <w:r>
-        <w:rPr>
-          <w:noProof/>
-        </w:rPr>
-        <w:fldChar w:fldCharType="separate"/>
-      </w:r>
-      <w:r>
-        <w:rPr>
-          <w:noProof/>
-        </w:rPr>
-        <w:t>39</w:t>
-      </w:r>
-      <w:r>
-        <w:rPr>
-          <w:noProof/>
-        </w:rPr>
-        <w:fldChar w:fldCharType="end"/>
-      </w:r>
-    </w:p>
-    <w:p>
-      <w:pPr>
-        <w:pStyle w:val="ndicedeilustraes"/>
-        <w:tabs>
-          <w:tab w:val="right" w:leader="dot" w:pos="9060"/>
-        </w:tabs>
-        <w:rPr>
-          <w:rFonts w:eastAsiaTheme="minorEastAsia"/>
-          <w:noProof/>
-          <w:kern w:val="2"/>
-          <w:sz w:val="24"/>
-          <w:szCs w:val="24"/>
-          <w:lang w:eastAsia="ja-JP"/>
-          <w14:ligatures w14:val="standardContextual"/>
-        </w:rPr>
-      </w:pPr>
-      <w:r>
-        <w:rPr>
-          <w:noProof/>
-        </w:rPr>
-        <w:t>Figura 37: Tela do otimizador 2</w:t>
-      </w:r>
-      <w:r>
-        <w:rPr>
-          <w:noProof/>
-        </w:rPr>
-        <w:tab/>
-      </w:r>
-      <w:r>
-        <w:rPr>
-          <w:noProof/>
-        </w:rPr>
-        <w:fldChar w:fldCharType="begin"/>
-      </w:r>
-      <w:r>
-        <w:rPr>
-          <w:noProof/>
-        </w:rPr>
-        <w:instrText xml:space="preserve"> PAGEREF _Toc213130972 \h </w:instrText>
-      </w:r>
-      <w:r>
-        <w:rPr>
-          <w:noProof/>
-        </w:rPr>
-      </w:r>
-      <w:r>
-        <w:rPr>
-          <w:noProof/>
-        </w:rPr>
-        <w:fldChar w:fldCharType="separate"/>
-      </w:r>
-      <w:r>
-        <w:rPr>
-          <w:noProof/>
-        </w:rPr>
-        <w:t>39</w:t>
-      </w:r>
-      <w:r>
-        <w:rPr>
-          <w:noProof/>
-        </w:rPr>
-        <w:fldChar w:fldCharType="end"/>
-      </w:r>
-    </w:p>
-    <w:p>
-      <w:pPr>
-        <w:pStyle w:val="ndicedeilustraes"/>
-        <w:tabs>
-          <w:tab w:val="right" w:leader="dot" w:pos="9060"/>
-        </w:tabs>
-        <w:rPr>
-          <w:rFonts w:eastAsiaTheme="minorEastAsia"/>
-          <w:noProof/>
-          <w:kern w:val="2"/>
-          <w:sz w:val="24"/>
-          <w:szCs w:val="24"/>
-          <w:lang w:eastAsia="ja-JP"/>
-          <w14:ligatures w14:val="standardContextual"/>
-        </w:rPr>
-      </w:pPr>
-      <w:r>
-        <w:rPr>
-          <w:noProof/>
-        </w:rPr>
-        <w:t>Figura 38: Tela do otimizador 3</w:t>
-      </w:r>
-      <w:r>
-        <w:rPr>
-          <w:noProof/>
-        </w:rPr>
-        <w:tab/>
-      </w:r>
-      <w:r>
-        <w:rPr>
-          <w:noProof/>
-        </w:rPr>
-        <w:fldChar w:fldCharType="begin"/>
-      </w:r>
-      <w:r>
-        <w:rPr>
-          <w:noProof/>
-        </w:rPr>
-        <w:instrText xml:space="preserve"> PAGEREF _Toc213130973 \h </w:instrText>
-      </w:r>
-      <w:r>
-        <w:rPr>
-          <w:noProof/>
-        </w:rPr>
-      </w:r>
-      <w:r>
-        <w:rPr>
-          <w:noProof/>
-        </w:rPr>
-        <w:fldChar w:fldCharType="separate"/>
-      </w:r>
-      <w:r>
-        <w:rPr>
-          <w:noProof/>
-        </w:rPr>
-        <w:t>40</w:t>
-      </w:r>
-      <w:r>
-        <w:rPr>
-          <w:noProof/>
-        </w:rPr>
-        <w:fldChar w:fldCharType="end"/>
-      </w:r>
-    </w:p>
-    <w:p>
-      <w:pPr>
-        <w:pStyle w:val="ndicedeilustraes"/>
-        <w:tabs>
-          <w:tab w:val="right" w:leader="dot" w:pos="9060"/>
-        </w:tabs>
-        <w:rPr>
-          <w:rFonts w:eastAsiaTheme="minorEastAsia"/>
-          <w:noProof/>
-          <w:kern w:val="2"/>
-          <w:sz w:val="24"/>
-          <w:szCs w:val="24"/>
-          <w:lang w:eastAsia="ja-JP"/>
-          <w14:ligatures w14:val="standardContextual"/>
-        </w:rPr>
-      </w:pPr>
-      <w:r>
-        <w:rPr>
-          <w:noProof/>
-        </w:rPr>
-        <w:t>Figura 39: Tela do otimizador 4</w:t>
-      </w:r>
-      <w:r>
-        <w:rPr>
-          <w:noProof/>
-        </w:rPr>
-        <w:tab/>
-      </w:r>
-      <w:r>
-        <w:rPr>
-          <w:noProof/>
-        </w:rPr>
-        <w:fldChar w:fldCharType="begin"/>
-      </w:r>
-      <w:r>
-        <w:rPr>
-          <w:noProof/>
-        </w:rPr>
-        <w:instrText xml:space="preserve"> PAGEREF _Toc213130974 \h </w:instrText>
-      </w:r>
-      <w:r>
-        <w:rPr>
-          <w:noProof/>
-        </w:rPr>
-      </w:r>
-      <w:r>
-        <w:rPr>
-          <w:noProof/>
-        </w:rPr>
-        <w:fldChar w:fldCharType="separate"/>
-      </w:r>
-      <w:r>
-        <w:rPr>
-          <w:noProof/>
-        </w:rPr>
-        <w:t>40</w:t>
-      </w:r>
-      <w:r>
-        <w:rPr>
-          <w:noProof/>
-        </w:rPr>
-        <w:fldChar w:fldCharType="end"/>
-      </w:r>
-    </w:p>
-    <w:p>
-      <w:pPr>
-        <w:pStyle w:val="ndicedeilustraes"/>
-        <w:tabs>
-          <w:tab w:val="right" w:leader="dot" w:pos="9060"/>
-        </w:tabs>
-        <w:rPr>
-          <w:rFonts w:eastAsiaTheme="minorEastAsia"/>
-          <w:noProof/>
-          <w:kern w:val="2"/>
-          <w:sz w:val="24"/>
-          <w:szCs w:val="24"/>
-          <w:lang w:eastAsia="ja-JP"/>
-          <w14:ligatures w14:val="standardContextual"/>
-        </w:rPr>
-      </w:pPr>
-      <w:r>
-        <w:rPr>
-          <w:noProof/>
-        </w:rPr>
-        <w:t>Figura 40: documentação swagger da api 1</w:t>
-      </w:r>
-      <w:r>
-        <w:rPr>
-          <w:noProof/>
-        </w:rPr>
-        <w:tab/>
-      </w:r>
-      <w:r>
-        <w:rPr>
-          <w:noProof/>
-        </w:rPr>
-        <w:fldChar w:fldCharType="begin"/>
-      </w:r>
-      <w:r>
-        <w:rPr>
-          <w:noProof/>
-        </w:rPr>
-        <w:instrText xml:space="preserve"> PAGEREF _Toc213130975 \h </w:instrText>
-      </w:r>
-      <w:r>
-        <w:rPr>
-          <w:noProof/>
-        </w:rPr>
-      </w:r>
-      <w:r>
-        <w:rPr>
-          <w:noProof/>
-        </w:rPr>
-        <w:fldChar w:fldCharType="separate"/>
-      </w:r>
-      <w:r>
-        <w:rPr>
-          <w:noProof/>
-        </w:rPr>
-        <w:t>41</w:t>
-      </w:r>
-      <w:r>
-        <w:rPr>
-          <w:noProof/>
-        </w:rPr>
-        <w:fldChar w:fldCharType="end"/>
-      </w:r>
-    </w:p>
-    <w:p>
-      <w:pPr>
-        <w:pStyle w:val="ndicedeilustraes"/>
-        <w:tabs>
-          <w:tab w:val="right" w:leader="dot" w:pos="9060"/>
-        </w:tabs>
-        <w:rPr>
-          <w:rFonts w:eastAsiaTheme="minorEastAsia"/>
-          <w:noProof/>
-          <w:kern w:val="2"/>
-          <w:sz w:val="24"/>
-          <w:szCs w:val="24"/>
-          <w:lang w:eastAsia="ja-JP"/>
-          <w14:ligatures w14:val="standardContextual"/>
-        </w:rPr>
-      </w:pPr>
-      <w:r>
-        <w:rPr>
-          <w:noProof/>
-        </w:rPr>
-        <w:t>Figura 41: documentação swagger da api 2</w:t>
-      </w:r>
-      <w:r>
-        <w:rPr>
-          <w:noProof/>
-        </w:rPr>
-        <w:tab/>
-      </w:r>
-      <w:r>
-        <w:rPr>
-          <w:noProof/>
-        </w:rPr>
-        <w:fldChar w:fldCharType="begin"/>
-      </w:r>
-      <w:r>
-        <w:rPr>
-          <w:noProof/>
-        </w:rPr>
-        <w:instrText xml:space="preserve"> PAGEREF _Toc213130976 \h </w:instrText>
-      </w:r>
-      <w:r>
-        <w:rPr>
-          <w:noProof/>
-        </w:rPr>
-      </w:r>
-      <w:r>
-        <w:rPr>
-          <w:noProof/>
-        </w:rPr>
-        <w:fldChar w:fldCharType="separate"/>
-      </w:r>
-      <w:r>
-        <w:rPr>
-          <w:noProof/>
-        </w:rPr>
-        <w:t>41</w:t>
       </w:r>
       <w:r>
         <w:rPr>
@@ -8150,6 +5711,7 @@
       <w:r>
         <w:t xml:space="preserve"> O combate foi projetado de modo a se assemelhar ao jogo </w:t>
       </w:r>
+      <w:proofErr w:type="spellStart"/>
       <w:r>
         <w:rPr>
           <w:i/>
@@ -8157,6 +5719,7 @@
         </w:rPr>
         <w:t>Undertale</w:t>
       </w:r>
+      <w:proofErr w:type="spellEnd"/>
       <w:r>
         <w:rPr>
           <w:i/>
@@ -8281,132 +5844,840 @@
     </w:p>
     <w:p>
       <w:pPr>
-        <w:pStyle w:val="NormalWeb"/>
+        <w:pStyle w:val="PargrafodaLista"/>
         <w:numPr>
           <w:ilvl w:val="0"/>
-          <w:numId w:val="7"/>
+          <w:numId w:val="27"/>
         </w:numPr>
-        <w:spacing w:line="276" w:lineRule="auto"/>
-        <w:rPr>
-          <w:rFonts w:asciiTheme="minorHAnsi" w:hAnsiTheme="minorHAnsi" w:cstheme="minorHAnsi"/>
-        </w:rPr>
-      </w:pPr>
-      <w:r>
-        <w:rPr>
-          <w:rStyle w:val="Forte"/>
-          <w:rFonts w:asciiTheme="minorHAnsi" w:hAnsiTheme="minorHAnsi" w:cstheme="minorHAnsi"/>
-        </w:rPr>
-        <w:t>Dashboard</w:t>
-      </w:r>
-      <w:r>
-        <w:rPr>
-          <w:rFonts w:asciiTheme="minorHAnsi" w:hAnsiTheme="minorHAnsi" w:cstheme="minorHAnsi"/>
-        </w:rPr>
-        <w:t>: Interface gráfica que exibe informações e métricas de forma visual e interativa, facilitando a análise de dados.</w:t>
-      </w:r>
-    </w:p>
-    <w:p>
-      <w:pPr>
-        <w:pStyle w:val="NormalWeb"/>
+        <w:spacing w:after="0" w:line="240" w:lineRule="auto"/>
+        <w:rPr>
+          <w:rFonts w:eastAsia="Times New Roman" w:cstheme="minorHAnsi"/>
+          <w:sz w:val="24"/>
+          <w:szCs w:val="24"/>
+          <w:lang w:eastAsia="pt-BR"/>
+        </w:rPr>
+      </w:pPr>
+      <w:r>
+        <w:rPr>
+          <w:rFonts w:eastAsia="Times New Roman" w:cstheme="minorHAnsi"/>
+          <w:b/>
+          <w:bCs/>
+          <w:sz w:val="24"/>
+          <w:szCs w:val="24"/>
+          <w:lang w:eastAsia="pt-BR"/>
+        </w:rPr>
+        <w:t>Livro</w:t>
+      </w:r>
+      <w:r>
+        <w:rPr>
+          <w:rFonts w:eastAsia="Times New Roman" w:cstheme="minorHAnsi"/>
+          <w:b/>
+          <w:bCs/>
+          <w:sz w:val="24"/>
+          <w:szCs w:val="24"/>
+          <w:lang w:eastAsia="pt-BR"/>
+        </w:rPr>
+        <w:t>-jogo:</w:t>
+      </w:r>
+      <w:r>
+        <w:rPr>
+          <w:rFonts w:eastAsia="Times New Roman" w:cstheme="minorHAnsi"/>
+          <w:sz w:val="24"/>
+          <w:szCs w:val="24"/>
+          <w:lang w:eastAsia="pt-BR"/>
+        </w:rPr>
+        <w:t xml:space="preserve"> Gênero de jogo em que o jogador acompanha uma narrativa e toma decisões que influenciam sua progressão e os acontecimentos da história.</w:t>
+      </w:r>
+    </w:p>
+    <w:p>
+      <w:pPr>
+        <w:pStyle w:val="PargrafodaLista"/>
         <w:numPr>
           <w:ilvl w:val="0"/>
-          <w:numId w:val="7"/>
+          <w:numId w:val="28"/>
         </w:numPr>
-        <w:spacing w:line="276" w:lineRule="auto"/>
-        <w:rPr>
-          <w:rFonts w:asciiTheme="minorHAnsi" w:hAnsiTheme="minorHAnsi" w:cstheme="minorHAnsi"/>
-        </w:rPr>
-      </w:pPr>
-      <w:r>
-        <w:rPr>
-          <w:rStyle w:val="Forte"/>
-          <w:rFonts w:asciiTheme="minorHAnsi" w:hAnsiTheme="minorHAnsi" w:cstheme="minorHAnsi"/>
-        </w:rPr>
-        <w:t>Backend</w:t>
-      </w:r>
-      <w:r>
-        <w:rPr>
-          <w:rFonts w:asciiTheme="minorHAnsi" w:hAnsiTheme="minorHAnsi" w:cstheme="minorHAnsi"/>
-        </w:rPr>
-        <w:t>: Parte da aplicação responsável pela lógica de negócio, processamento de dados e comunicação com o banco de dados.</w:t>
-      </w:r>
-    </w:p>
-    <w:p>
-      <w:pPr>
-        <w:pStyle w:val="NormalWeb"/>
+        <w:spacing w:after="0" w:line="240" w:lineRule="auto"/>
+        <w:rPr>
+          <w:rFonts w:eastAsia="Times New Roman" w:cstheme="minorHAnsi"/>
+          <w:sz w:val="24"/>
+          <w:szCs w:val="24"/>
+          <w:lang w:eastAsia="pt-BR"/>
+        </w:rPr>
+      </w:pPr>
+      <w:r>
+        <w:rPr>
+          <w:rFonts w:eastAsia="Times New Roman" w:cstheme="minorHAnsi"/>
+          <w:b/>
+          <w:bCs/>
+          <w:sz w:val="24"/>
+          <w:szCs w:val="24"/>
+          <w:lang w:eastAsia="pt-BR"/>
+        </w:rPr>
+        <w:t>Capítulo</w:t>
+      </w:r>
+      <w:r>
+        <w:rPr>
+          <w:rFonts w:eastAsia="Times New Roman" w:cstheme="minorHAnsi"/>
+          <w:b/>
+          <w:bCs/>
+          <w:sz w:val="24"/>
+          <w:szCs w:val="24"/>
+          <w:lang w:eastAsia="pt-BR"/>
+        </w:rPr>
+        <w:t>:</w:t>
+      </w:r>
+      <w:r>
+        <w:rPr>
+          <w:rFonts w:eastAsia="Times New Roman" w:cstheme="minorHAnsi"/>
+          <w:sz w:val="24"/>
+          <w:szCs w:val="24"/>
+          <w:lang w:eastAsia="pt-BR"/>
+        </w:rPr>
+        <w:t xml:space="preserve"> Unidade da narrativa que representa uma etapa da aventura, contendo diálogos, exploração e um combate contra um inimigo específico.</w:t>
+      </w:r>
+    </w:p>
+    <w:p>
+      <w:pPr>
+        <w:pStyle w:val="PargrafodaLista"/>
         <w:numPr>
           <w:ilvl w:val="0"/>
-          <w:numId w:val="7"/>
+          <w:numId w:val="28"/>
         </w:numPr>
-        <w:spacing w:line="276" w:lineRule="auto"/>
-        <w:rPr>
-          <w:rFonts w:asciiTheme="minorHAnsi" w:hAnsiTheme="minorHAnsi" w:cstheme="minorHAnsi"/>
-        </w:rPr>
-      </w:pPr>
-      <w:r>
-        <w:rPr>
-          <w:rStyle w:val="Forte"/>
-          <w:rFonts w:asciiTheme="minorHAnsi" w:hAnsiTheme="minorHAnsi" w:cstheme="minorHAnsi"/>
-        </w:rPr>
-        <w:t>Frontend</w:t>
-      </w:r>
-      <w:r>
-        <w:rPr>
-          <w:rFonts w:asciiTheme="minorHAnsi" w:hAnsiTheme="minorHAnsi" w:cstheme="minorHAnsi"/>
-        </w:rPr>
-        <w:t>: Camada visual da aplicação, com a qual o usuário interage diretamente.</w:t>
-      </w:r>
-    </w:p>
-    <w:p>
-      <w:pPr>
-        <w:pStyle w:val="NormalWeb"/>
+        <w:spacing w:after="0" w:line="240" w:lineRule="auto"/>
+        <w:rPr>
+          <w:rFonts w:eastAsia="Times New Roman" w:cstheme="minorHAnsi"/>
+          <w:sz w:val="24"/>
+          <w:szCs w:val="24"/>
+          <w:lang w:eastAsia="pt-BR"/>
+        </w:rPr>
+      </w:pPr>
+      <w:r>
+        <w:rPr>
+          <w:rFonts w:eastAsia="Times New Roman" w:cstheme="minorHAnsi"/>
+          <w:b/>
+          <w:bCs/>
+          <w:sz w:val="24"/>
+          <w:szCs w:val="24"/>
+          <w:lang w:eastAsia="pt-BR"/>
+        </w:rPr>
+        <w:t>Andar</w:t>
+      </w:r>
+      <w:r>
+        <w:rPr>
+          <w:rFonts w:eastAsia="Times New Roman" w:cstheme="minorHAnsi"/>
+          <w:b/>
+          <w:bCs/>
+          <w:sz w:val="24"/>
+          <w:szCs w:val="24"/>
+          <w:lang w:eastAsia="pt-BR"/>
+        </w:rPr>
+        <w:t>:</w:t>
+      </w:r>
+      <w:r>
+        <w:rPr>
+          <w:rFonts w:eastAsia="Times New Roman" w:cstheme="minorHAnsi"/>
+          <w:sz w:val="24"/>
+          <w:szCs w:val="24"/>
+          <w:lang w:eastAsia="pt-BR"/>
+        </w:rPr>
+        <w:t xml:space="preserve"> Área da torre correspondente ao capítulo atual, onde ocorrem os eventos e desafios da história.</w:t>
+      </w:r>
+    </w:p>
+    <w:p>
+      <w:pPr>
+        <w:pStyle w:val="PargrafodaLista"/>
         <w:numPr>
           <w:ilvl w:val="0"/>
-          <w:numId w:val="7"/>
+          <w:numId w:val="28"/>
         </w:numPr>
-        <w:spacing w:line="276" w:lineRule="auto"/>
-        <w:rPr>
-          <w:rFonts w:asciiTheme="minorHAnsi" w:hAnsiTheme="minorHAnsi" w:cstheme="minorHAnsi"/>
-        </w:rPr>
-      </w:pPr>
-      <w:r>
-        <w:rPr>
-          <w:rStyle w:val="Forte"/>
-          <w:rFonts w:asciiTheme="minorHAnsi" w:hAnsiTheme="minorHAnsi" w:cstheme="minorHAnsi"/>
-        </w:rPr>
-        <w:t>Framework</w:t>
-      </w:r>
-      <w:r>
-        <w:rPr>
-          <w:rFonts w:asciiTheme="minorHAnsi" w:hAnsiTheme="minorHAnsi" w:cstheme="minorHAnsi"/>
-        </w:rPr>
-        <w:t>: Conjunto de ferramentas e bibliotecas que facilitam o desenvolvimento de aplicações ao fornecer uma estrutura pronta.</w:t>
-      </w:r>
-    </w:p>
-    <w:p>
-      <w:pPr>
-        <w:pStyle w:val="NormalWeb"/>
+        <w:spacing w:after="0" w:line="240" w:lineRule="auto"/>
+        <w:rPr>
+          <w:rFonts w:eastAsia="Times New Roman" w:cstheme="minorHAnsi"/>
+          <w:sz w:val="24"/>
+          <w:szCs w:val="24"/>
+          <w:lang w:eastAsia="pt-BR"/>
+        </w:rPr>
+      </w:pPr>
+      <w:r>
+        <w:rPr>
+          <w:rFonts w:eastAsia="Times New Roman" w:cstheme="minorHAnsi"/>
+          <w:b/>
+          <w:bCs/>
+          <w:sz w:val="24"/>
+          <w:szCs w:val="24"/>
+          <w:lang w:eastAsia="pt-BR"/>
+        </w:rPr>
+        <w:t>NPC</w:t>
+      </w:r>
+      <w:r>
+        <w:rPr>
+          <w:rFonts w:eastAsia="Times New Roman" w:cstheme="minorHAnsi"/>
+          <w:b/>
+          <w:bCs/>
+          <w:sz w:val="24"/>
+          <w:szCs w:val="24"/>
+          <w:lang w:eastAsia="pt-BR"/>
+        </w:rPr>
+        <w:t xml:space="preserve"> (Non-Player Character):</w:t>
+      </w:r>
+      <w:r>
+        <w:rPr>
+          <w:rFonts w:eastAsia="Times New Roman" w:cstheme="minorHAnsi"/>
+          <w:sz w:val="24"/>
+          <w:szCs w:val="24"/>
+          <w:lang w:eastAsia="pt-BR"/>
+        </w:rPr>
+        <w:t xml:space="preserve"> Personagem controlado pelo sistema, utilizado para diálogos, fornecimento de informações e desenvolvimento da narrativa.</w:t>
+      </w:r>
+    </w:p>
+    <w:p>
+      <w:pPr>
+        <w:pStyle w:val="PargrafodaLista"/>
         <w:numPr>
           <w:ilvl w:val="0"/>
-          <w:numId w:val="7"/>
+          <w:numId w:val="28"/>
         </w:numPr>
-        <w:spacing w:line="276" w:lineRule="auto"/>
-        <w:rPr>
-          <w:rFonts w:asciiTheme="minorHAnsi" w:hAnsiTheme="minorHAnsi" w:cstheme="minorHAnsi"/>
-        </w:rPr>
-      </w:pPr>
-      <w:r>
-        <w:rPr>
-          <w:rStyle w:val="Forte"/>
-          <w:rFonts w:asciiTheme="minorHAnsi" w:hAnsiTheme="minorHAnsi" w:cstheme="minorHAnsi"/>
-        </w:rPr>
-        <w:t>Biblioteca/Dependência</w:t>
-      </w:r>
-      <w:r>
-        <w:rPr>
-          <w:rFonts w:asciiTheme="minorHAnsi" w:hAnsiTheme="minorHAnsi" w:cstheme="minorHAnsi"/>
-        </w:rPr>
-        <w:t>: Conjunto de funções e recursos reutilizáveis que podem ser integrados em um projeto para adicionar funcionalidades específicas.</w:t>
+        <w:spacing w:after="0" w:line="240" w:lineRule="auto"/>
+        <w:rPr>
+          <w:rFonts w:eastAsia="Times New Roman" w:cstheme="minorHAnsi"/>
+          <w:sz w:val="24"/>
+          <w:szCs w:val="24"/>
+          <w:lang w:eastAsia="pt-BR"/>
+        </w:rPr>
+      </w:pPr>
+      <w:r>
+        <w:rPr>
+          <w:rFonts w:eastAsia="Times New Roman" w:cstheme="minorHAnsi"/>
+          <w:b/>
+          <w:bCs/>
+          <w:sz w:val="24"/>
+          <w:szCs w:val="24"/>
+          <w:lang w:eastAsia="pt-BR"/>
+        </w:rPr>
+        <w:t>Boss</w:t>
+      </w:r>
+      <w:r>
+        <w:rPr>
+          <w:rFonts w:eastAsia="Times New Roman" w:cstheme="minorHAnsi"/>
+          <w:b/>
+          <w:bCs/>
+          <w:sz w:val="24"/>
+          <w:szCs w:val="24"/>
+          <w:lang w:eastAsia="pt-BR"/>
+        </w:rPr>
+        <w:t>:</w:t>
+      </w:r>
+      <w:r>
+        <w:rPr>
+          <w:rFonts w:eastAsia="Times New Roman" w:cstheme="minorHAnsi"/>
+          <w:sz w:val="24"/>
+          <w:szCs w:val="24"/>
+          <w:lang w:eastAsia="pt-BR"/>
+        </w:rPr>
+        <w:t xml:space="preserve"> Inimigo principal de um capítulo, responsável pelo combate que deve ser concluído para que o jogador avance na história.</w:t>
+      </w:r>
+    </w:p>
+    <w:p>
+      <w:pPr>
+        <w:pStyle w:val="PargrafodaLista"/>
+        <w:numPr>
+          <w:ilvl w:val="0"/>
+          <w:numId w:val="28"/>
+        </w:numPr>
+        <w:spacing w:after="0" w:line="240" w:lineRule="auto"/>
+        <w:rPr>
+          <w:rFonts w:eastAsia="Times New Roman" w:cstheme="minorHAnsi"/>
+          <w:sz w:val="24"/>
+          <w:szCs w:val="24"/>
+          <w:lang w:eastAsia="pt-BR"/>
+        </w:rPr>
+      </w:pPr>
+      <w:r>
+        <w:rPr>
+          <w:rFonts w:eastAsia="Times New Roman" w:cstheme="minorHAnsi"/>
+          <w:b/>
+          <w:bCs/>
+          <w:sz w:val="24"/>
+          <w:szCs w:val="24"/>
+          <w:lang w:eastAsia="pt-BR"/>
+        </w:rPr>
+        <w:t>Karma</w:t>
+      </w:r>
+      <w:r>
+        <w:rPr>
+          <w:rFonts w:eastAsia="Times New Roman" w:cstheme="minorHAnsi"/>
+          <w:b/>
+          <w:bCs/>
+          <w:sz w:val="24"/>
+          <w:szCs w:val="24"/>
+          <w:lang w:eastAsia="pt-BR"/>
+        </w:rPr>
+        <w:t>:</w:t>
+      </w:r>
+      <w:r>
+        <w:rPr>
+          <w:rFonts w:eastAsia="Times New Roman" w:cstheme="minorHAnsi"/>
+          <w:sz w:val="24"/>
+          <w:szCs w:val="24"/>
+          <w:lang w:eastAsia="pt-BR"/>
+        </w:rPr>
+        <w:t xml:space="preserve"> Atributo que registra as escolhas do jogador, especialmente relacionadas a matar ou poupar inimigos, influenciando eventos e o desfecho da narrativa.</w:t>
+      </w:r>
+    </w:p>
+    <w:p>
+      <w:pPr>
+        <w:pStyle w:val="PargrafodaLista"/>
+        <w:numPr>
+          <w:ilvl w:val="0"/>
+          <w:numId w:val="28"/>
+        </w:numPr>
+        <w:spacing w:after="0" w:line="240" w:lineRule="auto"/>
+        <w:rPr>
+          <w:rFonts w:eastAsia="Times New Roman" w:cstheme="minorHAnsi"/>
+          <w:sz w:val="24"/>
+          <w:szCs w:val="24"/>
+          <w:lang w:eastAsia="pt-BR"/>
+        </w:rPr>
+      </w:pPr>
+      <w:r>
+        <w:rPr>
+          <w:rFonts w:eastAsia="Times New Roman" w:cstheme="minorHAnsi"/>
+          <w:b/>
+          <w:bCs/>
+          <w:sz w:val="24"/>
+          <w:szCs w:val="24"/>
+          <w:lang w:eastAsia="pt-BR"/>
+        </w:rPr>
+        <w:t>Inventário</w:t>
+      </w:r>
+      <w:r>
+        <w:rPr>
+          <w:rFonts w:eastAsia="Times New Roman" w:cstheme="minorHAnsi"/>
+          <w:b/>
+          <w:bCs/>
+          <w:sz w:val="24"/>
+          <w:szCs w:val="24"/>
+          <w:lang w:eastAsia="pt-BR"/>
+        </w:rPr>
+        <w:t>:</w:t>
+      </w:r>
+      <w:r>
+        <w:rPr>
+          <w:rFonts w:eastAsia="Times New Roman" w:cstheme="minorHAnsi"/>
+          <w:sz w:val="24"/>
+          <w:szCs w:val="24"/>
+          <w:lang w:eastAsia="pt-BR"/>
+        </w:rPr>
+        <w:t xml:space="preserve"> Estrutura responsável por armazenar armas, armaduras e itens consumíveis utilizados pelo jogador durante a partida.</w:t>
+      </w:r>
+    </w:p>
+    <w:p>
+      <w:pPr>
+        <w:pStyle w:val="PargrafodaLista"/>
+        <w:numPr>
+          <w:ilvl w:val="0"/>
+          <w:numId w:val="28"/>
+        </w:numPr>
+        <w:spacing w:after="0" w:line="240" w:lineRule="auto"/>
+        <w:rPr>
+          <w:rFonts w:eastAsia="Times New Roman" w:cstheme="minorHAnsi"/>
+          <w:sz w:val="24"/>
+          <w:szCs w:val="24"/>
+          <w:lang w:eastAsia="pt-BR"/>
+        </w:rPr>
+      </w:pPr>
+      <w:r>
+        <w:rPr>
+          <w:rFonts w:eastAsia="Times New Roman" w:cstheme="minorHAnsi"/>
+          <w:b/>
+          <w:bCs/>
+          <w:sz w:val="24"/>
+          <w:szCs w:val="24"/>
+          <w:lang w:eastAsia="pt-BR"/>
+        </w:rPr>
+        <w:lastRenderedPageBreak/>
+        <w:t>Consumível</w:t>
+      </w:r>
+      <w:r>
+        <w:rPr>
+          <w:rFonts w:eastAsia="Times New Roman" w:cstheme="minorHAnsi"/>
+          <w:b/>
+          <w:bCs/>
+          <w:sz w:val="24"/>
+          <w:szCs w:val="24"/>
+          <w:lang w:eastAsia="pt-BR"/>
+        </w:rPr>
+        <w:t>:</w:t>
+      </w:r>
+      <w:r>
+        <w:rPr>
+          <w:rFonts w:eastAsia="Times New Roman" w:cstheme="minorHAnsi"/>
+          <w:sz w:val="24"/>
+          <w:szCs w:val="24"/>
+          <w:lang w:eastAsia="pt-BR"/>
+        </w:rPr>
+        <w:t xml:space="preserve"> Item que pode ser utilizado durante o jogo para recuperar vida ou produzir outros efeitos temporários.</w:t>
+      </w:r>
+    </w:p>
+    <w:p>
+      <w:pPr>
+        <w:pStyle w:val="PargrafodaLista"/>
+        <w:numPr>
+          <w:ilvl w:val="0"/>
+          <w:numId w:val="28"/>
+        </w:numPr>
+        <w:spacing w:after="0" w:line="240" w:lineRule="auto"/>
+        <w:rPr>
+          <w:rFonts w:eastAsia="Times New Roman" w:cstheme="minorHAnsi"/>
+          <w:sz w:val="24"/>
+          <w:szCs w:val="24"/>
+          <w:lang w:eastAsia="pt-BR"/>
+        </w:rPr>
+      </w:pPr>
+      <w:r>
+        <w:rPr>
+          <w:rFonts w:eastAsia="Times New Roman" w:cstheme="minorHAnsi"/>
+          <w:b/>
+          <w:bCs/>
+          <w:sz w:val="24"/>
+          <w:szCs w:val="24"/>
+          <w:lang w:eastAsia="pt-BR"/>
+        </w:rPr>
+        <w:t>Armadura</w:t>
+      </w:r>
+      <w:r>
+        <w:rPr>
+          <w:rFonts w:eastAsia="Times New Roman" w:cstheme="minorHAnsi"/>
+          <w:b/>
+          <w:bCs/>
+          <w:sz w:val="24"/>
+          <w:szCs w:val="24"/>
+          <w:lang w:eastAsia="pt-BR"/>
+        </w:rPr>
+        <w:t>:</w:t>
+      </w:r>
+      <w:r>
+        <w:rPr>
+          <w:rFonts w:eastAsia="Times New Roman" w:cstheme="minorHAnsi"/>
+          <w:sz w:val="24"/>
+          <w:szCs w:val="24"/>
+          <w:lang w:eastAsia="pt-BR"/>
+        </w:rPr>
+        <w:t xml:space="preserve"> Equipamento defensivo composto por diferentes peças que concedem bônus aos atributos do personagem.</w:t>
+      </w:r>
+    </w:p>
+    <w:p>
+      <w:pPr>
+        <w:pStyle w:val="PargrafodaLista"/>
+        <w:numPr>
+          <w:ilvl w:val="0"/>
+          <w:numId w:val="28"/>
+        </w:numPr>
+        <w:spacing w:after="0" w:line="240" w:lineRule="auto"/>
+        <w:rPr>
+          <w:rFonts w:eastAsia="Times New Roman" w:cstheme="minorHAnsi"/>
+          <w:sz w:val="24"/>
+          <w:szCs w:val="24"/>
+          <w:lang w:eastAsia="pt-BR"/>
+        </w:rPr>
+      </w:pPr>
+      <w:r>
+        <w:rPr>
+          <w:rFonts w:eastAsia="Times New Roman" w:cstheme="minorHAnsi"/>
+          <w:b/>
+          <w:bCs/>
+          <w:sz w:val="24"/>
+          <w:szCs w:val="24"/>
+          <w:lang w:eastAsia="pt-BR"/>
+        </w:rPr>
+        <w:t>Persistência</w:t>
+      </w:r>
+      <w:r>
+        <w:rPr>
+          <w:rFonts w:eastAsia="Times New Roman" w:cstheme="minorHAnsi"/>
+          <w:b/>
+          <w:bCs/>
+          <w:sz w:val="24"/>
+          <w:szCs w:val="24"/>
+          <w:lang w:eastAsia="pt-BR"/>
+        </w:rPr>
+        <w:t xml:space="preserve"> de Dados:</w:t>
+      </w:r>
+      <w:r>
+        <w:rPr>
+          <w:rFonts w:eastAsia="Times New Roman" w:cstheme="minorHAnsi"/>
+          <w:sz w:val="24"/>
+          <w:szCs w:val="24"/>
+          <w:lang w:eastAsia="pt-BR"/>
+        </w:rPr>
+        <w:t xml:space="preserve"> Processo de armazenamento das informações do jogador em arquivos binários, permitindo continuar a partida posteriormente.</w:t>
+      </w:r>
+    </w:p>
+    <w:p>
+      <w:pPr>
+        <w:pStyle w:val="PargrafodaLista"/>
+        <w:numPr>
+          <w:ilvl w:val="0"/>
+          <w:numId w:val="28"/>
+        </w:numPr>
+        <w:spacing w:after="0" w:line="240" w:lineRule="auto"/>
+        <w:rPr>
+          <w:rFonts w:eastAsia="Times New Roman" w:cstheme="minorHAnsi"/>
+          <w:sz w:val="24"/>
+          <w:szCs w:val="24"/>
+          <w:lang w:eastAsia="pt-BR"/>
+        </w:rPr>
+      </w:pPr>
+      <w:r>
+        <w:rPr>
+          <w:rFonts w:eastAsia="Times New Roman" w:cstheme="minorHAnsi"/>
+          <w:b/>
+          <w:bCs/>
+          <w:sz w:val="24"/>
+          <w:szCs w:val="24"/>
+          <w:lang w:eastAsia="pt-BR"/>
+        </w:rPr>
+        <w:t>Arquivo</w:t>
+      </w:r>
+      <w:r>
+        <w:rPr>
+          <w:rFonts w:eastAsia="Times New Roman" w:cstheme="minorHAnsi"/>
+          <w:b/>
+          <w:bCs/>
+          <w:sz w:val="24"/>
+          <w:szCs w:val="24"/>
+          <w:lang w:eastAsia="pt-BR"/>
+        </w:rPr>
+        <w:t xml:space="preserve"> Binário:</w:t>
+      </w:r>
+      <w:r>
+        <w:rPr>
+          <w:rFonts w:eastAsia="Times New Roman" w:cstheme="minorHAnsi"/>
+          <w:sz w:val="24"/>
+          <w:szCs w:val="24"/>
+          <w:lang w:eastAsia="pt-BR"/>
+        </w:rPr>
+        <w:t xml:space="preserve"> Arquivo utilizado para salvar e carregar o progresso do jogador, armazenando os dados em formato binário.</w:t>
+      </w:r>
+    </w:p>
+    <w:p>
+      <w:pPr>
+        <w:pStyle w:val="PargrafodaLista"/>
+        <w:numPr>
+          <w:ilvl w:val="0"/>
+          <w:numId w:val="28"/>
+        </w:numPr>
+        <w:spacing w:after="0" w:line="240" w:lineRule="auto"/>
+        <w:rPr>
+          <w:rFonts w:eastAsia="Times New Roman" w:cstheme="minorHAnsi"/>
+          <w:sz w:val="24"/>
+          <w:szCs w:val="24"/>
+          <w:lang w:eastAsia="pt-BR"/>
+        </w:rPr>
+      </w:pPr>
+      <w:proofErr w:type="spellStart"/>
+      <w:r>
+        <w:rPr>
+          <w:rFonts w:eastAsia="Times New Roman" w:cstheme="minorHAnsi"/>
+          <w:b/>
+          <w:bCs/>
+          <w:sz w:val="24"/>
+          <w:szCs w:val="24"/>
+          <w:lang w:eastAsia="pt-BR"/>
+        </w:rPr>
+        <w:t>Struct</w:t>
+      </w:r>
+      <w:proofErr w:type="spellEnd"/>
+      <w:r>
+        <w:rPr>
+          <w:rFonts w:eastAsia="Times New Roman" w:cstheme="minorHAnsi"/>
+          <w:b/>
+          <w:bCs/>
+          <w:sz w:val="24"/>
+          <w:szCs w:val="24"/>
+          <w:lang w:eastAsia="pt-BR"/>
+        </w:rPr>
+        <w:t>:</w:t>
+      </w:r>
+      <w:r>
+        <w:rPr>
+          <w:rFonts w:eastAsia="Times New Roman" w:cstheme="minorHAnsi"/>
+          <w:sz w:val="24"/>
+          <w:szCs w:val="24"/>
+          <w:lang w:eastAsia="pt-BR"/>
+        </w:rPr>
+        <w:t xml:space="preserve"> Estrutura de dados da linguagem C utilizada para agrupar informações relacionadas a uma entidade, como jogador, inimigo ou inventário.</w:t>
+      </w:r>
+    </w:p>
+    <w:p>
+      <w:pPr>
+        <w:pStyle w:val="PargrafodaLista"/>
+        <w:numPr>
+          <w:ilvl w:val="0"/>
+          <w:numId w:val="28"/>
+        </w:numPr>
+        <w:spacing w:after="0" w:line="240" w:lineRule="auto"/>
+        <w:rPr>
+          <w:rFonts w:eastAsia="Times New Roman" w:cstheme="minorHAnsi"/>
+          <w:sz w:val="24"/>
+          <w:szCs w:val="24"/>
+          <w:lang w:eastAsia="pt-BR"/>
+        </w:rPr>
+      </w:pPr>
+      <w:r>
+        <w:rPr>
+          <w:rFonts w:eastAsia="Times New Roman" w:cstheme="minorHAnsi"/>
+          <w:b/>
+          <w:bCs/>
+          <w:sz w:val="24"/>
+          <w:szCs w:val="24"/>
+          <w:lang w:eastAsia="pt-BR"/>
+        </w:rPr>
+        <w:t>Módulo</w:t>
+      </w:r>
+      <w:r>
+        <w:rPr>
+          <w:rFonts w:eastAsia="Times New Roman" w:cstheme="minorHAnsi"/>
+          <w:b/>
+          <w:bCs/>
+          <w:sz w:val="24"/>
+          <w:szCs w:val="24"/>
+          <w:lang w:eastAsia="pt-BR"/>
+        </w:rPr>
+        <w:t>:</w:t>
+      </w:r>
+      <w:r>
+        <w:rPr>
+          <w:rFonts w:eastAsia="Times New Roman" w:cstheme="minorHAnsi"/>
+          <w:sz w:val="24"/>
+          <w:szCs w:val="24"/>
+          <w:lang w:eastAsia="pt-BR"/>
+        </w:rPr>
+        <w:t xml:space="preserve"> Conjunto de arquivos responsáveis por uma parte específica do sistema, organizando funcionalidades como combate, narrativa e gerenciamento de objetos.</w:t>
+      </w:r>
+    </w:p>
+    <w:p>
+      <w:pPr>
+        <w:pStyle w:val="PargrafodaLista"/>
+        <w:numPr>
+          <w:ilvl w:val="0"/>
+          <w:numId w:val="28"/>
+        </w:numPr>
+        <w:spacing w:after="0" w:line="240" w:lineRule="auto"/>
+        <w:rPr>
+          <w:rFonts w:eastAsia="Times New Roman" w:cstheme="minorHAnsi"/>
+          <w:sz w:val="24"/>
+          <w:szCs w:val="24"/>
+          <w:lang w:eastAsia="pt-BR"/>
+        </w:rPr>
+      </w:pPr>
+      <w:proofErr w:type="spellStart"/>
+      <w:r>
+        <w:rPr>
+          <w:rFonts w:eastAsia="Times New Roman" w:cstheme="minorHAnsi"/>
+          <w:sz w:val="24"/>
+          <w:szCs w:val="24"/>
+          <w:lang w:eastAsia="pt-BR"/>
+        </w:rPr>
+        <w:t>ncurses</w:t>
+      </w:r>
+      <w:proofErr w:type="spellEnd"/>
+      <w:r>
+        <w:rPr>
+          <w:rFonts w:eastAsia="Times New Roman" w:cstheme="minorHAnsi"/>
+          <w:b/>
+          <w:bCs/>
+          <w:sz w:val="24"/>
+          <w:szCs w:val="24"/>
+          <w:lang w:eastAsia="pt-BR"/>
+        </w:rPr>
+        <w:t>:</w:t>
+      </w:r>
+      <w:r>
+        <w:rPr>
+          <w:rFonts w:eastAsia="Times New Roman" w:cstheme="minorHAnsi"/>
+          <w:sz w:val="24"/>
+          <w:szCs w:val="24"/>
+          <w:lang w:eastAsia="pt-BR"/>
+        </w:rPr>
+        <w:t xml:space="preserve"> Biblioteca da linguagem C utilizada para criar interfaces em modo texto e controlar elementos visuais diretamente no terminal.</w:t>
+      </w:r>
+    </w:p>
+    <w:p>
+      <w:pPr>
+        <w:pStyle w:val="PargrafodaLista"/>
+        <w:numPr>
+          <w:ilvl w:val="0"/>
+          <w:numId w:val="28"/>
+        </w:numPr>
+        <w:spacing w:after="0" w:line="240" w:lineRule="auto"/>
+        <w:rPr>
+          <w:rFonts w:eastAsia="Times New Roman" w:cstheme="minorHAnsi"/>
+          <w:sz w:val="24"/>
+          <w:szCs w:val="24"/>
+          <w:lang w:eastAsia="pt-BR"/>
+        </w:rPr>
+      </w:pPr>
+      <w:r>
+        <w:rPr>
+          <w:rFonts w:eastAsia="Times New Roman" w:cstheme="minorHAnsi"/>
+          <w:b/>
+          <w:bCs/>
+          <w:sz w:val="24"/>
+          <w:szCs w:val="24"/>
+          <w:lang w:eastAsia="pt-BR"/>
+        </w:rPr>
+        <w:t>Thread</w:t>
+      </w:r>
+      <w:r>
+        <w:rPr>
+          <w:rFonts w:eastAsia="Times New Roman" w:cstheme="minorHAnsi"/>
+          <w:b/>
+          <w:bCs/>
+          <w:sz w:val="24"/>
+          <w:szCs w:val="24"/>
+          <w:lang w:eastAsia="pt-BR"/>
+        </w:rPr>
+        <w:t xml:space="preserve"> Única (Single Thread):</w:t>
+      </w:r>
+      <w:r>
+        <w:rPr>
+          <w:rFonts w:eastAsia="Times New Roman" w:cstheme="minorHAnsi"/>
+          <w:sz w:val="24"/>
+          <w:szCs w:val="24"/>
+          <w:lang w:eastAsia="pt-BR"/>
+        </w:rPr>
+        <w:t xml:space="preserve"> Modelo de execução no qual todas as operações da aplicação são processadas sequencialmente por um único fluxo de execução.</w:t>
+      </w:r>
+    </w:p>
+    <w:p>
+      <w:pPr>
+        <w:pStyle w:val="PargrafodaLista"/>
+        <w:numPr>
+          <w:ilvl w:val="0"/>
+          <w:numId w:val="28"/>
+        </w:numPr>
+        <w:spacing w:after="0" w:line="240" w:lineRule="auto"/>
+        <w:rPr>
+          <w:rFonts w:eastAsia="Times New Roman" w:cstheme="minorHAnsi"/>
+          <w:sz w:val="24"/>
+          <w:szCs w:val="24"/>
+          <w:lang w:eastAsia="pt-BR"/>
+        </w:rPr>
+      </w:pPr>
+      <w:r>
+        <w:rPr>
+          <w:rFonts w:eastAsia="Times New Roman" w:cstheme="minorHAnsi"/>
+          <w:b/>
+          <w:bCs/>
+          <w:sz w:val="24"/>
+          <w:szCs w:val="24"/>
+          <w:lang w:eastAsia="pt-BR"/>
+        </w:rPr>
+        <w:t>Renderização</w:t>
+      </w:r>
+      <w:r>
+        <w:rPr>
+          <w:rFonts w:eastAsia="Times New Roman" w:cstheme="minorHAnsi"/>
+          <w:b/>
+          <w:bCs/>
+          <w:sz w:val="24"/>
+          <w:szCs w:val="24"/>
+          <w:lang w:eastAsia="pt-BR"/>
+        </w:rPr>
+        <w:t>:</w:t>
+      </w:r>
+      <w:r>
+        <w:rPr>
+          <w:rFonts w:eastAsia="Times New Roman" w:cstheme="minorHAnsi"/>
+          <w:sz w:val="24"/>
+          <w:szCs w:val="24"/>
+          <w:lang w:eastAsia="pt-BR"/>
+        </w:rPr>
+        <w:t xml:space="preserve"> Processo de atualização dos elementos visuais exibidos ao jogador na interface do terminal.</w:t>
+      </w:r>
+    </w:p>
+    <w:p>
+      <w:pPr>
+        <w:pStyle w:val="PargrafodaLista"/>
+        <w:numPr>
+          <w:ilvl w:val="0"/>
+          <w:numId w:val="28"/>
+        </w:numPr>
+        <w:spacing w:after="0" w:line="240" w:lineRule="auto"/>
+        <w:rPr>
+          <w:rFonts w:eastAsia="Times New Roman" w:cstheme="minorHAnsi"/>
+          <w:sz w:val="24"/>
+          <w:szCs w:val="24"/>
+          <w:lang w:eastAsia="pt-BR"/>
+        </w:rPr>
+      </w:pPr>
+      <w:r>
+        <w:rPr>
+          <w:rFonts w:eastAsia="Times New Roman" w:cstheme="minorHAnsi"/>
+          <w:b/>
+          <w:bCs/>
+          <w:sz w:val="24"/>
+          <w:szCs w:val="24"/>
+          <w:lang w:eastAsia="pt-BR"/>
+        </w:rPr>
+        <w:t>Colisão</w:t>
+      </w:r>
+      <w:r>
+        <w:rPr>
+          <w:rFonts w:eastAsia="Times New Roman" w:cstheme="minorHAnsi"/>
+          <w:b/>
+          <w:bCs/>
+          <w:sz w:val="24"/>
+          <w:szCs w:val="24"/>
+          <w:lang w:eastAsia="pt-BR"/>
+        </w:rPr>
+        <w:t>:</w:t>
+      </w:r>
+      <w:r>
+        <w:rPr>
+          <w:rFonts w:eastAsia="Times New Roman" w:cstheme="minorHAnsi"/>
+          <w:sz w:val="24"/>
+          <w:szCs w:val="24"/>
+          <w:lang w:eastAsia="pt-BR"/>
+        </w:rPr>
+        <w:t xml:space="preserve"> Verificação utilizada pelo sistema para identificar o contato entre ataques, personagem e inimigos durante o combate.</w:t>
+      </w:r>
+    </w:p>
+    <w:p>
+      <w:pPr>
+        <w:pStyle w:val="PargrafodaLista"/>
+        <w:numPr>
+          <w:ilvl w:val="0"/>
+          <w:numId w:val="28"/>
+        </w:numPr>
+        <w:spacing w:after="0" w:line="240" w:lineRule="auto"/>
+        <w:rPr>
+          <w:rFonts w:eastAsia="Times New Roman" w:cstheme="minorHAnsi"/>
+          <w:sz w:val="24"/>
+          <w:szCs w:val="24"/>
+          <w:lang w:eastAsia="pt-BR"/>
+        </w:rPr>
+      </w:pPr>
+      <w:r>
+        <w:rPr>
+          <w:rFonts w:eastAsia="Times New Roman" w:cstheme="minorHAnsi"/>
+          <w:b/>
+          <w:bCs/>
+          <w:sz w:val="24"/>
+          <w:szCs w:val="24"/>
+          <w:lang w:eastAsia="pt-BR"/>
+        </w:rPr>
+        <w:t>Sprite:</w:t>
+      </w:r>
+      <w:r>
+        <w:rPr>
+          <w:rFonts w:eastAsia="Times New Roman" w:cstheme="minorHAnsi"/>
+          <w:sz w:val="24"/>
+          <w:szCs w:val="24"/>
+          <w:lang w:eastAsia="pt-BR"/>
+        </w:rPr>
+        <w:t xml:space="preserve"> Representação gráfica de personagens, ataques ou objetos, exibida por meio de caracteres ASCII no terminal.</w:t>
       </w:r>
     </w:p>
     <w:p>
@@ -8468,6 +6739,7 @@
       <w:r>
         <w:t xml:space="preserve">A aplicação foi desenvolvida em linguagem C, utilizando a biblioteca </w:t>
       </w:r>
+      <w:proofErr w:type="spellStart"/>
       <w:r>
         <w:rPr>
           <w:b/>
@@ -8475,23 +6747,9 @@
         </w:rPr>
         <w:t>ncurses</w:t>
       </w:r>
-      <w:r>
-        <w:t xml:space="preserve"> para construção da interface em modo texto e arquivos binários para persistência dos dados do jogador. O projeto busca aplicar os conceitos estudados na disciplina de Programação Estruturada, tais utilização de estruturas, manipulação de arquivos, alocação dinâmica de memória e</w:t>
-      </w:r>
-      <w:r>
-        <w:t>m conjunto com conteúdo ainda não trabalhados como</w:t>
-      </w:r>
-      <w:r>
-        <w:t xml:space="preserve"> organização</w:t>
-      </w:r>
-      <w:r>
-        <w:t xml:space="preserve"> e modularização</w:t>
-      </w:r>
-      <w:r>
-        <w:t xml:space="preserve"> do código</w:t>
-      </w:r>
-      <w:r>
-        <w:t xml:space="preserve"> e criação de diagramas de sistemas.</w:t>
+      <w:proofErr w:type="spellEnd"/>
+      <w:r>
+        <w:t xml:space="preserve"> para construção da interface em modo texto e arquivos binários para persistência dos dados do jogador. O projeto busca aplicar os conceitos estudados na disciplina de Programação Estruturada, tais utilização de estruturas, manipulação de arquivos, alocação dinâmica de memória em conjunto com conteúdo ainda não trabalhados como organização e modularização do código e criação de diagramas de sistemas.</w:t>
       </w:r>
     </w:p>
     <w:p>
@@ -8730,6 +6988,7 @@
       <w:r>
         <w:t xml:space="preserve"> devido ao uso da ferramenta </w:t>
       </w:r>
+      <w:proofErr w:type="spellStart"/>
       <w:r>
         <w:rPr>
           <w:i/>
@@ -8737,6 +6996,7 @@
         </w:rPr>
         <w:t>aplay</w:t>
       </w:r>
+      <w:proofErr w:type="spellEnd"/>
       <w:r>
         <w:rPr>
           <w:i/>
@@ -8975,6 +7235,7 @@
       <w:r>
         <w:t xml:space="preserve">A ausência da biblioteca </w:t>
       </w:r>
+      <w:proofErr w:type="spellStart"/>
       <w:r>
         <w:rPr>
           <w:b/>
@@ -8982,9 +7243,11 @@
         </w:rPr>
         <w:t>ncurses</w:t>
       </w:r>
+      <w:proofErr w:type="spellEnd"/>
       <w:r>
         <w:t xml:space="preserve"> ou da ferramenta </w:t>
       </w:r>
+      <w:proofErr w:type="spellStart"/>
       <w:r>
         <w:rPr>
           <w:b/>
@@ -8992,6 +7255,7 @@
         </w:rPr>
         <w:t>aplay</w:t>
       </w:r>
+      <w:proofErr w:type="spellEnd"/>
       <w:r>
         <w:t xml:space="preserve"> impede a utilização completa da aplicação.</w:t>
       </w:r>
@@ -9062,6 +7326,7 @@
         </w:numPr>
         <w:spacing w:before="0" w:after="0"/>
       </w:pPr>
+      <w:proofErr w:type="spellStart"/>
       <w:r>
         <w:rPr>
           <w:b/>
@@ -9069,6 +7334,7 @@
         </w:rPr>
         <w:t>Git</w:t>
       </w:r>
+      <w:proofErr w:type="spellEnd"/>
       <w:r>
         <w:t xml:space="preserve"> </w:t>
       </w:r>
@@ -9118,6 +7384,7 @@
         </w:numPr>
         <w:spacing w:before="0" w:after="0"/>
       </w:pPr>
+      <w:proofErr w:type="spellStart"/>
       <w:r>
         <w:rPr>
           <w:b/>
@@ -9125,6 +7392,7 @@
         </w:rPr>
         <w:t>Astah</w:t>
       </w:r>
+      <w:proofErr w:type="spellEnd"/>
       <w:r>
         <w:t>, utilizado para elaboração dos diagramas UML presentes na documentação do projeto.</w:t>
       </w:r>
@@ -9210,6 +7478,9 @@
         </w:tabs>
       </w:pPr>
       <w:r>
+        <w:rPr>
+          <w:noProof/>
+        </w:rPr>
         <w:drawing>
           <wp:inline distT="0" distB="0" distL="0" distR="0" wp14:anchorId="552AA257" wp14:editId="4C0C72FE">
             <wp:extent cx="5759450" cy="3696335"/>
@@ -9256,7 +7527,7 @@
         </w:rPr>
       </w:pPr>
       <w:bookmarkStart w:id="30" w:name="_Toc211201387"/>
-      <w:bookmarkStart w:id="31" w:name="_Toc213130936"/>
+      <w:bookmarkStart w:id="31" w:name="_Toc232933468"/>
       <w:r>
         <w:t xml:space="preserve">Figura </w:t>
       </w:r>
@@ -9629,15 +7900,7 @@
           <w:sz w:val="24"/>
           <w:szCs w:val="32"/>
         </w:rPr>
-        <w:t xml:space="preserve">O jogador escolhe </w:t>
-      </w:r>
-      <w:r>
-        <w:rPr>
-          <w:rFonts w:cstheme="minorHAnsi"/>
-          <w:sz w:val="24"/>
-          <w:szCs w:val="32"/>
-        </w:rPr>
-        <w:t xml:space="preserve">a opção </w:t>
+        <w:t xml:space="preserve">O jogador escolhe a opção </w:t>
       </w:r>
       <w:r>
         <w:rPr>
@@ -9697,6 +7960,7 @@
         </w:rPr>
         <w:t>(</w:t>
       </w:r>
+      <w:proofErr w:type="spellStart"/>
       <w:r>
         <w:rPr>
           <w:rFonts w:cstheme="minorHAnsi"/>
@@ -9705,8 +7969,31 @@
           <w:sz w:val="24"/>
           <w:szCs w:val="32"/>
         </w:rPr>
-        <w:t>saves/player_save.bin</w:t>
-      </w:r>
+        <w:t>saves</w:t>
+      </w:r>
+      <w:proofErr w:type="spellEnd"/>
+      <w:r>
+        <w:rPr>
+          <w:rFonts w:cstheme="minorHAnsi"/>
+          <w:i/>
+          <w:iCs/>
+          <w:sz w:val="24"/>
+          <w:szCs w:val="32"/>
+        </w:rPr>
+        <w:t>/</w:t>
+      </w:r>
+      <w:proofErr w:type="spellStart"/>
+      <w:r>
+        <w:rPr>
+          <w:rFonts w:cstheme="minorHAnsi"/>
+          <w:i/>
+          <w:iCs/>
+          <w:sz w:val="24"/>
+          <w:szCs w:val="32"/>
+        </w:rPr>
+        <w:t>player_save.bin</w:t>
+      </w:r>
+      <w:proofErr w:type="spellEnd"/>
       <w:r>
         <w:rPr>
           <w:rFonts w:cstheme="minorHAnsi"/>
@@ -10234,39 +8521,7 @@
           <w:sz w:val="24"/>
           <w:szCs w:val="32"/>
         </w:rPr>
-        <w:t xml:space="preserve">O jogador </w:t>
-      </w:r>
-      <w:r>
-        <w:rPr>
-          <w:rFonts w:eastAsiaTheme="minorEastAsia"/>
-          <w:sz w:val="24"/>
-          <w:szCs w:val="32"/>
-        </w:rPr>
-        <w:t>entra no loop de esquiva, no qual ocorre</w:t>
-      </w:r>
-      <w:r>
-        <w:rPr>
-          <w:rFonts w:eastAsiaTheme="minorEastAsia"/>
-          <w:sz w:val="24"/>
-          <w:szCs w:val="32"/>
-        </w:rPr>
-        <w:t xml:space="preserve"> os padrões de ataque do inimigo </w:t>
-      </w:r>
-      <w:r>
-        <w:rPr>
-          <w:rFonts w:eastAsiaTheme="minorEastAsia"/>
-          <w:sz w:val="24"/>
-          <w:szCs w:val="32"/>
-        </w:rPr>
-        <w:t>que ele</w:t>
-      </w:r>
-      <w:r>
-        <w:rPr>
-          <w:rFonts w:eastAsiaTheme="minorEastAsia"/>
-          <w:sz w:val="24"/>
-          <w:szCs w:val="32"/>
-        </w:rPr>
-        <w:t xml:space="preserve"> precisa esquivar. </w:t>
+        <w:t xml:space="preserve">O jogador entra no loop de esquiva, no qual ocorre os padrões de ataque do inimigo que ele precisa esquivar. </w:t>
       </w:r>
     </w:p>
     <w:p>
@@ -11436,7 +9691,7 @@
         <w:spacing w:line="276" w:lineRule="auto"/>
       </w:pPr>
       <w:bookmarkStart w:id="42" w:name="_Toc211201388"/>
-      <w:bookmarkStart w:id="43" w:name="_Toc213130937"/>
+      <w:bookmarkStart w:id="43" w:name="_Toc232933469"/>
       <w:r>
         <w:t xml:space="preserve">Figura </w:t>
       </w:r>
@@ -11771,9 +10026,19 @@
           <w:color w:val="000000" w:themeColor="text1"/>
           <w:lang w:eastAsia="pt-BR"/>
         </w:rPr>
-        <w:t>/Structs</w:t>
+        <w:t>/</w:t>
+      </w:r>
+      <w:proofErr w:type="spellStart"/>
+      <w:r>
+        <w:rPr>
+          <w:rFonts w:eastAsia="Times New Roman"/>
+          <w:color w:val="000000" w:themeColor="text1"/>
+          <w:lang w:eastAsia="pt-BR"/>
+        </w:rPr>
+        <w:t>Structs</w:t>
       </w:r>
       <w:bookmarkEnd w:id="44"/>
+      <w:proofErr w:type="spellEnd"/>
     </w:p>
     <w:p>
       <w:pPr>
@@ -11804,6 +10069,9 @@
         <w:keepNext/>
       </w:pPr>
       <w:r>
+        <w:rPr>
+          <w:noProof/>
+        </w:rPr>
         <w:drawing>
           <wp:inline distT="0" distB="0" distL="0" distR="0" wp14:anchorId="57971DA4" wp14:editId="7ACCE258">
             <wp:extent cx="5759450" cy="3790950"/>
@@ -11847,7 +10115,7 @@
         <w:spacing w:line="276" w:lineRule="auto"/>
       </w:pPr>
       <w:bookmarkStart w:id="45" w:name="_Toc211201389"/>
-      <w:bookmarkStart w:id="46" w:name="_Toc213130938"/>
+      <w:bookmarkStart w:id="46" w:name="_Toc232933470"/>
       <w:r>
         <w:t xml:space="preserve">Figura </w:t>
       </w:r>
@@ -11888,10 +10156,15 @@
         <w:t>s</w:t>
       </w:r>
       <w:bookmarkEnd w:id="45"/>
+      <w:r>
+        <w:t>/</w:t>
+      </w:r>
+      <w:proofErr w:type="spellStart"/>
+      <w:r>
+        <w:t>structs</w:t>
+      </w:r>
       <w:bookmarkEnd w:id="46"/>
-      <w:r>
-        <w:t>/structs</w:t>
-      </w:r>
+      <w:proofErr w:type="spellEnd"/>
     </w:p>
     <w:p/>
     <w:p>
@@ -11926,64 +10199,59 @@
           <w:b/>
           <w:bCs/>
         </w:rPr>
-        <w:t>Player</w:t>
+        <w:t>Player,</w:t>
       </w:r>
       <w:r>
         <w:rPr>
           <w:b/>
           <w:bCs/>
         </w:rPr>
-        <w:t>,</w:t>
+        <w:t xml:space="preserve"> </w:t>
       </w:r>
       <w:r>
         <w:rPr>
           <w:b/>
           <w:bCs/>
         </w:rPr>
-        <w:t xml:space="preserve"> </w:t>
+        <w:t>Inimigo</w:t>
       </w:r>
       <w:r>
         <w:rPr>
           <w:b/>
           <w:bCs/>
         </w:rPr>
-        <w:t>Inimigo</w:t>
+        <w:t>,</w:t>
       </w:r>
       <w:r>
         <w:rPr>
           <w:b/>
           <w:bCs/>
         </w:rPr>
-        <w:t>,</w:t>
+        <w:t xml:space="preserve"> </w:t>
       </w:r>
       <w:r>
         <w:rPr>
           <w:b/>
           <w:bCs/>
         </w:rPr>
-        <w:t xml:space="preserve"> </w:t>
+        <w:t>Combate</w:t>
       </w:r>
       <w:r>
         <w:rPr>
           <w:b/>
           <w:bCs/>
         </w:rPr>
-        <w:t>Combate</w:t>
-      </w:r>
+        <w:t xml:space="preserve">, </w:t>
+      </w:r>
+      <w:proofErr w:type="spellStart"/>
       <w:r>
         <w:rPr>
           <w:b/>
           <w:bCs/>
         </w:rPr>
-        <w:t xml:space="preserve">, </w:t>
-      </w:r>
-      <w:r>
-        <w:rPr>
-          <w:b/>
-          <w:bCs/>
-        </w:rPr>
         <w:t>AtaqueInimigo</w:t>
       </w:r>
+      <w:proofErr w:type="spellEnd"/>
       <w:r>
         <w:rPr>
           <w:b/>
@@ -12053,8 +10321,17 @@
         <w:ind w:firstLine="360"/>
       </w:pPr>
       <w:r>
-        <w:t xml:space="preserve">Esta struct gerencia os dados de progresso do personagem, incluindo atributos como nome, gênero, nível, vida e karma, além de métodos como </w:t>
-      </w:r>
+        <w:t xml:space="preserve">Esta </w:t>
+      </w:r>
+      <w:proofErr w:type="spellStart"/>
+      <w:r>
+        <w:t>struct</w:t>
+      </w:r>
+      <w:proofErr w:type="spellEnd"/>
+      <w:r>
+        <w:t xml:space="preserve"> gerencia os dados de progresso do personagem, incluindo atributos como nome, gênero, nível, vida e karma, além de métodos como </w:t>
+      </w:r>
+      <w:proofErr w:type="spellStart"/>
       <w:r>
         <w:rPr>
           <w:i/>
@@ -12062,9 +10339,11 @@
         </w:rPr>
         <w:t>mover_player</w:t>
       </w:r>
+      <w:proofErr w:type="spellEnd"/>
       <w:r>
         <w:t xml:space="preserve">, </w:t>
       </w:r>
+      <w:proofErr w:type="spellStart"/>
       <w:r>
         <w:rPr>
           <w:i/>
@@ -12072,9 +10351,11 @@
         </w:rPr>
         <w:t>criar_player</w:t>
       </w:r>
+      <w:proofErr w:type="spellEnd"/>
       <w:r>
         <w:t xml:space="preserve">, </w:t>
       </w:r>
+      <w:proofErr w:type="spellStart"/>
       <w:r>
         <w:rPr>
           <w:i/>
@@ -12082,9 +10363,11 @@
         </w:rPr>
         <w:t>tomar_dano</w:t>
       </w:r>
+      <w:proofErr w:type="spellEnd"/>
       <w:r>
         <w:t xml:space="preserve"> e </w:t>
       </w:r>
+      <w:proofErr w:type="spellStart"/>
       <w:r>
         <w:rPr>
           <w:i/>
@@ -12092,6 +10375,7 @@
         </w:rPr>
         <w:t>atacar_inimigo</w:t>
       </w:r>
+      <w:proofErr w:type="spellEnd"/>
       <w:r>
         <w:t xml:space="preserve">, que controlam o estado e as ações do jogador durante a partida. Relaciona-se diretamente com </w:t>
       </w:r>
@@ -12115,6 +10399,7 @@
       <w:r>
         <w:t xml:space="preserve"> e </w:t>
       </w:r>
+      <w:proofErr w:type="spellStart"/>
       <w:r>
         <w:rPr>
           <w:i/>
@@ -12122,6 +10407,7 @@
         </w:rPr>
         <w:t>Posicao</w:t>
       </w:r>
+      <w:proofErr w:type="spellEnd"/>
       <w:r>
         <w:t>.</w:t>
       </w:r>
@@ -12151,8 +10437,17 @@
         <w:ind w:firstLine="360"/>
       </w:pPr>
       <w:r>
-        <w:t xml:space="preserve">Esta struct representa os chefes encontrados em cada andar da torre, armazenando vida, sprite, posição e um vetor de </w:t>
-      </w:r>
+        <w:t xml:space="preserve">Esta </w:t>
+      </w:r>
+      <w:proofErr w:type="spellStart"/>
+      <w:r>
+        <w:t>struct</w:t>
+      </w:r>
+      <w:proofErr w:type="spellEnd"/>
+      <w:r>
+        <w:t xml:space="preserve"> representa os chefes encontrados em cada andar da torre, armazenando vida, sprite, posição e um vetor de </w:t>
+      </w:r>
+      <w:proofErr w:type="spellStart"/>
       <w:r>
         <w:rPr>
           <w:i/>
@@ -12160,9 +10455,11 @@
         </w:rPr>
         <w:t>AtaqueInimigo</w:t>
       </w:r>
+      <w:proofErr w:type="spellEnd"/>
       <w:r>
         <w:t xml:space="preserve"> correspondente aos padrões de ataque daquele combate, além de métodos como </w:t>
       </w:r>
+      <w:proofErr w:type="spellStart"/>
       <w:r>
         <w:rPr>
           <w:i/>
@@ -12170,9 +10467,11 @@
         </w:rPr>
         <w:t>inimigo_criar</w:t>
       </w:r>
+      <w:proofErr w:type="spellEnd"/>
       <w:r>
         <w:t xml:space="preserve">, </w:t>
       </w:r>
+      <w:proofErr w:type="spellStart"/>
       <w:r>
         <w:rPr>
           <w:i/>
@@ -12180,37 +10479,19 @@
         </w:rPr>
         <w:t>inimigo_tomar_dano</w:t>
       </w:r>
+      <w:proofErr w:type="spellEnd"/>
       <w:r>
         <w:t xml:space="preserve"> e </w:t>
       </w:r>
+      <w:proofErr w:type="spellStart"/>
       <w:r>
         <w:rPr>
           <w:i/>
           <w:iCs/>
         </w:rPr>
-        <w:t>renderizar_</w:t>
-      </w:r>
-      <w:r>
-        <w:rPr>
-          <w:i/>
-          <w:iCs/>
-        </w:rPr>
-        <w:t>nome</w:t>
-      </w:r>
-      <w:r>
-        <w:rPr>
-          <w:i/>
-          <w:iCs/>
-        </w:rPr>
-        <w:t>_</w:t>
-      </w:r>
-      <w:r>
-        <w:rPr>
-          <w:i/>
-          <w:iCs/>
-        </w:rPr>
-        <w:t>estilizado</w:t>
-      </w:r>
+        <w:t>renderizar_nome_estilizado</w:t>
+      </w:r>
+      <w:proofErr w:type="spellEnd"/>
       <w:r>
         <w:t>, responsáveis por instanciar e processar o comportamento do inimigo durante a batalha</w:t>
       </w:r>
@@ -12243,7 +10524,15 @@
         <w:ind w:firstLine="360"/>
       </w:pPr>
       <w:r>
-        <w:t>Esta struct controla o fluxo de uma batalha entre Player e Inimigo, gerenciando o estágio atual do combate</w:t>
+        <w:t xml:space="preserve">Esta </w:t>
+      </w:r>
+      <w:proofErr w:type="spellStart"/>
+      <w:r>
+        <w:t>struct</w:t>
+      </w:r>
+      <w:proofErr w:type="spellEnd"/>
+      <w:r>
+        <w:t xml:space="preserve"> controla o fluxo de uma batalha entre Player e Inimigo, gerenciando o estágio atual do combate</w:t>
       </w:r>
       <w:r>
         <w:t xml:space="preserve">, e a interação do jogador com o ambiente </w:t>
@@ -12257,6 +10546,7 @@
       <w:r>
         <w:t xml:space="preserve"> como </w:t>
       </w:r>
+      <w:proofErr w:type="spellStart"/>
       <w:r>
         <w:rPr>
           <w:i/>
@@ -12264,9 +10554,11 @@
         </w:rPr>
         <w:t>ataque_colidiu</w:t>
       </w:r>
+      <w:proofErr w:type="spellEnd"/>
       <w:r>
         <w:t xml:space="preserve">, </w:t>
       </w:r>
+      <w:proofErr w:type="spellStart"/>
       <w:r>
         <w:rPr>
           <w:i/>
@@ -12274,23 +10566,35 @@
         </w:rPr>
         <w:t>spawnar_ataque</w:t>
       </w:r>
+      <w:proofErr w:type="spellEnd"/>
       <w:r>
         <w:rPr>
           <w:i/>
           <w:iCs/>
         </w:rPr>
-        <w:t>, atualizar_ataque</w:t>
-      </w:r>
-      <w:r>
-        <w:t xml:space="preserve"> e </w:t>
-      </w:r>
+        <w:t xml:space="preserve">, </w:t>
+      </w:r>
+      <w:proofErr w:type="spellStart"/>
       <w:r>
         <w:rPr>
           <w:i/>
           <w:iCs/>
         </w:rPr>
+        <w:t>atualizar_ataque</w:t>
+      </w:r>
+      <w:proofErr w:type="spellEnd"/>
+      <w:r>
+        <w:t xml:space="preserve"> e </w:t>
+      </w:r>
+      <w:proofErr w:type="spellStart"/>
+      <w:r>
+        <w:rPr>
+          <w:i/>
+          <w:iCs/>
+        </w:rPr>
         <w:t>loop_esquiva</w:t>
       </w:r>
+      <w:proofErr w:type="spellEnd"/>
       <w:r>
         <w:t>, que processam a colisão de ataques, a geração de novos ataques inimigos e a alternância entre as fases de diálogo, esquiva e ação</w:t>
       </w:r>
@@ -12306,6 +10610,7 @@
           <w:numId w:val="13"/>
         </w:numPr>
       </w:pPr>
+      <w:proofErr w:type="spellStart"/>
       <w:r>
         <w:rPr>
           <w:b/>
@@ -12313,6 +10618,7 @@
         </w:rPr>
         <w:t>AtaqueInimigo</w:t>
       </w:r>
+      <w:proofErr w:type="spellEnd"/>
       <w:r>
         <w:t>:</w:t>
       </w:r>
@@ -12327,11 +10633,44 @@
         </w:rPr>
       </w:pPr>
       <w:r>
-        <w:t>Esta struct controla os atributos que regem a velocidade de spawn, velocidade, sentido e direção de deslocamento, dano causado, hitbox, estado atual dos ataques utilizados pelos inimigos. Além disso, ela também armazena o sprite referente a cada ataque.</w:t>
-      </w:r>
-      <w:r>
-        <w:t xml:space="preserve"> Cada ataque é instânciado por meio das funções </w:t>
-      </w:r>
+        <w:t xml:space="preserve">Esta </w:t>
+      </w:r>
+      <w:proofErr w:type="spellStart"/>
+      <w:r>
+        <w:t>struct</w:t>
+      </w:r>
+      <w:proofErr w:type="spellEnd"/>
+      <w:r>
+        <w:t xml:space="preserve"> controla os atributos que regem a velocidade de </w:t>
+      </w:r>
+      <w:proofErr w:type="spellStart"/>
+      <w:r>
+        <w:t>spawn</w:t>
+      </w:r>
+      <w:proofErr w:type="spellEnd"/>
+      <w:r>
+        <w:t xml:space="preserve">, velocidade, sentido e direção de deslocamento, dano causado, </w:t>
+      </w:r>
+      <w:proofErr w:type="spellStart"/>
+      <w:r>
+        <w:t>hitbox</w:t>
+      </w:r>
+      <w:proofErr w:type="spellEnd"/>
+      <w:r>
+        <w:t>, estado atual dos ataques utilizados pelos inimigos. Além disso, ela também armazena o sprite referente a cada ataque.</w:t>
+      </w:r>
+      <w:r>
+        <w:t xml:space="preserve"> Cada ataque é </w:t>
+      </w:r>
+      <w:proofErr w:type="spellStart"/>
+      <w:r>
+        <w:t>instânciado</w:t>
+      </w:r>
+      <w:proofErr w:type="spellEnd"/>
+      <w:r>
+        <w:t xml:space="preserve"> por meio das funções </w:t>
+      </w:r>
+      <w:proofErr w:type="spellStart"/>
       <w:r>
         <w:rPr>
           <w:i/>
@@ -12339,9 +10678,11 @@
         </w:rPr>
         <w:t>criar_ataque</w:t>
       </w:r>
+      <w:proofErr w:type="spellEnd"/>
       <w:r>
         <w:t xml:space="preserve"> e </w:t>
       </w:r>
+      <w:proofErr w:type="spellStart"/>
       <w:r>
         <w:rPr>
           <w:i/>
@@ -12349,6 +10690,7 @@
         </w:rPr>
         <w:t>criar_ataque_area</w:t>
       </w:r>
+      <w:proofErr w:type="spellEnd"/>
       <w:r>
         <w:rPr>
           <w:i/>
@@ -12382,7 +10724,15 @@
         <w:ind w:firstLine="360"/>
       </w:pPr>
       <w:r>
-        <w:t xml:space="preserve">Esta struct gerencia os itens do jogador, agregando uma </w:t>
+        <w:t xml:space="preserve">Esta </w:t>
+      </w:r>
+      <w:proofErr w:type="spellStart"/>
+      <w:r>
+        <w:t>struct</w:t>
+      </w:r>
+      <w:proofErr w:type="spellEnd"/>
+      <w:r>
+        <w:t xml:space="preserve"> gerencia os itens do jogador, agregando uma </w:t>
       </w:r>
       <w:r>
         <w:rPr>
@@ -12400,6 +10750,7 @@
       <w:r>
         <w:t xml:space="preserve"> </w:t>
       </w:r>
+      <w:proofErr w:type="spellStart"/>
       <w:r>
         <w:rPr>
           <w:i/>
@@ -12407,6 +10758,7 @@
         </w:rPr>
         <w:t>ParteArmadura</w:t>
       </w:r>
+      <w:proofErr w:type="spellEnd"/>
       <w:r>
         <w:t xml:space="preserve"> (capacete, peitoral, grevas e botas), uma </w:t>
       </w:r>
@@ -12420,6 +10772,7 @@
       <w:r>
         <w:t xml:space="preserve"> e um vetor de </w:t>
       </w:r>
+      <w:proofErr w:type="spellStart"/>
       <w:r>
         <w:rPr>
           <w:i/>
@@ -12427,12 +10780,14 @@
         </w:rPr>
         <w:t>Consumivel</w:t>
       </w:r>
+      <w:proofErr w:type="spellEnd"/>
       <w:r>
         <w:t xml:space="preserve">, </w:t>
       </w:r>
       <w:r>
         <w:t xml:space="preserve">sendo inicializado com a função </w:t>
       </w:r>
+      <w:proofErr w:type="spellStart"/>
       <w:r>
         <w:rPr>
           <w:i/>
@@ -12440,6 +10795,7 @@
         </w:rPr>
         <w:t>init_inventario</w:t>
       </w:r>
+      <w:proofErr w:type="spellEnd"/>
       <w:r>
         <w:t>, responsável por inicializar o inventário no início da partida</w:t>
       </w:r>
@@ -12477,11 +10833,28 @@
         </w:rPr>
       </w:pPr>
       <w:r>
-        <w:t xml:space="preserve">Esta struct </w:t>
-      </w:r>
-      <w:r>
-        <w:t xml:space="preserve">representa as informações necessárias para a arma do jogador, incluindo o dano causado, o tipo de dano, assim como os atributos adicionados ao jogador. A estrutura também armazena o nome do arquivo referente ao sprite da arma. As armas são instânciadas com a função </w:t>
-      </w:r>
+        <w:t xml:space="preserve">Esta </w:t>
+      </w:r>
+      <w:proofErr w:type="spellStart"/>
+      <w:r>
+        <w:t>struct</w:t>
+      </w:r>
+      <w:proofErr w:type="spellEnd"/>
+      <w:r>
+        <w:t xml:space="preserve"> </w:t>
+      </w:r>
+      <w:r>
+        <w:t xml:space="preserve">representa as informações necessárias para a arma do jogador, incluindo o dano causado, o tipo de dano, assim como os atributos adicionados ao jogador. A estrutura também armazena o nome do arquivo referente ao sprite da arma. As armas são </w:t>
+      </w:r>
+      <w:proofErr w:type="spellStart"/>
+      <w:r>
+        <w:t>instânciadas</w:t>
+      </w:r>
+      <w:proofErr w:type="spellEnd"/>
+      <w:r>
+        <w:t xml:space="preserve"> com a função </w:t>
+      </w:r>
+      <w:proofErr w:type="spellStart"/>
       <w:r>
         <w:rPr>
           <w:i/>
@@ -12489,6 +10862,7 @@
         </w:rPr>
         <w:t>gerar_arma_aleatoria</w:t>
       </w:r>
+      <w:proofErr w:type="spellEnd"/>
       <w:r>
         <w:rPr>
           <w:i/>
@@ -12531,10 +10905,34 @@
         <w:ind w:firstLine="360"/>
       </w:pPr>
       <w:r>
-        <w:t xml:space="preserve">Esta struct </w:t>
-      </w:r>
-      <w:r>
-        <w:t>agrega diferentes structs ParteArmadura, criando uma interface mais geral e centralizada para o equipamento</w:t>
+        <w:t xml:space="preserve">Esta </w:t>
+      </w:r>
+      <w:proofErr w:type="spellStart"/>
+      <w:r>
+        <w:t>struct</w:t>
+      </w:r>
+      <w:proofErr w:type="spellEnd"/>
+      <w:r>
+        <w:t xml:space="preserve"> </w:t>
+      </w:r>
+      <w:r>
+        <w:t xml:space="preserve">agrega diferentes </w:t>
+      </w:r>
+      <w:proofErr w:type="spellStart"/>
+      <w:r>
+        <w:t>structs</w:t>
+      </w:r>
+      <w:proofErr w:type="spellEnd"/>
+      <w:r>
+        <w:t xml:space="preserve"> </w:t>
+      </w:r>
+      <w:proofErr w:type="spellStart"/>
+      <w:r>
+        <w:t>ParteArmadura</w:t>
+      </w:r>
+      <w:proofErr w:type="spellEnd"/>
+      <w:r>
+        <w:t>, criando uma interface mais geral e centralizada para o equipamento</w:t>
       </w:r>
       <w:r>
         <w:t>.</w:t>
@@ -12552,6 +10950,7 @@
           <w:bCs/>
         </w:rPr>
       </w:pPr>
+      <w:proofErr w:type="spellStart"/>
       <w:r>
         <w:rPr>
           <w:b/>
@@ -12559,6 +10958,7 @@
         </w:rPr>
         <w:t>ParteArmadura</w:t>
       </w:r>
+      <w:proofErr w:type="spellEnd"/>
       <w:r>
         <w:rPr>
           <w:b/>
@@ -12573,16 +10973,18 @@
         <w:ind w:firstLine="360"/>
       </w:pPr>
       <w:r>
-        <w:t xml:space="preserve">Esta struct </w:t>
-      </w:r>
-      <w:r>
-        <w:t xml:space="preserve">representa as informações necessárias para </w:t>
-      </w:r>
-      <w:r>
-        <w:t>cada peça de armadura equipada pelo</w:t>
-      </w:r>
-      <w:r>
-        <w:t xml:space="preserve"> jogador, </w:t>
+        <w:t xml:space="preserve">Esta </w:t>
+      </w:r>
+      <w:proofErr w:type="spellStart"/>
+      <w:r>
+        <w:t>struct</w:t>
+      </w:r>
+      <w:proofErr w:type="spellEnd"/>
+      <w:r>
+        <w:t xml:space="preserve"> </w:t>
+      </w:r>
+      <w:r>
+        <w:t xml:space="preserve">representa as informações necessárias para cada peça de armadura equipada pelo jogador, </w:t>
       </w:r>
       <w:r>
         <w:t>incluindo assim um nome e descrição, assim como os atributos que ela incrementa</w:t>
@@ -12689,6 +11091,7 @@
       <w:r>
         <w:t xml:space="preserve"> realizada a modelagem da arquitetura do sistema utilizando diagramas UML elaborados no software </w:t>
       </w:r>
+      <w:proofErr w:type="spellStart"/>
       <w:r>
         <w:rPr>
           <w:b/>
@@ -12696,6 +11099,7 @@
         </w:rPr>
         <w:t>Astah</w:t>
       </w:r>
+      <w:proofErr w:type="spellEnd"/>
       <w:r>
         <w:t>. Foram produzidos diagramas de casos de uso e de classes, permitindo visualizar as funcionalidades disponibilizadas ao usuário, bem como a organização das estruturas de dados e dos módulos da aplicação. Essa etapa contribuiu para o planejamento da implementação e para a documentação do projeto</w:t>
       </w:r>
@@ -12751,9 +11155,11 @@
           <w:numId w:val="11"/>
         </w:numPr>
       </w:pPr>
+      <w:proofErr w:type="spellStart"/>
       <w:r>
         <w:t>Objects</w:t>
       </w:r>
+      <w:proofErr w:type="spellEnd"/>
     </w:p>
     <w:p>
       <w:pPr>
@@ -12820,9 +11226,11 @@
           <w:numId w:val="11"/>
         </w:numPr>
       </w:pPr>
+      <w:proofErr w:type="spellStart"/>
       <w:r>
         <w:t>Chapters</w:t>
       </w:r>
+      <w:proofErr w:type="spellEnd"/>
     </w:p>
     <w:p>
       <w:pPr>
@@ -12911,13 +11319,7 @@
         <w:t xml:space="preserve">uma configuração padronizada e isolada </w:t>
       </w:r>
       <w:r>
-        <w:t>sem conflitos</w:t>
-      </w:r>
-      <w:r>
-        <w:t xml:space="preserve"> ou ausências</w:t>
-      </w:r>
-      <w:r>
-        <w:t xml:space="preserve"> de dependências</w:t>
+        <w:t>sem conflitos ou ausências de dependências</w:t>
       </w:r>
       <w:r>
         <w:t>. A aplicação foi</w:t>
@@ -12978,7 +11380,15 @@
         <w:t>amento do progresso do projeto.</w:t>
       </w:r>
       <w:r>
-        <w:t xml:space="preserve"> Ademais, foi utilizado branches secundárias para atualizações significativas de forma a reduzir conflitos no código, sendo então mescladas posteriormente.</w:t>
+        <w:t xml:space="preserve"> Ademais, foi utilizado </w:t>
+      </w:r>
+      <w:proofErr w:type="spellStart"/>
+      <w:r>
+        <w:t>branches</w:t>
+      </w:r>
+      <w:proofErr w:type="spellEnd"/>
+      <w:r>
+        <w:t xml:space="preserve"> secundárias para atualizações significativas de forma a reduzir conflitos no código, sendo então mescladas posteriormente.</w:t>
       </w:r>
     </w:p>
     <w:p>
@@ -13029,6 +11439,7 @@
         </w:rPr>
         <w:t xml:space="preserve"> (</w:t>
       </w:r>
+      <w:proofErr w:type="spellStart"/>
       <w:r>
         <w:rPr>
           <w:i/>
@@ -13039,6 +11450,7 @@
         </w:rPr>
         <w:t>makefile</w:t>
       </w:r>
+      <w:proofErr w:type="spellEnd"/>
       <w:r>
         <w:rPr>
           <w:sz w:val="24"/>
@@ -13178,7 +11590,21 @@
         <w:rPr>
           <w:lang w:eastAsia="pt-BR"/>
         </w:rPr>
-        <w:t>Aqui é pra descrever as teclas usadas para interação com o jogo.</w:t>
+        <w:t xml:space="preserve">Aqui é </w:t>
+      </w:r>
+      <w:proofErr w:type="gramStart"/>
+      <w:r>
+        <w:rPr>
+          <w:lang w:eastAsia="pt-BR"/>
+        </w:rPr>
+        <w:t>pra</w:t>
+      </w:r>
+      <w:proofErr w:type="gramEnd"/>
+      <w:r>
+        <w:rPr>
+          <w:lang w:eastAsia="pt-BR"/>
+        </w:rPr>
+        <w:t xml:space="preserve"> descrever as teclas usadas para interação com o jogo.</w:t>
       </w:r>
     </w:p>
     <w:p>
@@ -13399,7 +11825,21 @@
         <w:rPr>
           <w:lang w:eastAsia="pt-BR"/>
         </w:rPr>
-        <w:t xml:space="preserve"> Contudo, esta limitação também </w:t>
+        <w:t xml:space="preserve"> Contudo, </w:t>
+      </w:r>
+      <w:proofErr w:type="spellStart"/>
+      <w:r>
+        <w:rPr>
+          <w:lang w:eastAsia="pt-BR"/>
+        </w:rPr>
+        <w:t>esta</w:t>
+      </w:r>
+      <w:proofErr w:type="spellEnd"/>
+      <w:r>
+        <w:rPr>
+          <w:lang w:eastAsia="pt-BR"/>
+        </w:rPr>
+        <w:t xml:space="preserve"> limitação também </w:t>
       </w:r>
       <w:r>
         <w:rPr>
@@ -13432,6 +11872,7 @@
         </w:rPr>
         <w:t xml:space="preserve">A dependência da biblioteca </w:t>
       </w:r>
+      <w:proofErr w:type="spellStart"/>
       <w:r>
         <w:rPr>
           <w:b/>
@@ -13440,6 +11881,7 @@
         </w:rPr>
         <w:t>ncurses</w:t>
       </w:r>
+      <w:proofErr w:type="spellEnd"/>
       <w:r>
         <w:rPr>
           <w:lang w:eastAsia="pt-BR"/>
@@ -13534,7 +11976,15 @@
     </w:p>
     <w:p>
       <w:r>
-        <w:t>Uma das principais possibilidades de evolução consiste na ampliação da história, com a criação de novos capítulos, personagens, inimigos e eventos. Também podem ser adicionadas decisões que alterem o desenrolar da narrativa, aumentando a rejogabilidade e proporcionando diferentes finais para o jogador.</w:t>
+        <w:t xml:space="preserve">Uma das principais possibilidades de evolução consiste na ampliação da história, com a criação de novos capítulos, personagens, inimigos e eventos. Também podem ser adicionadas decisões que alterem o desenrolar da narrativa, aumentando a </w:t>
+      </w:r>
+      <w:proofErr w:type="spellStart"/>
+      <w:r>
+        <w:t>rejogabilidade</w:t>
+      </w:r>
+      <w:proofErr w:type="spellEnd"/>
+      <w:r>
+        <w:t xml:space="preserve"> e proporcionando diferentes finais para o jogador.</w:t>
       </w:r>
     </w:p>
     <w:p>
@@ -13579,8 +12029,13 @@
         <w:t xml:space="preserve">Melhorias de </w:t>
       </w:r>
       <w:r>
-        <w:t>desempenho e multithreading</w:t>
-      </w:r>
+        <w:t xml:space="preserve">desempenho e </w:t>
+      </w:r>
+      <w:proofErr w:type="spellStart"/>
+      <w:r>
+        <w:t>multithreading</w:t>
+      </w:r>
+      <w:proofErr w:type="spellEnd"/>
       <w:r>
         <w:t>:</w:t>
       </w:r>
@@ -13644,7 +12099,7 @@
     </w:p>
     <w:p/>
     <w:p>
-      <w:hyperlink r:id="rId18" w:history="1">
+      <w:hyperlink r:id="rId18" w:anchor="15-biblioteca-de-menus" w:history="1">
         <w:r>
           <w:rPr>
             <w:rStyle w:val="Hyperlink"/>
@@ -13750,18 +12205,36 @@
           <w:i/>
           <w:iCs/>
         </w:rPr>
-        <w:t xml:space="preserve">.md </w:t>
-      </w:r>
-      <w:r>
-        <w:t>(</w:t>
-      </w:r>
+        <w:t>.</w:t>
+      </w:r>
+      <w:proofErr w:type="spellStart"/>
       <w:r>
         <w:rPr>
           <w:i/>
           <w:iCs/>
         </w:rPr>
+        <w:t>md</w:t>
+      </w:r>
+      <w:proofErr w:type="spellEnd"/>
+      <w:r>
+        <w:rPr>
+          <w:i/>
+          <w:iCs/>
+        </w:rPr>
+        <w:t xml:space="preserve"> </w:t>
+      </w:r>
+      <w:r>
+        <w:t>(</w:t>
+      </w:r>
+      <w:proofErr w:type="spellStart"/>
+      <w:r>
+        <w:rPr>
+          <w:i/>
+          <w:iCs/>
+        </w:rPr>
         <w:t>markdown</w:t>
       </w:r>
+      <w:proofErr w:type="spellEnd"/>
       <w:r>
         <w:t xml:space="preserve">) nomeado </w:t>
       </w:r>
@@ -13808,23 +12281,7 @@
             <w:i/>
             <w:iCs/>
           </w:rPr>
-          <w:t>https://github.com/Jogo-pe-UFRRJ-GO</w:t>
-        </w:r>
-        <w:r>
-          <w:rPr>
-            <w:rStyle w:val="Hyperlink"/>
-            <w:i/>
-            <w:iCs/>
-          </w:rPr>
-          <w:t>T</w:t>
-        </w:r>
-        <w:r>
-          <w:rPr>
-            <w:rStyle w:val="Hyperlink"/>
-            <w:i/>
-            <w:iCs/>
-          </w:rPr>
-          <w:t>Y2026/echobound</w:t>
+          <w:t>https://github.com/Jogo-pe-UFRRJ-GOTY2026/echobound</w:t>
         </w:r>
       </w:hyperlink>
     </w:p>
@@ -14154,6 +12611,232 @@
     </w:lvl>
   </w:abstractNum>
   <w:abstractNum w:abstractNumId="2" w15:restartNumberingAfterBreak="0">
+    <w:nsid w:val="139023DD"/>
+    <w:multiLevelType w:val="hybridMultilevel"/>
+    <w:tmpl w:val="17EE71A4"/>
+    <w:lvl w:ilvl="0" w:tplc="04160001">
+      <w:start w:val="1"/>
+      <w:numFmt w:val="bullet"/>
+      <w:lvlText w:val=""/>
+      <w:lvlJc w:val="left"/>
+      <w:pPr>
+        <w:ind w:left="720" w:hanging="360"/>
+      </w:pPr>
+      <w:rPr>
+        <w:rFonts w:ascii="Symbol" w:hAnsi="Symbol" w:hint="default"/>
+      </w:rPr>
+    </w:lvl>
+    <w:lvl w:ilvl="1" w:tplc="04160003" w:tentative="1">
+      <w:start w:val="1"/>
+      <w:numFmt w:val="bullet"/>
+      <w:lvlText w:val="o"/>
+      <w:lvlJc w:val="left"/>
+      <w:pPr>
+        <w:ind w:left="1440" w:hanging="360"/>
+      </w:pPr>
+      <w:rPr>
+        <w:rFonts w:ascii="Courier New" w:hAnsi="Courier New" w:cs="Courier New" w:hint="default"/>
+      </w:rPr>
+    </w:lvl>
+    <w:lvl w:ilvl="2" w:tplc="04160005" w:tentative="1">
+      <w:start w:val="1"/>
+      <w:numFmt w:val="bullet"/>
+      <w:lvlText w:val=""/>
+      <w:lvlJc w:val="left"/>
+      <w:pPr>
+        <w:ind w:left="2160" w:hanging="360"/>
+      </w:pPr>
+      <w:rPr>
+        <w:rFonts w:ascii="Wingdings" w:hAnsi="Wingdings" w:hint="default"/>
+      </w:rPr>
+    </w:lvl>
+    <w:lvl w:ilvl="3" w:tplc="04160001" w:tentative="1">
+      <w:start w:val="1"/>
+      <w:numFmt w:val="bullet"/>
+      <w:lvlText w:val=""/>
+      <w:lvlJc w:val="left"/>
+      <w:pPr>
+        <w:ind w:left="2880" w:hanging="360"/>
+      </w:pPr>
+      <w:rPr>
+        <w:rFonts w:ascii="Symbol" w:hAnsi="Symbol" w:hint="default"/>
+      </w:rPr>
+    </w:lvl>
+    <w:lvl w:ilvl="4" w:tplc="04160003" w:tentative="1">
+      <w:start w:val="1"/>
+      <w:numFmt w:val="bullet"/>
+      <w:lvlText w:val="o"/>
+      <w:lvlJc w:val="left"/>
+      <w:pPr>
+        <w:ind w:left="3600" w:hanging="360"/>
+      </w:pPr>
+      <w:rPr>
+        <w:rFonts w:ascii="Courier New" w:hAnsi="Courier New" w:cs="Courier New" w:hint="default"/>
+      </w:rPr>
+    </w:lvl>
+    <w:lvl w:ilvl="5" w:tplc="04160005" w:tentative="1">
+      <w:start w:val="1"/>
+      <w:numFmt w:val="bullet"/>
+      <w:lvlText w:val=""/>
+      <w:lvlJc w:val="left"/>
+      <w:pPr>
+        <w:ind w:left="4320" w:hanging="360"/>
+      </w:pPr>
+      <w:rPr>
+        <w:rFonts w:ascii="Wingdings" w:hAnsi="Wingdings" w:hint="default"/>
+      </w:rPr>
+    </w:lvl>
+    <w:lvl w:ilvl="6" w:tplc="04160001" w:tentative="1">
+      <w:start w:val="1"/>
+      <w:numFmt w:val="bullet"/>
+      <w:lvlText w:val=""/>
+      <w:lvlJc w:val="left"/>
+      <w:pPr>
+        <w:ind w:left="5040" w:hanging="360"/>
+      </w:pPr>
+      <w:rPr>
+        <w:rFonts w:ascii="Symbol" w:hAnsi="Symbol" w:hint="default"/>
+      </w:rPr>
+    </w:lvl>
+    <w:lvl w:ilvl="7" w:tplc="04160003" w:tentative="1">
+      <w:start w:val="1"/>
+      <w:numFmt w:val="bullet"/>
+      <w:lvlText w:val="o"/>
+      <w:lvlJc w:val="left"/>
+      <w:pPr>
+        <w:ind w:left="5760" w:hanging="360"/>
+      </w:pPr>
+      <w:rPr>
+        <w:rFonts w:ascii="Courier New" w:hAnsi="Courier New" w:cs="Courier New" w:hint="default"/>
+      </w:rPr>
+    </w:lvl>
+    <w:lvl w:ilvl="8" w:tplc="04160005" w:tentative="1">
+      <w:start w:val="1"/>
+      <w:numFmt w:val="bullet"/>
+      <w:lvlText w:val=""/>
+      <w:lvlJc w:val="left"/>
+      <w:pPr>
+        <w:ind w:left="6480" w:hanging="360"/>
+      </w:pPr>
+      <w:rPr>
+        <w:rFonts w:ascii="Wingdings" w:hAnsi="Wingdings" w:hint="default"/>
+      </w:rPr>
+    </w:lvl>
+  </w:abstractNum>
+  <w:abstractNum w:abstractNumId="3" w15:restartNumberingAfterBreak="0">
+    <w:nsid w:val="19936311"/>
+    <w:multiLevelType w:val="hybridMultilevel"/>
+    <w:tmpl w:val="7AFC8C5A"/>
+    <w:lvl w:ilvl="0" w:tplc="04160001">
+      <w:start w:val="1"/>
+      <w:numFmt w:val="bullet"/>
+      <w:lvlText w:val=""/>
+      <w:lvlJc w:val="left"/>
+      <w:pPr>
+        <w:ind w:left="720" w:hanging="360"/>
+      </w:pPr>
+      <w:rPr>
+        <w:rFonts w:ascii="Symbol" w:hAnsi="Symbol" w:hint="default"/>
+      </w:rPr>
+    </w:lvl>
+    <w:lvl w:ilvl="1" w:tplc="04160003" w:tentative="1">
+      <w:start w:val="1"/>
+      <w:numFmt w:val="bullet"/>
+      <w:lvlText w:val="o"/>
+      <w:lvlJc w:val="left"/>
+      <w:pPr>
+        <w:ind w:left="1440" w:hanging="360"/>
+      </w:pPr>
+      <w:rPr>
+        <w:rFonts w:ascii="Courier New" w:hAnsi="Courier New" w:cs="Courier New" w:hint="default"/>
+      </w:rPr>
+    </w:lvl>
+    <w:lvl w:ilvl="2" w:tplc="04160005" w:tentative="1">
+      <w:start w:val="1"/>
+      <w:numFmt w:val="bullet"/>
+      <w:lvlText w:val=""/>
+      <w:lvlJc w:val="left"/>
+      <w:pPr>
+        <w:ind w:left="2160" w:hanging="360"/>
+      </w:pPr>
+      <w:rPr>
+        <w:rFonts w:ascii="Wingdings" w:hAnsi="Wingdings" w:hint="default"/>
+      </w:rPr>
+    </w:lvl>
+    <w:lvl w:ilvl="3" w:tplc="04160001" w:tentative="1">
+      <w:start w:val="1"/>
+      <w:numFmt w:val="bullet"/>
+      <w:lvlText w:val=""/>
+      <w:lvlJc w:val="left"/>
+      <w:pPr>
+        <w:ind w:left="2880" w:hanging="360"/>
+      </w:pPr>
+      <w:rPr>
+        <w:rFonts w:ascii="Symbol" w:hAnsi="Symbol" w:hint="default"/>
+      </w:rPr>
+    </w:lvl>
+    <w:lvl w:ilvl="4" w:tplc="04160003" w:tentative="1">
+      <w:start w:val="1"/>
+      <w:numFmt w:val="bullet"/>
+      <w:lvlText w:val="o"/>
+      <w:lvlJc w:val="left"/>
+      <w:pPr>
+        <w:ind w:left="3600" w:hanging="360"/>
+      </w:pPr>
+      <w:rPr>
+        <w:rFonts w:ascii="Courier New" w:hAnsi="Courier New" w:cs="Courier New" w:hint="default"/>
+      </w:rPr>
+    </w:lvl>
+    <w:lvl w:ilvl="5" w:tplc="04160005" w:tentative="1">
+      <w:start w:val="1"/>
+      <w:numFmt w:val="bullet"/>
+      <w:lvlText w:val=""/>
+      <w:lvlJc w:val="left"/>
+      <w:pPr>
+        <w:ind w:left="4320" w:hanging="360"/>
+      </w:pPr>
+      <w:rPr>
+        <w:rFonts w:ascii="Wingdings" w:hAnsi="Wingdings" w:hint="default"/>
+      </w:rPr>
+    </w:lvl>
+    <w:lvl w:ilvl="6" w:tplc="04160001" w:tentative="1">
+      <w:start w:val="1"/>
+      <w:numFmt w:val="bullet"/>
+      <w:lvlText w:val=""/>
+      <w:lvlJc w:val="left"/>
+      <w:pPr>
+        <w:ind w:left="5040" w:hanging="360"/>
+      </w:pPr>
+      <w:rPr>
+        <w:rFonts w:ascii="Symbol" w:hAnsi="Symbol" w:hint="default"/>
+      </w:rPr>
+    </w:lvl>
+    <w:lvl w:ilvl="7" w:tplc="04160003" w:tentative="1">
+      <w:start w:val="1"/>
+      <w:numFmt w:val="bullet"/>
+      <w:lvlText w:val="o"/>
+      <w:lvlJc w:val="left"/>
+      <w:pPr>
+        <w:ind w:left="5760" w:hanging="360"/>
+      </w:pPr>
+      <w:rPr>
+        <w:rFonts w:ascii="Courier New" w:hAnsi="Courier New" w:cs="Courier New" w:hint="default"/>
+      </w:rPr>
+    </w:lvl>
+    <w:lvl w:ilvl="8" w:tplc="04160005" w:tentative="1">
+      <w:start w:val="1"/>
+      <w:numFmt w:val="bullet"/>
+      <w:lvlText w:val=""/>
+      <w:lvlJc w:val="left"/>
+      <w:pPr>
+        <w:ind w:left="6480" w:hanging="360"/>
+      </w:pPr>
+      <w:rPr>
+        <w:rFonts w:ascii="Wingdings" w:hAnsi="Wingdings" w:hint="default"/>
+      </w:rPr>
+    </w:lvl>
+  </w:abstractNum>
+  <w:abstractNum w:abstractNumId="4" w15:restartNumberingAfterBreak="0">
     <w:nsid w:val="2376CEB7"/>
     <w:multiLevelType w:val="hybridMultilevel"/>
     <w:tmpl w:val="FFFFFFFF"/>
@@ -14239,7 +12922,120 @@
       </w:pPr>
     </w:lvl>
   </w:abstractNum>
-  <w:abstractNum w:abstractNumId="3" w15:restartNumberingAfterBreak="0">
+  <w:abstractNum w:abstractNumId="5" w15:restartNumberingAfterBreak="0">
+    <w:nsid w:val="23D8415E"/>
+    <w:multiLevelType w:val="hybridMultilevel"/>
+    <w:tmpl w:val="070CD9DC"/>
+    <w:lvl w:ilvl="0" w:tplc="04160001">
+      <w:start w:val="1"/>
+      <w:numFmt w:val="bullet"/>
+      <w:lvlText w:val=""/>
+      <w:lvlJc w:val="left"/>
+      <w:pPr>
+        <w:ind w:left="720" w:hanging="360"/>
+      </w:pPr>
+      <w:rPr>
+        <w:rFonts w:ascii="Symbol" w:hAnsi="Symbol" w:hint="default"/>
+      </w:rPr>
+    </w:lvl>
+    <w:lvl w:ilvl="1" w:tplc="04160003" w:tentative="1">
+      <w:start w:val="1"/>
+      <w:numFmt w:val="bullet"/>
+      <w:lvlText w:val="o"/>
+      <w:lvlJc w:val="left"/>
+      <w:pPr>
+        <w:ind w:left="1440" w:hanging="360"/>
+      </w:pPr>
+      <w:rPr>
+        <w:rFonts w:ascii="Courier New" w:hAnsi="Courier New" w:cs="Courier New" w:hint="default"/>
+      </w:rPr>
+    </w:lvl>
+    <w:lvl w:ilvl="2" w:tplc="04160005" w:tentative="1">
+      <w:start w:val="1"/>
+      <w:numFmt w:val="bullet"/>
+      <w:lvlText w:val=""/>
+      <w:lvlJc w:val="left"/>
+      <w:pPr>
+        <w:ind w:left="2160" w:hanging="360"/>
+      </w:pPr>
+      <w:rPr>
+        <w:rFonts w:ascii="Wingdings" w:hAnsi="Wingdings" w:hint="default"/>
+      </w:rPr>
+    </w:lvl>
+    <w:lvl w:ilvl="3" w:tplc="04160001" w:tentative="1">
+      <w:start w:val="1"/>
+      <w:numFmt w:val="bullet"/>
+      <w:lvlText w:val=""/>
+      <w:lvlJc w:val="left"/>
+      <w:pPr>
+        <w:ind w:left="2880" w:hanging="360"/>
+      </w:pPr>
+      <w:rPr>
+        <w:rFonts w:ascii="Symbol" w:hAnsi="Symbol" w:hint="default"/>
+      </w:rPr>
+    </w:lvl>
+    <w:lvl w:ilvl="4" w:tplc="04160003" w:tentative="1">
+      <w:start w:val="1"/>
+      <w:numFmt w:val="bullet"/>
+      <w:lvlText w:val="o"/>
+      <w:lvlJc w:val="left"/>
+      <w:pPr>
+        <w:ind w:left="3600" w:hanging="360"/>
+      </w:pPr>
+      <w:rPr>
+        <w:rFonts w:ascii="Courier New" w:hAnsi="Courier New" w:cs="Courier New" w:hint="default"/>
+      </w:rPr>
+    </w:lvl>
+    <w:lvl w:ilvl="5" w:tplc="04160005" w:tentative="1">
+      <w:start w:val="1"/>
+      <w:numFmt w:val="bullet"/>
+      <w:lvlText w:val=""/>
+      <w:lvlJc w:val="left"/>
+      <w:pPr>
+        <w:ind w:left="4320" w:hanging="360"/>
+      </w:pPr>
+      <w:rPr>
+        <w:rFonts w:ascii="Wingdings" w:hAnsi="Wingdings" w:hint="default"/>
+      </w:rPr>
+    </w:lvl>
+    <w:lvl w:ilvl="6" w:tplc="04160001" w:tentative="1">
+      <w:start w:val="1"/>
+      <w:numFmt w:val="bullet"/>
+      <w:lvlText w:val=""/>
+      <w:lvlJc w:val="left"/>
+      <w:pPr>
+        <w:ind w:left="5040" w:hanging="360"/>
+      </w:pPr>
+      <w:rPr>
+        <w:rFonts w:ascii="Symbol" w:hAnsi="Symbol" w:hint="default"/>
+      </w:rPr>
+    </w:lvl>
+    <w:lvl w:ilvl="7" w:tplc="04160003" w:tentative="1">
+      <w:start w:val="1"/>
+      <w:numFmt w:val="bullet"/>
+      <w:lvlText w:val="o"/>
+      <w:lvlJc w:val="left"/>
+      <w:pPr>
+        <w:ind w:left="5760" w:hanging="360"/>
+      </w:pPr>
+      <w:rPr>
+        <w:rFonts w:ascii="Courier New" w:hAnsi="Courier New" w:cs="Courier New" w:hint="default"/>
+      </w:rPr>
+    </w:lvl>
+    <w:lvl w:ilvl="8" w:tplc="04160005" w:tentative="1">
+      <w:start w:val="1"/>
+      <w:numFmt w:val="bullet"/>
+      <w:lvlText w:val=""/>
+      <w:lvlJc w:val="left"/>
+      <w:pPr>
+        <w:ind w:left="6480" w:hanging="360"/>
+      </w:pPr>
+      <w:rPr>
+        <w:rFonts w:ascii="Wingdings" w:hAnsi="Wingdings" w:hint="default"/>
+      </w:rPr>
+    </w:lvl>
+  </w:abstractNum>
+  <w:abstractNum w:abstractNumId="6" w15:restartNumberingAfterBreak="0">
     <w:nsid w:val="28253DB2"/>
     <w:multiLevelType w:val="hybridMultilevel"/>
     <w:tmpl w:val="1D300912"/>
@@ -14325,7 +13121,7 @@
       </w:pPr>
     </w:lvl>
   </w:abstractNum>
-  <w:abstractNum w:abstractNumId="4" w15:restartNumberingAfterBreak="0">
+  <w:abstractNum w:abstractNumId="7" w15:restartNumberingAfterBreak="0">
     <w:nsid w:val="2E233ABD"/>
     <w:multiLevelType w:val="multilevel"/>
     <w:tmpl w:val="563EE3DA"/>
@@ -14438,7 +13234,7 @@
       </w:pPr>
     </w:lvl>
   </w:abstractNum>
-  <w:abstractNum w:abstractNumId="5" w15:restartNumberingAfterBreak="0">
+  <w:abstractNum w:abstractNumId="8" w15:restartNumberingAfterBreak="0">
     <w:nsid w:val="313E58D1"/>
     <w:multiLevelType w:val="hybridMultilevel"/>
     <w:tmpl w:val="402C3928"/>
@@ -14524,7 +13320,7 @@
       </w:pPr>
     </w:lvl>
   </w:abstractNum>
-  <w:abstractNum w:abstractNumId="6" w15:restartNumberingAfterBreak="0">
+  <w:abstractNum w:abstractNumId="9" w15:restartNumberingAfterBreak="0">
     <w:nsid w:val="38497A12"/>
     <w:multiLevelType w:val="hybridMultilevel"/>
     <w:tmpl w:val="BAAC130E"/>
@@ -14610,7 +13406,7 @@
       </w:pPr>
     </w:lvl>
   </w:abstractNum>
-  <w:abstractNum w:abstractNumId="7" w15:restartNumberingAfterBreak="0">
+  <w:abstractNum w:abstractNumId="10" w15:restartNumberingAfterBreak="0">
     <w:nsid w:val="42A04471"/>
     <w:multiLevelType w:val="hybridMultilevel"/>
     <w:tmpl w:val="402C3928"/>
@@ -14696,7 +13492,120 @@
       </w:pPr>
     </w:lvl>
   </w:abstractNum>
-  <w:abstractNum w:abstractNumId="8" w15:restartNumberingAfterBreak="0">
+  <w:abstractNum w:abstractNumId="11" w15:restartNumberingAfterBreak="0">
+    <w:nsid w:val="44007661"/>
+    <w:multiLevelType w:val="hybridMultilevel"/>
+    <w:tmpl w:val="5EB47360"/>
+    <w:lvl w:ilvl="0" w:tplc="04160001">
+      <w:start w:val="1"/>
+      <w:numFmt w:val="bullet"/>
+      <w:lvlText w:val=""/>
+      <w:lvlJc w:val="left"/>
+      <w:pPr>
+        <w:ind w:left="720" w:hanging="360"/>
+      </w:pPr>
+      <w:rPr>
+        <w:rFonts w:ascii="Symbol" w:hAnsi="Symbol" w:hint="default"/>
+      </w:rPr>
+    </w:lvl>
+    <w:lvl w:ilvl="1" w:tplc="04160003" w:tentative="1">
+      <w:start w:val="1"/>
+      <w:numFmt w:val="bullet"/>
+      <w:lvlText w:val="o"/>
+      <w:lvlJc w:val="left"/>
+      <w:pPr>
+        <w:ind w:left="1440" w:hanging="360"/>
+      </w:pPr>
+      <w:rPr>
+        <w:rFonts w:ascii="Courier New" w:hAnsi="Courier New" w:cs="Courier New" w:hint="default"/>
+      </w:rPr>
+    </w:lvl>
+    <w:lvl w:ilvl="2" w:tplc="04160005" w:tentative="1">
+      <w:start w:val="1"/>
+      <w:numFmt w:val="bullet"/>
+      <w:lvlText w:val=""/>
+      <w:lvlJc w:val="left"/>
+      <w:pPr>
+        <w:ind w:left="2160" w:hanging="360"/>
+      </w:pPr>
+      <w:rPr>
+        <w:rFonts w:ascii="Wingdings" w:hAnsi="Wingdings" w:hint="default"/>
+      </w:rPr>
+    </w:lvl>
+    <w:lvl w:ilvl="3" w:tplc="04160001" w:tentative="1">
+      <w:start w:val="1"/>
+      <w:numFmt w:val="bullet"/>
+      <w:lvlText w:val=""/>
+      <w:lvlJc w:val="left"/>
+      <w:pPr>
+        <w:ind w:left="2880" w:hanging="360"/>
+      </w:pPr>
+      <w:rPr>
+        <w:rFonts w:ascii="Symbol" w:hAnsi="Symbol" w:hint="default"/>
+      </w:rPr>
+    </w:lvl>
+    <w:lvl w:ilvl="4" w:tplc="04160003" w:tentative="1">
+      <w:start w:val="1"/>
+      <w:numFmt w:val="bullet"/>
+      <w:lvlText w:val="o"/>
+      <w:lvlJc w:val="left"/>
+      <w:pPr>
+        <w:ind w:left="3600" w:hanging="360"/>
+      </w:pPr>
+      <w:rPr>
+        <w:rFonts w:ascii="Courier New" w:hAnsi="Courier New" w:cs="Courier New" w:hint="default"/>
+      </w:rPr>
+    </w:lvl>
+    <w:lvl w:ilvl="5" w:tplc="04160005" w:tentative="1">
+      <w:start w:val="1"/>
+      <w:numFmt w:val="bullet"/>
+      <w:lvlText w:val=""/>
+      <w:lvlJc w:val="left"/>
+      <w:pPr>
+        <w:ind w:left="4320" w:hanging="360"/>
+      </w:pPr>
+      <w:rPr>
+        <w:rFonts w:ascii="Wingdings" w:hAnsi="Wingdings" w:hint="default"/>
+      </w:rPr>
+    </w:lvl>
+    <w:lvl w:ilvl="6" w:tplc="04160001" w:tentative="1">
+      <w:start w:val="1"/>
+      <w:numFmt w:val="bullet"/>
+      <w:lvlText w:val=""/>
+      <w:lvlJc w:val="left"/>
+      <w:pPr>
+        <w:ind w:left="5040" w:hanging="360"/>
+      </w:pPr>
+      <w:rPr>
+        <w:rFonts w:ascii="Symbol" w:hAnsi="Symbol" w:hint="default"/>
+      </w:rPr>
+    </w:lvl>
+    <w:lvl w:ilvl="7" w:tplc="04160003" w:tentative="1">
+      <w:start w:val="1"/>
+      <w:numFmt w:val="bullet"/>
+      <w:lvlText w:val="o"/>
+      <w:lvlJc w:val="left"/>
+      <w:pPr>
+        <w:ind w:left="5760" w:hanging="360"/>
+      </w:pPr>
+      <w:rPr>
+        <w:rFonts w:ascii="Courier New" w:hAnsi="Courier New" w:cs="Courier New" w:hint="default"/>
+      </w:rPr>
+    </w:lvl>
+    <w:lvl w:ilvl="8" w:tplc="04160005" w:tentative="1">
+      <w:start w:val="1"/>
+      <w:numFmt w:val="bullet"/>
+      <w:lvlText w:val=""/>
+      <w:lvlJc w:val="left"/>
+      <w:pPr>
+        <w:ind w:left="6480" w:hanging="360"/>
+      </w:pPr>
+      <w:rPr>
+        <w:rFonts w:ascii="Wingdings" w:hAnsi="Wingdings" w:hint="default"/>
+      </w:rPr>
+    </w:lvl>
+  </w:abstractNum>
+  <w:abstractNum w:abstractNumId="12" w15:restartNumberingAfterBreak="0">
     <w:nsid w:val="47D741A3"/>
     <w:multiLevelType w:val="hybridMultilevel"/>
     <w:tmpl w:val="B0A0916E"/>
@@ -14782,7 +13691,7 @@
       </w:pPr>
     </w:lvl>
   </w:abstractNum>
-  <w:abstractNum w:abstractNumId="9" w15:restartNumberingAfterBreak="0">
+  <w:abstractNum w:abstractNumId="13" w15:restartNumberingAfterBreak="0">
     <w:nsid w:val="48C8561E"/>
     <w:multiLevelType w:val="multilevel"/>
     <w:tmpl w:val="8458C706"/>
@@ -14899,7 +13808,7 @@
       </w:rPr>
     </w:lvl>
   </w:abstractNum>
-  <w:abstractNum w:abstractNumId="10" w15:restartNumberingAfterBreak="0">
+  <w:abstractNum w:abstractNumId="14" w15:restartNumberingAfterBreak="0">
     <w:nsid w:val="4CA81FE6"/>
     <w:multiLevelType w:val="hybridMultilevel"/>
     <w:tmpl w:val="6BE6C46E"/>
@@ -15012,7 +13921,7 @@
       </w:rPr>
     </w:lvl>
   </w:abstractNum>
-  <w:abstractNum w:abstractNumId="11" w15:restartNumberingAfterBreak="0">
+  <w:abstractNum w:abstractNumId="15" w15:restartNumberingAfterBreak="0">
     <w:nsid w:val="4E032011"/>
     <w:multiLevelType w:val="hybridMultilevel"/>
     <w:tmpl w:val="BDB67F2C"/>
@@ -15125,7 +14034,7 @@
       </w:rPr>
     </w:lvl>
   </w:abstractNum>
-  <w:abstractNum w:abstractNumId="12" w15:restartNumberingAfterBreak="0">
+  <w:abstractNum w:abstractNumId="16" w15:restartNumberingAfterBreak="0">
     <w:nsid w:val="51574A9E"/>
     <w:multiLevelType w:val="multilevel"/>
     <w:tmpl w:val="3154DCDA"/>
@@ -15215,7 +14124,7 @@
       </w:pPr>
     </w:lvl>
   </w:abstractNum>
-  <w:abstractNum w:abstractNumId="13" w15:restartNumberingAfterBreak="0">
+  <w:abstractNum w:abstractNumId="17" w15:restartNumberingAfterBreak="0">
     <w:nsid w:val="5FFB749C"/>
     <w:multiLevelType w:val="hybridMultilevel"/>
     <w:tmpl w:val="402C3928"/>
@@ -15301,7 +14210,7 @@
       </w:pPr>
     </w:lvl>
   </w:abstractNum>
-  <w:abstractNum w:abstractNumId="14" w15:restartNumberingAfterBreak="0">
+  <w:abstractNum w:abstractNumId="18" w15:restartNumberingAfterBreak="0">
     <w:nsid w:val="60F73734"/>
     <w:multiLevelType w:val="hybridMultilevel"/>
     <w:tmpl w:val="2A881B48"/>
@@ -15414,7 +14323,7 @@
       </w:rPr>
     </w:lvl>
   </w:abstractNum>
-  <w:abstractNum w:abstractNumId="15" w15:restartNumberingAfterBreak="0">
+  <w:abstractNum w:abstractNumId="19" w15:restartNumberingAfterBreak="0">
     <w:nsid w:val="66687704"/>
     <w:multiLevelType w:val="hybridMultilevel"/>
     <w:tmpl w:val="402C3928"/>
@@ -15500,7 +14409,7 @@
       </w:pPr>
     </w:lvl>
   </w:abstractNum>
-  <w:abstractNum w:abstractNumId="16" w15:restartNumberingAfterBreak="0">
+  <w:abstractNum w:abstractNumId="20" w15:restartNumberingAfterBreak="0">
     <w:nsid w:val="66701531"/>
     <w:multiLevelType w:val="hybridMultilevel"/>
     <w:tmpl w:val="B652DA52"/>
@@ -15586,7 +14495,7 @@
       </w:pPr>
     </w:lvl>
   </w:abstractNum>
-  <w:abstractNum w:abstractNumId="17" w15:restartNumberingAfterBreak="0">
+  <w:abstractNum w:abstractNumId="21" w15:restartNumberingAfterBreak="0">
     <w:nsid w:val="67DD553E"/>
     <w:multiLevelType w:val="hybridMultilevel"/>
     <w:tmpl w:val="CC7408D0"/>
@@ -15672,7 +14581,7 @@
       </w:pPr>
     </w:lvl>
   </w:abstractNum>
-  <w:abstractNum w:abstractNumId="18" w15:restartNumberingAfterBreak="0">
+  <w:abstractNum w:abstractNumId="22" w15:restartNumberingAfterBreak="0">
     <w:nsid w:val="6E5D3A5C"/>
     <w:multiLevelType w:val="hybridMultilevel"/>
     <w:tmpl w:val="64BE48F8"/>
@@ -15784,7 +14693,120 @@
       </w:rPr>
     </w:lvl>
   </w:abstractNum>
-  <w:abstractNum w:abstractNumId="19" w15:restartNumberingAfterBreak="0">
+  <w:abstractNum w:abstractNumId="23" w15:restartNumberingAfterBreak="0">
+    <w:nsid w:val="6E7F4FB7"/>
+    <w:multiLevelType w:val="hybridMultilevel"/>
+    <w:tmpl w:val="C9D0DCA4"/>
+    <w:lvl w:ilvl="0" w:tplc="04160001">
+      <w:start w:val="1"/>
+      <w:numFmt w:val="bullet"/>
+      <w:lvlText w:val=""/>
+      <w:lvlJc w:val="left"/>
+      <w:pPr>
+        <w:ind w:left="783" w:hanging="360"/>
+      </w:pPr>
+      <w:rPr>
+        <w:rFonts w:ascii="Symbol" w:hAnsi="Symbol" w:hint="default"/>
+      </w:rPr>
+    </w:lvl>
+    <w:lvl w:ilvl="1" w:tplc="04160003" w:tentative="1">
+      <w:start w:val="1"/>
+      <w:numFmt w:val="bullet"/>
+      <w:lvlText w:val="o"/>
+      <w:lvlJc w:val="left"/>
+      <w:pPr>
+        <w:ind w:left="1503" w:hanging="360"/>
+      </w:pPr>
+      <w:rPr>
+        <w:rFonts w:ascii="Courier New" w:hAnsi="Courier New" w:cs="Courier New" w:hint="default"/>
+      </w:rPr>
+    </w:lvl>
+    <w:lvl w:ilvl="2" w:tplc="04160005" w:tentative="1">
+      <w:start w:val="1"/>
+      <w:numFmt w:val="bullet"/>
+      <w:lvlText w:val=""/>
+      <w:lvlJc w:val="left"/>
+      <w:pPr>
+        <w:ind w:left="2223" w:hanging="360"/>
+      </w:pPr>
+      <w:rPr>
+        <w:rFonts w:ascii="Wingdings" w:hAnsi="Wingdings" w:hint="default"/>
+      </w:rPr>
+    </w:lvl>
+    <w:lvl w:ilvl="3" w:tplc="04160001" w:tentative="1">
+      <w:start w:val="1"/>
+      <w:numFmt w:val="bullet"/>
+      <w:lvlText w:val=""/>
+      <w:lvlJc w:val="left"/>
+      <w:pPr>
+        <w:ind w:left="2943" w:hanging="360"/>
+      </w:pPr>
+      <w:rPr>
+        <w:rFonts w:ascii="Symbol" w:hAnsi="Symbol" w:hint="default"/>
+      </w:rPr>
+    </w:lvl>
+    <w:lvl w:ilvl="4" w:tplc="04160003" w:tentative="1">
+      <w:start w:val="1"/>
+      <w:numFmt w:val="bullet"/>
+      <w:lvlText w:val="o"/>
+      <w:lvlJc w:val="left"/>
+      <w:pPr>
+        <w:ind w:left="3663" w:hanging="360"/>
+      </w:pPr>
+      <w:rPr>
+        <w:rFonts w:ascii="Courier New" w:hAnsi="Courier New" w:cs="Courier New" w:hint="default"/>
+      </w:rPr>
+    </w:lvl>
+    <w:lvl w:ilvl="5" w:tplc="04160005" w:tentative="1">
+      <w:start w:val="1"/>
+      <w:numFmt w:val="bullet"/>
+      <w:lvlText w:val=""/>
+      <w:lvlJc w:val="left"/>
+      <w:pPr>
+        <w:ind w:left="4383" w:hanging="360"/>
+      </w:pPr>
+      <w:rPr>
+        <w:rFonts w:ascii="Wingdings" w:hAnsi="Wingdings" w:hint="default"/>
+      </w:rPr>
+    </w:lvl>
+    <w:lvl w:ilvl="6" w:tplc="04160001" w:tentative="1">
+      <w:start w:val="1"/>
+      <w:numFmt w:val="bullet"/>
+      <w:lvlText w:val=""/>
+      <w:lvlJc w:val="left"/>
+      <w:pPr>
+        <w:ind w:left="5103" w:hanging="360"/>
+      </w:pPr>
+      <w:rPr>
+        <w:rFonts w:ascii="Symbol" w:hAnsi="Symbol" w:hint="default"/>
+      </w:rPr>
+    </w:lvl>
+    <w:lvl w:ilvl="7" w:tplc="04160003" w:tentative="1">
+      <w:start w:val="1"/>
+      <w:numFmt w:val="bullet"/>
+      <w:lvlText w:val="o"/>
+      <w:lvlJc w:val="left"/>
+      <w:pPr>
+        <w:ind w:left="5823" w:hanging="360"/>
+      </w:pPr>
+      <w:rPr>
+        <w:rFonts w:ascii="Courier New" w:hAnsi="Courier New" w:cs="Courier New" w:hint="default"/>
+      </w:rPr>
+    </w:lvl>
+    <w:lvl w:ilvl="8" w:tplc="04160005" w:tentative="1">
+      <w:start w:val="1"/>
+      <w:numFmt w:val="bullet"/>
+      <w:lvlText w:val=""/>
+      <w:lvlJc w:val="left"/>
+      <w:pPr>
+        <w:ind w:left="6543" w:hanging="360"/>
+      </w:pPr>
+      <w:rPr>
+        <w:rFonts w:ascii="Wingdings" w:hAnsi="Wingdings" w:hint="default"/>
+      </w:rPr>
+    </w:lvl>
+  </w:abstractNum>
+  <w:abstractNum w:abstractNumId="24" w15:restartNumberingAfterBreak="0">
     <w:nsid w:val="739396A1"/>
     <w:multiLevelType w:val="hybridMultilevel"/>
     <w:tmpl w:val="FFFFFFFF"/>
@@ -15870,7 +14892,7 @@
       </w:pPr>
     </w:lvl>
   </w:abstractNum>
-  <w:abstractNum w:abstractNumId="20" w15:restartNumberingAfterBreak="0">
+  <w:abstractNum w:abstractNumId="25" w15:restartNumberingAfterBreak="0">
     <w:nsid w:val="74DC73AF"/>
     <w:multiLevelType w:val="hybridMultilevel"/>
     <w:tmpl w:val="37DE8900"/>
@@ -15983,7 +15005,7 @@
       </w:rPr>
     </w:lvl>
   </w:abstractNum>
-  <w:abstractNum w:abstractNumId="21" w15:restartNumberingAfterBreak="0">
+  <w:abstractNum w:abstractNumId="26" w15:restartNumberingAfterBreak="0">
     <w:nsid w:val="78BF151B"/>
     <w:multiLevelType w:val="hybridMultilevel"/>
     <w:tmpl w:val="3A9614C2"/>
@@ -16070,58 +15092,58 @@
     </w:lvl>
   </w:abstractNum>
   <w:num w:numId="1" w16cid:durableId="2037608830">
-    <w:abstractNumId w:val="19"/>
+    <w:abstractNumId w:val="24"/>
   </w:num>
   <w:num w:numId="2" w16cid:durableId="258490738">
-    <w:abstractNumId w:val="2"/>
+    <w:abstractNumId w:val="4"/>
   </w:num>
   <w:num w:numId="3" w16cid:durableId="489057655">
-    <w:abstractNumId w:val="12"/>
+    <w:abstractNumId w:val="16"/>
   </w:num>
   <w:num w:numId="4" w16cid:durableId="197476067">
-    <w:abstractNumId w:val="9"/>
+    <w:abstractNumId w:val="13"/>
   </w:num>
   <w:num w:numId="5" w16cid:durableId="842399747">
-    <w:abstractNumId w:val="10"/>
+    <w:abstractNumId w:val="14"/>
   </w:num>
   <w:num w:numId="6" w16cid:durableId="1173450377">
     <w:abstractNumId w:val="0"/>
   </w:num>
   <w:num w:numId="7" w16cid:durableId="412554776">
+    <w:abstractNumId w:val="22"/>
+  </w:num>
+  <w:num w:numId="8" w16cid:durableId="1576352557">
     <w:abstractNumId w:val="18"/>
   </w:num>
-  <w:num w:numId="8" w16cid:durableId="1576352557">
-    <w:abstractNumId w:val="14"/>
-  </w:num>
   <w:num w:numId="9" w16cid:durableId="1030110271">
-    <w:abstractNumId w:val="3"/>
+    <w:abstractNumId w:val="6"/>
   </w:num>
   <w:num w:numId="10" w16cid:durableId="805512667">
     <w:abstractNumId w:val="1"/>
   </w:num>
   <w:num w:numId="11" w16cid:durableId="846286672">
-    <w:abstractNumId w:val="11"/>
+    <w:abstractNumId w:val="15"/>
   </w:num>
   <w:num w:numId="12" w16cid:durableId="1960718344">
+    <w:abstractNumId w:val="26"/>
+  </w:num>
+  <w:num w:numId="13" w16cid:durableId="1146750092">
+    <w:abstractNumId w:val="25"/>
+  </w:num>
+  <w:num w:numId="14" w16cid:durableId="483395593">
+    <w:abstractNumId w:val="20"/>
+  </w:num>
+  <w:num w:numId="15" w16cid:durableId="1449934773">
+    <w:abstractNumId w:val="12"/>
+  </w:num>
+  <w:num w:numId="16" w16cid:durableId="169563009">
+    <w:abstractNumId w:val="9"/>
+  </w:num>
+  <w:num w:numId="17" w16cid:durableId="591619845">
     <w:abstractNumId w:val="21"/>
   </w:num>
-  <w:num w:numId="13" w16cid:durableId="1146750092">
-    <w:abstractNumId w:val="20"/>
-  </w:num>
-  <w:num w:numId="14" w16cid:durableId="483395593">
-    <w:abstractNumId w:val="16"/>
-  </w:num>
-  <w:num w:numId="15" w16cid:durableId="1449934773">
-    <w:abstractNumId w:val="8"/>
-  </w:num>
-  <w:num w:numId="16" w16cid:durableId="169563009">
-    <w:abstractNumId w:val="6"/>
-  </w:num>
-  <w:num w:numId="17" w16cid:durableId="591619845">
-    <w:abstractNumId w:val="17"/>
-  </w:num>
   <w:num w:numId="18" w16cid:durableId="1183283165">
-    <w:abstractNumId w:val="9"/>
+    <w:abstractNumId w:val="13"/>
     <w:lvlOverride w:ilvl="0">
       <w:startOverride w:val="1"/>
     </w:lvlOverride>
@@ -16151,19 +15173,34 @@
     </w:lvlOverride>
   </w:num>
   <w:num w:numId="19" w16cid:durableId="2147235141">
-    <w:abstractNumId w:val="15"/>
+    <w:abstractNumId w:val="19"/>
   </w:num>
   <w:num w:numId="20" w16cid:durableId="1329167343">
-    <w:abstractNumId w:val="4"/>
+    <w:abstractNumId w:val="7"/>
   </w:num>
   <w:num w:numId="21" w16cid:durableId="1445227895">
-    <w:abstractNumId w:val="7"/>
+    <w:abstractNumId w:val="10"/>
   </w:num>
   <w:num w:numId="22" w16cid:durableId="155658661">
-    <w:abstractNumId w:val="5"/>
+    <w:abstractNumId w:val="8"/>
   </w:num>
   <w:num w:numId="23" w16cid:durableId="1258488251">
-    <w:abstractNumId w:val="13"/>
+    <w:abstractNumId w:val="17"/>
+  </w:num>
+  <w:num w:numId="24" w16cid:durableId="1069041804">
+    <w:abstractNumId w:val="23"/>
+  </w:num>
+  <w:num w:numId="25" w16cid:durableId="1781146316">
+    <w:abstractNumId w:val="2"/>
+  </w:num>
+  <w:num w:numId="26" w16cid:durableId="1461260503">
+    <w:abstractNumId w:val="11"/>
+  </w:num>
+  <w:num w:numId="27" w16cid:durableId="738135187">
+    <w:abstractNumId w:val="3"/>
+  </w:num>
+  <w:num w:numId="28" w16cid:durableId="1361392086">
+    <w:abstractNumId w:val="5"/>
   </w:num>
   <w:numIdMacAtCleanup w:val="23"/>
 </w:numbering>
@@ -17773,10 +16810,6 @@
 </file>
 
 <file path=customXml/item1.xml><?xml version="1.0" encoding="utf-8"?>
-<b:Sources xmlns:b="http://schemas.openxmlformats.org/officeDocument/2006/bibliography" xmlns="http://schemas.openxmlformats.org/officeDocument/2006/bibliography" SelectedStyle="\APASixthEditionOfficeOnline.xsl" StyleName="APA" Version="6"/>
-</file>
-
-<file path=customXml/item2.xml><?xml version="1.0" encoding="utf-8"?>
 <ct:contentTypeSchema xmlns:ct="http://schemas.microsoft.com/office/2006/metadata/contentType" xmlns:ma="http://schemas.microsoft.com/office/2006/metadata/properties/metaAttributes" ct:_="" ma:_="" ma:contentTypeName="Documento" ma:contentTypeID="0x0101000C51F6162988D441A5E229627D84AB48" ma:contentTypeVersion="3" ma:contentTypeDescription="Crie um novo documento." ma:contentTypeScope="" ma:versionID="b3596a273bb9cfa3610e5ff4b41efe64">
   <xsd:schema xmlns:xsd="http://www.w3.org/2001/XMLSchema" xmlns:xs="http://www.w3.org/2001/XMLSchema" xmlns:p="http://schemas.microsoft.com/office/2006/metadata/properties" xmlns:ns2="cf695a09-ef12-4d5b-94b3-808302968d8a" targetNamespace="http://schemas.microsoft.com/office/2006/metadata/properties" ma:root="true" ma:fieldsID="b66cf92321b24bc0a477b724dcc68153" ns2:_="">
     <xsd:import namespace="cf695a09-ef12-4d5b-94b3-808302968d8a"/>
@@ -17914,13 +16947,11 @@
 </ct:contentTypeSchema>
 </file>
 
-<file path=customXml/item3.xml><?xml version="1.0" encoding="utf-8"?>
-<p:properties xmlns:p="http://schemas.microsoft.com/office/2006/metadata/properties" xmlns:xsi="http://www.w3.org/2001/XMLSchema-instance" xmlns:pc="http://schemas.microsoft.com/office/infopath/2007/PartnerControls">
-  <documentManagement/>
-</p:properties>
+<file path=customXml/item2.xml><?xml version="1.0" encoding="utf-8"?>
+<b:Sources xmlns:b="http://schemas.openxmlformats.org/officeDocument/2006/bibliography" xmlns="http://schemas.openxmlformats.org/officeDocument/2006/bibliography" SelectedStyle="\APASixthEditionOfficeOnline.xsl" StyleName="APA" Version="6"/>
 </file>
 
-<file path=customXml/item4.xml><?xml version="1.0" encoding="utf-8"?>
+<file path=customXml/item3.xml><?xml version="1.0" encoding="utf-8"?>
 <?mso-contentType ?>
 <FormTemplates xmlns="http://schemas.microsoft.com/sharepoint/v3/contenttype/forms">
   <Display>DocumentLibraryForm</Display>
@@ -17929,15 +16960,13 @@
 </FormTemplates>
 </file>
 
-<file path=customXml/itemProps1.xml><?xml version="1.0" encoding="utf-8"?>
-<ds:datastoreItem xmlns:ds="http://schemas.openxmlformats.org/officeDocument/2006/customXml" ds:itemID="{6E226CAE-ECD0-40CC-A84E-84A545CF6223}">
-  <ds:schemaRefs>
-    <ds:schemaRef ds:uri="http://schemas.openxmlformats.org/officeDocument/2006/bibliography"/>
-  </ds:schemaRefs>
-</ds:datastoreItem>
+<file path=customXml/item4.xml><?xml version="1.0" encoding="utf-8"?>
+<p:properties xmlns:p="http://schemas.microsoft.com/office/2006/metadata/properties" xmlns:xsi="http://www.w3.org/2001/XMLSchema-instance" xmlns:pc="http://schemas.microsoft.com/office/infopath/2007/PartnerControls">
+  <documentManagement/>
+</p:properties>
 </file>
 
-<file path=customXml/itemProps2.xml><?xml version="1.0" encoding="utf-8"?>
+<file path=customXml/itemProps1.xml><?xml version="1.0" encoding="utf-8"?>
 <ds:datastoreItem xmlns:ds="http://schemas.openxmlformats.org/officeDocument/2006/customXml" ds:itemID="{157A3C07-2778-43FB-A4D9-9FAB522AB7A9}">
   <ds:schemaRefs>
     <ds:schemaRef ds:uri="http://schemas.microsoft.com/office/2006/metadata/contentType"/>
@@ -17955,19 +16984,27 @@
 </ds:datastoreItem>
 </file>
 
+<file path=customXml/itemProps2.xml><?xml version="1.0" encoding="utf-8"?>
+<ds:datastoreItem xmlns:ds="http://schemas.openxmlformats.org/officeDocument/2006/customXml" ds:itemID="{6E226CAE-ECD0-40CC-A84E-84A545CF6223}">
+  <ds:schemaRefs>
+    <ds:schemaRef ds:uri="http://schemas.openxmlformats.org/officeDocument/2006/bibliography"/>
+  </ds:schemaRefs>
+</ds:datastoreItem>
+</file>
+
 <file path=customXml/itemProps3.xml><?xml version="1.0" encoding="utf-8"?>
+<ds:datastoreItem xmlns:ds="http://schemas.openxmlformats.org/officeDocument/2006/customXml" ds:itemID="{262D1E62-07A2-4559-8888-EC58B3066028}">
+  <ds:schemaRefs>
+    <ds:schemaRef ds:uri="http://schemas.microsoft.com/sharepoint/v3/contenttype/forms"/>
+  </ds:schemaRefs>
+</ds:datastoreItem>
+</file>
+
+<file path=customXml/itemProps4.xml><?xml version="1.0" encoding="utf-8"?>
 <ds:datastoreItem xmlns:ds="http://schemas.openxmlformats.org/officeDocument/2006/customXml" ds:itemID="{0CD9AB3C-5B77-441A-AFA8-1EFEA80F6618}">
   <ds:schemaRefs>
     <ds:schemaRef ds:uri="http://schemas.microsoft.com/office/2006/metadata/properties"/>
     <ds:schemaRef ds:uri="http://schemas.microsoft.com/office/infopath/2007/PartnerControls"/>
   </ds:schemaRefs>
 </ds:datastoreItem>
-</file>
-
-<file path=customXml/itemProps4.xml><?xml version="1.0" encoding="utf-8"?>
-<ds:datastoreItem xmlns:ds="http://schemas.openxmlformats.org/officeDocument/2006/customXml" ds:itemID="{262D1E62-07A2-4559-8888-EC58B3066028}">
-  <ds:schemaRefs>
-    <ds:schemaRef ds:uri="http://schemas.microsoft.com/sharepoint/v3/contenttype/forms"/>
-  </ds:schemaRefs>
-</ds:datastoreItem>
 </file>
--- a/Relatorio.docx
+++ b/Relatorio.docx
@@ -1008,7 +1008,7 @@
           <w:r>
             <w:fldChar w:fldCharType="separate"/>
           </w:r>
-          <w:hyperlink w:anchor="_Toc232800854" w:history="1">
+          <w:hyperlink w:anchor="_Toc233051132" w:history="1">
             <w:r>
               <w:rPr>
                 <w:rStyle w:val="Hyperlink"/>
@@ -1048,7 +1048,7 @@
               <w:rPr>
                 <w:webHidden/>
               </w:rPr>
-              <w:instrText xml:space="preserve"> PAGEREF _Toc232800854 \h </w:instrText>
+              <w:instrText xml:space="preserve"> PAGEREF _Toc233051132 \h </w:instrText>
             </w:r>
             <w:r>
               <w:rPr>
@@ -1092,7 +1092,7 @@
               <w14:ligatures w14:val="standardContextual"/>
             </w:rPr>
           </w:pPr>
-          <w:hyperlink w:anchor="_Toc232800855" w:history="1">
+          <w:hyperlink w:anchor="_Toc233051133" w:history="1">
             <w:r>
               <w:rPr>
                 <w:rStyle w:val="Hyperlink"/>
@@ -1138,7 +1138,7 @@
                 <w:noProof/>
                 <w:webHidden/>
               </w:rPr>
-              <w:instrText xml:space="preserve"> PAGEREF _Toc232800855 \h </w:instrText>
+              <w:instrText xml:space="preserve"> PAGEREF _Toc233051133 \h </w:instrText>
             </w:r>
             <w:r>
               <w:rPr>
@@ -1186,7 +1186,7 @@
               <w14:ligatures w14:val="standardContextual"/>
             </w:rPr>
           </w:pPr>
-          <w:hyperlink w:anchor="_Toc232800856" w:history="1">
+          <w:hyperlink w:anchor="_Toc233051134" w:history="1">
             <w:r>
               <w:rPr>
                 <w:rStyle w:val="Hyperlink"/>
@@ -1232,7 +1232,7 @@
                 <w:noProof/>
                 <w:webHidden/>
               </w:rPr>
-              <w:instrText xml:space="preserve"> PAGEREF _Toc232800856 \h </w:instrText>
+              <w:instrText xml:space="preserve"> PAGEREF _Toc233051134 \h </w:instrText>
             </w:r>
             <w:r>
               <w:rPr>
@@ -1280,7 +1280,7 @@
               <w14:ligatures w14:val="standardContextual"/>
             </w:rPr>
           </w:pPr>
-          <w:hyperlink w:anchor="_Toc232800857" w:history="1">
+          <w:hyperlink w:anchor="_Toc233051135" w:history="1">
             <w:r>
               <w:rPr>
                 <w:rStyle w:val="Hyperlink"/>
@@ -1326,7 +1326,7 @@
                 <w:noProof/>
                 <w:webHidden/>
               </w:rPr>
-              <w:instrText xml:space="preserve"> PAGEREF _Toc232800857 \h </w:instrText>
+              <w:instrText xml:space="preserve"> PAGEREF _Toc233051135 \h </w:instrText>
             </w:r>
             <w:r>
               <w:rPr>
@@ -1374,7 +1374,7 @@
               <w14:ligatures w14:val="standardContextual"/>
             </w:rPr>
           </w:pPr>
-          <w:hyperlink w:anchor="_Toc232800858" w:history="1">
+          <w:hyperlink w:anchor="_Toc233051136" w:history="1">
             <w:r>
               <w:rPr>
                 <w:rStyle w:val="Hyperlink"/>
@@ -1420,7 +1420,7 @@
                 <w:noProof/>
                 <w:webHidden/>
               </w:rPr>
-              <w:instrText xml:space="preserve"> PAGEREF _Toc232800858 \h </w:instrText>
+              <w:instrText xml:space="preserve"> PAGEREF _Toc233051136 \h </w:instrText>
             </w:r>
             <w:r>
               <w:rPr>
@@ -1463,7 +1463,7 @@
               <w14:ligatures w14:val="standardContextual"/>
             </w:rPr>
           </w:pPr>
-          <w:hyperlink w:anchor="_Toc232800859" w:history="1">
+          <w:hyperlink w:anchor="_Toc233051137" w:history="1">
             <w:r>
               <w:rPr>
                 <w:rStyle w:val="Hyperlink"/>
@@ -1503,7 +1503,7 @@
               <w:rPr>
                 <w:webHidden/>
               </w:rPr>
-              <w:instrText xml:space="preserve"> PAGEREF _Toc232800859 \h </w:instrText>
+              <w:instrText xml:space="preserve"> PAGEREF _Toc233051137 \h </w:instrText>
             </w:r>
             <w:r>
               <w:rPr>
@@ -1520,7 +1520,7 @@
               <w:rPr>
                 <w:webHidden/>
               </w:rPr>
-              <w:t>6</w:t>
+              <w:t>7</w:t>
             </w:r>
             <w:r>
               <w:rPr>
@@ -1547,7 +1547,7 @@
               <w14:ligatures w14:val="standardContextual"/>
             </w:rPr>
           </w:pPr>
-          <w:hyperlink w:anchor="_Toc232800860" w:history="1">
+          <w:hyperlink w:anchor="_Toc233051138" w:history="1">
             <w:r>
               <w:rPr>
                 <w:rStyle w:val="Hyperlink"/>
@@ -1593,7 +1593,7 @@
                 <w:noProof/>
                 <w:webHidden/>
               </w:rPr>
-              <w:instrText xml:space="preserve"> PAGEREF _Toc232800860 \h </w:instrText>
+              <w:instrText xml:space="preserve"> PAGEREF _Toc233051138 \h </w:instrText>
             </w:r>
             <w:r>
               <w:rPr>
@@ -1613,7 +1613,7 @@
                 <w:noProof/>
                 <w:webHidden/>
               </w:rPr>
-              <w:t>6</w:t>
+              <w:t>7</w:t>
             </w:r>
             <w:r>
               <w:rPr>
@@ -1641,7 +1641,7 @@
               <w14:ligatures w14:val="standardContextual"/>
             </w:rPr>
           </w:pPr>
-          <w:hyperlink w:anchor="_Toc232800861" w:history="1">
+          <w:hyperlink w:anchor="_Toc233051139" w:history="1">
             <w:r>
               <w:rPr>
                 <w:rStyle w:val="Hyperlink"/>
@@ -1687,7 +1687,7 @@
                 <w:noProof/>
                 <w:webHidden/>
               </w:rPr>
-              <w:instrText xml:space="preserve"> PAGEREF _Toc232800861 \h </w:instrText>
+              <w:instrText xml:space="preserve"> PAGEREF _Toc233051139 \h </w:instrText>
             </w:r>
             <w:r>
               <w:rPr>
@@ -1707,7 +1707,7 @@
                 <w:noProof/>
                 <w:webHidden/>
               </w:rPr>
-              <w:t>6</w:t>
+              <w:t>7</w:t>
             </w:r>
             <w:r>
               <w:rPr>
@@ -1735,7 +1735,7 @@
               <w14:ligatures w14:val="standardContextual"/>
             </w:rPr>
           </w:pPr>
-          <w:hyperlink w:anchor="_Toc232800862" w:history="1">
+          <w:hyperlink w:anchor="_Toc233051140" w:history="1">
             <w:r>
               <w:rPr>
                 <w:rStyle w:val="Hyperlink"/>
@@ -1781,7 +1781,7 @@
                 <w:noProof/>
                 <w:webHidden/>
               </w:rPr>
-              <w:instrText xml:space="preserve"> PAGEREF _Toc232800862 \h </w:instrText>
+              <w:instrText xml:space="preserve"> PAGEREF _Toc233051140 \h </w:instrText>
             </w:r>
             <w:r>
               <w:rPr>
@@ -1801,7 +1801,7 @@
                 <w:noProof/>
                 <w:webHidden/>
               </w:rPr>
-              <w:t>6</w:t>
+              <w:t>7</w:t>
             </w:r>
             <w:r>
               <w:rPr>
@@ -1829,7 +1829,7 @@
               <w14:ligatures w14:val="standardContextual"/>
             </w:rPr>
           </w:pPr>
-          <w:hyperlink w:anchor="_Toc232800863" w:history="1">
+          <w:hyperlink w:anchor="_Toc233051141" w:history="1">
             <w:r>
               <w:rPr>
                 <w:rStyle w:val="Hyperlink"/>
@@ -1875,7 +1875,7 @@
                 <w:noProof/>
                 <w:webHidden/>
               </w:rPr>
-              <w:instrText xml:space="preserve"> PAGEREF _Toc232800863 \h </w:instrText>
+              <w:instrText xml:space="preserve"> PAGEREF _Toc233051141 \h </w:instrText>
             </w:r>
             <w:r>
               <w:rPr>
@@ -1895,7 +1895,7 @@
                 <w:noProof/>
                 <w:webHidden/>
               </w:rPr>
-              <w:t>6</w:t>
+              <w:t>7</w:t>
             </w:r>
             <w:r>
               <w:rPr>
@@ -1923,7 +1923,7 @@
               <w14:ligatures w14:val="standardContextual"/>
             </w:rPr>
           </w:pPr>
-          <w:hyperlink w:anchor="_Toc232800864" w:history="1">
+          <w:hyperlink w:anchor="_Toc233051142" w:history="1">
             <w:r>
               <w:rPr>
                 <w:rStyle w:val="Hyperlink"/>
@@ -1969,7 +1969,7 @@
                 <w:noProof/>
                 <w:webHidden/>
               </w:rPr>
-              <w:instrText xml:space="preserve"> PAGEREF _Toc232800864 \h </w:instrText>
+              <w:instrText xml:space="preserve"> PAGEREF _Toc233051142 \h </w:instrText>
             </w:r>
             <w:r>
               <w:rPr>
@@ -1989,7 +1989,7 @@
                 <w:noProof/>
                 <w:webHidden/>
               </w:rPr>
-              <w:t>6</w:t>
+              <w:t>7</w:t>
             </w:r>
             <w:r>
               <w:rPr>
@@ -2017,7 +2017,7 @@
               <w14:ligatures w14:val="standardContextual"/>
             </w:rPr>
           </w:pPr>
-          <w:hyperlink w:anchor="_Toc232800865" w:history="1">
+          <w:hyperlink w:anchor="_Toc233051143" w:history="1">
             <w:r>
               <w:rPr>
                 <w:rStyle w:val="Hyperlink"/>
@@ -2063,7 +2063,7 @@
                 <w:noProof/>
                 <w:webHidden/>
               </w:rPr>
-              <w:instrText xml:space="preserve"> PAGEREF _Toc232800865 \h </w:instrText>
+              <w:instrText xml:space="preserve"> PAGEREF _Toc233051143 \h </w:instrText>
             </w:r>
             <w:r>
               <w:rPr>
@@ -2083,7 +2083,7 @@
                 <w:noProof/>
                 <w:webHidden/>
               </w:rPr>
-              <w:t>6</w:t>
+              <w:t>7</w:t>
             </w:r>
             <w:r>
               <w:rPr>
@@ -2111,7 +2111,7 @@
               <w14:ligatures w14:val="standardContextual"/>
             </w:rPr>
           </w:pPr>
-          <w:hyperlink w:anchor="_Toc232800866" w:history="1">
+          <w:hyperlink w:anchor="_Toc233051144" w:history="1">
             <w:r>
               <w:rPr>
                 <w:rStyle w:val="Hyperlink"/>
@@ -2157,7 +2157,7 @@
                 <w:noProof/>
                 <w:webHidden/>
               </w:rPr>
-              <w:instrText xml:space="preserve"> PAGEREF _Toc232800866 \h </w:instrText>
+              <w:instrText xml:space="preserve"> PAGEREF _Toc233051144 \h </w:instrText>
             </w:r>
             <w:r>
               <w:rPr>
@@ -2177,7 +2177,7 @@
                 <w:noProof/>
                 <w:webHidden/>
               </w:rPr>
-              <w:t>7</w:t>
+              <w:t>8</w:t>
             </w:r>
             <w:r>
               <w:rPr>
@@ -2205,7 +2205,7 @@
               <w14:ligatures w14:val="standardContextual"/>
             </w:rPr>
           </w:pPr>
-          <w:hyperlink w:anchor="_Toc232800867" w:history="1">
+          <w:hyperlink w:anchor="_Toc233051145" w:history="1">
             <w:r>
               <w:rPr>
                 <w:rStyle w:val="Hyperlink"/>
@@ -2251,7 +2251,7 @@
                 <w:noProof/>
                 <w:webHidden/>
               </w:rPr>
-              <w:instrText xml:space="preserve"> PAGEREF _Toc232800867 \h </w:instrText>
+              <w:instrText xml:space="preserve"> PAGEREF _Toc233051145 \h </w:instrText>
             </w:r>
             <w:r>
               <w:rPr>
@@ -2271,7 +2271,7 @@
                 <w:noProof/>
                 <w:webHidden/>
               </w:rPr>
-              <w:t>7</w:t>
+              <w:t>8</w:t>
             </w:r>
             <w:r>
               <w:rPr>
@@ -2299,7 +2299,7 @@
               <w14:ligatures w14:val="standardContextual"/>
             </w:rPr>
           </w:pPr>
-          <w:hyperlink w:anchor="_Toc232800868" w:history="1">
+          <w:hyperlink w:anchor="_Toc233051146" w:history="1">
             <w:r>
               <w:rPr>
                 <w:rStyle w:val="Hyperlink"/>
@@ -2345,7 +2345,7 @@
                 <w:noProof/>
                 <w:webHidden/>
               </w:rPr>
-              <w:instrText xml:space="preserve"> PAGEREF _Toc232800868 \h </w:instrText>
+              <w:instrText xml:space="preserve"> PAGEREF _Toc233051146 \h </w:instrText>
             </w:r>
             <w:r>
               <w:rPr>
@@ -2365,7 +2365,7 @@
                 <w:noProof/>
                 <w:webHidden/>
               </w:rPr>
-              <w:t>7</w:t>
+              <w:t>8</w:t>
             </w:r>
             <w:r>
               <w:rPr>
@@ -2388,7 +2388,7 @@
               <w14:ligatures w14:val="standardContextual"/>
             </w:rPr>
           </w:pPr>
-          <w:hyperlink w:anchor="_Toc232800869" w:history="1">
+          <w:hyperlink w:anchor="_Toc233051147" w:history="1">
             <w:r>
               <w:rPr>
                 <w:rStyle w:val="Hyperlink"/>
@@ -2428,7 +2428,7 @@
               <w:rPr>
                 <w:webHidden/>
               </w:rPr>
-              <w:instrText xml:space="preserve"> PAGEREF _Toc232800869 \h </w:instrText>
+              <w:instrText xml:space="preserve"> PAGEREF _Toc233051147 \h </w:instrText>
             </w:r>
             <w:r>
               <w:rPr>
@@ -2445,7 +2445,7 @@
               <w:rPr>
                 <w:webHidden/>
               </w:rPr>
-              <w:t>8</w:t>
+              <w:t>9</w:t>
             </w:r>
             <w:r>
               <w:rPr>
@@ -2472,7 +2472,7 @@
               <w14:ligatures w14:val="standardContextual"/>
             </w:rPr>
           </w:pPr>
-          <w:hyperlink w:anchor="_Toc232800870" w:history="1">
+          <w:hyperlink w:anchor="_Toc233051148" w:history="1">
             <w:r>
               <w:rPr>
                 <w:rStyle w:val="Hyperlink"/>
@@ -2522,7 +2522,7 @@
                 <w:noProof/>
                 <w:webHidden/>
               </w:rPr>
-              <w:instrText xml:space="preserve"> PAGEREF _Toc232800870 \h </w:instrText>
+              <w:instrText xml:space="preserve"> PAGEREF _Toc233051148 \h </w:instrText>
             </w:r>
             <w:r>
               <w:rPr>
@@ -2542,7 +2542,7 @@
                 <w:noProof/>
                 <w:webHidden/>
               </w:rPr>
-              <w:t>8</w:t>
+              <w:t>9</w:t>
             </w:r>
             <w:r>
               <w:rPr>
@@ -2570,7 +2570,7 @@
               <w14:ligatures w14:val="standardContextual"/>
             </w:rPr>
           </w:pPr>
-          <w:hyperlink w:anchor="_Toc232800871" w:history="1">
+          <w:hyperlink w:anchor="_Toc233051149" w:history="1">
             <w:r>
               <w:rPr>
                 <w:rStyle w:val="Hyperlink"/>
@@ -2617,7 +2617,7 @@
                 <w:noProof/>
                 <w:webHidden/>
               </w:rPr>
-              <w:instrText xml:space="preserve"> PAGEREF _Toc232800871 \h </w:instrText>
+              <w:instrText xml:space="preserve"> PAGEREF _Toc233051149 \h </w:instrText>
             </w:r>
             <w:r>
               <w:rPr>
@@ -2637,7 +2637,7 @@
                 <w:noProof/>
                 <w:webHidden/>
               </w:rPr>
-              <w:t>8</w:t>
+              <w:t>9</w:t>
             </w:r>
             <w:r>
               <w:rPr>
@@ -2665,7 +2665,7 @@
               <w14:ligatures w14:val="standardContextual"/>
             </w:rPr>
           </w:pPr>
-          <w:hyperlink w:anchor="_Toc232800872" w:history="1">
+          <w:hyperlink w:anchor="_Toc233051150" w:history="1">
             <w:r>
               <w:rPr>
                 <w:rStyle w:val="Hyperlink"/>
@@ -2712,7 +2712,7 @@
                 <w:noProof/>
                 <w:webHidden/>
               </w:rPr>
-              <w:instrText xml:space="preserve"> PAGEREF _Toc232800872 \h </w:instrText>
+              <w:instrText xml:space="preserve"> PAGEREF _Toc233051150 \h </w:instrText>
             </w:r>
             <w:r>
               <w:rPr>
@@ -2732,7 +2732,7 @@
                 <w:noProof/>
                 <w:webHidden/>
               </w:rPr>
-              <w:t>9</w:t>
+              <w:t>10</w:t>
             </w:r>
             <w:r>
               <w:rPr>
@@ -2760,7 +2760,7 @@
               <w14:ligatures w14:val="standardContextual"/>
             </w:rPr>
           </w:pPr>
-          <w:hyperlink w:anchor="_Toc232800873" w:history="1">
+          <w:hyperlink w:anchor="_Toc233051151" w:history="1">
             <w:r>
               <w:rPr>
                 <w:rStyle w:val="Hyperlink"/>
@@ -2807,7 +2807,7 @@
                 <w:noProof/>
                 <w:webHidden/>
               </w:rPr>
-              <w:instrText xml:space="preserve"> PAGEREF _Toc232800873 \h </w:instrText>
+              <w:instrText xml:space="preserve"> PAGEREF _Toc233051151 \h </w:instrText>
             </w:r>
             <w:r>
               <w:rPr>
@@ -2827,7 +2827,7 @@
                 <w:noProof/>
                 <w:webHidden/>
               </w:rPr>
-              <w:t>9</w:t>
+              <w:t>10</w:t>
             </w:r>
             <w:r>
               <w:rPr>
@@ -2855,7 +2855,7 @@
               <w14:ligatures w14:val="standardContextual"/>
             </w:rPr>
           </w:pPr>
-          <w:hyperlink w:anchor="_Toc232800874" w:history="1">
+          <w:hyperlink w:anchor="_Toc233051152" w:history="1">
             <w:r>
               <w:rPr>
                 <w:rStyle w:val="Hyperlink"/>
@@ -2903,7 +2903,7 @@
                 <w:noProof/>
                 <w:webHidden/>
               </w:rPr>
-              <w:instrText xml:space="preserve"> PAGEREF _Toc232800874 \h </w:instrText>
+              <w:instrText xml:space="preserve"> PAGEREF _Toc233051152 \h </w:instrText>
             </w:r>
             <w:r>
               <w:rPr>
@@ -2923,7 +2923,7 @@
                 <w:noProof/>
                 <w:webHidden/>
               </w:rPr>
-              <w:t>10</w:t>
+              <w:t>11</w:t>
             </w:r>
             <w:r>
               <w:rPr>
@@ -2951,7 +2951,7 @@
               <w14:ligatures w14:val="standardContextual"/>
             </w:rPr>
           </w:pPr>
-          <w:hyperlink w:anchor="_Toc232800875" w:history="1">
+          <w:hyperlink w:anchor="_Toc233051153" w:history="1">
             <w:r>
               <w:rPr>
                 <w:rStyle w:val="Hyperlink"/>
@@ -2998,7 +2998,7 @@
                 <w:noProof/>
                 <w:webHidden/>
               </w:rPr>
-              <w:instrText xml:space="preserve"> PAGEREF _Toc232800875 \h </w:instrText>
+              <w:instrText xml:space="preserve"> PAGEREF _Toc233051153 \h </w:instrText>
             </w:r>
             <w:r>
               <w:rPr>
@@ -3018,7 +3018,7 @@
                 <w:noProof/>
                 <w:webHidden/>
               </w:rPr>
-              <w:t>10</w:t>
+              <w:t>11</w:t>
             </w:r>
             <w:r>
               <w:rPr>
@@ -3046,7 +3046,7 @@
               <w14:ligatures w14:val="standardContextual"/>
             </w:rPr>
           </w:pPr>
-          <w:hyperlink w:anchor="_Toc232800876" w:history="1">
+          <w:hyperlink w:anchor="_Toc233051154" w:history="1">
             <w:r>
               <w:rPr>
                 <w:rStyle w:val="Hyperlink"/>
@@ -3094,7 +3094,7 @@
                 <w:noProof/>
                 <w:webHidden/>
               </w:rPr>
-              <w:instrText xml:space="preserve"> PAGEREF _Toc232800876 \h </w:instrText>
+              <w:instrText xml:space="preserve"> PAGEREF _Toc233051154 \h </w:instrText>
             </w:r>
             <w:r>
               <w:rPr>
@@ -3114,7 +3114,7 @@
                 <w:noProof/>
                 <w:webHidden/>
               </w:rPr>
-              <w:t>11</w:t>
+              <w:t>12</w:t>
             </w:r>
             <w:r>
               <w:rPr>
@@ -3137,7 +3137,7 @@
               <w14:ligatures w14:val="standardContextual"/>
             </w:rPr>
           </w:pPr>
-          <w:hyperlink w:anchor="_Toc232800877" w:history="1">
+          <w:hyperlink w:anchor="_Toc233051155" w:history="1">
             <w:r>
               <w:rPr>
                 <w:rStyle w:val="Hyperlink"/>
@@ -3177,7 +3177,7 @@
               <w:rPr>
                 <w:webHidden/>
               </w:rPr>
-              <w:instrText xml:space="preserve"> PAGEREF _Toc232800877 \h </w:instrText>
+              <w:instrText xml:space="preserve"> PAGEREF _Toc233051155 \h </w:instrText>
             </w:r>
             <w:r>
               <w:rPr>
@@ -3194,7 +3194,7 @@
               <w:rPr>
                 <w:webHidden/>
               </w:rPr>
-              <w:t>12</w:t>
+              <w:t>13</w:t>
             </w:r>
             <w:r>
               <w:rPr>
@@ -3221,7 +3221,7 @@
               <w14:ligatures w14:val="standardContextual"/>
             </w:rPr>
           </w:pPr>
-          <w:hyperlink w:anchor="_Toc232800878" w:history="1">
+          <w:hyperlink w:anchor="_Toc233051156" w:history="1">
             <w:r>
               <w:rPr>
                 <w:rStyle w:val="Hyperlink"/>
@@ -3271,7 +3271,7 @@
                 <w:noProof/>
                 <w:webHidden/>
               </w:rPr>
-              <w:instrText xml:space="preserve"> PAGEREF _Toc232800878 \h </w:instrText>
+              <w:instrText xml:space="preserve"> PAGEREF _Toc233051156 \h </w:instrText>
             </w:r>
             <w:r>
               <w:rPr>
@@ -3291,7 +3291,7 @@
                 <w:noProof/>
                 <w:webHidden/>
               </w:rPr>
-              <w:t>12</w:t>
+              <w:t>13</w:t>
             </w:r>
             <w:r>
               <w:rPr>
@@ -3319,7 +3319,7 @@
               <w14:ligatures w14:val="standardContextual"/>
             </w:rPr>
           </w:pPr>
-          <w:hyperlink w:anchor="_Toc232800879" w:history="1">
+          <w:hyperlink w:anchor="_Toc233051157" w:history="1">
             <w:r>
               <w:rPr>
                 <w:rStyle w:val="Hyperlink"/>
@@ -3369,7 +3369,7 @@
                 <w:noProof/>
                 <w:webHidden/>
               </w:rPr>
-              <w:instrText xml:space="preserve"> PAGEREF _Toc232800879 \h </w:instrText>
+              <w:instrText xml:space="preserve"> PAGEREF _Toc233051157 \h </w:instrText>
             </w:r>
             <w:r>
               <w:rPr>
@@ -3389,7 +3389,7 @@
                 <w:noProof/>
                 <w:webHidden/>
               </w:rPr>
-              <w:t>13</w:t>
+              <w:t>14</w:t>
             </w:r>
             <w:r>
               <w:rPr>
@@ -3412,7 +3412,7 @@
               <w14:ligatures w14:val="standardContextual"/>
             </w:rPr>
           </w:pPr>
-          <w:hyperlink w:anchor="_Toc232800880" w:history="1">
+          <w:hyperlink w:anchor="_Toc233051158" w:history="1">
             <w:r>
               <w:rPr>
                 <w:rStyle w:val="Hyperlink"/>
@@ -3452,7 +3452,7 @@
               <w:rPr>
                 <w:webHidden/>
               </w:rPr>
-              <w:instrText xml:space="preserve"> PAGEREF _Toc232800880 \h </w:instrText>
+              <w:instrText xml:space="preserve"> PAGEREF _Toc233051158 \h </w:instrText>
             </w:r>
             <w:r>
               <w:rPr>
@@ -3469,7 +3469,7 @@
               <w:rPr>
                 <w:webHidden/>
               </w:rPr>
-              <w:t>16</w:t>
+              <w:t>17</w:t>
             </w:r>
             <w:r>
               <w:rPr>
@@ -3496,7 +3496,7 @@
               <w14:ligatures w14:val="standardContextual"/>
             </w:rPr>
           </w:pPr>
-          <w:hyperlink w:anchor="_Toc232800881" w:history="1">
+          <w:hyperlink w:anchor="_Toc233051159" w:history="1">
             <w:r>
               <w:rPr>
                 <w:rStyle w:val="Hyperlink"/>
@@ -3542,7 +3542,7 @@
                 <w:noProof/>
                 <w:webHidden/>
               </w:rPr>
-              <w:instrText xml:space="preserve"> PAGEREF _Toc232800881 \h </w:instrText>
+              <w:instrText xml:space="preserve"> PAGEREF _Toc233051159 \h </w:instrText>
             </w:r>
             <w:r>
               <w:rPr>
@@ -3562,7 +3562,7 @@
                 <w:noProof/>
                 <w:webHidden/>
               </w:rPr>
-              <w:t>16</w:t>
+              <w:t>17</w:t>
             </w:r>
             <w:r>
               <w:rPr>
@@ -3590,7 +3590,7 @@
               <w14:ligatures w14:val="standardContextual"/>
             </w:rPr>
           </w:pPr>
-          <w:hyperlink w:anchor="_Toc232800882" w:history="1">
+          <w:hyperlink w:anchor="_Toc233051160" w:history="1">
             <w:r>
               <w:rPr>
                 <w:rStyle w:val="Hyperlink"/>
@@ -3636,7 +3636,7 @@
                 <w:noProof/>
                 <w:webHidden/>
               </w:rPr>
-              <w:instrText xml:space="preserve"> PAGEREF _Toc232800882 \h </w:instrText>
+              <w:instrText xml:space="preserve"> PAGEREF _Toc233051160 \h </w:instrText>
             </w:r>
             <w:r>
               <w:rPr>
@@ -3656,7 +3656,7 @@
                 <w:noProof/>
                 <w:webHidden/>
               </w:rPr>
-              <w:t>16</w:t>
+              <w:t>17</w:t>
             </w:r>
             <w:r>
               <w:rPr>
@@ -3684,7 +3684,7 @@
               <w14:ligatures w14:val="standardContextual"/>
             </w:rPr>
           </w:pPr>
-          <w:hyperlink w:anchor="_Toc232800883" w:history="1">
+          <w:hyperlink w:anchor="_Toc233051161" w:history="1">
             <w:r>
               <w:rPr>
                 <w:rStyle w:val="Hyperlink"/>
@@ -3730,7 +3730,7 @@
                 <w:noProof/>
                 <w:webHidden/>
               </w:rPr>
-              <w:instrText xml:space="preserve"> PAGEREF _Toc232800883 \h </w:instrText>
+              <w:instrText xml:space="preserve"> PAGEREF _Toc233051161 \h </w:instrText>
             </w:r>
             <w:r>
               <w:rPr>
@@ -3750,7 +3750,7 @@
                 <w:noProof/>
                 <w:webHidden/>
               </w:rPr>
-              <w:t>16</w:t>
+              <w:t>17</w:t>
             </w:r>
             <w:r>
               <w:rPr>
@@ -3778,7 +3778,7 @@
               <w14:ligatures w14:val="standardContextual"/>
             </w:rPr>
           </w:pPr>
-          <w:hyperlink w:anchor="_Toc232800884" w:history="1">
+          <w:hyperlink w:anchor="_Toc233051162" w:history="1">
             <w:r>
               <w:rPr>
                 <w:rStyle w:val="Hyperlink"/>
@@ -3824,7 +3824,7 @@
                 <w:noProof/>
                 <w:webHidden/>
               </w:rPr>
-              <w:instrText xml:space="preserve"> PAGEREF _Toc232800884 \h </w:instrText>
+              <w:instrText xml:space="preserve"> PAGEREF _Toc233051162 \h </w:instrText>
             </w:r>
             <w:r>
               <w:rPr>
@@ -3844,7 +3844,7 @@
                 <w:noProof/>
                 <w:webHidden/>
               </w:rPr>
-              <w:t>16</w:t>
+              <w:t>17</w:t>
             </w:r>
             <w:r>
               <w:rPr>
@@ -3872,7 +3872,7 @@
               <w14:ligatures w14:val="standardContextual"/>
             </w:rPr>
           </w:pPr>
-          <w:hyperlink w:anchor="_Toc232800885" w:history="1">
+          <w:hyperlink w:anchor="_Toc233051163" w:history="1">
             <w:r>
               <w:rPr>
                 <w:rStyle w:val="Hyperlink"/>
@@ -3918,7 +3918,7 @@
                 <w:noProof/>
                 <w:webHidden/>
               </w:rPr>
-              <w:instrText xml:space="preserve"> PAGEREF _Toc232800885 \h </w:instrText>
+              <w:instrText xml:space="preserve"> PAGEREF _Toc233051163 \h </w:instrText>
             </w:r>
             <w:r>
               <w:rPr>
@@ -3938,7 +3938,7 @@
                 <w:noProof/>
                 <w:webHidden/>
               </w:rPr>
-              <w:t>17</w:t>
+              <w:t>18</w:t>
             </w:r>
             <w:r>
               <w:rPr>
@@ -3966,7 +3966,7 @@
               <w14:ligatures w14:val="standardContextual"/>
             </w:rPr>
           </w:pPr>
-          <w:hyperlink w:anchor="_Toc232800886" w:history="1">
+          <w:hyperlink w:anchor="_Toc233051164" w:history="1">
             <w:r>
               <w:rPr>
                 <w:rStyle w:val="Hyperlink"/>
@@ -4012,7 +4012,7 @@
                 <w:noProof/>
                 <w:webHidden/>
               </w:rPr>
-              <w:instrText xml:space="preserve"> PAGEREF _Toc232800886 \h </w:instrText>
+              <w:instrText xml:space="preserve"> PAGEREF _Toc233051164 \h </w:instrText>
             </w:r>
             <w:r>
               <w:rPr>
@@ -4032,7 +4032,7 @@
                 <w:noProof/>
                 <w:webHidden/>
               </w:rPr>
-              <w:t>17</w:t>
+              <w:t>18</w:t>
             </w:r>
             <w:r>
               <w:rPr>
@@ -4060,7 +4060,7 @@
               <w14:ligatures w14:val="standardContextual"/>
             </w:rPr>
           </w:pPr>
-          <w:hyperlink w:anchor="_Toc232800887" w:history="1">
+          <w:hyperlink w:anchor="_Toc233051165" w:history="1">
             <w:r>
               <w:rPr>
                 <w:rStyle w:val="Hyperlink"/>
@@ -4110,7 +4110,7 @@
                 <w:noProof/>
                 <w:webHidden/>
               </w:rPr>
-              <w:instrText xml:space="preserve"> PAGEREF _Toc232800887 \h </w:instrText>
+              <w:instrText xml:space="preserve"> PAGEREF _Toc233051165 \h </w:instrText>
             </w:r>
             <w:r>
               <w:rPr>
@@ -4130,7 +4130,7 @@
                 <w:noProof/>
                 <w:webHidden/>
               </w:rPr>
-              <w:t>17</w:t>
+              <w:t>18</w:t>
             </w:r>
             <w:r>
               <w:rPr>
@@ -4158,7 +4158,7 @@
               <w14:ligatures w14:val="standardContextual"/>
             </w:rPr>
           </w:pPr>
-          <w:hyperlink w:anchor="_Toc232800888" w:history="1">
+          <w:hyperlink w:anchor="_Toc233051166" w:history="1">
             <w:r>
               <w:rPr>
                 <w:rStyle w:val="Hyperlink"/>
@@ -4208,7 +4208,7 @@
                 <w:noProof/>
                 <w:webHidden/>
               </w:rPr>
-              <w:instrText xml:space="preserve"> PAGEREF _Toc232800888 \h </w:instrText>
+              <w:instrText xml:space="preserve"> PAGEREF _Toc233051166 \h </w:instrText>
             </w:r>
             <w:r>
               <w:rPr>
@@ -4228,7 +4228,82 @@
                 <w:noProof/>
                 <w:webHidden/>
               </w:rPr>
-              <w:t>17</w:t>
+              <w:t>25</w:t>
+            </w:r>
+            <w:r>
+              <w:rPr>
+                <w:noProof/>
+                <w:webHidden/>
+              </w:rPr>
+              <w:fldChar w:fldCharType="end"/>
+            </w:r>
+          </w:hyperlink>
+        </w:p>
+        <w:p>
+          <w:pPr>
+            <w:pStyle w:val="Sumrio3"/>
+            <w:tabs>
+              <w:tab w:val="right" w:leader="dot" w:pos="9060"/>
+            </w:tabs>
+            <w:rPr>
+              <w:rFonts w:asciiTheme="minorHAnsi" w:eastAsiaTheme="minorEastAsia" w:hAnsiTheme="minorHAnsi" w:cstheme="minorBidi"/>
+              <w:noProof/>
+              <w:kern w:val="2"/>
+              <w:sz w:val="24"/>
+              <w:szCs w:val="24"/>
+              <w:lang w:eastAsia="pt-BR"/>
+              <w14:ligatures w14:val="standardContextual"/>
+            </w:rPr>
+          </w:pPr>
+          <w:hyperlink w:anchor="_Toc233051167" w:history="1">
+            <w:r>
+              <w:rPr>
+                <w:rStyle w:val="Hyperlink"/>
+                <w:noProof/>
+                <w:lang w:eastAsia="pt-BR"/>
+              </w:rPr>
+              <w:t>Nessa seção será descrito as teclas e comandos usados para interação com o jogo.</w:t>
+            </w:r>
+            <w:r>
+              <w:rPr>
+                <w:noProof/>
+                <w:webHidden/>
+              </w:rPr>
+              <w:tab/>
+            </w:r>
+            <w:r>
+              <w:rPr>
+                <w:noProof/>
+                <w:webHidden/>
+              </w:rPr>
+              <w:fldChar w:fldCharType="begin"/>
+            </w:r>
+            <w:r>
+              <w:rPr>
+                <w:noProof/>
+                <w:webHidden/>
+              </w:rPr>
+              <w:instrText xml:space="preserve"> PAGEREF _Toc233051167 \h </w:instrText>
+            </w:r>
+            <w:r>
+              <w:rPr>
+                <w:noProof/>
+                <w:webHidden/>
+              </w:rPr>
+            </w:r>
+            <w:r>
+              <w:rPr>
+                <w:noProof/>
+                <w:webHidden/>
+              </w:rPr>
+              <w:fldChar w:fldCharType="separate"/>
+            </w:r>
+            <w:r>
+              <w:rPr>
+                <w:noProof/>
+                <w:webHidden/>
+              </w:rPr>
+              <w:t>25</w:t>
             </w:r>
             <w:r>
               <w:rPr>
@@ -4256,12 +4331,11 @@
               <w14:ligatures w14:val="standardContextual"/>
             </w:rPr>
           </w:pPr>
-          <w:hyperlink w:anchor="_Toc232800889" w:history="1">
+          <w:hyperlink w:anchor="_Toc233051168" w:history="1">
             <w:r>
               <w:rPr>
                 <w:rStyle w:val="Hyperlink"/>
                 <w:noProof/>
-                <w:lang w:eastAsia="pt-BR"/>
               </w:rPr>
               <w:t>5.3.1.</w:t>
             </w:r>
@@ -4281,7 +4355,6 @@
               <w:rPr>
                 <w:rStyle w:val="Hyperlink"/>
                 <w:noProof/>
-                <w:lang w:eastAsia="pt-BR"/>
               </w:rPr>
               <w:t>Comandos de navegação no menu principal</w:t>
             </w:r>
@@ -4304,7 +4377,7 @@
                 <w:noProof/>
                 <w:webHidden/>
               </w:rPr>
-              <w:instrText xml:space="preserve"> PAGEREF _Toc232800889 \h </w:instrText>
+              <w:instrText xml:space="preserve"> PAGEREF _Toc233051168 \h </w:instrText>
             </w:r>
             <w:r>
               <w:rPr>
@@ -4324,7 +4397,7 @@
                 <w:noProof/>
                 <w:webHidden/>
               </w:rPr>
-              <w:t>17</w:t>
+              <w:t>25</w:t>
             </w:r>
             <w:r>
               <w:rPr>
@@ -4352,12 +4425,11 @@
               <w14:ligatures w14:val="standardContextual"/>
             </w:rPr>
           </w:pPr>
-          <w:hyperlink w:anchor="_Toc232800890" w:history="1">
+          <w:hyperlink w:anchor="_Toc233051169" w:history="1">
             <w:r>
               <w:rPr>
                 <w:rStyle w:val="Hyperlink"/>
                 <w:noProof/>
-                <w:lang w:eastAsia="pt-BR"/>
               </w:rPr>
               <w:t>5.3.2.</w:t>
             </w:r>
@@ -4377,9 +4449,8 @@
               <w:rPr>
                 <w:rStyle w:val="Hyperlink"/>
                 <w:noProof/>
-                <w:lang w:eastAsia="pt-BR"/>
-              </w:rPr>
-              <w:t>Comandos de esquiva e controle no combate</w:t>
+              </w:rPr>
+              <w:t>Comandos na tela de criação de personagem</w:t>
             </w:r>
             <w:r>
               <w:rPr>
@@ -4400,7 +4471,7 @@
                 <w:noProof/>
                 <w:webHidden/>
               </w:rPr>
-              <w:instrText xml:space="preserve"> PAGEREF _Toc232800890 \h </w:instrText>
+              <w:instrText xml:space="preserve"> PAGEREF _Toc233051169 \h </w:instrText>
             </w:r>
             <w:r>
               <w:rPr>
@@ -4420,7 +4491,7 @@
                 <w:noProof/>
                 <w:webHidden/>
               </w:rPr>
-              <w:t>17</w:t>
+              <w:t>26</w:t>
             </w:r>
             <w:r>
               <w:rPr>
@@ -4448,12 +4519,11 @@
               <w14:ligatures w14:val="standardContextual"/>
             </w:rPr>
           </w:pPr>
-          <w:hyperlink w:anchor="_Toc232800891" w:history="1">
+          <w:hyperlink w:anchor="_Toc233051170" w:history="1">
             <w:r>
               <w:rPr>
                 <w:rStyle w:val="Hyperlink"/>
                 <w:noProof/>
-                <w:lang w:eastAsia="pt-BR"/>
               </w:rPr>
               <w:t>5.3.3.</w:t>
             </w:r>
@@ -4473,9 +4543,8 @@
               <w:rPr>
                 <w:rStyle w:val="Hyperlink"/>
                 <w:noProof/>
-                <w:lang w:eastAsia="pt-BR"/>
-              </w:rPr>
-              <w:t>Comandos de seleção de diálogo e escolha nos menus</w:t>
+              </w:rPr>
+              <w:t>Comandos de esquiva e controle no combate</w:t>
             </w:r>
             <w:r>
               <w:rPr>
@@ -4496,7 +4565,7 @@
                 <w:noProof/>
                 <w:webHidden/>
               </w:rPr>
-              <w:instrText xml:space="preserve"> PAGEREF _Toc232800891 \h </w:instrText>
+              <w:instrText xml:space="preserve"> PAGEREF _Toc233051170 \h </w:instrText>
             </w:r>
             <w:r>
               <w:rPr>
@@ -4516,7 +4585,7 @@
                 <w:noProof/>
                 <w:webHidden/>
               </w:rPr>
-              <w:t>17</w:t>
+              <w:t>26</w:t>
             </w:r>
             <w:r>
               <w:rPr>
@@ -4544,12 +4613,11 @@
               <w14:ligatures w14:val="standardContextual"/>
             </w:rPr>
           </w:pPr>
-          <w:hyperlink w:anchor="_Toc232800892" w:history="1">
+          <w:hyperlink w:anchor="_Toc233051171" w:history="1">
             <w:r>
               <w:rPr>
                 <w:rStyle w:val="Hyperlink"/>
                 <w:noProof/>
-                <w:lang w:eastAsia="pt-BR"/>
               </w:rPr>
               <w:t>5.3.4.</w:t>
             </w:r>
@@ -4569,9 +4637,8 @@
               <w:rPr>
                 <w:rStyle w:val="Hyperlink"/>
                 <w:noProof/>
-                <w:lang w:eastAsia="pt-BR"/>
-              </w:rPr>
-              <w:t>Outros</w:t>
+              </w:rPr>
+              <w:t>Comandos de seleção de diálogo e escolha nos menus</w:t>
             </w:r>
             <w:r>
               <w:rPr>
@@ -4592,7 +4659,7 @@
                 <w:noProof/>
                 <w:webHidden/>
               </w:rPr>
-              <w:instrText xml:space="preserve"> PAGEREF _Toc232800892 \h </w:instrText>
+              <w:instrText xml:space="preserve"> PAGEREF _Toc233051171 \h </w:instrText>
             </w:r>
             <w:r>
               <w:rPr>
@@ -4612,7 +4679,7 @@
                 <w:noProof/>
                 <w:webHidden/>
               </w:rPr>
-              <w:t>17</w:t>
+              <w:t>26</w:t>
             </w:r>
             <w:r>
               <w:rPr>
@@ -4635,7 +4702,7 @@
               <w14:ligatures w14:val="standardContextual"/>
             </w:rPr>
           </w:pPr>
-          <w:hyperlink w:anchor="_Toc232800893" w:history="1">
+          <w:hyperlink w:anchor="_Toc233051172" w:history="1">
             <w:r>
               <w:rPr>
                 <w:rStyle w:val="Hyperlink"/>
@@ -4675,7 +4742,7 @@
               <w:rPr>
                 <w:webHidden/>
               </w:rPr>
-              <w:instrText xml:space="preserve"> PAGEREF _Toc232800893 \h </w:instrText>
+              <w:instrText xml:space="preserve"> PAGEREF _Toc233051172 \h </w:instrText>
             </w:r>
             <w:r>
               <w:rPr>
@@ -4692,7 +4759,7 @@
               <w:rPr>
                 <w:webHidden/>
               </w:rPr>
-              <w:t>18</w:t>
+              <w:t>27</w:t>
             </w:r>
             <w:r>
               <w:rPr>
@@ -4719,7 +4786,7 @@
               <w14:ligatures w14:val="standardContextual"/>
             </w:rPr>
           </w:pPr>
-          <w:hyperlink w:anchor="_Toc232800894" w:history="1">
+          <w:hyperlink w:anchor="_Toc233051173" w:history="1">
             <w:r>
               <w:rPr>
                 <w:rStyle w:val="Hyperlink"/>
@@ -4769,7 +4836,7 @@
                 <w:noProof/>
                 <w:webHidden/>
               </w:rPr>
-              <w:instrText xml:space="preserve"> PAGEREF _Toc232800894 \h </w:instrText>
+              <w:instrText xml:space="preserve"> PAGEREF _Toc233051173 \h </w:instrText>
             </w:r>
             <w:r>
               <w:rPr>
@@ -4789,7 +4856,7 @@
                 <w:noProof/>
                 <w:webHidden/>
               </w:rPr>
-              <w:t>18</w:t>
+              <w:t>27</w:t>
             </w:r>
             <w:r>
               <w:rPr>
@@ -4817,7 +4884,7 @@
               <w14:ligatures w14:val="standardContextual"/>
             </w:rPr>
           </w:pPr>
-          <w:hyperlink w:anchor="_Toc232800895" w:history="1">
+          <w:hyperlink w:anchor="_Toc233051174" w:history="1">
             <w:r>
               <w:rPr>
                 <w:rStyle w:val="Hyperlink"/>
@@ -4867,7 +4934,7 @@
                 <w:noProof/>
                 <w:webHidden/>
               </w:rPr>
-              <w:instrText xml:space="preserve"> PAGEREF _Toc232800895 \h </w:instrText>
+              <w:instrText xml:space="preserve"> PAGEREF _Toc233051174 \h </w:instrText>
             </w:r>
             <w:r>
               <w:rPr>
@@ -4887,7 +4954,7 @@
                 <w:noProof/>
                 <w:webHidden/>
               </w:rPr>
-              <w:t>18</w:t>
+              <w:t>27</w:t>
             </w:r>
             <w:r>
               <w:rPr>
@@ -4915,7 +4982,7 @@
               <w14:ligatures w14:val="standardContextual"/>
             </w:rPr>
           </w:pPr>
-          <w:hyperlink w:anchor="_Toc232800896" w:history="1">
+          <w:hyperlink w:anchor="_Toc233051175" w:history="1">
             <w:r>
               <w:rPr>
                 <w:rStyle w:val="Hyperlink"/>
@@ -4961,7 +5028,7 @@
                 <w:noProof/>
                 <w:webHidden/>
               </w:rPr>
-              <w:instrText xml:space="preserve"> PAGEREF _Toc232800896 \h </w:instrText>
+              <w:instrText xml:space="preserve"> PAGEREF _Toc233051175 \h </w:instrText>
             </w:r>
             <w:r>
               <w:rPr>
@@ -4981,7 +5048,7 @@
                 <w:noProof/>
                 <w:webHidden/>
               </w:rPr>
-              <w:t>18</w:t>
+              <w:t>27</w:t>
             </w:r>
             <w:r>
               <w:rPr>
@@ -5009,7 +5076,7 @@
               <w14:ligatures w14:val="standardContextual"/>
             </w:rPr>
           </w:pPr>
-          <w:hyperlink w:anchor="_Toc232800897" w:history="1">
+          <w:hyperlink w:anchor="_Toc233051176" w:history="1">
             <w:r>
               <w:rPr>
                 <w:rStyle w:val="Hyperlink"/>
@@ -5055,7 +5122,7 @@
                 <w:noProof/>
                 <w:webHidden/>
               </w:rPr>
-              <w:instrText xml:space="preserve"> PAGEREF _Toc232800897 \h </w:instrText>
+              <w:instrText xml:space="preserve"> PAGEREF _Toc233051176 \h </w:instrText>
             </w:r>
             <w:r>
               <w:rPr>
@@ -5075,7 +5142,7 @@
                 <w:noProof/>
                 <w:webHidden/>
               </w:rPr>
-              <w:t>18</w:t>
+              <w:t>27</w:t>
             </w:r>
             <w:r>
               <w:rPr>
@@ -5103,7 +5170,7 @@
               <w14:ligatures w14:val="standardContextual"/>
             </w:rPr>
           </w:pPr>
-          <w:hyperlink w:anchor="_Toc232800898" w:history="1">
+          <w:hyperlink w:anchor="_Toc233051177" w:history="1">
             <w:r>
               <w:rPr>
                 <w:rStyle w:val="Hyperlink"/>
@@ -5149,7 +5216,7 @@
                 <w:noProof/>
                 <w:webHidden/>
               </w:rPr>
-              <w:instrText xml:space="preserve"> PAGEREF _Toc232800898 \h </w:instrText>
+              <w:instrText xml:space="preserve"> PAGEREF _Toc233051177 \h </w:instrText>
             </w:r>
             <w:r>
               <w:rPr>
@@ -5169,7 +5236,7 @@
                 <w:noProof/>
                 <w:webHidden/>
               </w:rPr>
-              <w:t>18</w:t>
+              <w:t>27</w:t>
             </w:r>
             <w:r>
               <w:rPr>
@@ -5192,7 +5259,7 @@
               <w14:ligatures w14:val="standardContextual"/>
             </w:rPr>
           </w:pPr>
-          <w:hyperlink w:anchor="_Toc232800899" w:history="1">
+          <w:hyperlink w:anchor="_Toc233051178" w:history="1">
             <w:r>
               <w:rPr>
                 <w:rStyle w:val="Hyperlink"/>
@@ -5232,7 +5299,7 @@
               <w:rPr>
                 <w:webHidden/>
               </w:rPr>
-              <w:instrText xml:space="preserve"> PAGEREF _Toc232800899 \h </w:instrText>
+              <w:instrText xml:space="preserve"> PAGEREF _Toc233051178 \h </w:instrText>
             </w:r>
             <w:r>
               <w:rPr>
@@ -5249,7 +5316,7 @@
               <w:rPr>
                 <w:webHidden/>
               </w:rPr>
-              <w:t>20</w:t>
+              <w:t>29</w:t>
             </w:r>
             <w:r>
               <w:rPr>
@@ -5271,7 +5338,7 @@
               <w14:ligatures w14:val="standardContextual"/>
             </w:rPr>
           </w:pPr>
-          <w:hyperlink w:anchor="_Toc232800900" w:history="1">
+          <w:hyperlink w:anchor="_Toc233051179" w:history="1">
             <w:r>
               <w:rPr>
                 <w:rStyle w:val="Hyperlink"/>
@@ -5294,7 +5361,7 @@
               <w:rPr>
                 <w:webHidden/>
               </w:rPr>
-              <w:instrText xml:space="preserve"> PAGEREF _Toc232800900 \h </w:instrText>
+              <w:instrText xml:space="preserve"> PAGEREF _Toc233051179 \h </w:instrText>
             </w:r>
             <w:r>
               <w:rPr>
@@ -5311,7 +5378,7 @@
               <w:rPr>
                 <w:webHidden/>
               </w:rPr>
-              <w:t>21</w:t>
+              <w:t>30</w:t>
             </w:r>
             <w:r>
               <w:rPr>
@@ -5471,7 +5538,7 @@
         <w:rPr>
           <w:noProof/>
         </w:rPr>
-        <w:instrText xml:space="preserve"> PAGEREF _Toc232933468 \h </w:instrText>
+        <w:instrText xml:space="preserve"> PAGEREF _Toc233051114 \h </w:instrText>
       </w:r>
       <w:r>
         <w:rPr>
@@ -5535,7 +5602,7 @@
         <w:rPr>
           <w:noProof/>
         </w:rPr>
-        <w:instrText xml:space="preserve"> PAGEREF _Toc232933469 \h </w:instrText>
+        <w:instrText xml:space="preserve"> PAGEREF _Toc233051115 \h </w:instrText>
       </w:r>
       <w:r>
         <w:rPr>
@@ -5599,7 +5666,7 @@
         <w:rPr>
           <w:noProof/>
         </w:rPr>
-        <w:instrText xml:space="preserve"> PAGEREF _Toc232933470 \h </w:instrText>
+        <w:instrText xml:space="preserve"> PAGEREF _Toc233051116 \h </w:instrText>
       </w:r>
       <w:r>
         <w:rPr>
@@ -5617,6 +5684,966 @@
           <w:noProof/>
         </w:rPr>
         <w:t>14</w:t>
+      </w:r>
+      <w:r>
+        <w:rPr>
+          <w:noProof/>
+        </w:rPr>
+        <w:fldChar w:fldCharType="end"/>
+      </w:r>
+    </w:p>
+    <w:p>
+      <w:pPr>
+        <w:pStyle w:val="ndicedeilustraes"/>
+        <w:tabs>
+          <w:tab w:val="right" w:leader="dot" w:pos="9060"/>
+        </w:tabs>
+        <w:rPr>
+          <w:rFonts w:eastAsiaTheme="minorEastAsia"/>
+          <w:noProof/>
+          <w:kern w:val="2"/>
+          <w:sz w:val="24"/>
+          <w:szCs w:val="24"/>
+          <w:lang w:eastAsia="pt-BR"/>
+          <w14:ligatures w14:val="standardContextual"/>
+        </w:rPr>
+      </w:pPr>
+      <w:r>
+        <w:rPr>
+          <w:noProof/>
+        </w:rPr>
+        <w:t>Figura 4: Tela do Menu Inicial</w:t>
+      </w:r>
+      <w:r>
+        <w:rPr>
+          <w:noProof/>
+        </w:rPr>
+        <w:tab/>
+      </w:r>
+      <w:r>
+        <w:rPr>
+          <w:noProof/>
+        </w:rPr>
+        <w:fldChar w:fldCharType="begin"/>
+      </w:r>
+      <w:r>
+        <w:rPr>
+          <w:noProof/>
+        </w:rPr>
+        <w:instrText xml:space="preserve"> PAGEREF _Toc233051117 \h </w:instrText>
+      </w:r>
+      <w:r>
+        <w:rPr>
+          <w:noProof/>
+        </w:rPr>
+      </w:r>
+      <w:r>
+        <w:rPr>
+          <w:noProof/>
+        </w:rPr>
+        <w:fldChar w:fldCharType="separate"/>
+      </w:r>
+      <w:r>
+        <w:rPr>
+          <w:noProof/>
+        </w:rPr>
+        <w:t>18</w:t>
+      </w:r>
+      <w:r>
+        <w:rPr>
+          <w:noProof/>
+        </w:rPr>
+        <w:fldChar w:fldCharType="end"/>
+      </w:r>
+    </w:p>
+    <w:p>
+      <w:pPr>
+        <w:pStyle w:val="ndicedeilustraes"/>
+        <w:tabs>
+          <w:tab w:val="right" w:leader="dot" w:pos="9060"/>
+        </w:tabs>
+        <w:rPr>
+          <w:rFonts w:eastAsiaTheme="minorEastAsia"/>
+          <w:noProof/>
+          <w:kern w:val="2"/>
+          <w:sz w:val="24"/>
+          <w:szCs w:val="24"/>
+          <w:lang w:eastAsia="pt-BR"/>
+          <w14:ligatures w14:val="standardContextual"/>
+        </w:rPr>
+      </w:pPr>
+      <w:r>
+        <w:rPr>
+          <w:noProof/>
+        </w:rPr>
+        <w:t>Figura 5: Tela Inicial (Créditos)</w:t>
+      </w:r>
+      <w:r>
+        <w:rPr>
+          <w:noProof/>
+        </w:rPr>
+        <w:tab/>
+      </w:r>
+      <w:r>
+        <w:rPr>
+          <w:noProof/>
+        </w:rPr>
+        <w:fldChar w:fldCharType="begin"/>
+      </w:r>
+      <w:r>
+        <w:rPr>
+          <w:noProof/>
+        </w:rPr>
+        <w:instrText xml:space="preserve"> PAGEREF _Toc233051118 \h </w:instrText>
+      </w:r>
+      <w:r>
+        <w:rPr>
+          <w:noProof/>
+        </w:rPr>
+      </w:r>
+      <w:r>
+        <w:rPr>
+          <w:noProof/>
+        </w:rPr>
+        <w:fldChar w:fldCharType="separate"/>
+      </w:r>
+      <w:r>
+        <w:rPr>
+          <w:noProof/>
+        </w:rPr>
+        <w:t>19</w:t>
+      </w:r>
+      <w:r>
+        <w:rPr>
+          <w:noProof/>
+        </w:rPr>
+        <w:fldChar w:fldCharType="end"/>
+      </w:r>
+    </w:p>
+    <w:p>
+      <w:pPr>
+        <w:pStyle w:val="ndicedeilustraes"/>
+        <w:tabs>
+          <w:tab w:val="right" w:leader="dot" w:pos="9060"/>
+        </w:tabs>
+        <w:rPr>
+          <w:rFonts w:eastAsiaTheme="minorEastAsia"/>
+          <w:noProof/>
+          <w:kern w:val="2"/>
+          <w:sz w:val="24"/>
+          <w:szCs w:val="24"/>
+          <w:lang w:eastAsia="pt-BR"/>
+          <w14:ligatures w14:val="standardContextual"/>
+        </w:rPr>
+      </w:pPr>
+      <w:r>
+        <w:rPr>
+          <w:noProof/>
+        </w:rPr>
+        <w:t>Figura 6: Tela Cutscene Inicial</w:t>
+      </w:r>
+      <w:r>
+        <w:rPr>
+          <w:noProof/>
+        </w:rPr>
+        <w:tab/>
+      </w:r>
+      <w:r>
+        <w:rPr>
+          <w:noProof/>
+        </w:rPr>
+        <w:fldChar w:fldCharType="begin"/>
+      </w:r>
+      <w:r>
+        <w:rPr>
+          <w:noProof/>
+        </w:rPr>
+        <w:instrText xml:space="preserve"> PAGEREF _Toc233051119 \h </w:instrText>
+      </w:r>
+      <w:r>
+        <w:rPr>
+          <w:noProof/>
+        </w:rPr>
+      </w:r>
+      <w:r>
+        <w:rPr>
+          <w:noProof/>
+        </w:rPr>
+        <w:fldChar w:fldCharType="separate"/>
+      </w:r>
+      <w:r>
+        <w:rPr>
+          <w:noProof/>
+        </w:rPr>
+        <w:t>19</w:t>
+      </w:r>
+      <w:r>
+        <w:rPr>
+          <w:noProof/>
+        </w:rPr>
+        <w:fldChar w:fldCharType="end"/>
+      </w:r>
+    </w:p>
+    <w:p>
+      <w:pPr>
+        <w:pStyle w:val="ndicedeilustraes"/>
+        <w:tabs>
+          <w:tab w:val="right" w:leader="dot" w:pos="9060"/>
+        </w:tabs>
+        <w:rPr>
+          <w:rFonts w:eastAsiaTheme="minorEastAsia"/>
+          <w:noProof/>
+          <w:kern w:val="2"/>
+          <w:sz w:val="24"/>
+          <w:szCs w:val="24"/>
+          <w:lang w:eastAsia="pt-BR"/>
+          <w14:ligatures w14:val="standardContextual"/>
+        </w:rPr>
+      </w:pPr>
+      <w:r>
+        <w:rPr>
+          <w:noProof/>
+        </w:rPr>
+        <w:t>Figura 7: Tela de Criação de Personagem (masculino)</w:t>
+      </w:r>
+      <w:r>
+        <w:rPr>
+          <w:noProof/>
+        </w:rPr>
+        <w:tab/>
+      </w:r>
+      <w:r>
+        <w:rPr>
+          <w:noProof/>
+        </w:rPr>
+        <w:fldChar w:fldCharType="begin"/>
+      </w:r>
+      <w:r>
+        <w:rPr>
+          <w:noProof/>
+        </w:rPr>
+        <w:instrText xml:space="preserve"> PAGEREF _Toc233051120 \h </w:instrText>
+      </w:r>
+      <w:r>
+        <w:rPr>
+          <w:noProof/>
+        </w:rPr>
+      </w:r>
+      <w:r>
+        <w:rPr>
+          <w:noProof/>
+        </w:rPr>
+        <w:fldChar w:fldCharType="separate"/>
+      </w:r>
+      <w:r>
+        <w:rPr>
+          <w:noProof/>
+        </w:rPr>
+        <w:t>20</w:t>
+      </w:r>
+      <w:r>
+        <w:rPr>
+          <w:noProof/>
+        </w:rPr>
+        <w:fldChar w:fldCharType="end"/>
+      </w:r>
+    </w:p>
+    <w:p>
+      <w:pPr>
+        <w:pStyle w:val="ndicedeilustraes"/>
+        <w:tabs>
+          <w:tab w:val="right" w:leader="dot" w:pos="9060"/>
+        </w:tabs>
+        <w:rPr>
+          <w:rFonts w:eastAsiaTheme="minorEastAsia"/>
+          <w:noProof/>
+          <w:kern w:val="2"/>
+          <w:sz w:val="24"/>
+          <w:szCs w:val="24"/>
+          <w:lang w:eastAsia="pt-BR"/>
+          <w14:ligatures w14:val="standardContextual"/>
+        </w:rPr>
+      </w:pPr>
+      <w:r>
+        <w:rPr>
+          <w:noProof/>
+        </w:rPr>
+        <w:t>Figura 8: Tela de Criação de Personagem (feminino)</w:t>
+      </w:r>
+      <w:r>
+        <w:rPr>
+          <w:noProof/>
+        </w:rPr>
+        <w:tab/>
+      </w:r>
+      <w:r>
+        <w:rPr>
+          <w:noProof/>
+        </w:rPr>
+        <w:fldChar w:fldCharType="begin"/>
+      </w:r>
+      <w:r>
+        <w:rPr>
+          <w:noProof/>
+        </w:rPr>
+        <w:instrText xml:space="preserve"> PAGEREF _Toc233051121 \h </w:instrText>
+      </w:r>
+      <w:r>
+        <w:rPr>
+          <w:noProof/>
+        </w:rPr>
+      </w:r>
+      <w:r>
+        <w:rPr>
+          <w:noProof/>
+        </w:rPr>
+        <w:fldChar w:fldCharType="separate"/>
+      </w:r>
+      <w:r>
+        <w:rPr>
+          <w:noProof/>
+        </w:rPr>
+        <w:t>20</w:t>
+      </w:r>
+      <w:r>
+        <w:rPr>
+          <w:noProof/>
+        </w:rPr>
+        <w:fldChar w:fldCharType="end"/>
+      </w:r>
+    </w:p>
+    <w:p>
+      <w:pPr>
+        <w:pStyle w:val="ndicedeilustraes"/>
+        <w:tabs>
+          <w:tab w:val="right" w:leader="dot" w:pos="9060"/>
+        </w:tabs>
+        <w:rPr>
+          <w:rFonts w:eastAsiaTheme="minorEastAsia"/>
+          <w:noProof/>
+          <w:kern w:val="2"/>
+          <w:sz w:val="24"/>
+          <w:szCs w:val="24"/>
+          <w:lang w:eastAsia="pt-BR"/>
+          <w14:ligatures w14:val="standardContextual"/>
+        </w:rPr>
+      </w:pPr>
+      <w:r>
+        <w:rPr>
+          <w:noProof/>
+        </w:rPr>
+        <w:t>Figura 9: Introdução Textual</w:t>
+      </w:r>
+      <w:r>
+        <w:rPr>
+          <w:noProof/>
+        </w:rPr>
+        <w:tab/>
+      </w:r>
+      <w:r>
+        <w:rPr>
+          <w:noProof/>
+        </w:rPr>
+        <w:fldChar w:fldCharType="begin"/>
+      </w:r>
+      <w:r>
+        <w:rPr>
+          <w:noProof/>
+        </w:rPr>
+        <w:instrText xml:space="preserve"> PAGEREF _Toc233051122 \h </w:instrText>
+      </w:r>
+      <w:r>
+        <w:rPr>
+          <w:noProof/>
+        </w:rPr>
+      </w:r>
+      <w:r>
+        <w:rPr>
+          <w:noProof/>
+        </w:rPr>
+        <w:fldChar w:fldCharType="separate"/>
+      </w:r>
+      <w:r>
+        <w:rPr>
+          <w:noProof/>
+        </w:rPr>
+        <w:t>21</w:t>
+      </w:r>
+      <w:r>
+        <w:rPr>
+          <w:noProof/>
+        </w:rPr>
+        <w:fldChar w:fldCharType="end"/>
+      </w:r>
+    </w:p>
+    <w:p>
+      <w:pPr>
+        <w:pStyle w:val="ndicedeilustraes"/>
+        <w:tabs>
+          <w:tab w:val="right" w:leader="dot" w:pos="9060"/>
+        </w:tabs>
+        <w:rPr>
+          <w:rFonts w:eastAsiaTheme="minorEastAsia"/>
+          <w:noProof/>
+          <w:kern w:val="2"/>
+          <w:sz w:val="24"/>
+          <w:szCs w:val="24"/>
+          <w:lang w:eastAsia="pt-BR"/>
+          <w14:ligatures w14:val="standardContextual"/>
+        </w:rPr>
+      </w:pPr>
+      <w:r>
+        <w:rPr>
+          <w:noProof/>
+        </w:rPr>
+        <w:t>Figura 10: Tela Apresentação de Boss 1</w:t>
+      </w:r>
+      <w:r>
+        <w:rPr>
+          <w:noProof/>
+        </w:rPr>
+        <w:tab/>
+      </w:r>
+      <w:r>
+        <w:rPr>
+          <w:noProof/>
+        </w:rPr>
+        <w:fldChar w:fldCharType="begin"/>
+      </w:r>
+      <w:r>
+        <w:rPr>
+          <w:noProof/>
+        </w:rPr>
+        <w:instrText xml:space="preserve"> PAGEREF _Toc233051123 \h </w:instrText>
+      </w:r>
+      <w:r>
+        <w:rPr>
+          <w:noProof/>
+        </w:rPr>
+      </w:r>
+      <w:r>
+        <w:rPr>
+          <w:noProof/>
+        </w:rPr>
+        <w:fldChar w:fldCharType="separate"/>
+      </w:r>
+      <w:r>
+        <w:rPr>
+          <w:noProof/>
+        </w:rPr>
+        <w:t>21</w:t>
+      </w:r>
+      <w:r>
+        <w:rPr>
+          <w:noProof/>
+        </w:rPr>
+        <w:fldChar w:fldCharType="end"/>
+      </w:r>
+    </w:p>
+    <w:p>
+      <w:pPr>
+        <w:pStyle w:val="ndicedeilustraes"/>
+        <w:tabs>
+          <w:tab w:val="right" w:leader="dot" w:pos="9060"/>
+        </w:tabs>
+        <w:rPr>
+          <w:rFonts w:eastAsiaTheme="minorEastAsia"/>
+          <w:noProof/>
+          <w:kern w:val="2"/>
+          <w:sz w:val="24"/>
+          <w:szCs w:val="24"/>
+          <w:lang w:eastAsia="pt-BR"/>
+          <w14:ligatures w14:val="standardContextual"/>
+        </w:rPr>
+      </w:pPr>
+      <w:r>
+        <w:rPr>
+          <w:noProof/>
+        </w:rPr>
+        <w:t>Figura 11: Tela de Batalha 1</w:t>
+      </w:r>
+      <w:r>
+        <w:rPr>
+          <w:noProof/>
+        </w:rPr>
+        <w:tab/>
+      </w:r>
+      <w:r>
+        <w:rPr>
+          <w:noProof/>
+        </w:rPr>
+        <w:fldChar w:fldCharType="begin"/>
+      </w:r>
+      <w:r>
+        <w:rPr>
+          <w:noProof/>
+        </w:rPr>
+        <w:instrText xml:space="preserve"> PAGEREF _Toc233051124 \h </w:instrText>
+      </w:r>
+      <w:r>
+        <w:rPr>
+          <w:noProof/>
+        </w:rPr>
+      </w:r>
+      <w:r>
+        <w:rPr>
+          <w:noProof/>
+        </w:rPr>
+        <w:fldChar w:fldCharType="separate"/>
+      </w:r>
+      <w:r>
+        <w:rPr>
+          <w:noProof/>
+        </w:rPr>
+        <w:t>22</w:t>
+      </w:r>
+      <w:r>
+        <w:rPr>
+          <w:noProof/>
+        </w:rPr>
+        <w:fldChar w:fldCharType="end"/>
+      </w:r>
+    </w:p>
+    <w:p>
+      <w:pPr>
+        <w:pStyle w:val="ndicedeilustraes"/>
+        <w:tabs>
+          <w:tab w:val="right" w:leader="dot" w:pos="9060"/>
+        </w:tabs>
+        <w:rPr>
+          <w:rFonts w:eastAsiaTheme="minorEastAsia"/>
+          <w:noProof/>
+          <w:kern w:val="2"/>
+          <w:sz w:val="24"/>
+          <w:szCs w:val="24"/>
+          <w:lang w:eastAsia="pt-BR"/>
+          <w14:ligatures w14:val="standardContextual"/>
+        </w:rPr>
+      </w:pPr>
+      <w:r>
+        <w:rPr>
+          <w:noProof/>
+        </w:rPr>
+        <w:t>Figura 12: Menu de Loot</w:t>
+      </w:r>
+      <w:r>
+        <w:rPr>
+          <w:noProof/>
+        </w:rPr>
+        <w:tab/>
+      </w:r>
+      <w:r>
+        <w:rPr>
+          <w:noProof/>
+        </w:rPr>
+        <w:fldChar w:fldCharType="begin"/>
+      </w:r>
+      <w:r>
+        <w:rPr>
+          <w:noProof/>
+        </w:rPr>
+        <w:instrText xml:space="preserve"> PAGEREF _Toc233051125 \h </w:instrText>
+      </w:r>
+      <w:r>
+        <w:rPr>
+          <w:noProof/>
+        </w:rPr>
+      </w:r>
+      <w:r>
+        <w:rPr>
+          <w:noProof/>
+        </w:rPr>
+        <w:fldChar w:fldCharType="separate"/>
+      </w:r>
+      <w:r>
+        <w:rPr>
+          <w:noProof/>
+        </w:rPr>
+        <w:t>22</w:t>
+      </w:r>
+      <w:r>
+        <w:rPr>
+          <w:noProof/>
+        </w:rPr>
+        <w:fldChar w:fldCharType="end"/>
+      </w:r>
+    </w:p>
+    <w:p>
+      <w:pPr>
+        <w:pStyle w:val="ndicedeilustraes"/>
+        <w:tabs>
+          <w:tab w:val="right" w:leader="dot" w:pos="9060"/>
+        </w:tabs>
+        <w:rPr>
+          <w:rFonts w:eastAsiaTheme="minorEastAsia"/>
+          <w:noProof/>
+          <w:kern w:val="2"/>
+          <w:sz w:val="24"/>
+          <w:szCs w:val="24"/>
+          <w:lang w:eastAsia="pt-BR"/>
+          <w14:ligatures w14:val="standardContextual"/>
+        </w:rPr>
+      </w:pPr>
+      <w:r>
+        <w:rPr>
+          <w:noProof/>
+        </w:rPr>
+        <w:t>Figura 13: Tela de Descanso</w:t>
+      </w:r>
+      <w:r>
+        <w:rPr>
+          <w:noProof/>
+        </w:rPr>
+        <w:tab/>
+      </w:r>
+      <w:r>
+        <w:rPr>
+          <w:noProof/>
+        </w:rPr>
+        <w:fldChar w:fldCharType="begin"/>
+      </w:r>
+      <w:r>
+        <w:rPr>
+          <w:noProof/>
+        </w:rPr>
+        <w:instrText xml:space="preserve"> PAGEREF _Toc233051126 \h </w:instrText>
+      </w:r>
+      <w:r>
+        <w:rPr>
+          <w:noProof/>
+        </w:rPr>
+      </w:r>
+      <w:r>
+        <w:rPr>
+          <w:noProof/>
+        </w:rPr>
+        <w:fldChar w:fldCharType="separate"/>
+      </w:r>
+      <w:r>
+        <w:rPr>
+          <w:noProof/>
+        </w:rPr>
+        <w:t>23</w:t>
+      </w:r>
+      <w:r>
+        <w:rPr>
+          <w:noProof/>
+        </w:rPr>
+        <w:fldChar w:fldCharType="end"/>
+      </w:r>
+    </w:p>
+    <w:p>
+      <w:pPr>
+        <w:pStyle w:val="ndicedeilustraes"/>
+        <w:tabs>
+          <w:tab w:val="right" w:leader="dot" w:pos="9060"/>
+        </w:tabs>
+        <w:rPr>
+          <w:rFonts w:eastAsiaTheme="minorEastAsia"/>
+          <w:noProof/>
+          <w:kern w:val="2"/>
+          <w:sz w:val="24"/>
+          <w:szCs w:val="24"/>
+          <w:lang w:eastAsia="pt-BR"/>
+          <w14:ligatures w14:val="standardContextual"/>
+        </w:rPr>
+      </w:pPr>
+      <w:r>
+        <w:rPr>
+          <w:noProof/>
+        </w:rPr>
+        <w:t>Figura 14: Tela de Combate 2</w:t>
+      </w:r>
+      <w:r>
+        <w:rPr>
+          <w:noProof/>
+        </w:rPr>
+        <w:tab/>
+      </w:r>
+      <w:r>
+        <w:rPr>
+          <w:noProof/>
+        </w:rPr>
+        <w:fldChar w:fldCharType="begin"/>
+      </w:r>
+      <w:r>
+        <w:rPr>
+          <w:noProof/>
+        </w:rPr>
+        <w:instrText xml:space="preserve"> PAGEREF _Toc233051127 \h </w:instrText>
+      </w:r>
+      <w:r>
+        <w:rPr>
+          <w:noProof/>
+        </w:rPr>
+      </w:r>
+      <w:r>
+        <w:rPr>
+          <w:noProof/>
+        </w:rPr>
+        <w:fldChar w:fldCharType="separate"/>
+      </w:r>
+      <w:r>
+        <w:rPr>
+          <w:noProof/>
+        </w:rPr>
+        <w:t>23</w:t>
+      </w:r>
+      <w:r>
+        <w:rPr>
+          <w:noProof/>
+        </w:rPr>
+        <w:fldChar w:fldCharType="end"/>
+      </w:r>
+    </w:p>
+    <w:p>
+      <w:pPr>
+        <w:pStyle w:val="ndicedeilustraes"/>
+        <w:tabs>
+          <w:tab w:val="right" w:leader="dot" w:pos="9060"/>
+        </w:tabs>
+        <w:rPr>
+          <w:rFonts w:eastAsiaTheme="minorEastAsia"/>
+          <w:noProof/>
+          <w:kern w:val="2"/>
+          <w:sz w:val="24"/>
+          <w:szCs w:val="24"/>
+          <w:lang w:eastAsia="pt-BR"/>
+          <w14:ligatures w14:val="standardContextual"/>
+        </w:rPr>
+      </w:pPr>
+      <w:r>
+        <w:rPr>
+          <w:noProof/>
+        </w:rPr>
+        <w:t>Figura 15: Tela Apresentação Boss 2</w:t>
+      </w:r>
+      <w:r>
+        <w:rPr>
+          <w:noProof/>
+        </w:rPr>
+        <w:tab/>
+      </w:r>
+      <w:r>
+        <w:rPr>
+          <w:noProof/>
+        </w:rPr>
+        <w:fldChar w:fldCharType="begin"/>
+      </w:r>
+      <w:r>
+        <w:rPr>
+          <w:noProof/>
+        </w:rPr>
+        <w:instrText xml:space="preserve"> PAGEREF _Toc233051128 \h </w:instrText>
+      </w:r>
+      <w:r>
+        <w:rPr>
+          <w:noProof/>
+        </w:rPr>
+      </w:r>
+      <w:r>
+        <w:rPr>
+          <w:noProof/>
+        </w:rPr>
+        <w:fldChar w:fldCharType="separate"/>
+      </w:r>
+      <w:r>
+        <w:rPr>
+          <w:noProof/>
+        </w:rPr>
+        <w:t>24</w:t>
+      </w:r>
+      <w:r>
+        <w:rPr>
+          <w:noProof/>
+        </w:rPr>
+        <w:fldChar w:fldCharType="end"/>
+      </w:r>
+    </w:p>
+    <w:p>
+      <w:pPr>
+        <w:pStyle w:val="ndicedeilustraes"/>
+        <w:tabs>
+          <w:tab w:val="right" w:leader="dot" w:pos="9060"/>
+        </w:tabs>
+        <w:rPr>
+          <w:rFonts w:eastAsiaTheme="minorEastAsia"/>
+          <w:noProof/>
+          <w:kern w:val="2"/>
+          <w:sz w:val="24"/>
+          <w:szCs w:val="24"/>
+          <w:lang w:eastAsia="pt-BR"/>
+          <w14:ligatures w14:val="standardContextual"/>
+        </w:rPr>
+      </w:pPr>
+      <w:r>
+        <w:rPr>
+          <w:noProof/>
+        </w:rPr>
+        <w:t>Figura 16: Tela de Combate 3</w:t>
+      </w:r>
+      <w:r>
+        <w:rPr>
+          <w:noProof/>
+        </w:rPr>
+        <w:tab/>
+      </w:r>
+      <w:r>
+        <w:rPr>
+          <w:noProof/>
+        </w:rPr>
+        <w:fldChar w:fldCharType="begin"/>
+      </w:r>
+      <w:r>
+        <w:rPr>
+          <w:noProof/>
+        </w:rPr>
+        <w:instrText xml:space="preserve"> PAGEREF _Toc233051129 \h </w:instrText>
+      </w:r>
+      <w:r>
+        <w:rPr>
+          <w:noProof/>
+        </w:rPr>
+      </w:r>
+      <w:r>
+        <w:rPr>
+          <w:noProof/>
+        </w:rPr>
+        <w:fldChar w:fldCharType="separate"/>
+      </w:r>
+      <w:r>
+        <w:rPr>
+          <w:noProof/>
+        </w:rPr>
+        <w:t>24</w:t>
+      </w:r>
+      <w:r>
+        <w:rPr>
+          <w:noProof/>
+        </w:rPr>
+        <w:fldChar w:fldCharType="end"/>
+      </w:r>
+    </w:p>
+    <w:p>
+      <w:pPr>
+        <w:pStyle w:val="ndicedeilustraes"/>
+        <w:tabs>
+          <w:tab w:val="right" w:leader="dot" w:pos="9060"/>
+        </w:tabs>
+        <w:rPr>
+          <w:rFonts w:eastAsiaTheme="minorEastAsia"/>
+          <w:noProof/>
+          <w:kern w:val="2"/>
+          <w:sz w:val="24"/>
+          <w:szCs w:val="24"/>
+          <w:lang w:eastAsia="pt-BR"/>
+          <w14:ligatures w14:val="standardContextual"/>
+        </w:rPr>
+      </w:pPr>
+      <w:r>
+        <w:rPr>
+          <w:noProof/>
+        </w:rPr>
+        <w:t>Figura 17: Tela de Combate 4</w:t>
+      </w:r>
+      <w:r>
+        <w:rPr>
+          <w:noProof/>
+        </w:rPr>
+        <w:tab/>
+      </w:r>
+      <w:r>
+        <w:rPr>
+          <w:noProof/>
+        </w:rPr>
+        <w:fldChar w:fldCharType="begin"/>
+      </w:r>
+      <w:r>
+        <w:rPr>
+          <w:noProof/>
+        </w:rPr>
+        <w:instrText xml:space="preserve"> PAGEREF _Toc233051130 \h </w:instrText>
+      </w:r>
+      <w:r>
+        <w:rPr>
+          <w:noProof/>
+        </w:rPr>
+      </w:r>
+      <w:r>
+        <w:rPr>
+          <w:noProof/>
+        </w:rPr>
+        <w:fldChar w:fldCharType="separate"/>
+      </w:r>
+      <w:r>
+        <w:rPr>
+          <w:noProof/>
+        </w:rPr>
+        <w:t>25</w:t>
+      </w:r>
+      <w:r>
+        <w:rPr>
+          <w:noProof/>
+        </w:rPr>
+        <w:fldChar w:fldCharType="end"/>
+      </w:r>
+    </w:p>
+    <w:p>
+      <w:pPr>
+        <w:pStyle w:val="ndicedeilustraes"/>
+        <w:tabs>
+          <w:tab w:val="right" w:leader="dot" w:pos="9060"/>
+        </w:tabs>
+        <w:rPr>
+          <w:rFonts w:eastAsiaTheme="minorEastAsia"/>
+          <w:noProof/>
+          <w:kern w:val="2"/>
+          <w:sz w:val="24"/>
+          <w:szCs w:val="24"/>
+          <w:lang w:eastAsia="pt-BR"/>
+          <w14:ligatures w14:val="standardContextual"/>
+        </w:rPr>
+      </w:pPr>
+      <w:r>
+        <w:rPr>
+          <w:noProof/>
+        </w:rPr>
+        <w:t>Figura 18: Tela de Morte</w:t>
+      </w:r>
+      <w:r>
+        <w:rPr>
+          <w:noProof/>
+        </w:rPr>
+        <w:tab/>
+      </w:r>
+      <w:r>
+        <w:rPr>
+          <w:noProof/>
+        </w:rPr>
+        <w:fldChar w:fldCharType="begin"/>
+      </w:r>
+      <w:r>
+        <w:rPr>
+          <w:noProof/>
+        </w:rPr>
+        <w:instrText xml:space="preserve"> PAGEREF _Toc233051131 \h </w:instrText>
+      </w:r>
+      <w:r>
+        <w:rPr>
+          <w:noProof/>
+        </w:rPr>
+      </w:r>
+      <w:r>
+        <w:rPr>
+          <w:noProof/>
+        </w:rPr>
+        <w:fldChar w:fldCharType="separate"/>
+      </w:r>
+      <w:r>
+        <w:rPr>
+          <w:noProof/>
+        </w:rPr>
+        <w:t>25</w:t>
       </w:r>
       <w:r>
         <w:rPr>
@@ -5652,7 +6679,7 @@
         <w:spacing w:line="276" w:lineRule="auto"/>
       </w:pPr>
       <w:bookmarkStart w:id="1" w:name="_Toc4479068"/>
-      <w:bookmarkStart w:id="2" w:name="_Toc232800854"/>
+      <w:bookmarkStart w:id="2" w:name="_Toc233051132"/>
       <w:r>
         <w:lastRenderedPageBreak/>
         <w:t>Introdução</w:t>
@@ -5687,7 +6714,7 @@
         <w:spacing w:line="276" w:lineRule="auto"/>
       </w:pPr>
       <w:bookmarkStart w:id="3" w:name="_Toc4479069"/>
-      <w:bookmarkStart w:id="4" w:name="_Toc232800855"/>
+      <w:bookmarkStart w:id="4" w:name="_Toc233051133"/>
       <w:r>
         <w:t>Tema</w:t>
       </w:r>
@@ -5737,7 +6764,7 @@
         <w:spacing w:line="276" w:lineRule="auto"/>
       </w:pPr>
       <w:bookmarkStart w:id="5" w:name="_Toc4479070"/>
-      <w:bookmarkStart w:id="6" w:name="_Toc232800856"/>
+      <w:bookmarkStart w:id="6" w:name="_Toc233051134"/>
       <w:r>
         <w:t>Objetivo do projeto</w:t>
       </w:r>
@@ -5759,7 +6786,7 @@
         <w:spacing w:line="276" w:lineRule="auto"/>
       </w:pPr>
       <w:bookmarkStart w:id="7" w:name="_Toc4479072"/>
-      <w:bookmarkStart w:id="8" w:name="_Toc232800857"/>
+      <w:bookmarkStart w:id="8" w:name="_Toc233051135"/>
       <w:r>
         <w:t xml:space="preserve">Organização do </w:t>
       </w:r>
@@ -5835,7 +6862,7 @@
         <w:spacing w:line="276" w:lineRule="auto"/>
       </w:pPr>
       <w:bookmarkStart w:id="9" w:name="_Toc4479073"/>
-      <w:bookmarkStart w:id="10" w:name="_Toc232800858"/>
+      <w:bookmarkStart w:id="10" w:name="_Toc233051136"/>
       <w:r>
         <w:t>Glossário de termos</w:t>
       </w:r>
@@ -5866,18 +6893,7 @@
           <w:szCs w:val="24"/>
           <w:lang w:eastAsia="pt-BR"/>
         </w:rPr>
-        <w:t>Livro</w:t>
-      </w:r>
-      <w:r>
-        <w:rPr>
-          <w:rFonts w:eastAsia="Times New Roman" w:cstheme="minorHAnsi"/>
-          <w:b/>
-          <w:bCs/>
-          <w:sz w:val="24"/>
-          <w:szCs w:val="24"/>
-          <w:lang w:eastAsia="pt-BR"/>
-        </w:rPr>
-        <w:t>-jogo:</w:t>
+        <w:t>Livro-jogo:</w:t>
       </w:r>
       <w:r>
         <w:rPr>
@@ -5913,18 +6929,7 @@
           <w:szCs w:val="24"/>
           <w:lang w:eastAsia="pt-BR"/>
         </w:rPr>
-        <w:t>Capítulo</w:t>
-      </w:r>
-      <w:r>
-        <w:rPr>
-          <w:rFonts w:eastAsia="Times New Roman" w:cstheme="minorHAnsi"/>
-          <w:b/>
-          <w:bCs/>
-          <w:sz w:val="24"/>
-          <w:szCs w:val="24"/>
-          <w:lang w:eastAsia="pt-BR"/>
-        </w:rPr>
-        <w:t>:</w:t>
+        <w:t>Capítulo:</w:t>
       </w:r>
       <w:r>
         <w:rPr>
@@ -5960,18 +6965,7 @@
           <w:szCs w:val="24"/>
           <w:lang w:eastAsia="pt-BR"/>
         </w:rPr>
-        <w:t>Andar</w:t>
-      </w:r>
-      <w:r>
-        <w:rPr>
-          <w:rFonts w:eastAsia="Times New Roman" w:cstheme="minorHAnsi"/>
-          <w:b/>
-          <w:bCs/>
-          <w:sz w:val="24"/>
-          <w:szCs w:val="24"/>
-          <w:lang w:eastAsia="pt-BR"/>
-        </w:rPr>
-        <w:t>:</w:t>
+        <w:t>Andar:</w:t>
       </w:r>
       <w:r>
         <w:rPr>
@@ -6007,18 +7001,7 @@
           <w:szCs w:val="24"/>
           <w:lang w:eastAsia="pt-BR"/>
         </w:rPr>
-        <w:t>NPC</w:t>
-      </w:r>
-      <w:r>
-        <w:rPr>
-          <w:rFonts w:eastAsia="Times New Roman" w:cstheme="minorHAnsi"/>
-          <w:b/>
-          <w:bCs/>
-          <w:sz w:val="24"/>
-          <w:szCs w:val="24"/>
-          <w:lang w:eastAsia="pt-BR"/>
-        </w:rPr>
-        <w:t xml:space="preserve"> (Non-Player Character):</w:t>
+        <w:t>NPC (Non-Player Character):</w:t>
       </w:r>
       <w:r>
         <w:rPr>
@@ -6054,18 +7037,7 @@
           <w:szCs w:val="24"/>
           <w:lang w:eastAsia="pt-BR"/>
         </w:rPr>
-        <w:t>Boss</w:t>
-      </w:r>
-      <w:r>
-        <w:rPr>
-          <w:rFonts w:eastAsia="Times New Roman" w:cstheme="minorHAnsi"/>
-          <w:b/>
-          <w:bCs/>
-          <w:sz w:val="24"/>
-          <w:szCs w:val="24"/>
-          <w:lang w:eastAsia="pt-BR"/>
-        </w:rPr>
-        <w:t>:</w:t>
+        <w:t>Boss:</w:t>
       </w:r>
       <w:r>
         <w:rPr>
@@ -6101,18 +7073,7 @@
           <w:szCs w:val="24"/>
           <w:lang w:eastAsia="pt-BR"/>
         </w:rPr>
-        <w:t>Karma</w:t>
-      </w:r>
-      <w:r>
-        <w:rPr>
-          <w:rFonts w:eastAsia="Times New Roman" w:cstheme="minorHAnsi"/>
-          <w:b/>
-          <w:bCs/>
-          <w:sz w:val="24"/>
-          <w:szCs w:val="24"/>
-          <w:lang w:eastAsia="pt-BR"/>
-        </w:rPr>
-        <w:t>:</w:t>
+        <w:t>Karma:</w:t>
       </w:r>
       <w:r>
         <w:rPr>
@@ -6148,18 +7109,7 @@
           <w:szCs w:val="24"/>
           <w:lang w:eastAsia="pt-BR"/>
         </w:rPr>
-        <w:t>Inventário</w:t>
-      </w:r>
-      <w:r>
-        <w:rPr>
-          <w:rFonts w:eastAsia="Times New Roman" w:cstheme="minorHAnsi"/>
-          <w:b/>
-          <w:bCs/>
-          <w:sz w:val="24"/>
-          <w:szCs w:val="24"/>
-          <w:lang w:eastAsia="pt-BR"/>
-        </w:rPr>
-        <w:t>:</w:t>
+        <w:t>Inventário:</w:t>
       </w:r>
       <w:r>
         <w:rPr>
@@ -6196,18 +7146,7 @@
           <w:lang w:eastAsia="pt-BR"/>
         </w:rPr>
         <w:lastRenderedPageBreak/>
-        <w:t>Consumível</w:t>
-      </w:r>
-      <w:r>
-        <w:rPr>
-          <w:rFonts w:eastAsia="Times New Roman" w:cstheme="minorHAnsi"/>
-          <w:b/>
-          <w:bCs/>
-          <w:sz w:val="24"/>
-          <w:szCs w:val="24"/>
-          <w:lang w:eastAsia="pt-BR"/>
-        </w:rPr>
-        <w:t>:</w:t>
+        <w:t>Consumível:</w:t>
       </w:r>
       <w:r>
         <w:rPr>
@@ -6243,18 +7182,7 @@
           <w:szCs w:val="24"/>
           <w:lang w:eastAsia="pt-BR"/>
         </w:rPr>
-        <w:t>Armadura</w:t>
-      </w:r>
-      <w:r>
-        <w:rPr>
-          <w:rFonts w:eastAsia="Times New Roman" w:cstheme="minorHAnsi"/>
-          <w:b/>
-          <w:bCs/>
-          <w:sz w:val="24"/>
-          <w:szCs w:val="24"/>
-          <w:lang w:eastAsia="pt-BR"/>
-        </w:rPr>
-        <w:t>:</w:t>
+        <w:t>Armadura:</w:t>
       </w:r>
       <w:r>
         <w:rPr>
@@ -6290,18 +7218,7 @@
           <w:szCs w:val="24"/>
           <w:lang w:eastAsia="pt-BR"/>
         </w:rPr>
-        <w:t>Persistência</w:t>
-      </w:r>
-      <w:r>
-        <w:rPr>
-          <w:rFonts w:eastAsia="Times New Roman" w:cstheme="minorHAnsi"/>
-          <w:b/>
-          <w:bCs/>
-          <w:sz w:val="24"/>
-          <w:szCs w:val="24"/>
-          <w:lang w:eastAsia="pt-BR"/>
-        </w:rPr>
-        <w:t xml:space="preserve"> de Dados:</w:t>
+        <w:t>Persistência de Dados:</w:t>
       </w:r>
       <w:r>
         <w:rPr>
@@ -6337,18 +7254,7 @@
           <w:szCs w:val="24"/>
           <w:lang w:eastAsia="pt-BR"/>
         </w:rPr>
-        <w:t>Arquivo</w:t>
-      </w:r>
-      <w:r>
-        <w:rPr>
-          <w:rFonts w:eastAsia="Times New Roman" w:cstheme="minorHAnsi"/>
-          <w:b/>
-          <w:bCs/>
-          <w:sz w:val="24"/>
-          <w:szCs w:val="24"/>
-          <w:lang w:eastAsia="pt-BR"/>
-        </w:rPr>
-        <w:t xml:space="preserve"> Binário:</w:t>
+        <w:t>Arquivo Binário:</w:t>
       </w:r>
       <w:r>
         <w:rPr>
@@ -6433,18 +7339,7 @@
           <w:szCs w:val="24"/>
           <w:lang w:eastAsia="pt-BR"/>
         </w:rPr>
-        <w:t>Módulo</w:t>
-      </w:r>
-      <w:r>
-        <w:rPr>
-          <w:rFonts w:eastAsia="Times New Roman" w:cstheme="minorHAnsi"/>
-          <w:b/>
-          <w:bCs/>
-          <w:sz w:val="24"/>
-          <w:szCs w:val="24"/>
-          <w:lang w:eastAsia="pt-BR"/>
-        </w:rPr>
-        <w:t>:</w:t>
+        <w:t>Módulo:</w:t>
       </w:r>
       <w:r>
         <w:rPr>
@@ -6527,18 +7422,7 @@
           <w:szCs w:val="24"/>
           <w:lang w:eastAsia="pt-BR"/>
         </w:rPr>
-        <w:t>Thread</w:t>
-      </w:r>
-      <w:r>
-        <w:rPr>
-          <w:rFonts w:eastAsia="Times New Roman" w:cstheme="minorHAnsi"/>
-          <w:b/>
-          <w:bCs/>
-          <w:sz w:val="24"/>
-          <w:szCs w:val="24"/>
-          <w:lang w:eastAsia="pt-BR"/>
-        </w:rPr>
-        <w:t xml:space="preserve"> Única (Single Thread):</w:t>
+        <w:t>Thread Única (Single Thread):</w:t>
       </w:r>
       <w:r>
         <w:rPr>
@@ -6574,18 +7458,7 @@
           <w:szCs w:val="24"/>
           <w:lang w:eastAsia="pt-BR"/>
         </w:rPr>
-        <w:t>Renderização</w:t>
-      </w:r>
-      <w:r>
-        <w:rPr>
-          <w:rFonts w:eastAsia="Times New Roman" w:cstheme="minorHAnsi"/>
-          <w:b/>
-          <w:bCs/>
-          <w:sz w:val="24"/>
-          <w:szCs w:val="24"/>
-          <w:lang w:eastAsia="pt-BR"/>
-        </w:rPr>
-        <w:t>:</w:t>
+        <w:t>Renderização:</w:t>
       </w:r>
       <w:r>
         <w:rPr>
@@ -6621,18 +7494,7 @@
           <w:szCs w:val="24"/>
           <w:lang w:eastAsia="pt-BR"/>
         </w:rPr>
-        <w:t>Colisão</w:t>
-      </w:r>
-      <w:r>
-        <w:rPr>
-          <w:rFonts w:eastAsia="Times New Roman" w:cstheme="minorHAnsi"/>
-          <w:b/>
-          <w:bCs/>
-          <w:sz w:val="24"/>
-          <w:szCs w:val="24"/>
-          <w:lang w:eastAsia="pt-BR"/>
-        </w:rPr>
-        <w:t>:</w:t>
+        <w:t>Colisão:</w:t>
       </w:r>
       <w:r>
         <w:rPr>
@@ -6686,7 +7548,7 @@
         <w:spacing w:line="276" w:lineRule="auto"/>
       </w:pPr>
       <w:bookmarkStart w:id="11" w:name="_Toc4479074"/>
-      <w:bookmarkStart w:id="12" w:name="_Toc232800859"/>
+      <w:bookmarkStart w:id="12" w:name="_Toc233051137"/>
       <w:r>
         <w:lastRenderedPageBreak/>
         <w:t>Descrição Geral do Sistema</w:t>
@@ -6714,7 +7576,7 @@
         <w:spacing w:line="276" w:lineRule="auto"/>
       </w:pPr>
       <w:bookmarkStart w:id="13" w:name="_Toc4479075"/>
-      <w:bookmarkStart w:id="14" w:name="_Toc232800860"/>
+      <w:bookmarkStart w:id="14" w:name="_Toc233051138"/>
       <w:r>
         <w:t xml:space="preserve">Descrição do </w:t>
       </w:r>
@@ -6758,7 +7620,7 @@
         <w:spacing w:line="276" w:lineRule="auto"/>
       </w:pPr>
       <w:bookmarkStart w:id="15" w:name="_Toc4479079"/>
-      <w:bookmarkStart w:id="16" w:name="_Toc232800861"/>
+      <w:bookmarkStart w:id="16" w:name="_Toc233051139"/>
       <w:r>
         <w:t>Principais envolvidos e suas características</w:t>
       </w:r>
@@ -6770,7 +7632,7 @@
         <w:pStyle w:val="Ttulo3"/>
       </w:pPr>
       <w:bookmarkStart w:id="17" w:name="_Toc4479080"/>
-      <w:bookmarkStart w:id="18" w:name="_Toc232800862"/>
+      <w:bookmarkStart w:id="18" w:name="_Toc233051140"/>
       <w:r>
         <w:t>Usuários do Sistema</w:t>
       </w:r>
@@ -6806,7 +7668,7 @@
         <w:pStyle w:val="Ttulo3"/>
       </w:pPr>
       <w:bookmarkStart w:id="19" w:name="_Toc4479081"/>
-      <w:bookmarkStart w:id="20" w:name="_Toc232800863"/>
+      <w:bookmarkStart w:id="20" w:name="_Toc233051141"/>
       <w:r>
         <w:t>Desenvolvedores do Sistema</w:t>
       </w:r>
@@ -6924,7 +7786,7 @@
         <w:spacing w:after="0" w:line="276" w:lineRule="auto"/>
       </w:pPr>
       <w:bookmarkStart w:id="21" w:name="_Toc4479082"/>
-      <w:bookmarkStart w:id="22" w:name="_Toc232800864"/>
+      <w:bookmarkStart w:id="22" w:name="_Toc233051142"/>
       <w:r>
         <w:t>Regras de Negócio</w:t>
       </w:r>
@@ -6949,7 +7811,7 @@
           <w:rFonts w:eastAsiaTheme="minorEastAsia"/>
         </w:rPr>
       </w:pPr>
-      <w:bookmarkStart w:id="23" w:name="_Toc232800865"/>
+      <w:bookmarkStart w:id="23" w:name="_Toc233051143"/>
       <w:r>
         <w:t>Restrições de negócio</w:t>
       </w:r>
@@ -7045,7 +7907,7 @@
       <w:pPr>
         <w:pStyle w:val="Ttulo3"/>
       </w:pPr>
-      <w:bookmarkStart w:id="24" w:name="_Toc232800866"/>
+      <w:bookmarkStart w:id="24" w:name="_Toc233051144"/>
       <w:r>
         <w:t>Restrições de desempenho</w:t>
       </w:r>
@@ -7161,7 +8023,7 @@
       <w:pPr>
         <w:pStyle w:val="Ttulo3"/>
       </w:pPr>
-      <w:bookmarkStart w:id="25" w:name="_Toc232800867"/>
+      <w:bookmarkStart w:id="25" w:name="_Toc233051145"/>
       <w:r>
         <w:t>Tolerância a falhas</w:t>
       </w:r>
@@ -7264,7 +8126,7 @@
       <w:pPr>
         <w:pStyle w:val="Ttulo3"/>
       </w:pPr>
-      <w:bookmarkStart w:id="26" w:name="_Toc232800868"/>
+      <w:bookmarkStart w:id="26" w:name="_Toc233051146"/>
       <w:r>
         <w:t>Ferramentas de apoio</w:t>
       </w:r>
@@ -7402,7 +8264,7 @@
         <w:pStyle w:val="Ttulo1"/>
         <w:spacing w:line="276" w:lineRule="auto"/>
       </w:pPr>
-      <w:bookmarkStart w:id="27" w:name="_Toc232800869"/>
+      <w:bookmarkStart w:id="27" w:name="_Toc233051147"/>
       <w:r>
         <w:lastRenderedPageBreak/>
         <w:t>Descrição dos cenários</w:t>
@@ -7429,7 +8291,7 @@
         </w:rPr>
       </w:pPr>
       <w:bookmarkStart w:id="28" w:name="_Toc4479084"/>
-      <w:bookmarkStart w:id="29" w:name="_Toc232800870"/>
+      <w:bookmarkStart w:id="29" w:name="_Toc233051148"/>
       <w:r>
         <w:rPr>
           <w:rFonts w:eastAsia="Times New Roman"/>
@@ -7527,7 +8389,7 @@
         </w:rPr>
       </w:pPr>
       <w:bookmarkStart w:id="30" w:name="_Toc211201387"/>
-      <w:bookmarkStart w:id="31" w:name="_Toc232933468"/>
+      <w:bookmarkStart w:id="31" w:name="_Toc233051114"/>
       <w:r>
         <w:t xml:space="preserve">Figura </w:t>
       </w:r>
@@ -7577,7 +8439,7 @@
           <w:rFonts w:eastAsiaTheme="minorEastAsia"/>
         </w:rPr>
       </w:pPr>
-      <w:bookmarkStart w:id="32" w:name="_Toc232800871"/>
+      <w:bookmarkStart w:id="32" w:name="_Toc233051149"/>
       <w:r>
         <w:rPr>
           <w:lang w:eastAsia="pt-BR"/>
@@ -8047,7 +8909,7 @@
           <w:bCs w:val="0"/>
         </w:rPr>
       </w:pPr>
-      <w:bookmarkStart w:id="33" w:name="_Toc232800872"/>
+      <w:bookmarkStart w:id="33" w:name="_Toc233051150"/>
       <w:r>
         <w:rPr>
           <w:rStyle w:val="Ttulo3Char"/>
@@ -8397,7 +9259,7 @@
           <w:bCs w:val="0"/>
         </w:rPr>
       </w:pPr>
-      <w:bookmarkStart w:id="34" w:name="_Toc232800873"/>
+      <w:bookmarkStart w:id="34" w:name="_Toc233051151"/>
       <w:r>
         <w:rPr>
           <w:rStyle w:val="Ttulo3Char"/>
@@ -8733,7 +9595,7 @@
           <w:lang w:eastAsia="pt-BR"/>
         </w:rPr>
       </w:pPr>
-      <w:bookmarkStart w:id="35" w:name="_Toc232800874"/>
+      <w:bookmarkStart w:id="35" w:name="_Toc233051152"/>
       <w:r>
         <w:rPr>
           <w:rStyle w:val="Ttulo3Char"/>
@@ -9139,7 +10001,7 @@
           <w:bCs w:val="0"/>
         </w:rPr>
       </w:pPr>
-      <w:bookmarkStart w:id="36" w:name="_Toc232800875"/>
+      <w:bookmarkStart w:id="36" w:name="_Toc233051153"/>
       <w:r>
         <w:rPr>
           <w:rStyle w:val="Ttulo3Char"/>
@@ -9294,7 +10156,7 @@
           <w:lang w:eastAsia="pt-BR"/>
         </w:rPr>
       </w:pPr>
-      <w:bookmarkStart w:id="37" w:name="_Toc232800876"/>
+      <w:bookmarkStart w:id="37" w:name="_Toc233051154"/>
       <w:r>
         <w:rPr>
           <w:lang w:eastAsia="pt-BR"/>
@@ -9550,7 +10412,7 @@
           <w:color w:val="0D0D0D" w:themeColor="text1" w:themeTint="F2"/>
         </w:rPr>
       </w:pPr>
-      <w:bookmarkStart w:id="39" w:name="_Toc232800877"/>
+      <w:bookmarkStart w:id="39" w:name="_Toc233051155"/>
       <w:r>
         <w:lastRenderedPageBreak/>
         <w:t>Diagramas do Sistema</w:t>
@@ -9595,7 +10457,7 @@
         </w:rPr>
       </w:pPr>
       <w:bookmarkStart w:id="40" w:name="_Toc21125445"/>
-      <w:bookmarkStart w:id="41" w:name="_Toc232800878"/>
+      <w:bookmarkStart w:id="41" w:name="_Toc233051156"/>
       <w:r>
         <w:rPr>
           <w:rFonts w:eastAsia="Times New Roman"/>
@@ -9691,7 +10553,7 @@
         <w:spacing w:line="276" w:lineRule="auto"/>
       </w:pPr>
       <w:bookmarkStart w:id="42" w:name="_Toc211201388"/>
-      <w:bookmarkStart w:id="43" w:name="_Toc232933469"/>
+      <w:bookmarkStart w:id="43" w:name="_Toc233051115"/>
       <w:r>
         <w:t xml:space="preserve">Figura </w:t>
       </w:r>
@@ -10003,7 +10865,7 @@
           <w:lang w:eastAsia="pt-BR"/>
         </w:rPr>
       </w:pPr>
-      <w:bookmarkStart w:id="44" w:name="_Toc232800879"/>
+      <w:bookmarkStart w:id="44" w:name="_Toc233051157"/>
       <w:r>
         <w:rPr>
           <w:rFonts w:eastAsia="Times New Roman"/>
@@ -10115,7 +10977,7 @@
         <w:spacing w:line="276" w:lineRule="auto"/>
       </w:pPr>
       <w:bookmarkStart w:id="45" w:name="_Toc211201389"/>
-      <w:bookmarkStart w:id="46" w:name="_Toc232933470"/>
+      <w:bookmarkStart w:id="46" w:name="_Toc233051116"/>
       <w:r>
         <w:t xml:space="preserve">Figura </w:t>
       </w:r>
@@ -11023,7 +11885,7 @@
           <w:color w:val="0D0D0D" w:themeColor="text1" w:themeTint="F2"/>
         </w:rPr>
       </w:pPr>
-      <w:bookmarkStart w:id="47" w:name="_Toc232800880"/>
+      <w:bookmarkStart w:id="47" w:name="_Toc233051158"/>
       <w:r>
         <w:rPr>
           <w:color w:val="000000" w:themeColor="text1"/>
@@ -11064,7 +11926,7 @@
         <w:pStyle w:val="Ttulo2"/>
         <w:spacing w:line="276" w:lineRule="auto"/>
       </w:pPr>
-      <w:bookmarkStart w:id="48" w:name="_Toc232800881"/>
+      <w:bookmarkStart w:id="48" w:name="_Toc233051159"/>
       <w:r>
         <w:t>Métodos</w:t>
       </w:r>
@@ -11074,7 +11936,7 @@
       <w:pPr>
         <w:pStyle w:val="Ttulo3"/>
       </w:pPr>
-      <w:bookmarkStart w:id="49" w:name="_Toc232800882"/>
+      <w:bookmarkStart w:id="49" w:name="_Toc233051160"/>
       <w:r>
         <w:t>Modelagem do sistema</w:t>
       </w:r>
@@ -11111,7 +11973,7 @@
       <w:pPr>
         <w:pStyle w:val="Ttulo3"/>
       </w:pPr>
-      <w:bookmarkStart w:id="50" w:name="_Toc232800883"/>
+      <w:bookmarkStart w:id="50" w:name="_Toc233051161"/>
       <w:r>
         <w:t>Implementação</w:t>
       </w:r>
@@ -11270,7 +12132,7 @@
       <w:pPr>
         <w:pStyle w:val="Ttulo3"/>
       </w:pPr>
-      <w:bookmarkStart w:id="51" w:name="_Toc232800884"/>
+      <w:bookmarkStart w:id="51" w:name="_Toc233051162"/>
       <w:r>
         <w:t>Testes</w:t>
       </w:r>
@@ -11351,7 +12213,7 @@
       <w:pPr>
         <w:pStyle w:val="Ttulo3"/>
       </w:pPr>
-      <w:bookmarkStart w:id="52" w:name="_Toc232800885"/>
+      <w:bookmarkStart w:id="52" w:name="_Toc233051163"/>
       <w:r>
         <w:lastRenderedPageBreak/>
         <w:t>Controle de versão e colaboração</w:t>
@@ -11395,7 +12257,7 @@
       <w:pPr>
         <w:pStyle w:val="Ttulo3"/>
       </w:pPr>
-      <w:bookmarkStart w:id="53" w:name="_Toc232800886"/>
+      <w:bookmarkStart w:id="53" w:name="_Toc233051164"/>
       <w:r>
         <w:t>Outros</w:t>
       </w:r>
@@ -11469,7 +12331,7 @@
           <w:lang w:eastAsia="pt-BR"/>
         </w:rPr>
       </w:pPr>
-      <w:bookmarkStart w:id="54" w:name="_Toc232800887"/>
+      <w:bookmarkStart w:id="54" w:name="_Toc233051165"/>
       <w:r>
         <w:rPr>
           <w:rFonts w:eastAsia="Times New Roman"/>
@@ -11539,24 +12401,1264 @@
     <w:p>
       <w:pPr>
         <w:pStyle w:val="Estilo-Paragrafos"/>
+        <w:keepNext/>
+        <w:ind w:firstLine="0"/>
+      </w:pPr>
+      <w:r>
+        <w:rPr>
+          <w:noProof/>
+          <w:lang w:val="en-US"/>
+        </w:rPr>
+        <w:drawing>
+          <wp:inline distT="0" distB="0" distL="0" distR="0" wp14:anchorId="5F7AE927" wp14:editId="094F5FED">
+            <wp:extent cx="5759280" cy="2786400"/>
+            <wp:effectExtent l="0" t="0" r="0" b="0"/>
+            <wp:docPr id="731951185" name="Figura1"/>
+            <wp:cNvGraphicFramePr/>
+            <a:graphic xmlns:a="http://schemas.openxmlformats.org/drawingml/2006/main">
+              <a:graphicData uri="http://schemas.openxmlformats.org/drawingml/2006/picture">
+                <pic:pic xmlns:pic="http://schemas.openxmlformats.org/drawingml/2006/picture">
+                  <pic:nvPicPr>
+                    <pic:cNvPr id="0" name=""/>
+                    <pic:cNvPicPr/>
+                  </pic:nvPicPr>
+                  <pic:blipFill>
+                    <a:blip r:embed="rId15">
+                      <a:lum/>
+                      <a:alphaModFix/>
+                    </a:blip>
+                    <a:srcRect/>
+                    <a:stretch>
+                      <a:fillRect/>
+                    </a:stretch>
+                  </pic:blipFill>
+                  <pic:spPr>
+                    <a:xfrm>
+                      <a:off x="0" y="0"/>
+                      <a:ext cx="5759280" cy="2786400"/>
+                    </a:xfrm>
+                    <a:prstGeom prst="rect">
+                      <a:avLst/>
+                    </a:prstGeom>
+                    <a:ln>
+                      <a:noFill/>
+                      <a:prstDash/>
+                    </a:ln>
+                  </pic:spPr>
+                </pic:pic>
+              </a:graphicData>
+            </a:graphic>
+          </wp:inline>
+        </w:drawing>
+      </w:r>
+    </w:p>
+    <w:p>
+      <w:pPr>
+        <w:pStyle w:val="Legenda"/>
+        <w:jc w:val="both"/>
         <w:rPr>
           <w:color w:val="0D0D0D" w:themeColor="text1" w:themeTint="F2"/>
         </w:rPr>
       </w:pPr>
+      <w:bookmarkStart w:id="55" w:name="_Toc233051117"/>
+      <w:r>
+        <w:t xml:space="preserve">Figura </w:t>
+      </w:r>
+      <w:fldSimple w:instr=" SEQ Figura \* ARABIC ">
+        <w:r>
+          <w:rPr>
+            <w:noProof/>
+          </w:rPr>
+          <w:t>4</w:t>
+        </w:r>
+      </w:fldSimple>
+      <w:r>
+        <w:t>: Tela do Menu Inicial</w:t>
+      </w:r>
+      <w:bookmarkEnd w:id="55"/>
     </w:p>
     <w:p>
       <w:pPr>
         <w:pStyle w:val="Estilo-Paragrafos"/>
+        <w:keepNext/>
+        <w:ind w:firstLine="0"/>
+      </w:pPr>
+      <w:r>
+        <w:rPr>
+          <w:noProof/>
+          <w:lang w:val="en-US"/>
+        </w:rPr>
+        <w:lastRenderedPageBreak/>
+        <w:drawing>
+          <wp:inline distT="0" distB="0" distL="0" distR="0" wp14:anchorId="7D1A2E86" wp14:editId="7077BA65">
+            <wp:extent cx="5759280" cy="2786400"/>
+            <wp:effectExtent l="0" t="0" r="0" b="0"/>
+            <wp:docPr id="397459205" name="Figura5"/>
+            <wp:cNvGraphicFramePr/>
+            <a:graphic xmlns:a="http://schemas.openxmlformats.org/drawingml/2006/main">
+              <a:graphicData uri="http://schemas.openxmlformats.org/drawingml/2006/picture">
+                <pic:pic xmlns:pic="http://schemas.openxmlformats.org/drawingml/2006/picture">
+                  <pic:nvPicPr>
+                    <pic:cNvPr id="0" name=""/>
+                    <pic:cNvPicPr/>
+                  </pic:nvPicPr>
+                  <pic:blipFill>
+                    <a:blip r:embed="rId16">
+                      <a:lum/>
+                      <a:alphaModFix/>
+                    </a:blip>
+                    <a:srcRect/>
+                    <a:stretch>
+                      <a:fillRect/>
+                    </a:stretch>
+                  </pic:blipFill>
+                  <pic:spPr>
+                    <a:xfrm>
+                      <a:off x="0" y="0"/>
+                      <a:ext cx="5759280" cy="2786400"/>
+                    </a:xfrm>
+                    <a:prstGeom prst="rect">
+                      <a:avLst/>
+                    </a:prstGeom>
+                    <a:ln>
+                      <a:noFill/>
+                      <a:prstDash/>
+                    </a:ln>
+                  </pic:spPr>
+                </pic:pic>
+              </a:graphicData>
+            </a:graphic>
+          </wp:inline>
+        </w:drawing>
+      </w:r>
+    </w:p>
+    <w:p>
+      <w:pPr>
+        <w:pStyle w:val="Legenda"/>
+        <w:jc w:val="both"/>
         <w:rPr>
           <w:color w:val="0D0D0D" w:themeColor="text1" w:themeTint="F2"/>
         </w:rPr>
       </w:pPr>
-      <w:r>
+      <w:bookmarkStart w:id="56" w:name="_Toc233051118"/>
+      <w:r>
+        <w:t xml:space="preserve">Figura </w:t>
+      </w:r>
+      <w:fldSimple w:instr=" SEQ Figura \* ARABIC ">
+        <w:r>
+          <w:rPr>
+            <w:noProof/>
+          </w:rPr>
+          <w:t>5</w:t>
+        </w:r>
+      </w:fldSimple>
+      <w:r>
+        <w:t>: Tela Inicial (Créditos)</w:t>
+      </w:r>
+      <w:bookmarkEnd w:id="56"/>
+    </w:p>
+    <w:p>
+      <w:pPr>
+        <w:pStyle w:val="Estilo-Paragrafos"/>
+        <w:keepNext/>
+        <w:ind w:firstLine="0"/>
+      </w:pPr>
+      <w:r>
+        <w:rPr>
+          <w:noProof/>
+          <w:lang w:val="en-US"/>
+        </w:rPr>
+        <w:drawing>
+          <wp:inline distT="0" distB="0" distL="0" distR="0" wp14:anchorId="2372BBD1" wp14:editId="039BF42E">
+            <wp:extent cx="5759280" cy="2786400"/>
+            <wp:effectExtent l="0" t="0" r="0" b="0"/>
+            <wp:docPr id="1945094143" name="Figura6"/>
+            <wp:cNvGraphicFramePr/>
+            <a:graphic xmlns:a="http://schemas.openxmlformats.org/drawingml/2006/main">
+              <a:graphicData uri="http://schemas.openxmlformats.org/drawingml/2006/picture">
+                <pic:pic xmlns:pic="http://schemas.openxmlformats.org/drawingml/2006/picture">
+                  <pic:nvPicPr>
+                    <pic:cNvPr id="0" name=""/>
+                    <pic:cNvPicPr/>
+                  </pic:nvPicPr>
+                  <pic:blipFill>
+                    <a:blip r:embed="rId17">
+                      <a:lum/>
+                      <a:alphaModFix/>
+                    </a:blip>
+                    <a:srcRect/>
+                    <a:stretch>
+                      <a:fillRect/>
+                    </a:stretch>
+                  </pic:blipFill>
+                  <pic:spPr>
+                    <a:xfrm>
+                      <a:off x="0" y="0"/>
+                      <a:ext cx="5759280" cy="2786400"/>
+                    </a:xfrm>
+                    <a:prstGeom prst="rect">
+                      <a:avLst/>
+                    </a:prstGeom>
+                    <a:ln>
+                      <a:noFill/>
+                      <a:prstDash/>
+                    </a:ln>
+                  </pic:spPr>
+                </pic:pic>
+              </a:graphicData>
+            </a:graphic>
+          </wp:inline>
+        </w:drawing>
+      </w:r>
+    </w:p>
+    <w:p>
+      <w:pPr>
+        <w:pStyle w:val="Legenda"/>
+        <w:jc w:val="both"/>
         <w:rPr>
           <w:color w:val="0D0D0D" w:themeColor="text1" w:themeTint="F2"/>
         </w:rPr>
-        <w:t>COLOCAR FOTOS AQUI</w:t>
-      </w:r>
+      </w:pPr>
+      <w:bookmarkStart w:id="57" w:name="_Toc233051119"/>
+      <w:r>
+        <w:t xml:space="preserve">Figura </w:t>
+      </w:r>
+      <w:fldSimple w:instr=" SEQ Figura \* ARABIC ">
+        <w:r>
+          <w:rPr>
+            <w:noProof/>
+          </w:rPr>
+          <w:t>6</w:t>
+        </w:r>
+      </w:fldSimple>
+      <w:r>
+        <w:t xml:space="preserve">: Tela </w:t>
+      </w:r>
+      <w:proofErr w:type="spellStart"/>
+      <w:r>
+        <w:t>Cutscene</w:t>
+      </w:r>
+      <w:proofErr w:type="spellEnd"/>
+      <w:r>
+        <w:t xml:space="preserve"> Inicial</w:t>
+      </w:r>
+      <w:bookmarkEnd w:id="57"/>
+    </w:p>
+    <w:p>
+      <w:pPr>
+        <w:pStyle w:val="Estilo-Paragrafos"/>
+        <w:keepNext/>
+        <w:ind w:firstLine="0"/>
+      </w:pPr>
+      <w:r>
+        <w:rPr>
+          <w:noProof/>
+          <w:lang w:val="en-US"/>
+        </w:rPr>
+        <w:lastRenderedPageBreak/>
+        <w:drawing>
+          <wp:inline distT="0" distB="0" distL="0" distR="0" wp14:anchorId="0AFA2A5A" wp14:editId="3A377F0F">
+            <wp:extent cx="5759280" cy="2786400"/>
+            <wp:effectExtent l="0" t="0" r="0" b="0"/>
+            <wp:docPr id="1960863104" name="Figura8"/>
+            <wp:cNvGraphicFramePr/>
+            <a:graphic xmlns:a="http://schemas.openxmlformats.org/drawingml/2006/main">
+              <a:graphicData uri="http://schemas.openxmlformats.org/drawingml/2006/picture">
+                <pic:pic xmlns:pic="http://schemas.openxmlformats.org/drawingml/2006/picture">
+                  <pic:nvPicPr>
+                    <pic:cNvPr id="0" name=""/>
+                    <pic:cNvPicPr/>
+                  </pic:nvPicPr>
+                  <pic:blipFill>
+                    <a:blip r:embed="rId18">
+                      <a:lum/>
+                      <a:alphaModFix/>
+                    </a:blip>
+                    <a:srcRect/>
+                    <a:stretch>
+                      <a:fillRect/>
+                    </a:stretch>
+                  </pic:blipFill>
+                  <pic:spPr>
+                    <a:xfrm>
+                      <a:off x="0" y="0"/>
+                      <a:ext cx="5759280" cy="2786400"/>
+                    </a:xfrm>
+                    <a:prstGeom prst="rect">
+                      <a:avLst/>
+                    </a:prstGeom>
+                    <a:ln>
+                      <a:noFill/>
+                      <a:prstDash/>
+                    </a:ln>
+                  </pic:spPr>
+                </pic:pic>
+              </a:graphicData>
+            </a:graphic>
+          </wp:inline>
+        </w:drawing>
+      </w:r>
+    </w:p>
+    <w:p>
+      <w:pPr>
+        <w:pStyle w:val="Legenda"/>
+        <w:jc w:val="both"/>
+        <w:rPr>
+          <w:color w:val="0D0D0D" w:themeColor="text1" w:themeTint="F2"/>
+        </w:rPr>
+      </w:pPr>
+      <w:bookmarkStart w:id="58" w:name="_Toc233051120"/>
+      <w:r>
+        <w:t xml:space="preserve">Figura </w:t>
+      </w:r>
+      <w:fldSimple w:instr=" SEQ Figura \* ARABIC ">
+        <w:r>
+          <w:rPr>
+            <w:noProof/>
+          </w:rPr>
+          <w:t>7</w:t>
+        </w:r>
+      </w:fldSimple>
+      <w:r>
+        <w:t>: Tela de Criação de Personagem (masculino)</w:t>
+      </w:r>
+      <w:bookmarkEnd w:id="58"/>
+    </w:p>
+    <w:p>
+      <w:pPr>
+        <w:pStyle w:val="Estilo-Paragrafos"/>
+        <w:keepNext/>
+        <w:ind w:firstLine="0"/>
+      </w:pPr>
+      <w:r>
+        <w:rPr>
+          <w:noProof/>
+          <w:lang w:val="en-US"/>
+        </w:rPr>
+        <w:drawing>
+          <wp:inline distT="0" distB="0" distL="0" distR="0" wp14:anchorId="1627580E" wp14:editId="7E69CB01">
+            <wp:extent cx="5759280" cy="2786400"/>
+            <wp:effectExtent l="0" t="0" r="0" b="0"/>
+            <wp:docPr id="609372427" name="Figura9"/>
+            <wp:cNvGraphicFramePr/>
+            <a:graphic xmlns:a="http://schemas.openxmlformats.org/drawingml/2006/main">
+              <a:graphicData uri="http://schemas.openxmlformats.org/drawingml/2006/picture">
+                <pic:pic xmlns:pic="http://schemas.openxmlformats.org/drawingml/2006/picture">
+                  <pic:nvPicPr>
+                    <pic:cNvPr id="0" name=""/>
+                    <pic:cNvPicPr/>
+                  </pic:nvPicPr>
+                  <pic:blipFill>
+                    <a:blip r:embed="rId19">
+                      <a:lum/>
+                      <a:alphaModFix/>
+                    </a:blip>
+                    <a:srcRect/>
+                    <a:stretch>
+                      <a:fillRect/>
+                    </a:stretch>
+                  </pic:blipFill>
+                  <pic:spPr>
+                    <a:xfrm>
+                      <a:off x="0" y="0"/>
+                      <a:ext cx="5759280" cy="2786400"/>
+                    </a:xfrm>
+                    <a:prstGeom prst="rect">
+                      <a:avLst/>
+                    </a:prstGeom>
+                    <a:ln>
+                      <a:noFill/>
+                      <a:prstDash/>
+                    </a:ln>
+                  </pic:spPr>
+                </pic:pic>
+              </a:graphicData>
+            </a:graphic>
+          </wp:inline>
+        </w:drawing>
+      </w:r>
+    </w:p>
+    <w:p>
+      <w:pPr>
+        <w:pStyle w:val="Legenda"/>
+        <w:jc w:val="both"/>
+        <w:rPr>
+          <w:color w:val="0D0D0D" w:themeColor="text1" w:themeTint="F2"/>
+        </w:rPr>
+      </w:pPr>
+      <w:bookmarkStart w:id="59" w:name="_Toc233051121"/>
+      <w:r>
+        <w:t xml:space="preserve">Figura </w:t>
+      </w:r>
+      <w:fldSimple w:instr=" SEQ Figura \* ARABIC ">
+        <w:r>
+          <w:rPr>
+            <w:noProof/>
+          </w:rPr>
+          <w:t>8</w:t>
+        </w:r>
+      </w:fldSimple>
+      <w:r>
+        <w:t>: Tela de Criação de Personagem (</w:t>
+      </w:r>
+      <w:r>
+        <w:t>feminino</w:t>
+      </w:r>
+      <w:r>
+        <w:t>)</w:t>
+      </w:r>
+      <w:bookmarkEnd w:id="59"/>
+    </w:p>
+    <w:p>
+      <w:pPr>
+        <w:pStyle w:val="Estilo-Paragrafos"/>
+        <w:keepNext/>
+        <w:ind w:firstLine="0"/>
+      </w:pPr>
+      <w:r>
+        <w:rPr>
+          <w:noProof/>
+          <w:lang w:val="en-US"/>
+        </w:rPr>
+        <w:lastRenderedPageBreak/>
+        <w:drawing>
+          <wp:inline distT="0" distB="0" distL="0" distR="0" wp14:anchorId="2D493A97" wp14:editId="6D598F3E">
+            <wp:extent cx="5759280" cy="2786400"/>
+            <wp:effectExtent l="0" t="0" r="0" b="0"/>
+            <wp:docPr id="1952204890" name="Figura10"/>
+            <wp:cNvGraphicFramePr/>
+            <a:graphic xmlns:a="http://schemas.openxmlformats.org/drawingml/2006/main">
+              <a:graphicData uri="http://schemas.openxmlformats.org/drawingml/2006/picture">
+                <pic:pic xmlns:pic="http://schemas.openxmlformats.org/drawingml/2006/picture">
+                  <pic:nvPicPr>
+                    <pic:cNvPr id="0" name=""/>
+                    <pic:cNvPicPr/>
+                  </pic:nvPicPr>
+                  <pic:blipFill>
+                    <a:blip r:embed="rId20">
+                      <a:lum/>
+                      <a:alphaModFix/>
+                    </a:blip>
+                    <a:srcRect/>
+                    <a:stretch>
+                      <a:fillRect/>
+                    </a:stretch>
+                  </pic:blipFill>
+                  <pic:spPr>
+                    <a:xfrm>
+                      <a:off x="0" y="0"/>
+                      <a:ext cx="5759280" cy="2786400"/>
+                    </a:xfrm>
+                    <a:prstGeom prst="rect">
+                      <a:avLst/>
+                    </a:prstGeom>
+                    <a:ln>
+                      <a:noFill/>
+                      <a:prstDash/>
+                    </a:ln>
+                  </pic:spPr>
+                </pic:pic>
+              </a:graphicData>
+            </a:graphic>
+          </wp:inline>
+        </w:drawing>
+      </w:r>
+    </w:p>
+    <w:p>
+      <w:pPr>
+        <w:pStyle w:val="Legenda"/>
+        <w:jc w:val="both"/>
+        <w:rPr>
+          <w:color w:val="0D0D0D" w:themeColor="text1" w:themeTint="F2"/>
+        </w:rPr>
+      </w:pPr>
+      <w:bookmarkStart w:id="60" w:name="_Toc233051122"/>
+      <w:r>
+        <w:t xml:space="preserve">Figura </w:t>
+      </w:r>
+      <w:fldSimple w:instr=" SEQ Figura \* ARABIC ">
+        <w:r>
+          <w:rPr>
+            <w:noProof/>
+          </w:rPr>
+          <w:t>9</w:t>
+        </w:r>
+      </w:fldSimple>
+      <w:r>
+        <w:t>: Introdução Textual</w:t>
+      </w:r>
+      <w:bookmarkEnd w:id="60"/>
+    </w:p>
+    <w:p>
+      <w:pPr>
+        <w:pStyle w:val="Estilo-Paragrafos"/>
+        <w:keepNext/>
+        <w:ind w:firstLine="0"/>
+      </w:pPr>
+      <w:r>
+        <w:rPr>
+          <w:noProof/>
+          <w:lang w:val="en-US"/>
+        </w:rPr>
+        <w:drawing>
+          <wp:inline distT="0" distB="0" distL="0" distR="0" wp14:anchorId="50ED8E6E" wp14:editId="447E0474">
+            <wp:extent cx="5759280" cy="3122280"/>
+            <wp:effectExtent l="0" t="0" r="0" b="1920"/>
+            <wp:docPr id="1742723082" name="Figura13"/>
+            <wp:cNvGraphicFramePr/>
+            <a:graphic xmlns:a="http://schemas.openxmlformats.org/drawingml/2006/main">
+              <a:graphicData uri="http://schemas.openxmlformats.org/drawingml/2006/picture">
+                <pic:pic xmlns:pic="http://schemas.openxmlformats.org/drawingml/2006/picture">
+                  <pic:nvPicPr>
+                    <pic:cNvPr id="0" name=""/>
+                    <pic:cNvPicPr/>
+                  </pic:nvPicPr>
+                  <pic:blipFill>
+                    <a:blip r:embed="rId21">
+                      <a:lum/>
+                      <a:alphaModFix/>
+                    </a:blip>
+                    <a:srcRect/>
+                    <a:stretch>
+                      <a:fillRect/>
+                    </a:stretch>
+                  </pic:blipFill>
+                  <pic:spPr>
+                    <a:xfrm>
+                      <a:off x="0" y="0"/>
+                      <a:ext cx="5759280" cy="3122280"/>
+                    </a:xfrm>
+                    <a:prstGeom prst="rect">
+                      <a:avLst/>
+                    </a:prstGeom>
+                    <a:ln>
+                      <a:noFill/>
+                      <a:prstDash/>
+                    </a:ln>
+                  </pic:spPr>
+                </pic:pic>
+              </a:graphicData>
+            </a:graphic>
+          </wp:inline>
+        </w:drawing>
+      </w:r>
+    </w:p>
+    <w:p>
+      <w:pPr>
+        <w:pStyle w:val="Legenda"/>
+        <w:jc w:val="both"/>
+        <w:rPr>
+          <w:color w:val="0D0D0D" w:themeColor="text1" w:themeTint="F2"/>
+        </w:rPr>
+      </w:pPr>
+      <w:bookmarkStart w:id="61" w:name="_Toc233051123"/>
+      <w:r>
+        <w:t xml:space="preserve">Figura </w:t>
+      </w:r>
+      <w:fldSimple w:instr=" SEQ Figura \* ARABIC ">
+        <w:r>
+          <w:rPr>
+            <w:noProof/>
+          </w:rPr>
+          <w:t>10</w:t>
+        </w:r>
+      </w:fldSimple>
+      <w:r>
+        <w:t xml:space="preserve">: </w:t>
+      </w:r>
+      <w:r>
+        <w:t>Tela Apresentação de Boss</w:t>
+      </w:r>
+      <w:r>
+        <w:rPr>
+          <w:noProof/>
+        </w:rPr>
+        <w:t xml:space="preserve"> 1</w:t>
+      </w:r>
+      <w:bookmarkEnd w:id="61"/>
+    </w:p>
+    <w:p>
+      <w:pPr>
+        <w:pStyle w:val="Estilo-Paragrafos"/>
+        <w:keepNext/>
+        <w:ind w:firstLine="0"/>
+      </w:pPr>
+      <w:r>
+        <w:rPr>
+          <w:noProof/>
+          <w:lang w:val="en-US"/>
+        </w:rPr>
+        <w:lastRenderedPageBreak/>
+        <w:drawing>
+          <wp:inline distT="0" distB="0" distL="0" distR="0" wp14:anchorId="0201A3D5" wp14:editId="13F6E30C">
+            <wp:extent cx="5759280" cy="3122280"/>
+            <wp:effectExtent l="0" t="0" r="0" b="1920"/>
+            <wp:docPr id="55569403" name="Figura14"/>
+            <wp:cNvGraphicFramePr/>
+            <a:graphic xmlns:a="http://schemas.openxmlformats.org/drawingml/2006/main">
+              <a:graphicData uri="http://schemas.openxmlformats.org/drawingml/2006/picture">
+                <pic:pic xmlns:pic="http://schemas.openxmlformats.org/drawingml/2006/picture">
+                  <pic:nvPicPr>
+                    <pic:cNvPr id="0" name=""/>
+                    <pic:cNvPicPr/>
+                  </pic:nvPicPr>
+                  <pic:blipFill>
+                    <a:blip r:embed="rId22">
+                      <a:lum/>
+                      <a:alphaModFix/>
+                    </a:blip>
+                    <a:srcRect/>
+                    <a:stretch>
+                      <a:fillRect/>
+                    </a:stretch>
+                  </pic:blipFill>
+                  <pic:spPr>
+                    <a:xfrm>
+                      <a:off x="0" y="0"/>
+                      <a:ext cx="5759280" cy="3122280"/>
+                    </a:xfrm>
+                    <a:prstGeom prst="rect">
+                      <a:avLst/>
+                    </a:prstGeom>
+                    <a:ln>
+                      <a:noFill/>
+                      <a:prstDash/>
+                    </a:ln>
+                  </pic:spPr>
+                </pic:pic>
+              </a:graphicData>
+            </a:graphic>
+          </wp:inline>
+        </w:drawing>
+      </w:r>
+    </w:p>
+    <w:p>
+      <w:pPr>
+        <w:pStyle w:val="Legenda"/>
+        <w:jc w:val="both"/>
+        <w:rPr>
+          <w:color w:val="0D0D0D" w:themeColor="text1" w:themeTint="F2"/>
+        </w:rPr>
+      </w:pPr>
+      <w:bookmarkStart w:id="62" w:name="_Toc233051124"/>
+      <w:r>
+        <w:t xml:space="preserve">Figura </w:t>
+      </w:r>
+      <w:fldSimple w:instr=" SEQ Figura \* ARABIC ">
+        <w:r>
+          <w:rPr>
+            <w:noProof/>
+          </w:rPr>
+          <w:t>11</w:t>
+        </w:r>
+      </w:fldSimple>
+      <w:r>
+        <w:t xml:space="preserve">: </w:t>
+      </w:r>
+      <w:r>
+        <w:t xml:space="preserve">Tela </w:t>
+      </w:r>
+      <w:r>
+        <w:t xml:space="preserve">de </w:t>
+      </w:r>
+      <w:r>
+        <w:t>Batalha 1</w:t>
+      </w:r>
+      <w:bookmarkEnd w:id="62"/>
+    </w:p>
+    <w:p>
+      <w:pPr>
+        <w:pStyle w:val="Estilo-Paragrafos"/>
+        <w:keepNext/>
+        <w:ind w:firstLine="0"/>
+      </w:pPr>
+      <w:r>
+        <w:rPr>
+          <w:noProof/>
+          <w:lang w:val="en-US"/>
+        </w:rPr>
+        <w:drawing>
+          <wp:inline distT="0" distB="0" distL="0" distR="0" wp14:anchorId="5BB9B369" wp14:editId="7E24B52F">
+            <wp:extent cx="5759280" cy="3122280"/>
+            <wp:effectExtent l="0" t="0" r="0" b="1920"/>
+            <wp:docPr id="1082157269" name="Figura15"/>
+            <wp:cNvGraphicFramePr/>
+            <a:graphic xmlns:a="http://schemas.openxmlformats.org/drawingml/2006/main">
+              <a:graphicData uri="http://schemas.openxmlformats.org/drawingml/2006/picture">
+                <pic:pic xmlns:pic="http://schemas.openxmlformats.org/drawingml/2006/picture">
+                  <pic:nvPicPr>
+                    <pic:cNvPr id="0" name=""/>
+                    <pic:cNvPicPr/>
+                  </pic:nvPicPr>
+                  <pic:blipFill>
+                    <a:blip r:embed="rId23">
+                      <a:lum/>
+                      <a:alphaModFix/>
+                    </a:blip>
+                    <a:srcRect/>
+                    <a:stretch>
+                      <a:fillRect/>
+                    </a:stretch>
+                  </pic:blipFill>
+                  <pic:spPr>
+                    <a:xfrm>
+                      <a:off x="0" y="0"/>
+                      <a:ext cx="5759280" cy="3122280"/>
+                    </a:xfrm>
+                    <a:prstGeom prst="rect">
+                      <a:avLst/>
+                    </a:prstGeom>
+                    <a:ln>
+                      <a:noFill/>
+                      <a:prstDash/>
+                    </a:ln>
+                  </pic:spPr>
+                </pic:pic>
+              </a:graphicData>
+            </a:graphic>
+          </wp:inline>
+        </w:drawing>
+      </w:r>
+    </w:p>
+    <w:p>
+      <w:pPr>
+        <w:pStyle w:val="Legenda"/>
+        <w:jc w:val="both"/>
+        <w:rPr>
+          <w:color w:val="0D0D0D" w:themeColor="text1" w:themeTint="F2"/>
+        </w:rPr>
+      </w:pPr>
+      <w:bookmarkStart w:id="63" w:name="_Toc233051125"/>
+      <w:r>
+        <w:t xml:space="preserve">Figura </w:t>
+      </w:r>
+      <w:fldSimple w:instr=" SEQ Figura \* ARABIC ">
+        <w:r>
+          <w:rPr>
+            <w:noProof/>
+          </w:rPr>
+          <w:t>12</w:t>
+        </w:r>
+      </w:fldSimple>
+      <w:r>
+        <w:t xml:space="preserve">: </w:t>
+      </w:r>
+      <w:r>
+        <w:t xml:space="preserve">Menu </w:t>
+      </w:r>
+      <w:r>
+        <w:t xml:space="preserve">de </w:t>
+      </w:r>
+      <w:proofErr w:type="spellStart"/>
+      <w:r>
+        <w:t>Loot</w:t>
+      </w:r>
+      <w:bookmarkEnd w:id="63"/>
+      <w:proofErr w:type="spellEnd"/>
+    </w:p>
+    <w:p>
+      <w:pPr>
+        <w:pStyle w:val="Estilo-Paragrafos"/>
+        <w:keepNext/>
+        <w:ind w:firstLine="0"/>
+      </w:pPr>
+      <w:r>
+        <w:rPr>
+          <w:noProof/>
+          <w:lang w:val="en-US"/>
+        </w:rPr>
+        <w:lastRenderedPageBreak/>
+        <w:drawing>
+          <wp:inline distT="0" distB="0" distL="0" distR="0" wp14:anchorId="58565E11" wp14:editId="046384C0">
+            <wp:extent cx="5759280" cy="3122280"/>
+            <wp:effectExtent l="0" t="0" r="0" b="1920"/>
+            <wp:docPr id="2067757659" name="Figura16"/>
+            <wp:cNvGraphicFramePr/>
+            <a:graphic xmlns:a="http://schemas.openxmlformats.org/drawingml/2006/main">
+              <a:graphicData uri="http://schemas.openxmlformats.org/drawingml/2006/picture">
+                <pic:pic xmlns:pic="http://schemas.openxmlformats.org/drawingml/2006/picture">
+                  <pic:nvPicPr>
+                    <pic:cNvPr id="0" name=""/>
+                    <pic:cNvPicPr/>
+                  </pic:nvPicPr>
+                  <pic:blipFill>
+                    <a:blip r:embed="rId24">
+                      <a:lum/>
+                      <a:alphaModFix/>
+                    </a:blip>
+                    <a:srcRect/>
+                    <a:stretch>
+                      <a:fillRect/>
+                    </a:stretch>
+                  </pic:blipFill>
+                  <pic:spPr>
+                    <a:xfrm>
+                      <a:off x="0" y="0"/>
+                      <a:ext cx="5759280" cy="3122280"/>
+                    </a:xfrm>
+                    <a:prstGeom prst="rect">
+                      <a:avLst/>
+                    </a:prstGeom>
+                    <a:ln>
+                      <a:noFill/>
+                      <a:prstDash/>
+                    </a:ln>
+                  </pic:spPr>
+                </pic:pic>
+              </a:graphicData>
+            </a:graphic>
+          </wp:inline>
+        </w:drawing>
+      </w:r>
+    </w:p>
+    <w:p>
+      <w:pPr>
+        <w:pStyle w:val="Legenda"/>
+        <w:jc w:val="both"/>
+        <w:rPr>
+          <w:color w:val="0D0D0D" w:themeColor="text1" w:themeTint="F2"/>
+        </w:rPr>
+      </w:pPr>
+      <w:bookmarkStart w:id="64" w:name="_Toc233051126"/>
+      <w:r>
+        <w:t xml:space="preserve">Figura </w:t>
+      </w:r>
+      <w:fldSimple w:instr=" SEQ Figura \* ARABIC ">
+        <w:r>
+          <w:rPr>
+            <w:noProof/>
+          </w:rPr>
+          <w:t>13</w:t>
+        </w:r>
+      </w:fldSimple>
+      <w:r>
+        <w:t xml:space="preserve">: </w:t>
+      </w:r>
+      <w:r>
+        <w:t>Tela de Descanso</w:t>
+      </w:r>
+      <w:bookmarkEnd w:id="64"/>
+    </w:p>
+    <w:p>
+      <w:pPr>
+        <w:pStyle w:val="Estilo-Paragrafos"/>
+        <w:ind w:firstLine="0"/>
+        <w:rPr>
+          <w:color w:val="0D0D0D" w:themeColor="text1" w:themeTint="F2"/>
+        </w:rPr>
+      </w:pPr>
+    </w:p>
+    <w:p>
+      <w:pPr>
+        <w:pStyle w:val="Estilo-Paragrafos"/>
+        <w:keepNext/>
+        <w:ind w:firstLine="0"/>
+      </w:pPr>
+      <w:r>
+        <w:rPr>
+          <w:noProof/>
+          <w:lang w:val="en-US"/>
+        </w:rPr>
+        <w:drawing>
+          <wp:inline distT="0" distB="0" distL="0" distR="0" wp14:anchorId="6BE2840E" wp14:editId="6BF10CFC">
+            <wp:extent cx="5759280" cy="3122280"/>
+            <wp:effectExtent l="0" t="0" r="0" b="1920"/>
+            <wp:docPr id="1447919743" name="Figura19"/>
+            <wp:cNvGraphicFramePr/>
+            <a:graphic xmlns:a="http://schemas.openxmlformats.org/drawingml/2006/main">
+              <a:graphicData uri="http://schemas.openxmlformats.org/drawingml/2006/picture">
+                <pic:pic xmlns:pic="http://schemas.openxmlformats.org/drawingml/2006/picture">
+                  <pic:nvPicPr>
+                    <pic:cNvPr id="0" name=""/>
+                    <pic:cNvPicPr/>
+                  </pic:nvPicPr>
+                  <pic:blipFill>
+                    <a:blip r:embed="rId25">
+                      <a:lum/>
+                      <a:alphaModFix/>
+                    </a:blip>
+                    <a:srcRect/>
+                    <a:stretch>
+                      <a:fillRect/>
+                    </a:stretch>
+                  </pic:blipFill>
+                  <pic:spPr>
+                    <a:xfrm>
+                      <a:off x="0" y="0"/>
+                      <a:ext cx="5759280" cy="3122280"/>
+                    </a:xfrm>
+                    <a:prstGeom prst="rect">
+                      <a:avLst/>
+                    </a:prstGeom>
+                    <a:ln>
+                      <a:noFill/>
+                      <a:prstDash/>
+                    </a:ln>
+                  </pic:spPr>
+                </pic:pic>
+              </a:graphicData>
+            </a:graphic>
+          </wp:inline>
+        </w:drawing>
+      </w:r>
+    </w:p>
+    <w:p>
+      <w:pPr>
+        <w:pStyle w:val="Legenda"/>
+        <w:jc w:val="both"/>
+        <w:rPr>
+          <w:color w:val="0D0D0D" w:themeColor="text1" w:themeTint="F2"/>
+        </w:rPr>
+      </w:pPr>
+      <w:bookmarkStart w:id="65" w:name="_Toc233051127"/>
+      <w:r>
+        <w:t xml:space="preserve">Figura </w:t>
+      </w:r>
+      <w:fldSimple w:instr=" SEQ Figura \* ARABIC ">
+        <w:r>
+          <w:rPr>
+            <w:noProof/>
+          </w:rPr>
+          <w:t>14</w:t>
+        </w:r>
+      </w:fldSimple>
+      <w:r>
+        <w:t xml:space="preserve">: </w:t>
+      </w:r>
+      <w:r>
+        <w:t>Tela de Combate 2</w:t>
+      </w:r>
+      <w:bookmarkEnd w:id="65"/>
+    </w:p>
+    <w:p>
+      <w:pPr>
+        <w:pStyle w:val="Estilo-Paragrafos"/>
+        <w:keepNext/>
+        <w:ind w:firstLine="0"/>
+      </w:pPr>
+      <w:r>
+        <w:rPr>
+          <w:noProof/>
+          <w:lang w:val="en-US"/>
+        </w:rPr>
+        <w:lastRenderedPageBreak/>
+        <w:drawing>
+          <wp:inline distT="0" distB="0" distL="0" distR="0" wp14:anchorId="5279A9C3" wp14:editId="20727E46">
+            <wp:extent cx="5759280" cy="3122280"/>
+            <wp:effectExtent l="0" t="0" r="0" b="1920"/>
+            <wp:docPr id="2100537306" name="Figura7"/>
+            <wp:cNvGraphicFramePr/>
+            <a:graphic xmlns:a="http://schemas.openxmlformats.org/drawingml/2006/main">
+              <a:graphicData uri="http://schemas.openxmlformats.org/drawingml/2006/picture">
+                <pic:pic xmlns:pic="http://schemas.openxmlformats.org/drawingml/2006/picture">
+                  <pic:nvPicPr>
+                    <pic:cNvPr id="0" name=""/>
+                    <pic:cNvPicPr/>
+                  </pic:nvPicPr>
+                  <pic:blipFill>
+                    <a:blip r:embed="rId26">
+                      <a:lum/>
+                      <a:alphaModFix/>
+                    </a:blip>
+                    <a:srcRect/>
+                    <a:stretch>
+                      <a:fillRect/>
+                    </a:stretch>
+                  </pic:blipFill>
+                  <pic:spPr>
+                    <a:xfrm>
+                      <a:off x="0" y="0"/>
+                      <a:ext cx="5759280" cy="3122280"/>
+                    </a:xfrm>
+                    <a:prstGeom prst="rect">
+                      <a:avLst/>
+                    </a:prstGeom>
+                    <a:ln>
+                      <a:noFill/>
+                      <a:prstDash/>
+                    </a:ln>
+                  </pic:spPr>
+                </pic:pic>
+              </a:graphicData>
+            </a:graphic>
+          </wp:inline>
+        </w:drawing>
+      </w:r>
+    </w:p>
+    <w:p>
+      <w:pPr>
+        <w:pStyle w:val="Legenda"/>
+        <w:jc w:val="both"/>
+        <w:rPr>
+          <w:color w:val="0D0D0D" w:themeColor="text1" w:themeTint="F2"/>
+        </w:rPr>
+      </w:pPr>
+      <w:bookmarkStart w:id="66" w:name="_Toc233051128"/>
+      <w:r>
+        <w:t xml:space="preserve">Figura </w:t>
+      </w:r>
+      <w:fldSimple w:instr=" SEQ Figura \* ARABIC ">
+        <w:r>
+          <w:rPr>
+            <w:noProof/>
+          </w:rPr>
+          <w:t>15</w:t>
+        </w:r>
+      </w:fldSimple>
+      <w:r>
+        <w:t xml:space="preserve">: </w:t>
+      </w:r>
+      <w:r>
+        <w:t>Tela Apresentação Boss</w:t>
+      </w:r>
+      <w:r>
+        <w:t xml:space="preserve"> 2</w:t>
+      </w:r>
+      <w:bookmarkEnd w:id="66"/>
+    </w:p>
+    <w:p>
+      <w:pPr>
+        <w:pStyle w:val="Estilo-Paragrafos"/>
+        <w:keepNext/>
+        <w:ind w:firstLine="0"/>
+      </w:pPr>
+      <w:r>
+        <w:rPr>
+          <w:noProof/>
+          <w:lang w:val="en-US"/>
+        </w:rPr>
+        <w:drawing>
+          <wp:inline distT="0" distB="0" distL="0" distR="0" wp14:anchorId="69F18DCC" wp14:editId="72D9BC8C">
+            <wp:extent cx="5759280" cy="3122280"/>
+            <wp:effectExtent l="0" t="0" r="0" b="1920"/>
+            <wp:docPr id="1479027596" name="Figura20"/>
+            <wp:cNvGraphicFramePr/>
+            <a:graphic xmlns:a="http://schemas.openxmlformats.org/drawingml/2006/main">
+              <a:graphicData uri="http://schemas.openxmlformats.org/drawingml/2006/picture">
+                <pic:pic xmlns:pic="http://schemas.openxmlformats.org/drawingml/2006/picture">
+                  <pic:nvPicPr>
+                    <pic:cNvPr id="0" name=""/>
+                    <pic:cNvPicPr/>
+                  </pic:nvPicPr>
+                  <pic:blipFill>
+                    <a:blip r:embed="rId27">
+                      <a:lum/>
+                      <a:alphaModFix/>
+                    </a:blip>
+                    <a:srcRect/>
+                    <a:stretch>
+                      <a:fillRect/>
+                    </a:stretch>
+                  </pic:blipFill>
+                  <pic:spPr>
+                    <a:xfrm>
+                      <a:off x="0" y="0"/>
+                      <a:ext cx="5759280" cy="3122280"/>
+                    </a:xfrm>
+                    <a:prstGeom prst="rect">
+                      <a:avLst/>
+                    </a:prstGeom>
+                    <a:ln>
+                      <a:noFill/>
+                      <a:prstDash/>
+                    </a:ln>
+                  </pic:spPr>
+                </pic:pic>
+              </a:graphicData>
+            </a:graphic>
+          </wp:inline>
+        </w:drawing>
+      </w:r>
+    </w:p>
+    <w:p>
+      <w:pPr>
+        <w:pStyle w:val="Legenda"/>
+        <w:jc w:val="both"/>
+        <w:rPr>
+          <w:color w:val="0D0D0D" w:themeColor="text1" w:themeTint="F2"/>
+        </w:rPr>
+      </w:pPr>
+      <w:bookmarkStart w:id="67" w:name="_Toc233051129"/>
+      <w:r>
+        <w:t xml:space="preserve">Figura </w:t>
+      </w:r>
+      <w:fldSimple w:instr=" SEQ Figura \* ARABIC ">
+        <w:r>
+          <w:rPr>
+            <w:noProof/>
+          </w:rPr>
+          <w:t>16</w:t>
+        </w:r>
+      </w:fldSimple>
+      <w:r>
+        <w:t xml:space="preserve">: </w:t>
+      </w:r>
+      <w:r>
+        <w:t>Tela de Combate 3</w:t>
+      </w:r>
+      <w:bookmarkEnd w:id="67"/>
+    </w:p>
+    <w:p>
+      <w:pPr>
+        <w:pStyle w:val="Estilo-Paragrafos"/>
+        <w:keepNext/>
+        <w:ind w:firstLine="0"/>
+      </w:pPr>
+      <w:r>
+        <w:rPr>
+          <w:noProof/>
+          <w:lang w:val="en-US"/>
+        </w:rPr>
+        <w:lastRenderedPageBreak/>
+        <w:drawing>
+          <wp:inline distT="0" distB="0" distL="0" distR="0" wp14:anchorId="334F0C72" wp14:editId="7A9D35D2">
+            <wp:extent cx="5759280" cy="3122280"/>
+            <wp:effectExtent l="0" t="0" r="0" b="1920"/>
+            <wp:docPr id="1148673640" name="Figura21"/>
+            <wp:cNvGraphicFramePr/>
+            <a:graphic xmlns:a="http://schemas.openxmlformats.org/drawingml/2006/main">
+              <a:graphicData uri="http://schemas.openxmlformats.org/drawingml/2006/picture">
+                <pic:pic xmlns:pic="http://schemas.openxmlformats.org/drawingml/2006/picture">
+                  <pic:nvPicPr>
+                    <pic:cNvPr id="0" name=""/>
+                    <pic:cNvPicPr/>
+                  </pic:nvPicPr>
+                  <pic:blipFill>
+                    <a:blip r:embed="rId28">
+                      <a:lum/>
+                      <a:alphaModFix/>
+                    </a:blip>
+                    <a:srcRect/>
+                    <a:stretch>
+                      <a:fillRect/>
+                    </a:stretch>
+                  </pic:blipFill>
+                  <pic:spPr>
+                    <a:xfrm>
+                      <a:off x="0" y="0"/>
+                      <a:ext cx="5759280" cy="3122280"/>
+                    </a:xfrm>
+                    <a:prstGeom prst="rect">
+                      <a:avLst/>
+                    </a:prstGeom>
+                    <a:ln>
+                      <a:noFill/>
+                      <a:prstDash/>
+                    </a:ln>
+                  </pic:spPr>
+                </pic:pic>
+              </a:graphicData>
+            </a:graphic>
+          </wp:inline>
+        </w:drawing>
+      </w:r>
+    </w:p>
+    <w:p>
+      <w:pPr>
+        <w:pStyle w:val="Legenda"/>
+        <w:jc w:val="both"/>
+        <w:rPr>
+          <w:color w:val="0D0D0D" w:themeColor="text1" w:themeTint="F2"/>
+        </w:rPr>
+      </w:pPr>
+      <w:bookmarkStart w:id="68" w:name="_Toc233051130"/>
+      <w:r>
+        <w:t xml:space="preserve">Figura </w:t>
+      </w:r>
+      <w:fldSimple w:instr=" SEQ Figura \* ARABIC ">
+        <w:r>
+          <w:rPr>
+            <w:noProof/>
+          </w:rPr>
+          <w:t>17</w:t>
+        </w:r>
+      </w:fldSimple>
+      <w:r>
+        <w:t xml:space="preserve">: </w:t>
+      </w:r>
+      <w:r>
+        <w:t>Tela de Combate 4</w:t>
+      </w:r>
+      <w:bookmarkEnd w:id="68"/>
+    </w:p>
+    <w:p>
+      <w:pPr>
+        <w:pStyle w:val="Estilo-Paragrafos"/>
+        <w:keepNext/>
+        <w:ind w:firstLine="0"/>
+      </w:pPr>
+      <w:r>
+        <w:rPr>
+          <w:noProof/>
+          <w:lang w:val="en-US"/>
+        </w:rPr>
+        <w:drawing>
+          <wp:inline distT="0" distB="0" distL="0" distR="0" wp14:anchorId="2E42E0C6" wp14:editId="56B5D7D5">
+            <wp:extent cx="5759280" cy="3122280"/>
+            <wp:effectExtent l="0" t="0" r="0" b="1920"/>
+            <wp:docPr id="413122526" name="Figura22"/>
+            <wp:cNvGraphicFramePr/>
+            <a:graphic xmlns:a="http://schemas.openxmlformats.org/drawingml/2006/main">
+              <a:graphicData uri="http://schemas.openxmlformats.org/drawingml/2006/picture">
+                <pic:pic xmlns:pic="http://schemas.openxmlformats.org/drawingml/2006/picture">
+                  <pic:nvPicPr>
+                    <pic:cNvPr id="0" name=""/>
+                    <pic:cNvPicPr/>
+                  </pic:nvPicPr>
+                  <pic:blipFill>
+                    <a:blip r:embed="rId29">
+                      <a:lum/>
+                      <a:alphaModFix/>
+                    </a:blip>
+                    <a:srcRect/>
+                    <a:stretch>
+                      <a:fillRect/>
+                    </a:stretch>
+                  </pic:blipFill>
+                  <pic:spPr>
+                    <a:xfrm>
+                      <a:off x="0" y="0"/>
+                      <a:ext cx="5759280" cy="3122280"/>
+                    </a:xfrm>
+                    <a:prstGeom prst="rect">
+                      <a:avLst/>
+                    </a:prstGeom>
+                    <a:ln>
+                      <a:noFill/>
+                      <a:prstDash/>
+                    </a:ln>
+                  </pic:spPr>
+                </pic:pic>
+              </a:graphicData>
+            </a:graphic>
+          </wp:inline>
+        </w:drawing>
+      </w:r>
+    </w:p>
+    <w:p>
+      <w:pPr>
+        <w:pStyle w:val="Legenda"/>
+        <w:jc w:val="both"/>
+        <w:rPr>
+          <w:color w:val="0D0D0D" w:themeColor="text1" w:themeTint="F2"/>
+        </w:rPr>
+      </w:pPr>
+      <w:bookmarkStart w:id="69" w:name="_Toc233051131"/>
+      <w:r>
+        <w:t xml:space="preserve">Figura </w:t>
+      </w:r>
+      <w:fldSimple w:instr=" SEQ Figura \* ARABIC ">
+        <w:r>
+          <w:rPr>
+            <w:noProof/>
+          </w:rPr>
+          <w:t>18</w:t>
+        </w:r>
+      </w:fldSimple>
+      <w:r>
+        <w:t>: Tela de Morte</w:t>
+      </w:r>
+      <w:bookmarkEnd w:id="69"/>
     </w:p>
     <w:p>
       <w:pPr>
@@ -11568,7 +13670,7 @@
           <w:lang w:eastAsia="pt-BR"/>
         </w:rPr>
       </w:pPr>
-      <w:bookmarkStart w:id="55" w:name="_Toc232800888"/>
+      <w:bookmarkStart w:id="70" w:name="_Toc233051166"/>
       <w:r>
         <w:rPr>
           <w:rFonts w:eastAsia="Times New Roman"/>
@@ -11577,99 +13679,505 @@
         </w:rPr>
         <w:t>Jogabilidade</w:t>
       </w:r>
-      <w:bookmarkEnd w:id="55"/>
-    </w:p>
-    <w:p>
-      <w:pPr>
-        <w:ind w:left="708"/>
-        <w:rPr>
+      <w:bookmarkEnd w:id="70"/>
+    </w:p>
+    <w:p>
+      <w:pPr>
+        <w:pStyle w:val="Ttulo3"/>
+        <w:numPr>
+          <w:ilvl w:val="0"/>
+          <w:numId w:val="0"/>
+        </w:numPr>
+        <w:ind w:left="1355" w:hanging="504"/>
+        <w:rPr>
+          <w:rFonts w:ascii="Calibri" w:eastAsia="Calibri" w:hAnsi="Calibri" w:cs="Times New Roman"/>
+          <w:b w:val="0"/>
+          <w:bCs w:val="0"/>
           <w:lang w:eastAsia="pt-BR"/>
         </w:rPr>
       </w:pPr>
-      <w:r>
-        <w:rPr>
+      <w:bookmarkStart w:id="71" w:name="_Toc233051167"/>
+      <w:r>
+        <w:rPr>
+          <w:rFonts w:ascii="Calibri" w:eastAsia="Calibri" w:hAnsi="Calibri" w:cs="Times New Roman"/>
+          <w:b w:val="0"/>
+          <w:bCs w:val="0"/>
           <w:lang w:eastAsia="pt-BR"/>
         </w:rPr>
-        <w:t xml:space="preserve">Aqui é </w:t>
-      </w:r>
-      <w:proofErr w:type="gramStart"/>
-      <w:r>
-        <w:rPr>
-          <w:lang w:eastAsia="pt-BR"/>
-        </w:rPr>
-        <w:t>pra</w:t>
-      </w:r>
-      <w:proofErr w:type="gramEnd"/>
-      <w:r>
-        <w:rPr>
-          <w:lang w:eastAsia="pt-BR"/>
-        </w:rPr>
-        <w:t xml:space="preserve"> descrever as teclas usadas para interação com o jogo.</w:t>
-      </w:r>
+        <w:t>Nessa seção será descrito as teclas e comandos usados para interação com o jogo.</w:t>
+      </w:r>
+      <w:bookmarkEnd w:id="71"/>
     </w:p>
     <w:p>
       <w:pPr>
         <w:pStyle w:val="Ttulo3"/>
-        <w:rPr>
-          <w:lang w:eastAsia="pt-BR"/>
-        </w:rPr>
-      </w:pPr>
-      <w:bookmarkStart w:id="56" w:name="_Toc232800889"/>
-      <w:r>
-        <w:rPr>
-          <w:lang w:eastAsia="pt-BR"/>
-        </w:rPr>
+      </w:pPr>
+      <w:bookmarkStart w:id="72" w:name="_Toc233049893"/>
+      <w:bookmarkStart w:id="73" w:name="_Toc233050430"/>
+      <w:bookmarkStart w:id="74" w:name="_Toc233051168"/>
+      <w:r>
         <w:t>Comandos de navegação no menu principal</w:t>
       </w:r>
-      <w:bookmarkEnd w:id="56"/>
+      <w:bookmarkEnd w:id="72"/>
+      <w:bookmarkEnd w:id="73"/>
+      <w:bookmarkEnd w:id="74"/>
+    </w:p>
+    <w:p>
+      <w:pPr>
+        <w:pStyle w:val="Standard"/>
+        <w:numPr>
+          <w:ilvl w:val="0"/>
+          <w:numId w:val="38"/>
+        </w:numPr>
+        <w:spacing w:after="200" w:line="276" w:lineRule="auto"/>
+        <w:rPr>
+          <w:rFonts w:asciiTheme="minorHAnsi" w:eastAsia="Yu Gothic Light" w:hAnsiTheme="minorHAnsi" w:cstheme="minorHAnsi"/>
+        </w:rPr>
+      </w:pPr>
+      <w:r>
+        <w:rPr>
+          <w:rFonts w:asciiTheme="minorHAnsi" w:eastAsia="Yu Gothic Light" w:hAnsiTheme="minorHAnsi" w:cstheme="minorHAnsi"/>
+        </w:rPr>
+        <w:t xml:space="preserve">Mudança de Opção: </w:t>
+      </w:r>
+      <w:proofErr w:type="spellStart"/>
+      <w:r>
+        <w:rPr>
+          <w:rFonts w:asciiTheme="minorHAnsi" w:eastAsia="Yu Gothic Light" w:hAnsiTheme="minorHAnsi" w:cstheme="minorHAnsi"/>
+        </w:rPr>
+        <w:t>Keypad</w:t>
+      </w:r>
+      <w:proofErr w:type="spellEnd"/>
+      <w:r>
+        <w:rPr>
+          <w:rFonts w:asciiTheme="minorHAnsi" w:eastAsia="Yu Gothic Light" w:hAnsiTheme="minorHAnsi" w:cstheme="minorHAnsi"/>
+        </w:rPr>
+        <w:t xml:space="preserve"> (← ↓↑ →)</w:t>
+      </w:r>
+    </w:p>
+    <w:p>
+      <w:pPr>
+        <w:pStyle w:val="Standard"/>
+        <w:numPr>
+          <w:ilvl w:val="0"/>
+          <w:numId w:val="38"/>
+        </w:numPr>
+        <w:spacing w:after="200" w:line="276" w:lineRule="auto"/>
+        <w:rPr>
+          <w:rFonts w:asciiTheme="minorHAnsi" w:eastAsia="Yu Gothic Light" w:hAnsiTheme="minorHAnsi" w:cstheme="minorHAnsi"/>
+        </w:rPr>
+      </w:pPr>
+      <w:r>
+        <w:rPr>
+          <w:rFonts w:asciiTheme="minorHAnsi" w:eastAsia="Yu Gothic Light" w:hAnsiTheme="minorHAnsi" w:cstheme="minorHAnsi"/>
+        </w:rPr>
+        <w:t xml:space="preserve">Confirmar Opção: </w:t>
+      </w:r>
+      <w:proofErr w:type="spellStart"/>
+      <w:r>
+        <w:rPr>
+          <w:rFonts w:asciiTheme="minorHAnsi" w:eastAsia="Yu Gothic Light" w:hAnsiTheme="minorHAnsi" w:cstheme="minorHAnsi"/>
+        </w:rPr>
+        <w:t>Enter</w:t>
+      </w:r>
+      <w:proofErr w:type="spellEnd"/>
+      <w:r>
+        <w:rPr>
+          <w:rFonts w:asciiTheme="minorHAnsi" w:eastAsia="Yu Gothic Light" w:hAnsiTheme="minorHAnsi" w:cstheme="minorHAnsi"/>
+        </w:rPr>
+        <w:t xml:space="preserve"> (</w:t>
+      </w:r>
+      <w:r>
+        <w:rPr>
+          <w:rFonts w:ascii="Cambria Math" w:eastAsia="Yu Gothic Light" w:hAnsi="Cambria Math" w:cs="Cambria Math"/>
+        </w:rPr>
+        <w:t>↵</w:t>
+      </w:r>
+      <w:r>
+        <w:rPr>
+          <w:rFonts w:asciiTheme="minorHAnsi" w:eastAsia="Yu Gothic Light" w:hAnsiTheme="minorHAnsi" w:cstheme="minorHAnsi"/>
+        </w:rPr>
+        <w:t>)</w:t>
+      </w:r>
     </w:p>
     <w:p>
       <w:pPr>
         <w:pStyle w:val="Ttulo3"/>
-        <w:rPr>
-          <w:lang w:eastAsia="pt-BR"/>
-        </w:rPr>
-      </w:pPr>
-      <w:bookmarkStart w:id="57" w:name="_Toc232800890"/>
-      <w:r>
-        <w:rPr>
-          <w:lang w:eastAsia="pt-BR"/>
-        </w:rPr>
+      </w:pPr>
+      <w:bookmarkStart w:id="75" w:name="_Toc233049894"/>
+      <w:bookmarkStart w:id="76" w:name="_Toc233050431"/>
+      <w:bookmarkStart w:id="77" w:name="_Toc233051169"/>
+      <w:r>
+        <w:lastRenderedPageBreak/>
+        <w:t>Comandos na tela de criação de personagem</w:t>
+      </w:r>
+      <w:bookmarkEnd w:id="75"/>
+      <w:bookmarkEnd w:id="76"/>
+      <w:bookmarkEnd w:id="77"/>
+    </w:p>
+    <w:p>
+      <w:pPr>
+        <w:pStyle w:val="Standard"/>
+        <w:numPr>
+          <w:ilvl w:val="0"/>
+          <w:numId w:val="38"/>
+        </w:numPr>
+        <w:spacing w:after="200" w:line="276" w:lineRule="auto"/>
+        <w:rPr>
+          <w:rFonts w:asciiTheme="minorHAnsi" w:eastAsia="Yu Gothic Light" w:hAnsiTheme="minorHAnsi" w:cstheme="minorHAnsi"/>
+        </w:rPr>
+      </w:pPr>
+      <w:r>
+        <w:rPr>
+          <w:rFonts w:asciiTheme="minorHAnsi" w:eastAsia="Yu Gothic Light" w:hAnsiTheme="minorHAnsi" w:cstheme="minorHAnsi"/>
+        </w:rPr>
+        <w:t>Inserir Nome: Letras (</w:t>
+      </w:r>
+      <w:proofErr w:type="spellStart"/>
+      <w:r>
+        <w:rPr>
+          <w:rFonts w:asciiTheme="minorHAnsi" w:eastAsia="Yu Gothic Light" w:hAnsiTheme="minorHAnsi" w:cstheme="minorHAnsi"/>
+          <w:i/>
+          <w:iCs/>
+        </w:rPr>
+        <w:t>abcdefghijklmnopqrstuvwxyz</w:t>
+      </w:r>
+      <w:proofErr w:type="spellEnd"/>
+      <w:r>
+        <w:rPr>
+          <w:rFonts w:asciiTheme="minorHAnsi" w:eastAsia="Yu Gothic Light" w:hAnsiTheme="minorHAnsi" w:cstheme="minorHAnsi"/>
+        </w:rPr>
+        <w:t xml:space="preserve"> e suas versões maiúsculas)</w:t>
+      </w:r>
+    </w:p>
+    <w:p>
+      <w:pPr>
+        <w:pStyle w:val="Standard"/>
+        <w:numPr>
+          <w:ilvl w:val="0"/>
+          <w:numId w:val="38"/>
+        </w:numPr>
+        <w:spacing w:after="200" w:line="276" w:lineRule="auto"/>
+        <w:rPr>
+          <w:rFonts w:asciiTheme="minorHAnsi" w:hAnsiTheme="minorHAnsi" w:cstheme="minorHAnsi"/>
+        </w:rPr>
+      </w:pPr>
+      <w:r>
+        <w:rPr>
+          <w:rFonts w:asciiTheme="minorHAnsi" w:eastAsia="Yu Gothic Light" w:hAnsiTheme="minorHAnsi" w:cstheme="minorHAnsi"/>
+        </w:rPr>
+        <w:t>Alternar o gênero: Setas (</w:t>
+      </w:r>
+      <w:r>
+        <w:rPr>
+          <w:rFonts w:asciiTheme="minorHAnsi" w:hAnsiTheme="minorHAnsi" w:cstheme="minorHAnsi"/>
+        </w:rPr>
+        <w:t>↓↑)</w:t>
+      </w:r>
+    </w:p>
+    <w:p>
+      <w:pPr>
+        <w:pStyle w:val="Standard"/>
+        <w:numPr>
+          <w:ilvl w:val="0"/>
+          <w:numId w:val="38"/>
+        </w:numPr>
+        <w:spacing w:after="200" w:line="276" w:lineRule="auto"/>
+        <w:rPr>
+          <w:rFonts w:asciiTheme="minorHAnsi" w:hAnsiTheme="minorHAnsi" w:cstheme="minorHAnsi"/>
+        </w:rPr>
+      </w:pPr>
+      <w:r>
+        <w:rPr>
+          <w:rFonts w:asciiTheme="minorHAnsi" w:hAnsiTheme="minorHAnsi" w:cstheme="minorHAnsi"/>
+        </w:rPr>
+        <w:t xml:space="preserve">Confirmar Personagem: </w:t>
+      </w:r>
+      <w:proofErr w:type="spellStart"/>
+      <w:r>
+        <w:rPr>
+          <w:rFonts w:asciiTheme="minorHAnsi" w:hAnsiTheme="minorHAnsi" w:cstheme="minorHAnsi"/>
+        </w:rPr>
+        <w:t>Enter</w:t>
+      </w:r>
+      <w:proofErr w:type="spellEnd"/>
+      <w:r>
+        <w:rPr>
+          <w:rFonts w:asciiTheme="minorHAnsi" w:hAnsiTheme="minorHAnsi" w:cstheme="minorHAnsi"/>
+        </w:rPr>
+        <w:t xml:space="preserve"> (</w:t>
+      </w:r>
+      <w:r>
+        <w:rPr>
+          <w:rFonts w:ascii="Cambria Math" w:hAnsi="Cambria Math" w:cs="Cambria Math"/>
+        </w:rPr>
+        <w:t>↵</w:t>
+      </w:r>
+      <w:r>
+        <w:rPr>
+          <w:rFonts w:asciiTheme="minorHAnsi" w:hAnsiTheme="minorHAnsi" w:cstheme="minorHAnsi"/>
+        </w:rPr>
+        <w:t>)</w:t>
+      </w:r>
+    </w:p>
+    <w:p>
+      <w:pPr>
+        <w:pStyle w:val="Ttulo3"/>
+      </w:pPr>
+      <w:bookmarkStart w:id="78" w:name="_Toc233049895"/>
+      <w:bookmarkStart w:id="79" w:name="_Toc233050432"/>
+      <w:bookmarkStart w:id="80" w:name="_Toc233051170"/>
+      <w:r>
         <w:t>Comandos de esquiva e controle no combate</w:t>
       </w:r>
-      <w:bookmarkEnd w:id="57"/>
+      <w:bookmarkEnd w:id="78"/>
+      <w:bookmarkEnd w:id="79"/>
+      <w:bookmarkEnd w:id="80"/>
+    </w:p>
+    <w:p>
+      <w:pPr>
+        <w:pStyle w:val="Standard"/>
+        <w:numPr>
+          <w:ilvl w:val="0"/>
+          <w:numId w:val="32"/>
+        </w:numPr>
+        <w:spacing w:after="200" w:line="276" w:lineRule="auto"/>
+        <w:rPr>
+          <w:rFonts w:asciiTheme="minorHAnsi" w:hAnsiTheme="minorHAnsi" w:cstheme="minorHAnsi"/>
+        </w:rPr>
+      </w:pPr>
+      <w:r>
+        <w:rPr>
+          <w:rFonts w:asciiTheme="minorHAnsi" w:hAnsiTheme="minorHAnsi" w:cstheme="minorHAnsi"/>
+        </w:rPr>
+        <w:t xml:space="preserve">Selecionar Opção no Menu: </w:t>
+      </w:r>
+      <w:proofErr w:type="spellStart"/>
+      <w:r>
+        <w:rPr>
+          <w:rFonts w:asciiTheme="minorHAnsi" w:hAnsiTheme="minorHAnsi" w:cstheme="minorHAnsi"/>
+        </w:rPr>
+        <w:t>Digitos</w:t>
+      </w:r>
+      <w:proofErr w:type="spellEnd"/>
+      <w:r>
+        <w:rPr>
+          <w:rFonts w:asciiTheme="minorHAnsi" w:hAnsiTheme="minorHAnsi" w:cstheme="minorHAnsi"/>
+        </w:rPr>
+        <w:t xml:space="preserve"> (1234)</w:t>
+      </w:r>
+    </w:p>
+    <w:p>
+      <w:pPr>
+        <w:pStyle w:val="Standard"/>
+        <w:numPr>
+          <w:ilvl w:val="0"/>
+          <w:numId w:val="32"/>
+        </w:numPr>
+        <w:spacing w:after="200" w:line="276" w:lineRule="auto"/>
+        <w:rPr>
+          <w:rFonts w:asciiTheme="minorHAnsi" w:hAnsiTheme="minorHAnsi" w:cstheme="minorHAnsi"/>
+        </w:rPr>
+      </w:pPr>
+      <w:r>
+        <w:rPr>
+          <w:rFonts w:asciiTheme="minorHAnsi" w:hAnsiTheme="minorHAnsi" w:cstheme="minorHAnsi"/>
+        </w:rPr>
+        <w:t xml:space="preserve">Confirmar Opção: </w:t>
+      </w:r>
+      <w:proofErr w:type="spellStart"/>
+      <w:r>
+        <w:rPr>
+          <w:rFonts w:asciiTheme="minorHAnsi" w:hAnsiTheme="minorHAnsi" w:cstheme="minorHAnsi"/>
+        </w:rPr>
+        <w:t>Enter</w:t>
+      </w:r>
+      <w:proofErr w:type="spellEnd"/>
+      <w:r>
+        <w:rPr>
+          <w:rFonts w:asciiTheme="minorHAnsi" w:hAnsiTheme="minorHAnsi" w:cstheme="minorHAnsi"/>
+        </w:rPr>
+        <w:t xml:space="preserve"> (</w:t>
+      </w:r>
+      <w:r>
+        <w:rPr>
+          <w:rFonts w:ascii="Cambria Math" w:hAnsi="Cambria Math" w:cs="Cambria Math"/>
+        </w:rPr>
+        <w:t>↵</w:t>
+      </w:r>
+      <w:r>
+        <w:rPr>
+          <w:rFonts w:asciiTheme="minorHAnsi" w:hAnsiTheme="minorHAnsi" w:cstheme="minorHAnsi"/>
+        </w:rPr>
+        <w:t>)</w:t>
+      </w:r>
+    </w:p>
+    <w:p>
+      <w:pPr>
+        <w:pStyle w:val="Standard"/>
+        <w:numPr>
+          <w:ilvl w:val="0"/>
+          <w:numId w:val="32"/>
+        </w:numPr>
+        <w:spacing w:after="200" w:line="276" w:lineRule="auto"/>
+        <w:rPr>
+          <w:rFonts w:asciiTheme="minorHAnsi" w:hAnsiTheme="minorHAnsi" w:cstheme="minorHAnsi"/>
+        </w:rPr>
+      </w:pPr>
+      <w:r>
+        <w:rPr>
+          <w:rFonts w:asciiTheme="minorHAnsi" w:hAnsiTheme="minorHAnsi" w:cstheme="minorHAnsi"/>
+        </w:rPr>
+        <w:t xml:space="preserve">Movimentar: </w:t>
+      </w:r>
+      <w:proofErr w:type="spellStart"/>
+      <w:r>
+        <w:rPr>
+          <w:rFonts w:asciiTheme="minorHAnsi" w:hAnsiTheme="minorHAnsi" w:cstheme="minorHAnsi"/>
+        </w:rPr>
+        <w:t>Keypad</w:t>
+      </w:r>
+      <w:proofErr w:type="spellEnd"/>
+      <w:r>
+        <w:rPr>
+          <w:rFonts w:asciiTheme="minorHAnsi" w:hAnsiTheme="minorHAnsi" w:cstheme="minorHAnsi"/>
+        </w:rPr>
+        <w:t xml:space="preserve"> (←↓↑→) ou </w:t>
+      </w:r>
+      <w:proofErr w:type="spellStart"/>
+      <w:r>
+        <w:rPr>
+          <w:rFonts w:asciiTheme="minorHAnsi" w:hAnsiTheme="minorHAnsi" w:cstheme="minorHAnsi"/>
+        </w:rPr>
+        <w:t>wasd</w:t>
+      </w:r>
+      <w:proofErr w:type="spellEnd"/>
+      <w:r>
+        <w:rPr>
+          <w:rFonts w:asciiTheme="minorHAnsi" w:hAnsiTheme="minorHAnsi" w:cstheme="minorHAnsi"/>
+        </w:rPr>
+        <w:t xml:space="preserve"> (↑←↓→)</w:t>
+      </w:r>
     </w:p>
     <w:p>
       <w:pPr>
         <w:pStyle w:val="Ttulo3"/>
-        <w:rPr>
-          <w:lang w:eastAsia="pt-BR"/>
-        </w:rPr>
-      </w:pPr>
-      <w:bookmarkStart w:id="58" w:name="_Toc232800891"/>
-      <w:r>
-        <w:rPr>
-          <w:lang w:eastAsia="pt-BR"/>
-        </w:rPr>
+      </w:pPr>
+      <w:bookmarkStart w:id="81" w:name="_Toc233049896"/>
+      <w:bookmarkStart w:id="82" w:name="_Toc233050433"/>
+      <w:bookmarkStart w:id="83" w:name="_Toc233051171"/>
+      <w:r>
         <w:t>Comandos de seleção de diálogo e escolha nos menus</w:t>
       </w:r>
-      <w:bookmarkEnd w:id="58"/>
-    </w:p>
-    <w:p>
-      <w:pPr>
-        <w:pStyle w:val="Ttulo3"/>
-        <w:rPr>
-          <w:lang w:eastAsia="pt-BR"/>
-        </w:rPr>
-      </w:pPr>
-      <w:bookmarkStart w:id="59" w:name="_Toc232800892"/>
-      <w:r>
-        <w:rPr>
-          <w:lang w:eastAsia="pt-BR"/>
-        </w:rPr>
-        <w:t>Outros</w:t>
-      </w:r>
-      <w:bookmarkEnd w:id="59"/>
+      <w:bookmarkEnd w:id="81"/>
+      <w:bookmarkEnd w:id="82"/>
+      <w:bookmarkEnd w:id="83"/>
+    </w:p>
+    <w:p>
+      <w:pPr>
+        <w:pStyle w:val="Standard"/>
+        <w:numPr>
+          <w:ilvl w:val="0"/>
+          <w:numId w:val="33"/>
+        </w:numPr>
+        <w:spacing w:after="200" w:line="276" w:lineRule="auto"/>
+        <w:rPr>
+          <w:rFonts w:asciiTheme="minorHAnsi" w:hAnsiTheme="minorHAnsi" w:cstheme="minorHAnsi"/>
+        </w:rPr>
+      </w:pPr>
+      <w:r>
+        <w:rPr>
+          <w:rFonts w:asciiTheme="minorHAnsi" w:hAnsiTheme="minorHAnsi" w:cstheme="minorHAnsi"/>
+        </w:rPr>
+        <w:t xml:space="preserve">Selecionar </w:t>
+      </w:r>
+      <w:proofErr w:type="spellStart"/>
+      <w:r>
+        <w:rPr>
+          <w:rFonts w:asciiTheme="minorHAnsi" w:hAnsiTheme="minorHAnsi" w:cstheme="minorHAnsi"/>
+        </w:rPr>
+        <w:t>Dialógo</w:t>
+      </w:r>
+      <w:proofErr w:type="spellEnd"/>
+      <w:r>
+        <w:rPr>
+          <w:rFonts w:asciiTheme="minorHAnsi" w:hAnsiTheme="minorHAnsi" w:cstheme="minorHAnsi"/>
+        </w:rPr>
+        <w:t>: Digito (</w:t>
+      </w:r>
+      <w:r>
+        <w:rPr>
+          <w:rFonts w:asciiTheme="minorHAnsi" w:hAnsiTheme="minorHAnsi" w:cstheme="minorHAnsi"/>
+          <w:i/>
+          <w:iCs/>
+        </w:rPr>
+        <w:t>0123456789</w:t>
+      </w:r>
+      <w:r>
+        <w:rPr>
+          <w:rFonts w:asciiTheme="minorHAnsi" w:hAnsiTheme="minorHAnsi" w:cstheme="minorHAnsi"/>
+        </w:rPr>
+        <w:t>)</w:t>
+      </w:r>
+    </w:p>
+    <w:p>
+      <w:pPr>
+        <w:pStyle w:val="Standard"/>
+        <w:numPr>
+          <w:ilvl w:val="0"/>
+          <w:numId w:val="33"/>
+        </w:numPr>
+        <w:spacing w:after="200" w:line="276" w:lineRule="auto"/>
+        <w:rPr>
+          <w:rFonts w:asciiTheme="minorHAnsi" w:hAnsiTheme="minorHAnsi" w:cstheme="minorHAnsi"/>
+        </w:rPr>
+      </w:pPr>
+      <w:r>
+        <w:rPr>
+          <w:rFonts w:asciiTheme="minorHAnsi" w:hAnsiTheme="minorHAnsi" w:cstheme="minorHAnsi"/>
+        </w:rPr>
+        <w:t xml:space="preserve">Pular </w:t>
+      </w:r>
+      <w:proofErr w:type="spellStart"/>
+      <w:r>
+        <w:rPr>
+          <w:rFonts w:asciiTheme="minorHAnsi" w:hAnsiTheme="minorHAnsi" w:cstheme="minorHAnsi"/>
+        </w:rPr>
+        <w:t>Dialógo</w:t>
+      </w:r>
+      <w:proofErr w:type="spellEnd"/>
+      <w:r>
+        <w:rPr>
+          <w:rFonts w:asciiTheme="minorHAnsi" w:hAnsiTheme="minorHAnsi" w:cstheme="minorHAnsi"/>
+        </w:rPr>
+        <w:t xml:space="preserve">: </w:t>
+      </w:r>
+      <w:proofErr w:type="spellStart"/>
+      <w:r>
+        <w:rPr>
+          <w:rFonts w:asciiTheme="minorHAnsi" w:hAnsiTheme="minorHAnsi" w:cstheme="minorHAnsi"/>
+        </w:rPr>
+        <w:t>Enter</w:t>
+      </w:r>
+      <w:proofErr w:type="spellEnd"/>
+      <w:r>
+        <w:rPr>
+          <w:rFonts w:asciiTheme="minorHAnsi" w:hAnsiTheme="minorHAnsi" w:cstheme="minorHAnsi"/>
+        </w:rPr>
+        <w:t xml:space="preserve"> (</w:t>
+      </w:r>
+      <w:r>
+        <w:rPr>
+          <w:rFonts w:ascii="Cambria Math" w:hAnsi="Cambria Math" w:cs="Cambria Math"/>
+        </w:rPr>
+        <w:t>↵</w:t>
+      </w:r>
+      <w:r>
+        <w:rPr>
+          <w:rFonts w:asciiTheme="minorHAnsi" w:hAnsiTheme="minorHAnsi" w:cstheme="minorHAnsi"/>
+        </w:rPr>
+        <w:t>)</w:t>
+      </w:r>
     </w:p>
     <w:p>
       <w:pPr>
@@ -11688,7 +14196,7 @@
           <w:color w:val="0D0D0D" w:themeColor="text1" w:themeTint="F2"/>
         </w:rPr>
       </w:pPr>
-      <w:bookmarkStart w:id="60" w:name="_Toc232800893"/>
+      <w:bookmarkStart w:id="84" w:name="_Toc233051172"/>
       <w:r>
         <w:rPr>
           <w:color w:val="000000" w:themeColor="text1"/>
@@ -11696,7 +14204,7 @@
         <w:lastRenderedPageBreak/>
         <w:t>Conclusão</w:t>
       </w:r>
-      <w:bookmarkEnd w:id="60"/>
+      <w:bookmarkEnd w:id="84"/>
     </w:p>
     <w:p>
       <w:pPr>
@@ -11747,7 +14255,7 @@
           <w:lang w:eastAsia="pt-BR"/>
         </w:rPr>
       </w:pPr>
-      <w:bookmarkStart w:id="61" w:name="_Toc232800894"/>
+      <w:bookmarkStart w:id="85" w:name="_Toc233051173"/>
       <w:r>
         <w:rPr>
           <w:rFonts w:eastAsia="Times New Roman"/>
@@ -11756,7 +14264,7 @@
         </w:rPr>
         <w:t>Limitações</w:t>
       </w:r>
-      <w:bookmarkEnd w:id="61"/>
+      <w:bookmarkEnd w:id="85"/>
     </w:p>
     <w:p>
       <w:pPr>
@@ -11926,7 +14434,7 @@
           <w:lang w:eastAsia="pt-BR"/>
         </w:rPr>
       </w:pPr>
-      <w:bookmarkStart w:id="62" w:name="_Toc232800895"/>
+      <w:bookmarkStart w:id="86" w:name="_Toc233051174"/>
       <w:r>
         <w:rPr>
           <w:rFonts w:eastAsia="Times New Roman"/>
@@ -11935,7 +14443,7 @@
         </w:rPr>
         <w:t>Perspectiva Futura</w:t>
       </w:r>
-      <w:bookmarkEnd w:id="62"/>
+      <w:bookmarkEnd w:id="86"/>
     </w:p>
     <w:p>
       <w:pPr>
@@ -11965,14 +14473,14 @@
       <w:pPr>
         <w:pStyle w:val="Ttulo3"/>
       </w:pPr>
-      <w:bookmarkStart w:id="63" w:name="_Toc232800896"/>
+      <w:bookmarkStart w:id="87" w:name="_Toc233051175"/>
       <w:r>
         <w:t>Incremento nos capítulos e na narrativa</w:t>
       </w:r>
       <w:r>
         <w:t>:</w:t>
       </w:r>
-      <w:bookmarkEnd w:id="63"/>
+      <w:bookmarkEnd w:id="87"/>
     </w:p>
     <w:p>
       <w:r>
@@ -11991,11 +14499,11 @@
       <w:pPr>
         <w:pStyle w:val="Ttulo3"/>
       </w:pPr>
-      <w:bookmarkStart w:id="64" w:name="_Toc232800897"/>
+      <w:bookmarkStart w:id="88" w:name="_Toc233051176"/>
       <w:r>
         <w:t>Manutenção e Evolução do Código:</w:t>
       </w:r>
-      <w:bookmarkEnd w:id="64"/>
+      <w:bookmarkEnd w:id="88"/>
     </w:p>
     <w:p>
       <w:r>
@@ -12024,7 +14532,7 @@
       <w:pPr>
         <w:pStyle w:val="Ttulo3"/>
       </w:pPr>
-      <w:bookmarkStart w:id="65" w:name="_Toc232800898"/>
+      <w:bookmarkStart w:id="89" w:name="_Toc233051177"/>
       <w:r>
         <w:t xml:space="preserve">Melhorias de </w:t>
       </w:r>
@@ -12039,7 +14547,7 @@
       <w:r>
         <w:t>:</w:t>
       </w:r>
-      <w:bookmarkEnd w:id="65"/>
+      <w:bookmarkEnd w:id="89"/>
       <w:r>
         <w:t xml:space="preserve"> </w:t>
       </w:r>
@@ -12057,7 +14565,7 @@
       <w:pPr>
         <w:pStyle w:val="Ttulo1"/>
       </w:pPr>
-      <w:bookmarkStart w:id="66" w:name="_Toc232800899"/>
+      <w:bookmarkStart w:id="90" w:name="_Toc233051178"/>
       <w:r>
         <w:lastRenderedPageBreak/>
         <w:t>REFERÊNCIA BIBLIOGRÁFICA</w:t>
@@ -12065,10 +14573,10 @@
       <w:r>
         <w:t xml:space="preserve"> E SITES UTILIZADOS</w:t>
       </w:r>
-      <w:bookmarkEnd w:id="66"/>
-    </w:p>
-    <w:p>
-      <w:hyperlink r:id="rId15" w:history="1">
+      <w:bookmarkEnd w:id="90"/>
+    </w:p>
+    <w:p>
+      <w:hyperlink r:id="rId30" w:history="1">
         <w:r>
           <w:rPr>
             <w:rStyle w:val="Hyperlink"/>
@@ -12078,7 +14586,7 @@
       </w:hyperlink>
     </w:p>
     <w:p>
-      <w:hyperlink r:id="rId16" w:history="1">
+      <w:hyperlink r:id="rId31" w:history="1">
         <w:r>
           <w:rPr>
             <w:rStyle w:val="Hyperlink"/>
@@ -12088,7 +14596,7 @@
       </w:hyperlink>
     </w:p>
     <w:p>
-      <w:hyperlink r:id="rId17" w:history="1">
+      <w:hyperlink r:id="rId32" w:history="1">
         <w:r>
           <w:rPr>
             <w:rStyle w:val="Hyperlink"/>
@@ -12099,7 +14607,7 @@
     </w:p>
     <w:p/>
     <w:p>
-      <w:hyperlink r:id="rId18" w:anchor="15-biblioteca-de-menus" w:history="1">
+      <w:hyperlink r:id="rId33" w:anchor="15-biblioteca-de-menus" w:history="1">
         <w:r>
           <w:rPr>
             <w:rStyle w:val="Hyperlink"/>
@@ -12109,7 +14617,7 @@
       </w:hyperlink>
     </w:p>
     <w:p>
-      <w:hyperlink r:id="rId19" w:history="1">
+      <w:hyperlink r:id="rId34" w:history="1">
         <w:r>
           <w:rPr>
             <w:rStyle w:val="Hyperlink"/>
@@ -12119,7 +14627,7 @@
       </w:hyperlink>
     </w:p>
     <w:p>
-      <w:hyperlink r:id="rId20" w:history="1">
+      <w:hyperlink r:id="rId35" w:history="1">
         <w:r>
           <w:rPr>
             <w:rStyle w:val="Hyperlink"/>
@@ -12129,7 +14637,7 @@
       </w:hyperlink>
     </w:p>
     <w:p>
-      <w:hyperlink r:id="rId21" w:history="1">
+      <w:hyperlink r:id="rId36" w:history="1">
         <w:r>
           <w:rPr>
             <w:rStyle w:val="Hyperlink"/>
@@ -12139,7 +14647,7 @@
       </w:hyperlink>
     </w:p>
     <w:p>
-      <w:hyperlink r:id="rId22" w:history="1">
+      <w:hyperlink r:id="rId37" w:history="1">
         <w:r>
           <w:rPr>
             <w:rStyle w:val="Hyperlink"/>
@@ -12161,7 +14669,7 @@
           <w:color w:val="0D0D0D" w:themeColor="text1" w:themeTint="F2"/>
         </w:rPr>
       </w:pPr>
-      <w:bookmarkStart w:id="67" w:name="_Toc232800900"/>
+      <w:bookmarkStart w:id="91" w:name="_Toc233051179"/>
       <w:r>
         <w:rPr>
           <w:color w:val="000000" w:themeColor="text1"/>
@@ -12178,7 +14686,7 @@
       <w:r>
         <w:t>ENTREGA DE CÓDIGOS</w:t>
       </w:r>
-      <w:bookmarkEnd w:id="67"/>
+      <w:bookmarkEnd w:id="91"/>
     </w:p>
     <w:p>
       <w:pPr>
@@ -12274,7 +14782,7 @@
       <w:r>
         <w:t xml:space="preserve"> </w:t>
       </w:r>
-      <w:hyperlink r:id="rId23" w:history="1">
+      <w:hyperlink r:id="rId38" w:history="1">
         <w:r>
           <w:rPr>
             <w:rStyle w:val="Hyperlink"/>
@@ -12286,7 +14794,7 @@
       </w:hyperlink>
     </w:p>
     <w:sectPr>
-      <w:footerReference w:type="default" r:id="rId24"/>
+      <w:footerReference w:type="default" r:id="rId39"/>
       <w:type w:val="continuous"/>
       <w:pgSz w:w="11906" w:h="16838" w:code="9"/>
       <w:pgMar w:top="1418" w:right="1418" w:bottom="1418" w:left="1418" w:header="709" w:footer="709" w:gutter="0"/>
@@ -12611,6 +15119,119 @@
     </w:lvl>
   </w:abstractNum>
   <w:abstractNum w:abstractNumId="2" w15:restartNumberingAfterBreak="0">
+    <w:nsid w:val="09A52BF3"/>
+    <w:multiLevelType w:val="hybridMultilevel"/>
+    <w:tmpl w:val="99722EC2"/>
+    <w:lvl w:ilvl="0" w:tplc="04160005">
+      <w:start w:val="1"/>
+      <w:numFmt w:val="bullet"/>
+      <w:lvlText w:val=""/>
+      <w:lvlJc w:val="left"/>
+      <w:pPr>
+        <w:ind w:left="720" w:hanging="360"/>
+      </w:pPr>
+      <w:rPr>
+        <w:rFonts w:ascii="Wingdings" w:hAnsi="Wingdings" w:hint="default"/>
+      </w:rPr>
+    </w:lvl>
+    <w:lvl w:ilvl="1" w:tplc="04160003">
+      <w:start w:val="1"/>
+      <w:numFmt w:val="bullet"/>
+      <w:lvlText w:val="o"/>
+      <w:lvlJc w:val="left"/>
+      <w:pPr>
+        <w:ind w:left="1440" w:hanging="360"/>
+      </w:pPr>
+      <w:rPr>
+        <w:rFonts w:ascii="Courier New" w:hAnsi="Courier New" w:cs="Courier New" w:hint="default"/>
+      </w:rPr>
+    </w:lvl>
+    <w:lvl w:ilvl="2" w:tplc="04160005">
+      <w:start w:val="1"/>
+      <w:numFmt w:val="bullet"/>
+      <w:lvlText w:val=""/>
+      <w:lvlJc w:val="left"/>
+      <w:pPr>
+        <w:ind w:left="2160" w:hanging="360"/>
+      </w:pPr>
+      <w:rPr>
+        <w:rFonts w:ascii="Wingdings" w:hAnsi="Wingdings" w:hint="default"/>
+      </w:rPr>
+    </w:lvl>
+    <w:lvl w:ilvl="3" w:tplc="04160001" w:tentative="1">
+      <w:start w:val="1"/>
+      <w:numFmt w:val="bullet"/>
+      <w:lvlText w:val=""/>
+      <w:lvlJc w:val="left"/>
+      <w:pPr>
+        <w:ind w:left="2880" w:hanging="360"/>
+      </w:pPr>
+      <w:rPr>
+        <w:rFonts w:ascii="Symbol" w:hAnsi="Symbol" w:hint="default"/>
+      </w:rPr>
+    </w:lvl>
+    <w:lvl w:ilvl="4" w:tplc="04160003" w:tentative="1">
+      <w:start w:val="1"/>
+      <w:numFmt w:val="bullet"/>
+      <w:lvlText w:val="o"/>
+      <w:lvlJc w:val="left"/>
+      <w:pPr>
+        <w:ind w:left="3600" w:hanging="360"/>
+      </w:pPr>
+      <w:rPr>
+        <w:rFonts w:ascii="Courier New" w:hAnsi="Courier New" w:cs="Courier New" w:hint="default"/>
+      </w:rPr>
+    </w:lvl>
+    <w:lvl w:ilvl="5" w:tplc="04160005" w:tentative="1">
+      <w:start w:val="1"/>
+      <w:numFmt w:val="bullet"/>
+      <w:lvlText w:val=""/>
+      <w:lvlJc w:val="left"/>
+      <w:pPr>
+        <w:ind w:left="4320" w:hanging="360"/>
+      </w:pPr>
+      <w:rPr>
+        <w:rFonts w:ascii="Wingdings" w:hAnsi="Wingdings" w:hint="default"/>
+      </w:rPr>
+    </w:lvl>
+    <w:lvl w:ilvl="6" w:tplc="04160001" w:tentative="1">
+      <w:start w:val="1"/>
+      <w:numFmt w:val="bullet"/>
+      <w:lvlText w:val=""/>
+      <w:lvlJc w:val="left"/>
+      <w:pPr>
+        <w:ind w:left="5040" w:hanging="360"/>
+      </w:pPr>
+      <w:rPr>
+        <w:rFonts w:ascii="Symbol" w:hAnsi="Symbol" w:hint="default"/>
+      </w:rPr>
+    </w:lvl>
+    <w:lvl w:ilvl="7" w:tplc="04160003" w:tentative="1">
+      <w:start w:val="1"/>
+      <w:numFmt w:val="bullet"/>
+      <w:lvlText w:val="o"/>
+      <w:lvlJc w:val="left"/>
+      <w:pPr>
+        <w:ind w:left="5760" w:hanging="360"/>
+      </w:pPr>
+      <w:rPr>
+        <w:rFonts w:ascii="Courier New" w:hAnsi="Courier New" w:cs="Courier New" w:hint="default"/>
+      </w:rPr>
+    </w:lvl>
+    <w:lvl w:ilvl="8" w:tplc="04160005" w:tentative="1">
+      <w:start w:val="1"/>
+      <w:numFmt w:val="bullet"/>
+      <w:lvlText w:val=""/>
+      <w:lvlJc w:val="left"/>
+      <w:pPr>
+        <w:ind w:left="6480" w:hanging="360"/>
+      </w:pPr>
+      <w:rPr>
+        <w:rFonts w:ascii="Wingdings" w:hAnsi="Wingdings" w:hint="default"/>
+      </w:rPr>
+    </w:lvl>
+  </w:abstractNum>
+  <w:abstractNum w:abstractNumId="3" w15:restartNumberingAfterBreak="0">
     <w:nsid w:val="139023DD"/>
     <w:multiLevelType w:val="hybridMultilevel"/>
     <w:tmpl w:val="17EE71A4"/>
@@ -12723,7 +15344,7 @@
       </w:rPr>
     </w:lvl>
   </w:abstractNum>
-  <w:abstractNum w:abstractNumId="3" w15:restartNumberingAfterBreak="0">
+  <w:abstractNum w:abstractNumId="4" w15:restartNumberingAfterBreak="0">
     <w:nsid w:val="19936311"/>
     <w:multiLevelType w:val="hybridMultilevel"/>
     <w:tmpl w:val="7AFC8C5A"/>
@@ -12836,7 +15457,120 @@
       </w:rPr>
     </w:lvl>
   </w:abstractNum>
-  <w:abstractNum w:abstractNumId="4" w15:restartNumberingAfterBreak="0">
+  <w:abstractNum w:abstractNumId="5" w15:restartNumberingAfterBreak="0">
+    <w:nsid w:val="23221096"/>
+    <w:multiLevelType w:val="hybridMultilevel"/>
+    <w:tmpl w:val="1184386C"/>
+    <w:lvl w:ilvl="0" w:tplc="04160005">
+      <w:start w:val="1"/>
+      <w:numFmt w:val="bullet"/>
+      <w:lvlText w:val=""/>
+      <w:lvlJc w:val="left"/>
+      <w:pPr>
+        <w:ind w:left="1776" w:hanging="360"/>
+      </w:pPr>
+      <w:rPr>
+        <w:rFonts w:ascii="Wingdings" w:hAnsi="Wingdings" w:hint="default"/>
+      </w:rPr>
+    </w:lvl>
+    <w:lvl w:ilvl="1" w:tplc="04160003" w:tentative="1">
+      <w:start w:val="1"/>
+      <w:numFmt w:val="bullet"/>
+      <w:lvlText w:val="o"/>
+      <w:lvlJc w:val="left"/>
+      <w:pPr>
+        <w:ind w:left="2496" w:hanging="360"/>
+      </w:pPr>
+      <w:rPr>
+        <w:rFonts w:ascii="Courier New" w:hAnsi="Courier New" w:cs="Courier New" w:hint="default"/>
+      </w:rPr>
+    </w:lvl>
+    <w:lvl w:ilvl="2" w:tplc="04160005" w:tentative="1">
+      <w:start w:val="1"/>
+      <w:numFmt w:val="bullet"/>
+      <w:lvlText w:val=""/>
+      <w:lvlJc w:val="left"/>
+      <w:pPr>
+        <w:ind w:left="3216" w:hanging="360"/>
+      </w:pPr>
+      <w:rPr>
+        <w:rFonts w:ascii="Wingdings" w:hAnsi="Wingdings" w:hint="default"/>
+      </w:rPr>
+    </w:lvl>
+    <w:lvl w:ilvl="3" w:tplc="04160001" w:tentative="1">
+      <w:start w:val="1"/>
+      <w:numFmt w:val="bullet"/>
+      <w:lvlText w:val=""/>
+      <w:lvlJc w:val="left"/>
+      <w:pPr>
+        <w:ind w:left="3936" w:hanging="360"/>
+      </w:pPr>
+      <w:rPr>
+        <w:rFonts w:ascii="Symbol" w:hAnsi="Symbol" w:hint="default"/>
+      </w:rPr>
+    </w:lvl>
+    <w:lvl w:ilvl="4" w:tplc="04160003" w:tentative="1">
+      <w:start w:val="1"/>
+      <w:numFmt w:val="bullet"/>
+      <w:lvlText w:val="o"/>
+      <w:lvlJc w:val="left"/>
+      <w:pPr>
+        <w:ind w:left="4656" w:hanging="360"/>
+      </w:pPr>
+      <w:rPr>
+        <w:rFonts w:ascii="Courier New" w:hAnsi="Courier New" w:cs="Courier New" w:hint="default"/>
+      </w:rPr>
+    </w:lvl>
+    <w:lvl w:ilvl="5" w:tplc="04160005" w:tentative="1">
+      <w:start w:val="1"/>
+      <w:numFmt w:val="bullet"/>
+      <w:lvlText w:val=""/>
+      <w:lvlJc w:val="left"/>
+      <w:pPr>
+        <w:ind w:left="5376" w:hanging="360"/>
+      </w:pPr>
+      <w:rPr>
+        <w:rFonts w:ascii="Wingdings" w:hAnsi="Wingdings" w:hint="default"/>
+      </w:rPr>
+    </w:lvl>
+    <w:lvl w:ilvl="6" w:tplc="04160001" w:tentative="1">
+      <w:start w:val="1"/>
+      <w:numFmt w:val="bullet"/>
+      <w:lvlText w:val=""/>
+      <w:lvlJc w:val="left"/>
+      <w:pPr>
+        <w:ind w:left="6096" w:hanging="360"/>
+      </w:pPr>
+      <w:rPr>
+        <w:rFonts w:ascii="Symbol" w:hAnsi="Symbol" w:hint="default"/>
+      </w:rPr>
+    </w:lvl>
+    <w:lvl w:ilvl="7" w:tplc="04160003" w:tentative="1">
+      <w:start w:val="1"/>
+      <w:numFmt w:val="bullet"/>
+      <w:lvlText w:val="o"/>
+      <w:lvlJc w:val="left"/>
+      <w:pPr>
+        <w:ind w:left="6816" w:hanging="360"/>
+      </w:pPr>
+      <w:rPr>
+        <w:rFonts w:ascii="Courier New" w:hAnsi="Courier New" w:cs="Courier New" w:hint="default"/>
+      </w:rPr>
+    </w:lvl>
+    <w:lvl w:ilvl="8" w:tplc="04160005" w:tentative="1">
+      <w:start w:val="1"/>
+      <w:numFmt w:val="bullet"/>
+      <w:lvlText w:val=""/>
+      <w:lvlJc w:val="left"/>
+      <w:pPr>
+        <w:ind w:left="7536" w:hanging="360"/>
+      </w:pPr>
+      <w:rPr>
+        <w:rFonts w:ascii="Wingdings" w:hAnsi="Wingdings" w:hint="default"/>
+      </w:rPr>
+    </w:lvl>
+  </w:abstractNum>
+  <w:abstractNum w:abstractNumId="6" w15:restartNumberingAfterBreak="0">
     <w:nsid w:val="2376CEB7"/>
     <w:multiLevelType w:val="hybridMultilevel"/>
     <w:tmpl w:val="FFFFFFFF"/>
@@ -12922,7 +15656,7 @@
       </w:pPr>
     </w:lvl>
   </w:abstractNum>
-  <w:abstractNum w:abstractNumId="5" w15:restartNumberingAfterBreak="0">
+  <w:abstractNum w:abstractNumId="7" w15:restartNumberingAfterBreak="0">
     <w:nsid w:val="23D8415E"/>
     <w:multiLevelType w:val="hybridMultilevel"/>
     <w:tmpl w:val="070CD9DC"/>
@@ -13035,7 +15769,120 @@
       </w:rPr>
     </w:lvl>
   </w:abstractNum>
-  <w:abstractNum w:abstractNumId="6" w15:restartNumberingAfterBreak="0">
+  <w:abstractNum w:abstractNumId="8" w15:restartNumberingAfterBreak="0">
+    <w:nsid w:val="2796705B"/>
+    <w:multiLevelType w:val="hybridMultilevel"/>
+    <w:tmpl w:val="497454B2"/>
+    <w:lvl w:ilvl="0" w:tplc="04160005">
+      <w:start w:val="1"/>
+      <w:numFmt w:val="bullet"/>
+      <w:lvlText w:val=""/>
+      <w:lvlJc w:val="left"/>
+      <w:pPr>
+        <w:ind w:left="1800" w:hanging="360"/>
+      </w:pPr>
+      <w:rPr>
+        <w:rFonts w:ascii="Wingdings" w:hAnsi="Wingdings" w:hint="default"/>
+      </w:rPr>
+    </w:lvl>
+    <w:lvl w:ilvl="1" w:tplc="04160003" w:tentative="1">
+      <w:start w:val="1"/>
+      <w:numFmt w:val="bullet"/>
+      <w:lvlText w:val="o"/>
+      <w:lvlJc w:val="left"/>
+      <w:pPr>
+        <w:ind w:left="2520" w:hanging="360"/>
+      </w:pPr>
+      <w:rPr>
+        <w:rFonts w:ascii="Courier New" w:hAnsi="Courier New" w:cs="Courier New" w:hint="default"/>
+      </w:rPr>
+    </w:lvl>
+    <w:lvl w:ilvl="2" w:tplc="04160005" w:tentative="1">
+      <w:start w:val="1"/>
+      <w:numFmt w:val="bullet"/>
+      <w:lvlText w:val=""/>
+      <w:lvlJc w:val="left"/>
+      <w:pPr>
+        <w:ind w:left="3240" w:hanging="360"/>
+      </w:pPr>
+      <w:rPr>
+        <w:rFonts w:ascii="Wingdings" w:hAnsi="Wingdings" w:hint="default"/>
+      </w:rPr>
+    </w:lvl>
+    <w:lvl w:ilvl="3" w:tplc="04160001" w:tentative="1">
+      <w:start w:val="1"/>
+      <w:numFmt w:val="bullet"/>
+      <w:lvlText w:val=""/>
+      <w:lvlJc w:val="left"/>
+      <w:pPr>
+        <w:ind w:left="3960" w:hanging="360"/>
+      </w:pPr>
+      <w:rPr>
+        <w:rFonts w:ascii="Symbol" w:hAnsi="Symbol" w:hint="default"/>
+      </w:rPr>
+    </w:lvl>
+    <w:lvl w:ilvl="4" w:tplc="04160003" w:tentative="1">
+      <w:start w:val="1"/>
+      <w:numFmt w:val="bullet"/>
+      <w:lvlText w:val="o"/>
+      <w:lvlJc w:val="left"/>
+      <w:pPr>
+        <w:ind w:left="4680" w:hanging="360"/>
+      </w:pPr>
+      <w:rPr>
+        <w:rFonts w:ascii="Courier New" w:hAnsi="Courier New" w:cs="Courier New" w:hint="default"/>
+      </w:rPr>
+    </w:lvl>
+    <w:lvl w:ilvl="5" w:tplc="04160005" w:tentative="1">
+      <w:start w:val="1"/>
+      <w:numFmt w:val="bullet"/>
+      <w:lvlText w:val=""/>
+      <w:lvlJc w:val="left"/>
+      <w:pPr>
+        <w:ind w:left="5400" w:hanging="360"/>
+      </w:pPr>
+      <w:rPr>
+        <w:rFonts w:ascii="Wingdings" w:hAnsi="Wingdings" w:hint="default"/>
+      </w:rPr>
+    </w:lvl>
+    <w:lvl w:ilvl="6" w:tplc="04160001" w:tentative="1">
+      <w:start w:val="1"/>
+      <w:numFmt w:val="bullet"/>
+      <w:lvlText w:val=""/>
+      <w:lvlJc w:val="left"/>
+      <w:pPr>
+        <w:ind w:left="6120" w:hanging="360"/>
+      </w:pPr>
+      <w:rPr>
+        <w:rFonts w:ascii="Symbol" w:hAnsi="Symbol" w:hint="default"/>
+      </w:rPr>
+    </w:lvl>
+    <w:lvl w:ilvl="7" w:tplc="04160003" w:tentative="1">
+      <w:start w:val="1"/>
+      <w:numFmt w:val="bullet"/>
+      <w:lvlText w:val="o"/>
+      <w:lvlJc w:val="left"/>
+      <w:pPr>
+        <w:ind w:left="6840" w:hanging="360"/>
+      </w:pPr>
+      <w:rPr>
+        <w:rFonts w:ascii="Courier New" w:hAnsi="Courier New" w:cs="Courier New" w:hint="default"/>
+      </w:rPr>
+    </w:lvl>
+    <w:lvl w:ilvl="8" w:tplc="04160005" w:tentative="1">
+      <w:start w:val="1"/>
+      <w:numFmt w:val="bullet"/>
+      <w:lvlText w:val=""/>
+      <w:lvlJc w:val="left"/>
+      <w:pPr>
+        <w:ind w:left="7560" w:hanging="360"/>
+      </w:pPr>
+      <w:rPr>
+        <w:rFonts w:ascii="Wingdings" w:hAnsi="Wingdings" w:hint="default"/>
+      </w:rPr>
+    </w:lvl>
+  </w:abstractNum>
+  <w:abstractNum w:abstractNumId="9" w15:restartNumberingAfterBreak="0">
     <w:nsid w:val="28253DB2"/>
     <w:multiLevelType w:val="hybridMultilevel"/>
     <w:tmpl w:val="1D300912"/>
@@ -13121,7 +15968,7 @@
       </w:pPr>
     </w:lvl>
   </w:abstractNum>
-  <w:abstractNum w:abstractNumId="7" w15:restartNumberingAfterBreak="0">
+  <w:abstractNum w:abstractNumId="10" w15:restartNumberingAfterBreak="0">
     <w:nsid w:val="2E233ABD"/>
     <w:multiLevelType w:val="multilevel"/>
     <w:tmpl w:val="563EE3DA"/>
@@ -13234,7 +16081,7 @@
       </w:pPr>
     </w:lvl>
   </w:abstractNum>
-  <w:abstractNum w:abstractNumId="8" w15:restartNumberingAfterBreak="0">
+  <w:abstractNum w:abstractNumId="11" w15:restartNumberingAfterBreak="0">
     <w:nsid w:val="313E58D1"/>
     <w:multiLevelType w:val="hybridMultilevel"/>
     <w:tmpl w:val="402C3928"/>
@@ -13320,7 +16167,7 @@
       </w:pPr>
     </w:lvl>
   </w:abstractNum>
-  <w:abstractNum w:abstractNumId="9" w15:restartNumberingAfterBreak="0">
+  <w:abstractNum w:abstractNumId="12" w15:restartNumberingAfterBreak="0">
     <w:nsid w:val="38497A12"/>
     <w:multiLevelType w:val="hybridMultilevel"/>
     <w:tmpl w:val="BAAC130E"/>
@@ -13406,7 +16253,7 @@
       </w:pPr>
     </w:lvl>
   </w:abstractNum>
-  <w:abstractNum w:abstractNumId="10" w15:restartNumberingAfterBreak="0">
+  <w:abstractNum w:abstractNumId="13" w15:restartNumberingAfterBreak="0">
     <w:nsid w:val="42A04471"/>
     <w:multiLevelType w:val="hybridMultilevel"/>
     <w:tmpl w:val="402C3928"/>
@@ -13492,7 +16339,96 @@
       </w:pPr>
     </w:lvl>
   </w:abstractNum>
-  <w:abstractNum w:abstractNumId="11" w15:restartNumberingAfterBreak="0">
+  <w:abstractNum w:abstractNumId="14" w15:restartNumberingAfterBreak="0">
+    <w:nsid w:val="43C769BC"/>
+    <w:multiLevelType w:val="multilevel"/>
+    <w:tmpl w:val="83C6B3AC"/>
+    <w:lvl w:ilvl="0">
+      <w:start w:val="1"/>
+      <w:numFmt w:val="bullet"/>
+      <w:lvlText w:val=""/>
+      <w:lvlJc w:val="left"/>
+      <w:pPr>
+        <w:ind w:left="1776" w:hanging="360"/>
+      </w:pPr>
+      <w:rPr>
+        <w:rFonts w:ascii="Wingdings" w:hAnsi="Wingdings" w:hint="default"/>
+      </w:rPr>
+    </w:lvl>
+    <w:lvl w:ilvl="1">
+      <w:start w:val="1"/>
+      <w:numFmt w:val="lowerLetter"/>
+      <w:lvlText w:val="%2."/>
+      <w:lvlJc w:val="left"/>
+      <w:pPr>
+        <w:ind w:left="2496" w:hanging="360"/>
+      </w:pPr>
+    </w:lvl>
+    <w:lvl w:ilvl="2">
+      <w:start w:val="1"/>
+      <w:numFmt w:val="lowerRoman"/>
+      <w:lvlText w:val="%3."/>
+      <w:lvlJc w:val="right"/>
+      <w:pPr>
+        <w:ind w:left="3216" w:hanging="180"/>
+      </w:pPr>
+    </w:lvl>
+    <w:lvl w:ilvl="3">
+      <w:start w:val="1"/>
+      <w:numFmt w:val="decimal"/>
+      <w:lvlText w:val="%4."/>
+      <w:lvlJc w:val="left"/>
+      <w:pPr>
+        <w:ind w:left="3936" w:hanging="360"/>
+      </w:pPr>
+    </w:lvl>
+    <w:lvl w:ilvl="4">
+      <w:start w:val="1"/>
+      <w:numFmt w:val="lowerLetter"/>
+      <w:lvlText w:val="%5."/>
+      <w:lvlJc w:val="left"/>
+      <w:pPr>
+        <w:ind w:left="4656" w:hanging="360"/>
+      </w:pPr>
+    </w:lvl>
+    <w:lvl w:ilvl="5">
+      <w:start w:val="1"/>
+      <w:numFmt w:val="lowerRoman"/>
+      <w:lvlText w:val="%6."/>
+      <w:lvlJc w:val="right"/>
+      <w:pPr>
+        <w:ind w:left="5376" w:hanging="180"/>
+      </w:pPr>
+    </w:lvl>
+    <w:lvl w:ilvl="6">
+      <w:start w:val="1"/>
+      <w:numFmt w:val="decimal"/>
+      <w:lvlText w:val="%7."/>
+      <w:lvlJc w:val="left"/>
+      <w:pPr>
+        <w:ind w:left="6096" w:hanging="360"/>
+      </w:pPr>
+    </w:lvl>
+    <w:lvl w:ilvl="7">
+      <w:start w:val="1"/>
+      <w:numFmt w:val="lowerLetter"/>
+      <w:lvlText w:val="%8."/>
+      <w:lvlJc w:val="left"/>
+      <w:pPr>
+        <w:ind w:left="6816" w:hanging="360"/>
+      </w:pPr>
+    </w:lvl>
+    <w:lvl w:ilvl="8">
+      <w:start w:val="1"/>
+      <w:numFmt w:val="lowerRoman"/>
+      <w:lvlText w:val="%9."/>
+      <w:lvlJc w:val="right"/>
+      <w:pPr>
+        <w:ind w:left="7536" w:hanging="180"/>
+      </w:pPr>
+    </w:lvl>
+  </w:abstractNum>
+  <w:abstractNum w:abstractNumId="15" w15:restartNumberingAfterBreak="0">
     <w:nsid w:val="44007661"/>
     <w:multiLevelType w:val="hybridMultilevel"/>
     <w:tmpl w:val="5EB47360"/>
@@ -13605,7 +16541,7 @@
       </w:rPr>
     </w:lvl>
   </w:abstractNum>
-  <w:abstractNum w:abstractNumId="12" w15:restartNumberingAfterBreak="0">
+  <w:abstractNum w:abstractNumId="16" w15:restartNumberingAfterBreak="0">
     <w:nsid w:val="47D741A3"/>
     <w:multiLevelType w:val="hybridMultilevel"/>
     <w:tmpl w:val="B0A0916E"/>
@@ -13691,7 +16627,7 @@
       </w:pPr>
     </w:lvl>
   </w:abstractNum>
-  <w:abstractNum w:abstractNumId="13" w15:restartNumberingAfterBreak="0">
+  <w:abstractNum w:abstractNumId="17" w15:restartNumberingAfterBreak="0">
     <w:nsid w:val="48C8561E"/>
     <w:multiLevelType w:val="multilevel"/>
     <w:tmpl w:val="8458C706"/>
@@ -13808,7 +16744,97 @@
       </w:rPr>
     </w:lvl>
   </w:abstractNum>
-  <w:abstractNum w:abstractNumId="14" w15:restartNumberingAfterBreak="0">
+  <w:abstractNum w:abstractNumId="18" w15:restartNumberingAfterBreak="0">
+    <w:nsid w:val="4C551195"/>
+    <w:multiLevelType w:val="multilevel"/>
+    <w:tmpl w:val="4F4A51CE"/>
+    <w:styleLink w:val="WWNum4"/>
+    <w:lvl w:ilvl="0">
+      <w:start w:val="1"/>
+      <w:numFmt w:val="decimal"/>
+      <w:lvlText w:val="%1."/>
+      <w:lvlJc w:val="left"/>
+      <w:pPr>
+        <w:ind w:left="360" w:hanging="360"/>
+      </w:pPr>
+    </w:lvl>
+    <w:lvl w:ilvl="1">
+      <w:start w:val="1"/>
+      <w:numFmt w:val="decimal"/>
+      <w:lvlText w:val="%1.%2."/>
+      <w:lvlJc w:val="left"/>
+      <w:pPr>
+        <w:ind w:left="716" w:hanging="432"/>
+      </w:pPr>
+    </w:lvl>
+    <w:lvl w:ilvl="2">
+      <w:start w:val="1"/>
+      <w:numFmt w:val="decimal"/>
+      <w:lvlText w:val="%1.%2.%3."/>
+      <w:lvlJc w:val="left"/>
+      <w:pPr>
+        <w:ind w:left="1355" w:hanging="504"/>
+      </w:pPr>
+      <w:rPr>
+        <w:b/>
+      </w:rPr>
+    </w:lvl>
+    <w:lvl w:ilvl="3">
+      <w:start w:val="1"/>
+      <w:numFmt w:val="decimal"/>
+      <w:lvlText w:val="%1.%2.%3.%4."/>
+      <w:lvlJc w:val="left"/>
+      <w:pPr>
+        <w:ind w:left="1728" w:hanging="648"/>
+      </w:pPr>
+    </w:lvl>
+    <w:lvl w:ilvl="4">
+      <w:start w:val="1"/>
+      <w:numFmt w:val="decimal"/>
+      <w:lvlText w:val="%1.%2.%3.%4.%5."/>
+      <w:lvlJc w:val="left"/>
+      <w:pPr>
+        <w:ind w:left="2232" w:hanging="792"/>
+      </w:pPr>
+    </w:lvl>
+    <w:lvl w:ilvl="5">
+      <w:start w:val="1"/>
+      <w:numFmt w:val="decimal"/>
+      <w:lvlText w:val="%1.%2.%3.%4.%5.%6."/>
+      <w:lvlJc w:val="left"/>
+      <w:pPr>
+        <w:ind w:left="2736" w:hanging="936"/>
+      </w:pPr>
+    </w:lvl>
+    <w:lvl w:ilvl="6">
+      <w:start w:val="1"/>
+      <w:numFmt w:val="decimal"/>
+      <w:lvlText w:val="%1.%2.%3.%4.%5.%6.%7."/>
+      <w:lvlJc w:val="left"/>
+      <w:pPr>
+        <w:ind w:left="3240" w:hanging="1080"/>
+      </w:pPr>
+    </w:lvl>
+    <w:lvl w:ilvl="7">
+      <w:start w:val="1"/>
+      <w:numFmt w:val="decimal"/>
+      <w:lvlText w:val="%1.%2.%3.%4.%5.%6.%7.%8."/>
+      <w:lvlJc w:val="left"/>
+      <w:pPr>
+        <w:ind w:left="3744" w:hanging="1224"/>
+      </w:pPr>
+    </w:lvl>
+    <w:lvl w:ilvl="8">
+      <w:start w:val="1"/>
+      <w:numFmt w:val="decimal"/>
+      <w:lvlText w:val="%1.%2.%3.%4.%5.%6.%7.%8.%9."/>
+      <w:lvlJc w:val="left"/>
+      <w:pPr>
+        <w:ind w:left="4320" w:hanging="1440"/>
+      </w:pPr>
+    </w:lvl>
+  </w:abstractNum>
+  <w:abstractNum w:abstractNumId="19" w15:restartNumberingAfterBreak="0">
     <w:nsid w:val="4CA81FE6"/>
     <w:multiLevelType w:val="hybridMultilevel"/>
     <w:tmpl w:val="6BE6C46E"/>
@@ -13921,7 +16947,7 @@
       </w:rPr>
     </w:lvl>
   </w:abstractNum>
-  <w:abstractNum w:abstractNumId="15" w15:restartNumberingAfterBreak="0">
+  <w:abstractNum w:abstractNumId="20" w15:restartNumberingAfterBreak="0">
     <w:nsid w:val="4E032011"/>
     <w:multiLevelType w:val="hybridMultilevel"/>
     <w:tmpl w:val="BDB67F2C"/>
@@ -14034,7 +17060,7 @@
       </w:rPr>
     </w:lvl>
   </w:abstractNum>
-  <w:abstractNum w:abstractNumId="16" w15:restartNumberingAfterBreak="0">
+  <w:abstractNum w:abstractNumId="21" w15:restartNumberingAfterBreak="0">
     <w:nsid w:val="51574A9E"/>
     <w:multiLevelType w:val="multilevel"/>
     <w:tmpl w:val="3154DCDA"/>
@@ -14124,7 +17150,7 @@
       </w:pPr>
     </w:lvl>
   </w:abstractNum>
-  <w:abstractNum w:abstractNumId="17" w15:restartNumberingAfterBreak="0">
+  <w:abstractNum w:abstractNumId="22" w15:restartNumberingAfterBreak="0">
     <w:nsid w:val="5FFB749C"/>
     <w:multiLevelType w:val="hybridMultilevel"/>
     <w:tmpl w:val="402C3928"/>
@@ -14210,7 +17236,7 @@
       </w:pPr>
     </w:lvl>
   </w:abstractNum>
-  <w:abstractNum w:abstractNumId="18" w15:restartNumberingAfterBreak="0">
+  <w:abstractNum w:abstractNumId="23" w15:restartNumberingAfterBreak="0">
     <w:nsid w:val="60F73734"/>
     <w:multiLevelType w:val="hybridMultilevel"/>
     <w:tmpl w:val="2A881B48"/>
@@ -14323,7 +17349,7 @@
       </w:rPr>
     </w:lvl>
   </w:abstractNum>
-  <w:abstractNum w:abstractNumId="19" w15:restartNumberingAfterBreak="0">
+  <w:abstractNum w:abstractNumId="24" w15:restartNumberingAfterBreak="0">
     <w:nsid w:val="66687704"/>
     <w:multiLevelType w:val="hybridMultilevel"/>
     <w:tmpl w:val="402C3928"/>
@@ -14409,7 +17435,7 @@
       </w:pPr>
     </w:lvl>
   </w:abstractNum>
-  <w:abstractNum w:abstractNumId="20" w15:restartNumberingAfterBreak="0">
+  <w:abstractNum w:abstractNumId="25" w15:restartNumberingAfterBreak="0">
     <w:nsid w:val="66701531"/>
     <w:multiLevelType w:val="hybridMultilevel"/>
     <w:tmpl w:val="B652DA52"/>
@@ -14495,7 +17521,7 @@
       </w:pPr>
     </w:lvl>
   </w:abstractNum>
-  <w:abstractNum w:abstractNumId="21" w15:restartNumberingAfterBreak="0">
+  <w:abstractNum w:abstractNumId="26" w15:restartNumberingAfterBreak="0">
     <w:nsid w:val="67DD553E"/>
     <w:multiLevelType w:val="hybridMultilevel"/>
     <w:tmpl w:val="CC7408D0"/>
@@ -14581,7 +17607,7 @@
       </w:pPr>
     </w:lvl>
   </w:abstractNum>
-  <w:abstractNum w:abstractNumId="22" w15:restartNumberingAfterBreak="0">
+  <w:abstractNum w:abstractNumId="27" w15:restartNumberingAfterBreak="0">
     <w:nsid w:val="6E5D3A5C"/>
     <w:multiLevelType w:val="hybridMultilevel"/>
     <w:tmpl w:val="64BE48F8"/>
@@ -14693,7 +17719,7 @@
       </w:rPr>
     </w:lvl>
   </w:abstractNum>
-  <w:abstractNum w:abstractNumId="23" w15:restartNumberingAfterBreak="0">
+  <w:abstractNum w:abstractNumId="28" w15:restartNumberingAfterBreak="0">
     <w:nsid w:val="6E7F4FB7"/>
     <w:multiLevelType w:val="hybridMultilevel"/>
     <w:tmpl w:val="C9D0DCA4"/>
@@ -14806,7 +17832,7 @@
       </w:rPr>
     </w:lvl>
   </w:abstractNum>
-  <w:abstractNum w:abstractNumId="24" w15:restartNumberingAfterBreak="0">
+  <w:abstractNum w:abstractNumId="29" w15:restartNumberingAfterBreak="0">
     <w:nsid w:val="739396A1"/>
     <w:multiLevelType w:val="hybridMultilevel"/>
     <w:tmpl w:val="FFFFFFFF"/>
@@ -14892,7 +17918,7 @@
       </w:pPr>
     </w:lvl>
   </w:abstractNum>
-  <w:abstractNum w:abstractNumId="25" w15:restartNumberingAfterBreak="0">
+  <w:abstractNum w:abstractNumId="30" w15:restartNumberingAfterBreak="0">
     <w:nsid w:val="74DC73AF"/>
     <w:multiLevelType w:val="hybridMultilevel"/>
     <w:tmpl w:val="37DE8900"/>
@@ -15005,7 +18031,7 @@
       </w:rPr>
     </w:lvl>
   </w:abstractNum>
-  <w:abstractNum w:abstractNumId="26" w15:restartNumberingAfterBreak="0">
+  <w:abstractNum w:abstractNumId="31" w15:restartNumberingAfterBreak="0">
     <w:nsid w:val="78BF151B"/>
     <w:multiLevelType w:val="hybridMultilevel"/>
     <w:tmpl w:val="3A9614C2"/>
@@ -15092,58 +18118,58 @@
     </w:lvl>
   </w:abstractNum>
   <w:num w:numId="1" w16cid:durableId="2037608830">
-    <w:abstractNumId w:val="24"/>
+    <w:abstractNumId w:val="29"/>
   </w:num>
   <w:num w:numId="2" w16cid:durableId="258490738">
-    <w:abstractNumId w:val="4"/>
+    <w:abstractNumId w:val="6"/>
   </w:num>
   <w:num w:numId="3" w16cid:durableId="489057655">
-    <w:abstractNumId w:val="16"/>
+    <w:abstractNumId w:val="21"/>
   </w:num>
   <w:num w:numId="4" w16cid:durableId="197476067">
-    <w:abstractNumId w:val="13"/>
+    <w:abstractNumId w:val="17"/>
   </w:num>
   <w:num w:numId="5" w16cid:durableId="842399747">
-    <w:abstractNumId w:val="14"/>
+    <w:abstractNumId w:val="19"/>
   </w:num>
   <w:num w:numId="6" w16cid:durableId="1173450377">
     <w:abstractNumId w:val="0"/>
   </w:num>
   <w:num w:numId="7" w16cid:durableId="412554776">
-    <w:abstractNumId w:val="22"/>
+    <w:abstractNumId w:val="27"/>
   </w:num>
   <w:num w:numId="8" w16cid:durableId="1576352557">
-    <w:abstractNumId w:val="18"/>
+    <w:abstractNumId w:val="23"/>
   </w:num>
   <w:num w:numId="9" w16cid:durableId="1030110271">
-    <w:abstractNumId w:val="6"/>
+    <w:abstractNumId w:val="9"/>
   </w:num>
   <w:num w:numId="10" w16cid:durableId="805512667">
     <w:abstractNumId w:val="1"/>
   </w:num>
   <w:num w:numId="11" w16cid:durableId="846286672">
-    <w:abstractNumId w:val="15"/>
+    <w:abstractNumId w:val="20"/>
   </w:num>
   <w:num w:numId="12" w16cid:durableId="1960718344">
+    <w:abstractNumId w:val="31"/>
+  </w:num>
+  <w:num w:numId="13" w16cid:durableId="1146750092">
+    <w:abstractNumId w:val="30"/>
+  </w:num>
+  <w:num w:numId="14" w16cid:durableId="483395593">
+    <w:abstractNumId w:val="25"/>
+  </w:num>
+  <w:num w:numId="15" w16cid:durableId="1449934773">
+    <w:abstractNumId w:val="16"/>
+  </w:num>
+  <w:num w:numId="16" w16cid:durableId="169563009">
+    <w:abstractNumId w:val="12"/>
+  </w:num>
+  <w:num w:numId="17" w16cid:durableId="591619845">
     <w:abstractNumId w:val="26"/>
   </w:num>
-  <w:num w:numId="13" w16cid:durableId="1146750092">
-    <w:abstractNumId w:val="25"/>
-  </w:num>
-  <w:num w:numId="14" w16cid:durableId="483395593">
-    <w:abstractNumId w:val="20"/>
-  </w:num>
-  <w:num w:numId="15" w16cid:durableId="1449934773">
-    <w:abstractNumId w:val="12"/>
-  </w:num>
-  <w:num w:numId="16" w16cid:durableId="169563009">
-    <w:abstractNumId w:val="9"/>
-  </w:num>
-  <w:num w:numId="17" w16cid:durableId="591619845">
-    <w:abstractNumId w:val="21"/>
-  </w:num>
   <w:num w:numId="18" w16cid:durableId="1183283165">
-    <w:abstractNumId w:val="13"/>
+    <w:abstractNumId w:val="17"/>
     <w:lvlOverride w:ilvl="0">
       <w:startOverride w:val="1"/>
     </w:lvlOverride>
@@ -15173,34 +18199,64 @@
     </w:lvlOverride>
   </w:num>
   <w:num w:numId="19" w16cid:durableId="2147235141">
-    <w:abstractNumId w:val="19"/>
+    <w:abstractNumId w:val="24"/>
   </w:num>
   <w:num w:numId="20" w16cid:durableId="1329167343">
+    <w:abstractNumId w:val="10"/>
+  </w:num>
+  <w:num w:numId="21" w16cid:durableId="1445227895">
+    <w:abstractNumId w:val="13"/>
+  </w:num>
+  <w:num w:numId="22" w16cid:durableId="155658661">
+    <w:abstractNumId w:val="11"/>
+  </w:num>
+  <w:num w:numId="23" w16cid:durableId="1258488251">
+    <w:abstractNumId w:val="22"/>
+  </w:num>
+  <w:num w:numId="24" w16cid:durableId="1069041804">
+    <w:abstractNumId w:val="28"/>
+  </w:num>
+  <w:num w:numId="25" w16cid:durableId="1781146316">
+    <w:abstractNumId w:val="3"/>
+  </w:num>
+  <w:num w:numId="26" w16cid:durableId="1461260503">
+    <w:abstractNumId w:val="15"/>
+  </w:num>
+  <w:num w:numId="27" w16cid:durableId="738135187">
+    <w:abstractNumId w:val="4"/>
+  </w:num>
+  <w:num w:numId="28" w16cid:durableId="1361392086">
     <w:abstractNumId w:val="7"/>
   </w:num>
-  <w:num w:numId="21" w16cid:durableId="1445227895">
-    <w:abstractNumId w:val="10"/>
-  </w:num>
-  <w:num w:numId="22" w16cid:durableId="155658661">
-    <w:abstractNumId w:val="8"/>
-  </w:num>
-  <w:num w:numId="23" w16cid:durableId="1258488251">
+  <w:num w:numId="29" w16cid:durableId="334844398">
     <w:abstractNumId w:val="17"/>
   </w:num>
-  <w:num w:numId="24" w16cid:durableId="1069041804">
-    <w:abstractNumId w:val="23"/>
+  <w:num w:numId="30" w16cid:durableId="1318461964">
+    <w:abstractNumId w:val="18"/>
   </w:num>
-  <w:num w:numId="25" w16cid:durableId="1781146316">
+  <w:num w:numId="31" w16cid:durableId="679744903">
     <w:abstractNumId w:val="2"/>
   </w:num>
-  <w:num w:numId="26" w16cid:durableId="1461260503">
-    <w:abstractNumId w:val="11"/>
+  <w:num w:numId="32" w16cid:durableId="772939975">
+    <w:abstractNumId w:val="5"/>
   </w:num>
-  <w:num w:numId="27" w16cid:durableId="738135187">
-    <w:abstractNumId w:val="3"/>
+  <w:num w:numId="33" w16cid:durableId="825821018">
+    <w:abstractNumId w:val="14"/>
   </w:num>
-  <w:num w:numId="28" w16cid:durableId="1361392086">
-    <w:abstractNumId w:val="5"/>
+  <w:num w:numId="34" w16cid:durableId="2044355957">
+    <w:abstractNumId w:val="17"/>
+  </w:num>
+  <w:num w:numId="35" w16cid:durableId="117144658">
+    <w:abstractNumId w:val="17"/>
+  </w:num>
+  <w:num w:numId="36" w16cid:durableId="335115499">
+    <w:abstractNumId w:val="17"/>
+  </w:num>
+  <w:num w:numId="37" w16cid:durableId="1861579143">
+    <w:abstractNumId w:val="17"/>
+  </w:num>
+  <w:num w:numId="38" w16cid:durableId="776408058">
+    <w:abstractNumId w:val="8"/>
   </w:num>
   <w:numIdMacAtCleanup w:val="23"/>
 </w:numbering>
@@ -15227,7 +18283,7 @@
     <w:lsdException w:name="Normal" w:uiPriority="0" w:qFormat="1"/>
     <w:lsdException w:name="heading 1" w:uiPriority="9" w:qFormat="1"/>
     <w:lsdException w:name="heading 2" w:semiHidden="1" w:uiPriority="9" w:unhideWhenUsed="1" w:qFormat="1"/>
-    <w:lsdException w:name="heading 3" w:semiHidden="1" w:uiPriority="9" w:unhideWhenUsed="1" w:qFormat="1"/>
+    <w:lsdException w:name="heading 3" w:semiHidden="1" w:uiPriority="0" w:unhideWhenUsed="1" w:qFormat="1"/>
     <w:lsdException w:name="heading 4" w:semiHidden="1" w:uiPriority="9" w:unhideWhenUsed="1" w:qFormat="1"/>
     <w:lsdException w:name="heading 5" w:semiHidden="1" w:uiPriority="9" w:unhideWhenUsed="1" w:qFormat="1"/>
     <w:lsdException w:name="heading 6" w:semiHidden="1" w:uiPriority="9" w:unhideWhenUsed="1" w:qFormat="1"/>
@@ -15668,7 +18724,6 @@
     <w:basedOn w:val="Normal"/>
     <w:next w:val="Normal"/>
     <w:link w:val="Ttulo3Char"/>
-    <w:uiPriority w:val="9"/>
     <w:unhideWhenUsed/>
     <w:qFormat/>
     <w:rsid w:val="00C161E8"/>
@@ -16511,6 +19566,16 @@
       <w:lang w:eastAsia="pt-BR"/>
     </w:rPr>
   </w:style>
+  <w:style w:type="numbering" w:customStyle="1" w:styleId="WWNum4">
+    <w:name w:val="WWNum4"/>
+    <w:basedOn w:val="Semlista"/>
+    <w:rsid w:val="005E5F9B"/>
+    <w:pPr>
+      <w:numPr>
+        <w:numId w:val="30"/>
+      </w:numPr>
+    </w:pPr>
+  </w:style>
 </w:styles>
 </file>
 
@@ -16810,6 +19875,10 @@
 </file>
 
 <file path=customXml/item1.xml><?xml version="1.0" encoding="utf-8"?>
+<b:Sources xmlns:b="http://schemas.openxmlformats.org/officeDocument/2006/bibliography" xmlns="http://schemas.openxmlformats.org/officeDocument/2006/bibliography" SelectedStyle="\APASixthEditionOfficeOnline.xsl" StyleName="APA" Version="6"/>
+</file>
+
+<file path=customXml/item2.xml><?xml version="1.0" encoding="utf-8"?>
 <ct:contentTypeSchema xmlns:ct="http://schemas.microsoft.com/office/2006/metadata/contentType" xmlns:ma="http://schemas.microsoft.com/office/2006/metadata/properties/metaAttributes" ct:_="" ma:_="" ma:contentTypeName="Documento" ma:contentTypeID="0x0101000C51F6162988D441A5E229627D84AB48" ma:contentTypeVersion="3" ma:contentTypeDescription="Crie um novo documento." ma:contentTypeScope="" ma:versionID="b3596a273bb9cfa3610e5ff4b41efe64">
   <xsd:schema xmlns:xsd="http://www.w3.org/2001/XMLSchema" xmlns:xs="http://www.w3.org/2001/XMLSchema" xmlns:p="http://schemas.microsoft.com/office/2006/metadata/properties" xmlns:ns2="cf695a09-ef12-4d5b-94b3-808302968d8a" targetNamespace="http://schemas.microsoft.com/office/2006/metadata/properties" ma:root="true" ma:fieldsID="b66cf92321b24bc0a477b724dcc68153" ns2:_="">
     <xsd:import namespace="cf695a09-ef12-4d5b-94b3-808302968d8a"/>
@@ -16947,11 +20016,13 @@
 </ct:contentTypeSchema>
 </file>
 
-<file path=customXml/item2.xml><?xml version="1.0" encoding="utf-8"?>
-<b:Sources xmlns:b="http://schemas.openxmlformats.org/officeDocument/2006/bibliography" xmlns="http://schemas.openxmlformats.org/officeDocument/2006/bibliography" SelectedStyle="\APASixthEditionOfficeOnline.xsl" StyleName="APA" Version="6"/>
+<file path=customXml/item3.xml><?xml version="1.0" encoding="utf-8"?>
+<p:properties xmlns:p="http://schemas.microsoft.com/office/2006/metadata/properties" xmlns:xsi="http://www.w3.org/2001/XMLSchema-instance" xmlns:pc="http://schemas.microsoft.com/office/infopath/2007/PartnerControls">
+  <documentManagement/>
+</p:properties>
 </file>
 
-<file path=customXml/item3.xml><?xml version="1.0" encoding="utf-8"?>
+<file path=customXml/item4.xml><?xml version="1.0" encoding="utf-8"?>
 <?mso-contentType ?>
 <FormTemplates xmlns="http://schemas.microsoft.com/sharepoint/v3/contenttype/forms">
   <Display>DocumentLibraryForm</Display>
@@ -16960,13 +20031,15 @@
 </FormTemplates>
 </file>
 
-<file path=customXml/item4.xml><?xml version="1.0" encoding="utf-8"?>
-<p:properties xmlns:p="http://schemas.microsoft.com/office/2006/metadata/properties" xmlns:xsi="http://www.w3.org/2001/XMLSchema-instance" xmlns:pc="http://schemas.microsoft.com/office/infopath/2007/PartnerControls">
-  <documentManagement/>
-</p:properties>
+<file path=customXml/itemProps1.xml><?xml version="1.0" encoding="utf-8"?>
+<ds:datastoreItem xmlns:ds="http://schemas.openxmlformats.org/officeDocument/2006/customXml" ds:itemID="{6E226CAE-ECD0-40CC-A84E-84A545CF6223}">
+  <ds:schemaRefs>
+    <ds:schemaRef ds:uri="http://schemas.openxmlformats.org/officeDocument/2006/bibliography"/>
+  </ds:schemaRefs>
+</ds:datastoreItem>
 </file>
 
-<file path=customXml/itemProps1.xml><?xml version="1.0" encoding="utf-8"?>
+<file path=customXml/itemProps2.xml><?xml version="1.0" encoding="utf-8"?>
 <ds:datastoreItem xmlns:ds="http://schemas.openxmlformats.org/officeDocument/2006/customXml" ds:itemID="{157A3C07-2778-43FB-A4D9-9FAB522AB7A9}">
   <ds:schemaRefs>
     <ds:schemaRef ds:uri="http://schemas.microsoft.com/office/2006/metadata/contentType"/>
@@ -16984,27 +20057,19 @@
 </ds:datastoreItem>
 </file>
 
-<file path=customXml/itemProps2.xml><?xml version="1.0" encoding="utf-8"?>
-<ds:datastoreItem xmlns:ds="http://schemas.openxmlformats.org/officeDocument/2006/customXml" ds:itemID="{6E226CAE-ECD0-40CC-A84E-84A545CF6223}">
-  <ds:schemaRefs>
-    <ds:schemaRef ds:uri="http://schemas.openxmlformats.org/officeDocument/2006/bibliography"/>
-  </ds:schemaRefs>
-</ds:datastoreItem>
-</file>
-
 <file path=customXml/itemProps3.xml><?xml version="1.0" encoding="utf-8"?>
-<ds:datastoreItem xmlns:ds="http://schemas.openxmlformats.org/officeDocument/2006/customXml" ds:itemID="{262D1E62-07A2-4559-8888-EC58B3066028}">
-  <ds:schemaRefs>
-    <ds:schemaRef ds:uri="http://schemas.microsoft.com/sharepoint/v3/contenttype/forms"/>
-  </ds:schemaRefs>
-</ds:datastoreItem>
-</file>
-
-<file path=customXml/itemProps4.xml><?xml version="1.0" encoding="utf-8"?>
 <ds:datastoreItem xmlns:ds="http://schemas.openxmlformats.org/officeDocument/2006/customXml" ds:itemID="{0CD9AB3C-5B77-441A-AFA8-1EFEA80F6618}">
   <ds:schemaRefs>
     <ds:schemaRef ds:uri="http://schemas.microsoft.com/office/2006/metadata/properties"/>
     <ds:schemaRef ds:uri="http://schemas.microsoft.com/office/infopath/2007/PartnerControls"/>
   </ds:schemaRefs>
 </ds:datastoreItem>
+</file>
+
+<file path=customXml/itemProps4.xml><?xml version="1.0" encoding="utf-8"?>
+<ds:datastoreItem xmlns:ds="http://schemas.openxmlformats.org/officeDocument/2006/customXml" ds:itemID="{262D1E62-07A2-4559-8888-EC58B3066028}">
+  <ds:schemaRefs>
+    <ds:schemaRef ds:uri="http://schemas.microsoft.com/sharepoint/v3/contenttype/forms"/>
+  </ds:schemaRefs>
+</ds:datastoreItem>
 </file>
--- a/Relatorio.docx
+++ b/Relatorio.docx
@@ -13036,9 +13036,6 @@
       <w:pPr>
         <w:pStyle w:val="Legenda"/>
         <w:jc w:val="both"/>
-        <w:rPr>
-          <w:color w:val="0D0D0D" w:themeColor="text1" w:themeTint="F2"/>
-        </w:rPr>
       </w:pPr>
       <w:bookmarkStart w:id="62" w:name="_Toc233051124"/>
       <w:r>
@@ -13066,6 +13063,7 @@
       </w:r>
       <w:bookmarkEnd w:id="62"/>
     </w:p>
+    <w:p/>
     <w:p>
       <w:pPr>
         <w:pStyle w:val="Estilo-Paragrafos"/>
@@ -13593,9 +13591,9 @@
           <w:lang w:val="en-US"/>
         </w:rPr>
         <w:drawing>
-          <wp:inline distT="0" distB="0" distL="0" distR="0" wp14:anchorId="2E42E0C6" wp14:editId="56B5D7D5">
-            <wp:extent cx="5759280" cy="3122280"/>
-            <wp:effectExtent l="0" t="0" r="0" b="1920"/>
+          <wp:inline distT="0" distB="0" distL="0" distR="0" wp14:anchorId="2E42E0C6" wp14:editId="0E94A654">
+            <wp:extent cx="4728845" cy="3121270"/>
+            <wp:effectExtent l="0" t="0" r="0" b="3175"/>
             <wp:docPr id="413122526" name="Figura22"/>
             <wp:cNvGraphicFramePr/>
             <a:graphic xmlns:a="http://schemas.openxmlformats.org/drawingml/2006/main">
@@ -13605,28 +13603,32 @@
                     <pic:cNvPr id="0" name=""/>
                     <pic:cNvPicPr/>
                   </pic:nvPicPr>
-                  <pic:blipFill>
+                  <pic:blipFill rotWithShape="1">
                     <a:blip r:embed="rId29">
                       <a:lum/>
                       <a:alphaModFix/>
                     </a:blip>
-                    <a:srcRect/>
+                    <a:srcRect l="17866"/>
                     <a:stretch>
                       <a:fillRect/>
                     </a:stretch>
                   </pic:blipFill>
-                  <pic:spPr>
+                  <pic:spPr bwMode="auto">
                     <a:xfrm>
                       <a:off x="0" y="0"/>
-                      <a:ext cx="5759280" cy="3122280"/>
+                      <a:ext cx="4734087" cy="3124730"/>
                     </a:xfrm>
                     <a:prstGeom prst="rect">
                       <a:avLst/>
                     </a:prstGeom>
                     <a:ln>
                       <a:noFill/>
-                      <a:prstDash/>
                     </a:ln>
+                    <a:extLst>
+                      <a:ext uri="{53640926-AAD7-44D8-BBD7-CCE9431645EC}">
+                        <a14:shadowObscured xmlns:a14="http://schemas.microsoft.com/office/drawing/2010/main"/>
+                      </a:ext>
+                    </a:extLst>
                   </pic:spPr>
                 </pic:pic>
               </a:graphicData>
@@ -13639,9 +13641,6 @@
       <w:pPr>
         <w:pStyle w:val="Legenda"/>
         <w:jc w:val="both"/>
-        <w:rPr>
-          <w:color w:val="0D0D0D" w:themeColor="text1" w:themeTint="F2"/>
-        </w:rPr>
       </w:pPr>
       <w:bookmarkStart w:id="69" w:name="_Toc233051131"/>
       <w:r>
@@ -13660,6 +13659,95 @@
       </w:r>
       <w:bookmarkEnd w:id="69"/>
     </w:p>
+    <w:p/>
+    <w:p/>
+    <w:p/>
+    <w:p/>
+    <w:p/>
+    <w:p/>
+    <w:p>
+      <w:pPr>
+        <w:keepNext/>
+      </w:pPr>
+      <w:r>
+        <w:drawing>
+          <wp:inline distT="0" distB="0" distL="0" distR="0" wp14:anchorId="0CB1E5B3" wp14:editId="009D6E61">
+            <wp:extent cx="4467225" cy="2466975"/>
+            <wp:effectExtent l="0" t="0" r="9525" b="9525"/>
+            <wp:docPr id="610946519" name="Imagem 1"/>
+            <wp:cNvGraphicFramePr>
+              <a:graphicFrameLocks xmlns:a="http://schemas.openxmlformats.org/drawingml/2006/main" noChangeAspect="1"/>
+            </wp:cNvGraphicFramePr>
+            <a:graphic xmlns:a="http://schemas.openxmlformats.org/drawingml/2006/main">
+              <a:graphicData uri="http://schemas.openxmlformats.org/drawingml/2006/picture">
+                <pic:pic xmlns:pic="http://schemas.openxmlformats.org/drawingml/2006/picture">
+                  <pic:nvPicPr>
+                    <pic:cNvPr id="610946519" name=""/>
+                    <pic:cNvPicPr/>
+                  </pic:nvPicPr>
+                  <pic:blipFill rotWithShape="1">
+                    <a:blip r:embed="rId30"/>
+                    <a:srcRect l="14057" t="13527" r="8380" b="10313"/>
+                    <a:stretch>
+                      <a:fillRect/>
+                    </a:stretch>
+                  </pic:blipFill>
+                  <pic:spPr bwMode="auto">
+                    <a:xfrm>
+                      <a:off x="0" y="0"/>
+                      <a:ext cx="4467225" cy="2466975"/>
+                    </a:xfrm>
+                    <a:prstGeom prst="rect">
+                      <a:avLst/>
+                    </a:prstGeom>
+                    <a:ln>
+                      <a:noFill/>
+                    </a:ln>
+                    <a:extLst>
+                      <a:ext uri="{53640926-AAD7-44D8-BBD7-CCE9431645EC}">
+                        <a14:shadowObscured xmlns:a14="http://schemas.microsoft.com/office/drawing/2010/main"/>
+                      </a:ext>
+                    </a:extLst>
+                  </pic:spPr>
+                </pic:pic>
+              </a:graphicData>
+            </a:graphic>
+          </wp:inline>
+        </w:drawing>
+      </w:r>
+    </w:p>
+    <w:p>
+      <w:pPr>
+        <w:pStyle w:val="Legenda"/>
+      </w:pPr>
+      <w:r>
+        <w:t xml:space="preserve">Figura </w:t>
+      </w:r>
+      <w:fldSimple w:instr=" SEQ Figura \* ARABIC ">
+        <w:r>
+          <w:rPr>
+            <w:noProof/>
+          </w:rPr>
+          <w:t>19</w:t>
+        </w:r>
+      </w:fldSimple>
+      <w:r>
+        <w:t>: Tela de Combate 5</w:t>
+      </w:r>
+    </w:p>
+    <w:p/>
+    <w:p/>
+    <w:p/>
+    <w:p/>
+    <w:p/>
+    <w:p/>
+    <w:p/>
+    <w:p/>
+    <w:p/>
+    <w:p/>
+    <w:p/>
+    <w:p/>
+    <w:p/>
     <w:p>
       <w:pPr>
         <w:pStyle w:val="Ttulo2"/>
@@ -14576,7 +14664,7 @@
       <w:bookmarkEnd w:id="90"/>
     </w:p>
     <w:p>
-      <w:hyperlink r:id="rId30" w:history="1">
+      <w:hyperlink r:id="rId31" w:history="1">
         <w:r>
           <w:rPr>
             <w:rStyle w:val="Hyperlink"/>
@@ -14586,7 +14674,7 @@
       </w:hyperlink>
     </w:p>
     <w:p>
-      <w:hyperlink r:id="rId31" w:history="1">
+      <w:hyperlink r:id="rId32" w:history="1">
         <w:r>
           <w:rPr>
             <w:rStyle w:val="Hyperlink"/>
@@ -14596,7 +14684,7 @@
       </w:hyperlink>
     </w:p>
     <w:p>
-      <w:hyperlink r:id="rId32" w:history="1">
+      <w:hyperlink r:id="rId33" w:history="1">
         <w:r>
           <w:rPr>
             <w:rStyle w:val="Hyperlink"/>
@@ -14607,7 +14695,7 @@
     </w:p>
     <w:p/>
     <w:p>
-      <w:hyperlink r:id="rId33" w:anchor="15-biblioteca-de-menus" w:history="1">
+      <w:hyperlink r:id="rId34" w:anchor="15-biblioteca-de-menus" w:history="1">
         <w:r>
           <w:rPr>
             <w:rStyle w:val="Hyperlink"/>
@@ -14617,7 +14705,7 @@
       </w:hyperlink>
     </w:p>
     <w:p>
-      <w:hyperlink r:id="rId34" w:history="1">
+      <w:hyperlink r:id="rId35" w:history="1">
         <w:r>
           <w:rPr>
             <w:rStyle w:val="Hyperlink"/>
@@ -14627,7 +14715,7 @@
       </w:hyperlink>
     </w:p>
     <w:p>
-      <w:hyperlink r:id="rId35" w:history="1">
+      <w:hyperlink r:id="rId36" w:history="1">
         <w:r>
           <w:rPr>
             <w:rStyle w:val="Hyperlink"/>
@@ -14637,7 +14725,7 @@
       </w:hyperlink>
     </w:p>
     <w:p>
-      <w:hyperlink r:id="rId36" w:history="1">
+      <w:hyperlink r:id="rId37" w:history="1">
         <w:r>
           <w:rPr>
             <w:rStyle w:val="Hyperlink"/>
@@ -14647,7 +14735,7 @@
       </w:hyperlink>
     </w:p>
     <w:p>
-      <w:hyperlink r:id="rId37" w:history="1">
+      <w:hyperlink r:id="rId38" w:history="1">
         <w:r>
           <w:rPr>
             <w:rStyle w:val="Hyperlink"/>
@@ -14782,7 +14870,7 @@
       <w:r>
         <w:t xml:space="preserve"> </w:t>
       </w:r>
-      <w:hyperlink r:id="rId38" w:history="1">
+      <w:hyperlink r:id="rId39" w:history="1">
         <w:r>
           <w:rPr>
             <w:rStyle w:val="Hyperlink"/>
@@ -14794,7 +14882,7 @@
       </w:hyperlink>
     </w:p>
     <w:sectPr>
-      <w:footerReference w:type="default" r:id="rId39"/>
+      <w:footerReference w:type="default" r:id="rId40"/>
       <w:type w:val="continuous"/>
       <w:pgSz w:w="11906" w:h="16838" w:code="9"/>
       <w:pgMar w:top="1418" w:right="1418" w:bottom="1418" w:left="1418" w:header="709" w:footer="709" w:gutter="0"/>
@@ -18791,6 +18879,7 @@
   <w:style w:type="character" w:default="1" w:styleId="Fontepargpadro">
     <w:name w:val="Default Paragraph Font"/>
     <w:uiPriority w:val="1"/>
+    <w:semiHidden/>
     <w:unhideWhenUsed/>
   </w:style>
   <w:style w:type="table" w:default="1" w:styleId="Tabelanormal">
@@ -19875,10 +19964,6 @@
 </file>
 
 <file path=customXml/item1.xml><?xml version="1.0" encoding="utf-8"?>
-<b:Sources xmlns:b="http://schemas.openxmlformats.org/officeDocument/2006/bibliography" xmlns="http://schemas.openxmlformats.org/officeDocument/2006/bibliography" SelectedStyle="\APASixthEditionOfficeOnline.xsl" StyleName="APA" Version="6"/>
-</file>
-
-<file path=customXml/item2.xml><?xml version="1.0" encoding="utf-8"?>
 <ct:contentTypeSchema xmlns:ct="http://schemas.microsoft.com/office/2006/metadata/contentType" xmlns:ma="http://schemas.microsoft.com/office/2006/metadata/properties/metaAttributes" ct:_="" ma:_="" ma:contentTypeName="Documento" ma:contentTypeID="0x0101000C51F6162988D441A5E229627D84AB48" ma:contentTypeVersion="3" ma:contentTypeDescription="Crie um novo documento." ma:contentTypeScope="" ma:versionID="b3596a273bb9cfa3610e5ff4b41efe64">
   <xsd:schema xmlns:xsd="http://www.w3.org/2001/XMLSchema" xmlns:xs="http://www.w3.org/2001/XMLSchema" xmlns:p="http://schemas.microsoft.com/office/2006/metadata/properties" xmlns:ns2="cf695a09-ef12-4d5b-94b3-808302968d8a" targetNamespace="http://schemas.microsoft.com/office/2006/metadata/properties" ma:root="true" ma:fieldsID="b66cf92321b24bc0a477b724dcc68153" ns2:_="">
     <xsd:import namespace="cf695a09-ef12-4d5b-94b3-808302968d8a"/>
@@ -20016,13 +20101,11 @@
 </ct:contentTypeSchema>
 </file>
 
-<file path=customXml/item3.xml><?xml version="1.0" encoding="utf-8"?>
-<p:properties xmlns:p="http://schemas.microsoft.com/office/2006/metadata/properties" xmlns:xsi="http://www.w3.org/2001/XMLSchema-instance" xmlns:pc="http://schemas.microsoft.com/office/infopath/2007/PartnerControls">
-  <documentManagement/>
-</p:properties>
+<file path=customXml/item2.xml><?xml version="1.0" encoding="utf-8"?>
+<b:Sources xmlns:b="http://schemas.openxmlformats.org/officeDocument/2006/bibliography" xmlns="http://schemas.openxmlformats.org/officeDocument/2006/bibliography" SelectedStyle="\APASixthEditionOfficeOnline.xsl" StyleName="APA" Version="6"/>
 </file>
 
-<file path=customXml/item4.xml><?xml version="1.0" encoding="utf-8"?>
+<file path=customXml/item3.xml><?xml version="1.0" encoding="utf-8"?>
 <?mso-contentType ?>
 <FormTemplates xmlns="http://schemas.microsoft.com/sharepoint/v3/contenttype/forms">
   <Display>DocumentLibraryForm</Display>
@@ -20031,15 +20114,13 @@
 </FormTemplates>
 </file>
 
-<file path=customXml/itemProps1.xml><?xml version="1.0" encoding="utf-8"?>
-<ds:datastoreItem xmlns:ds="http://schemas.openxmlformats.org/officeDocument/2006/customXml" ds:itemID="{6E226CAE-ECD0-40CC-A84E-84A545CF6223}">
-  <ds:schemaRefs>
-    <ds:schemaRef ds:uri="http://schemas.openxmlformats.org/officeDocument/2006/bibliography"/>
-  </ds:schemaRefs>
-</ds:datastoreItem>
+<file path=customXml/item4.xml><?xml version="1.0" encoding="utf-8"?>
+<p:properties xmlns:p="http://schemas.microsoft.com/office/2006/metadata/properties" xmlns:xsi="http://www.w3.org/2001/XMLSchema-instance" xmlns:pc="http://schemas.microsoft.com/office/infopath/2007/PartnerControls">
+  <documentManagement/>
+</p:properties>
 </file>
 
-<file path=customXml/itemProps2.xml><?xml version="1.0" encoding="utf-8"?>
+<file path=customXml/itemProps1.xml><?xml version="1.0" encoding="utf-8"?>
 <ds:datastoreItem xmlns:ds="http://schemas.openxmlformats.org/officeDocument/2006/customXml" ds:itemID="{157A3C07-2778-43FB-A4D9-9FAB522AB7A9}">
   <ds:schemaRefs>
     <ds:schemaRef ds:uri="http://schemas.microsoft.com/office/2006/metadata/contentType"/>
@@ -20057,19 +20138,27 @@
 </ds:datastoreItem>
 </file>
 
+<file path=customXml/itemProps2.xml><?xml version="1.0" encoding="utf-8"?>
+<ds:datastoreItem xmlns:ds="http://schemas.openxmlformats.org/officeDocument/2006/customXml" ds:itemID="{6E226CAE-ECD0-40CC-A84E-84A545CF6223}">
+  <ds:schemaRefs>
+    <ds:schemaRef ds:uri="http://schemas.openxmlformats.org/officeDocument/2006/bibliography"/>
+  </ds:schemaRefs>
+</ds:datastoreItem>
+</file>
+
 <file path=customXml/itemProps3.xml><?xml version="1.0" encoding="utf-8"?>
+<ds:datastoreItem xmlns:ds="http://schemas.openxmlformats.org/officeDocument/2006/customXml" ds:itemID="{262D1E62-07A2-4559-8888-EC58B3066028}">
+  <ds:schemaRefs>
+    <ds:schemaRef ds:uri="http://schemas.microsoft.com/sharepoint/v3/contenttype/forms"/>
+  </ds:schemaRefs>
+</ds:datastoreItem>
+</file>
+
+<file path=customXml/itemProps4.xml><?xml version="1.0" encoding="utf-8"?>
 <ds:datastoreItem xmlns:ds="http://schemas.openxmlformats.org/officeDocument/2006/customXml" ds:itemID="{0CD9AB3C-5B77-441A-AFA8-1EFEA80F6618}">
   <ds:schemaRefs>
     <ds:schemaRef ds:uri="http://schemas.microsoft.com/office/2006/metadata/properties"/>
     <ds:schemaRef ds:uri="http://schemas.microsoft.com/office/infopath/2007/PartnerControls"/>
   </ds:schemaRefs>
 </ds:datastoreItem>
-</file>
-
-<file path=customXml/itemProps4.xml><?xml version="1.0" encoding="utf-8"?>
-<ds:datastoreItem xmlns:ds="http://schemas.openxmlformats.org/officeDocument/2006/customXml" ds:itemID="{262D1E62-07A2-4559-8888-EC58B3066028}">
-  <ds:schemaRefs>
-    <ds:schemaRef ds:uri="http://schemas.microsoft.com/sharepoint/v3/contenttype/forms"/>
-  </ds:schemaRefs>
-</ds:datastoreItem>
 </file>
--- a/Relatorio.docx
+++ b/Relatorio.docx
@@ -1008,7 +1008,7 @@
           <w:r>
             <w:fldChar w:fldCharType="separate"/>
           </w:r>
-          <w:hyperlink w:anchor="_Toc233051132" w:history="1">
+          <w:hyperlink w:anchor="_Toc233310885" w:history="1">
             <w:r>
               <w:rPr>
                 <w:rStyle w:val="Hyperlink"/>
@@ -1048,7 +1048,7 @@
               <w:rPr>
                 <w:webHidden/>
               </w:rPr>
-              <w:instrText xml:space="preserve"> PAGEREF _Toc233051132 \h </w:instrText>
+              <w:instrText xml:space="preserve"> PAGEREF _Toc233310885 \h </w:instrText>
             </w:r>
             <w:r>
               <w:rPr>
@@ -1092,7 +1092,7 @@
               <w14:ligatures w14:val="standardContextual"/>
             </w:rPr>
           </w:pPr>
-          <w:hyperlink w:anchor="_Toc233051133" w:history="1">
+          <w:hyperlink w:anchor="_Toc233310886" w:history="1">
             <w:r>
               <w:rPr>
                 <w:rStyle w:val="Hyperlink"/>
@@ -1138,7 +1138,7 @@
                 <w:noProof/>
                 <w:webHidden/>
               </w:rPr>
-              <w:instrText xml:space="preserve"> PAGEREF _Toc233051133 \h </w:instrText>
+              <w:instrText xml:space="preserve"> PAGEREF _Toc233310886 \h </w:instrText>
             </w:r>
             <w:r>
               <w:rPr>
@@ -1186,7 +1186,7 @@
               <w14:ligatures w14:val="standardContextual"/>
             </w:rPr>
           </w:pPr>
-          <w:hyperlink w:anchor="_Toc233051134" w:history="1">
+          <w:hyperlink w:anchor="_Toc233310887" w:history="1">
             <w:r>
               <w:rPr>
                 <w:rStyle w:val="Hyperlink"/>
@@ -1232,7 +1232,7 @@
                 <w:noProof/>
                 <w:webHidden/>
               </w:rPr>
-              <w:instrText xml:space="preserve"> PAGEREF _Toc233051134 \h </w:instrText>
+              <w:instrText xml:space="preserve"> PAGEREF _Toc233310887 \h </w:instrText>
             </w:r>
             <w:r>
               <w:rPr>
@@ -1280,7 +1280,7 @@
               <w14:ligatures w14:val="standardContextual"/>
             </w:rPr>
           </w:pPr>
-          <w:hyperlink w:anchor="_Toc233051135" w:history="1">
+          <w:hyperlink w:anchor="_Toc233310888" w:history="1">
             <w:r>
               <w:rPr>
                 <w:rStyle w:val="Hyperlink"/>
@@ -1326,7 +1326,7 @@
                 <w:noProof/>
                 <w:webHidden/>
               </w:rPr>
-              <w:instrText xml:space="preserve"> PAGEREF _Toc233051135 \h </w:instrText>
+              <w:instrText xml:space="preserve"> PAGEREF _Toc233310888 \h </w:instrText>
             </w:r>
             <w:r>
               <w:rPr>
@@ -1374,7 +1374,7 @@
               <w14:ligatures w14:val="standardContextual"/>
             </w:rPr>
           </w:pPr>
-          <w:hyperlink w:anchor="_Toc233051136" w:history="1">
+          <w:hyperlink w:anchor="_Toc233310889" w:history="1">
             <w:r>
               <w:rPr>
                 <w:rStyle w:val="Hyperlink"/>
@@ -1420,7 +1420,7 @@
                 <w:noProof/>
                 <w:webHidden/>
               </w:rPr>
-              <w:instrText xml:space="preserve"> PAGEREF _Toc233051136 \h </w:instrText>
+              <w:instrText xml:space="preserve"> PAGEREF _Toc233310889 \h </w:instrText>
             </w:r>
             <w:r>
               <w:rPr>
@@ -1463,7 +1463,7 @@
               <w14:ligatures w14:val="standardContextual"/>
             </w:rPr>
           </w:pPr>
-          <w:hyperlink w:anchor="_Toc233051137" w:history="1">
+          <w:hyperlink w:anchor="_Toc233310890" w:history="1">
             <w:r>
               <w:rPr>
                 <w:rStyle w:val="Hyperlink"/>
@@ -1503,7 +1503,7 @@
               <w:rPr>
                 <w:webHidden/>
               </w:rPr>
-              <w:instrText xml:space="preserve"> PAGEREF _Toc233051137 \h </w:instrText>
+              <w:instrText xml:space="preserve"> PAGEREF _Toc233310890 \h </w:instrText>
             </w:r>
             <w:r>
               <w:rPr>
@@ -1547,7 +1547,7 @@
               <w14:ligatures w14:val="standardContextual"/>
             </w:rPr>
           </w:pPr>
-          <w:hyperlink w:anchor="_Toc233051138" w:history="1">
+          <w:hyperlink w:anchor="_Toc233310891" w:history="1">
             <w:r>
               <w:rPr>
                 <w:rStyle w:val="Hyperlink"/>
@@ -1593,7 +1593,7 @@
                 <w:noProof/>
                 <w:webHidden/>
               </w:rPr>
-              <w:instrText xml:space="preserve"> PAGEREF _Toc233051138 \h </w:instrText>
+              <w:instrText xml:space="preserve"> PAGEREF _Toc233310891 \h </w:instrText>
             </w:r>
             <w:r>
               <w:rPr>
@@ -1641,7 +1641,7 @@
               <w14:ligatures w14:val="standardContextual"/>
             </w:rPr>
           </w:pPr>
-          <w:hyperlink w:anchor="_Toc233051139" w:history="1">
+          <w:hyperlink w:anchor="_Toc233310892" w:history="1">
             <w:r>
               <w:rPr>
                 <w:rStyle w:val="Hyperlink"/>
@@ -1687,7 +1687,7 @@
                 <w:noProof/>
                 <w:webHidden/>
               </w:rPr>
-              <w:instrText xml:space="preserve"> PAGEREF _Toc233051139 \h </w:instrText>
+              <w:instrText xml:space="preserve"> PAGEREF _Toc233310892 \h </w:instrText>
             </w:r>
             <w:r>
               <w:rPr>
@@ -1735,7 +1735,7 @@
               <w14:ligatures w14:val="standardContextual"/>
             </w:rPr>
           </w:pPr>
-          <w:hyperlink w:anchor="_Toc233051140" w:history="1">
+          <w:hyperlink w:anchor="_Toc233310893" w:history="1">
             <w:r>
               <w:rPr>
                 <w:rStyle w:val="Hyperlink"/>
@@ -1781,7 +1781,7 @@
                 <w:noProof/>
                 <w:webHidden/>
               </w:rPr>
-              <w:instrText xml:space="preserve"> PAGEREF _Toc233051140 \h </w:instrText>
+              <w:instrText xml:space="preserve"> PAGEREF _Toc233310893 \h </w:instrText>
             </w:r>
             <w:r>
               <w:rPr>
@@ -1829,7 +1829,7 @@
               <w14:ligatures w14:val="standardContextual"/>
             </w:rPr>
           </w:pPr>
-          <w:hyperlink w:anchor="_Toc233051141" w:history="1">
+          <w:hyperlink w:anchor="_Toc233310894" w:history="1">
             <w:r>
               <w:rPr>
                 <w:rStyle w:val="Hyperlink"/>
@@ -1875,7 +1875,7 @@
                 <w:noProof/>
                 <w:webHidden/>
               </w:rPr>
-              <w:instrText xml:space="preserve"> PAGEREF _Toc233051141 \h </w:instrText>
+              <w:instrText xml:space="preserve"> PAGEREF _Toc233310894 \h </w:instrText>
             </w:r>
             <w:r>
               <w:rPr>
@@ -1923,7 +1923,7 @@
               <w14:ligatures w14:val="standardContextual"/>
             </w:rPr>
           </w:pPr>
-          <w:hyperlink w:anchor="_Toc233051142" w:history="1">
+          <w:hyperlink w:anchor="_Toc233310895" w:history="1">
             <w:r>
               <w:rPr>
                 <w:rStyle w:val="Hyperlink"/>
@@ -1969,7 +1969,7 @@
                 <w:noProof/>
                 <w:webHidden/>
               </w:rPr>
-              <w:instrText xml:space="preserve"> PAGEREF _Toc233051142 \h </w:instrText>
+              <w:instrText xml:space="preserve"> PAGEREF _Toc233310895 \h </w:instrText>
             </w:r>
             <w:r>
               <w:rPr>
@@ -2017,7 +2017,7 @@
               <w14:ligatures w14:val="standardContextual"/>
             </w:rPr>
           </w:pPr>
-          <w:hyperlink w:anchor="_Toc233051143" w:history="1">
+          <w:hyperlink w:anchor="_Toc233310896" w:history="1">
             <w:r>
               <w:rPr>
                 <w:rStyle w:val="Hyperlink"/>
@@ -2063,7 +2063,7 @@
                 <w:noProof/>
                 <w:webHidden/>
               </w:rPr>
-              <w:instrText xml:space="preserve"> PAGEREF _Toc233051143 \h </w:instrText>
+              <w:instrText xml:space="preserve"> PAGEREF _Toc233310896 \h </w:instrText>
             </w:r>
             <w:r>
               <w:rPr>
@@ -2111,7 +2111,7 @@
               <w14:ligatures w14:val="standardContextual"/>
             </w:rPr>
           </w:pPr>
-          <w:hyperlink w:anchor="_Toc233051144" w:history="1">
+          <w:hyperlink w:anchor="_Toc233310897" w:history="1">
             <w:r>
               <w:rPr>
                 <w:rStyle w:val="Hyperlink"/>
@@ -2157,7 +2157,7 @@
                 <w:noProof/>
                 <w:webHidden/>
               </w:rPr>
-              <w:instrText xml:space="preserve"> PAGEREF _Toc233051144 \h </w:instrText>
+              <w:instrText xml:space="preserve"> PAGEREF _Toc233310897 \h </w:instrText>
             </w:r>
             <w:r>
               <w:rPr>
@@ -2205,7 +2205,7 @@
               <w14:ligatures w14:val="standardContextual"/>
             </w:rPr>
           </w:pPr>
-          <w:hyperlink w:anchor="_Toc233051145" w:history="1">
+          <w:hyperlink w:anchor="_Toc233310898" w:history="1">
             <w:r>
               <w:rPr>
                 <w:rStyle w:val="Hyperlink"/>
@@ -2251,7 +2251,7 @@
                 <w:noProof/>
                 <w:webHidden/>
               </w:rPr>
-              <w:instrText xml:space="preserve"> PAGEREF _Toc233051145 \h </w:instrText>
+              <w:instrText xml:space="preserve"> PAGEREF _Toc233310898 \h </w:instrText>
             </w:r>
             <w:r>
               <w:rPr>
@@ -2299,7 +2299,7 @@
               <w14:ligatures w14:val="standardContextual"/>
             </w:rPr>
           </w:pPr>
-          <w:hyperlink w:anchor="_Toc233051146" w:history="1">
+          <w:hyperlink w:anchor="_Toc233310899" w:history="1">
             <w:r>
               <w:rPr>
                 <w:rStyle w:val="Hyperlink"/>
@@ -2345,7 +2345,7 @@
                 <w:noProof/>
                 <w:webHidden/>
               </w:rPr>
-              <w:instrText xml:space="preserve"> PAGEREF _Toc233051146 \h </w:instrText>
+              <w:instrText xml:space="preserve"> PAGEREF _Toc233310899 \h </w:instrText>
             </w:r>
             <w:r>
               <w:rPr>
@@ -2388,7 +2388,7 @@
               <w14:ligatures w14:val="standardContextual"/>
             </w:rPr>
           </w:pPr>
-          <w:hyperlink w:anchor="_Toc233051147" w:history="1">
+          <w:hyperlink w:anchor="_Toc233310900" w:history="1">
             <w:r>
               <w:rPr>
                 <w:rStyle w:val="Hyperlink"/>
@@ -2428,7 +2428,7 @@
               <w:rPr>
                 <w:webHidden/>
               </w:rPr>
-              <w:instrText xml:space="preserve"> PAGEREF _Toc233051147 \h </w:instrText>
+              <w:instrText xml:space="preserve"> PAGEREF _Toc233310900 \h </w:instrText>
             </w:r>
             <w:r>
               <w:rPr>
@@ -2472,7 +2472,7 @@
               <w14:ligatures w14:val="standardContextual"/>
             </w:rPr>
           </w:pPr>
-          <w:hyperlink w:anchor="_Toc233051148" w:history="1">
+          <w:hyperlink w:anchor="_Toc233310901" w:history="1">
             <w:r>
               <w:rPr>
                 <w:rStyle w:val="Hyperlink"/>
@@ -2522,7 +2522,7 @@
                 <w:noProof/>
                 <w:webHidden/>
               </w:rPr>
-              <w:instrText xml:space="preserve"> PAGEREF _Toc233051148 \h </w:instrText>
+              <w:instrText xml:space="preserve"> PAGEREF _Toc233310901 \h </w:instrText>
             </w:r>
             <w:r>
               <w:rPr>
@@ -2570,7 +2570,7 @@
               <w14:ligatures w14:val="standardContextual"/>
             </w:rPr>
           </w:pPr>
-          <w:hyperlink w:anchor="_Toc233051149" w:history="1">
+          <w:hyperlink w:anchor="_Toc233310902" w:history="1">
             <w:r>
               <w:rPr>
                 <w:rStyle w:val="Hyperlink"/>
@@ -2617,7 +2617,7 @@
                 <w:noProof/>
                 <w:webHidden/>
               </w:rPr>
-              <w:instrText xml:space="preserve"> PAGEREF _Toc233051149 \h </w:instrText>
+              <w:instrText xml:space="preserve"> PAGEREF _Toc233310902 \h </w:instrText>
             </w:r>
             <w:r>
               <w:rPr>
@@ -2665,7 +2665,7 @@
               <w14:ligatures w14:val="standardContextual"/>
             </w:rPr>
           </w:pPr>
-          <w:hyperlink w:anchor="_Toc233051150" w:history="1">
+          <w:hyperlink w:anchor="_Toc233310903" w:history="1">
             <w:r>
               <w:rPr>
                 <w:rStyle w:val="Hyperlink"/>
@@ -2712,7 +2712,7 @@
                 <w:noProof/>
                 <w:webHidden/>
               </w:rPr>
-              <w:instrText xml:space="preserve"> PAGEREF _Toc233051150 \h </w:instrText>
+              <w:instrText xml:space="preserve"> PAGEREF _Toc233310903 \h </w:instrText>
             </w:r>
             <w:r>
               <w:rPr>
@@ -2760,7 +2760,7 @@
               <w14:ligatures w14:val="standardContextual"/>
             </w:rPr>
           </w:pPr>
-          <w:hyperlink w:anchor="_Toc233051151" w:history="1">
+          <w:hyperlink w:anchor="_Toc233310904" w:history="1">
             <w:r>
               <w:rPr>
                 <w:rStyle w:val="Hyperlink"/>
@@ -2807,7 +2807,7 @@
                 <w:noProof/>
                 <w:webHidden/>
               </w:rPr>
-              <w:instrText xml:space="preserve"> PAGEREF _Toc233051151 \h </w:instrText>
+              <w:instrText xml:space="preserve"> PAGEREF _Toc233310904 \h </w:instrText>
             </w:r>
             <w:r>
               <w:rPr>
@@ -2855,7 +2855,7 @@
               <w14:ligatures w14:val="standardContextual"/>
             </w:rPr>
           </w:pPr>
-          <w:hyperlink w:anchor="_Toc233051152" w:history="1">
+          <w:hyperlink w:anchor="_Toc233310905" w:history="1">
             <w:r>
               <w:rPr>
                 <w:rStyle w:val="Hyperlink"/>
@@ -2903,7 +2903,7 @@
                 <w:noProof/>
                 <w:webHidden/>
               </w:rPr>
-              <w:instrText xml:space="preserve"> PAGEREF _Toc233051152 \h </w:instrText>
+              <w:instrText xml:space="preserve"> PAGEREF _Toc233310905 \h </w:instrText>
             </w:r>
             <w:r>
               <w:rPr>
@@ -2951,7 +2951,7 @@
               <w14:ligatures w14:val="standardContextual"/>
             </w:rPr>
           </w:pPr>
-          <w:hyperlink w:anchor="_Toc233051153" w:history="1">
+          <w:hyperlink w:anchor="_Toc233310906" w:history="1">
             <w:r>
               <w:rPr>
                 <w:rStyle w:val="Hyperlink"/>
@@ -2998,7 +2998,7 @@
                 <w:noProof/>
                 <w:webHidden/>
               </w:rPr>
-              <w:instrText xml:space="preserve"> PAGEREF _Toc233051153 \h </w:instrText>
+              <w:instrText xml:space="preserve"> PAGEREF _Toc233310906 \h </w:instrText>
             </w:r>
             <w:r>
               <w:rPr>
@@ -3046,7 +3046,7 @@
               <w14:ligatures w14:val="standardContextual"/>
             </w:rPr>
           </w:pPr>
-          <w:hyperlink w:anchor="_Toc233051154" w:history="1">
+          <w:hyperlink w:anchor="_Toc233310907" w:history="1">
             <w:r>
               <w:rPr>
                 <w:rStyle w:val="Hyperlink"/>
@@ -3094,7 +3094,7 @@
                 <w:noProof/>
                 <w:webHidden/>
               </w:rPr>
-              <w:instrText xml:space="preserve"> PAGEREF _Toc233051154 \h </w:instrText>
+              <w:instrText xml:space="preserve"> PAGEREF _Toc233310907 \h </w:instrText>
             </w:r>
             <w:r>
               <w:rPr>
@@ -3137,7 +3137,7 @@
               <w14:ligatures w14:val="standardContextual"/>
             </w:rPr>
           </w:pPr>
-          <w:hyperlink w:anchor="_Toc233051155" w:history="1">
+          <w:hyperlink w:anchor="_Toc233310908" w:history="1">
             <w:r>
               <w:rPr>
                 <w:rStyle w:val="Hyperlink"/>
@@ -3177,7 +3177,7 @@
               <w:rPr>
                 <w:webHidden/>
               </w:rPr>
-              <w:instrText xml:space="preserve"> PAGEREF _Toc233051155 \h </w:instrText>
+              <w:instrText xml:space="preserve"> PAGEREF _Toc233310908 \h </w:instrText>
             </w:r>
             <w:r>
               <w:rPr>
@@ -3221,7 +3221,7 @@
               <w14:ligatures w14:val="standardContextual"/>
             </w:rPr>
           </w:pPr>
-          <w:hyperlink w:anchor="_Toc233051156" w:history="1">
+          <w:hyperlink w:anchor="_Toc233310909" w:history="1">
             <w:r>
               <w:rPr>
                 <w:rStyle w:val="Hyperlink"/>
@@ -3271,7 +3271,7 @@
                 <w:noProof/>
                 <w:webHidden/>
               </w:rPr>
-              <w:instrText xml:space="preserve"> PAGEREF _Toc233051156 \h </w:instrText>
+              <w:instrText xml:space="preserve"> PAGEREF _Toc233310909 \h </w:instrText>
             </w:r>
             <w:r>
               <w:rPr>
@@ -3319,7 +3319,7 @@
               <w14:ligatures w14:val="standardContextual"/>
             </w:rPr>
           </w:pPr>
-          <w:hyperlink w:anchor="_Toc233051157" w:history="1">
+          <w:hyperlink w:anchor="_Toc233310910" w:history="1">
             <w:r>
               <w:rPr>
                 <w:rStyle w:val="Hyperlink"/>
@@ -3369,7 +3369,7 @@
                 <w:noProof/>
                 <w:webHidden/>
               </w:rPr>
-              <w:instrText xml:space="preserve"> PAGEREF _Toc233051157 \h </w:instrText>
+              <w:instrText xml:space="preserve"> PAGEREF _Toc233310910 \h </w:instrText>
             </w:r>
             <w:r>
               <w:rPr>
@@ -3412,7 +3412,7 @@
               <w14:ligatures w14:val="standardContextual"/>
             </w:rPr>
           </w:pPr>
-          <w:hyperlink w:anchor="_Toc233051158" w:history="1">
+          <w:hyperlink w:anchor="_Toc233310911" w:history="1">
             <w:r>
               <w:rPr>
                 <w:rStyle w:val="Hyperlink"/>
@@ -3452,7 +3452,7 @@
               <w:rPr>
                 <w:webHidden/>
               </w:rPr>
-              <w:instrText xml:space="preserve"> PAGEREF _Toc233051158 \h </w:instrText>
+              <w:instrText xml:space="preserve"> PAGEREF _Toc233310911 \h </w:instrText>
             </w:r>
             <w:r>
               <w:rPr>
@@ -3496,7 +3496,7 @@
               <w14:ligatures w14:val="standardContextual"/>
             </w:rPr>
           </w:pPr>
-          <w:hyperlink w:anchor="_Toc233051159" w:history="1">
+          <w:hyperlink w:anchor="_Toc233310912" w:history="1">
             <w:r>
               <w:rPr>
                 <w:rStyle w:val="Hyperlink"/>
@@ -3542,7 +3542,7 @@
                 <w:noProof/>
                 <w:webHidden/>
               </w:rPr>
-              <w:instrText xml:space="preserve"> PAGEREF _Toc233051159 \h </w:instrText>
+              <w:instrText xml:space="preserve"> PAGEREF _Toc233310912 \h </w:instrText>
             </w:r>
             <w:r>
               <w:rPr>
@@ -3590,7 +3590,7 @@
               <w14:ligatures w14:val="standardContextual"/>
             </w:rPr>
           </w:pPr>
-          <w:hyperlink w:anchor="_Toc233051160" w:history="1">
+          <w:hyperlink w:anchor="_Toc233310913" w:history="1">
             <w:r>
               <w:rPr>
                 <w:rStyle w:val="Hyperlink"/>
@@ -3636,7 +3636,7 @@
                 <w:noProof/>
                 <w:webHidden/>
               </w:rPr>
-              <w:instrText xml:space="preserve"> PAGEREF _Toc233051160 \h </w:instrText>
+              <w:instrText xml:space="preserve"> PAGEREF _Toc233310913 \h </w:instrText>
             </w:r>
             <w:r>
               <w:rPr>
@@ -3684,7 +3684,7 @@
               <w14:ligatures w14:val="standardContextual"/>
             </w:rPr>
           </w:pPr>
-          <w:hyperlink w:anchor="_Toc233051161" w:history="1">
+          <w:hyperlink w:anchor="_Toc233310914" w:history="1">
             <w:r>
               <w:rPr>
                 <w:rStyle w:val="Hyperlink"/>
@@ -3730,7 +3730,7 @@
                 <w:noProof/>
                 <w:webHidden/>
               </w:rPr>
-              <w:instrText xml:space="preserve"> PAGEREF _Toc233051161 \h </w:instrText>
+              <w:instrText xml:space="preserve"> PAGEREF _Toc233310914 \h </w:instrText>
             </w:r>
             <w:r>
               <w:rPr>
@@ -3778,7 +3778,7 @@
               <w14:ligatures w14:val="standardContextual"/>
             </w:rPr>
           </w:pPr>
-          <w:hyperlink w:anchor="_Toc233051162" w:history="1">
+          <w:hyperlink w:anchor="_Toc233310915" w:history="1">
             <w:r>
               <w:rPr>
                 <w:rStyle w:val="Hyperlink"/>
@@ -3824,7 +3824,7 @@
                 <w:noProof/>
                 <w:webHidden/>
               </w:rPr>
-              <w:instrText xml:space="preserve"> PAGEREF _Toc233051162 \h </w:instrText>
+              <w:instrText xml:space="preserve"> PAGEREF _Toc233310915 \h </w:instrText>
             </w:r>
             <w:r>
               <w:rPr>
@@ -3872,7 +3872,7 @@
               <w14:ligatures w14:val="standardContextual"/>
             </w:rPr>
           </w:pPr>
-          <w:hyperlink w:anchor="_Toc233051163" w:history="1">
+          <w:hyperlink w:anchor="_Toc233310916" w:history="1">
             <w:r>
               <w:rPr>
                 <w:rStyle w:val="Hyperlink"/>
@@ -3918,7 +3918,7 @@
                 <w:noProof/>
                 <w:webHidden/>
               </w:rPr>
-              <w:instrText xml:space="preserve"> PAGEREF _Toc233051163 \h </w:instrText>
+              <w:instrText xml:space="preserve"> PAGEREF _Toc233310916 \h </w:instrText>
             </w:r>
             <w:r>
               <w:rPr>
@@ -3966,7 +3966,7 @@
               <w14:ligatures w14:val="standardContextual"/>
             </w:rPr>
           </w:pPr>
-          <w:hyperlink w:anchor="_Toc233051164" w:history="1">
+          <w:hyperlink w:anchor="_Toc233310917" w:history="1">
             <w:r>
               <w:rPr>
                 <w:rStyle w:val="Hyperlink"/>
@@ -4012,7 +4012,7 @@
                 <w:noProof/>
                 <w:webHidden/>
               </w:rPr>
-              <w:instrText xml:space="preserve"> PAGEREF _Toc233051164 \h </w:instrText>
+              <w:instrText xml:space="preserve"> PAGEREF _Toc233310917 \h </w:instrText>
             </w:r>
             <w:r>
               <w:rPr>
@@ -4060,7 +4060,7 @@
               <w14:ligatures w14:val="standardContextual"/>
             </w:rPr>
           </w:pPr>
-          <w:hyperlink w:anchor="_Toc233051165" w:history="1">
+          <w:hyperlink w:anchor="_Toc233310918" w:history="1">
             <w:r>
               <w:rPr>
                 <w:rStyle w:val="Hyperlink"/>
@@ -4110,7 +4110,7 @@
                 <w:noProof/>
                 <w:webHidden/>
               </w:rPr>
-              <w:instrText xml:space="preserve"> PAGEREF _Toc233051165 \h </w:instrText>
+              <w:instrText xml:space="preserve"> PAGEREF _Toc233310918 \h </w:instrText>
             </w:r>
             <w:r>
               <w:rPr>
@@ -4158,7 +4158,7 @@
               <w14:ligatures w14:val="standardContextual"/>
             </w:rPr>
           </w:pPr>
-          <w:hyperlink w:anchor="_Toc233051166" w:history="1">
+          <w:hyperlink w:anchor="_Toc233310919" w:history="1">
             <w:r>
               <w:rPr>
                 <w:rStyle w:val="Hyperlink"/>
@@ -4208,7 +4208,7 @@
                 <w:noProof/>
                 <w:webHidden/>
               </w:rPr>
-              <w:instrText xml:space="preserve"> PAGEREF _Toc233051166 \h </w:instrText>
+              <w:instrText xml:space="preserve"> PAGEREF _Toc233310919 \h </w:instrText>
             </w:r>
             <w:r>
               <w:rPr>
@@ -4228,7 +4228,7 @@
                 <w:noProof/>
                 <w:webHidden/>
               </w:rPr>
-              <w:t>25</w:t>
+              <w:t>27</w:t>
             </w:r>
             <w:r>
               <w:rPr>
@@ -4255,7 +4255,7 @@
               <w14:ligatures w14:val="standardContextual"/>
             </w:rPr>
           </w:pPr>
-          <w:hyperlink w:anchor="_Toc233051167" w:history="1">
+          <w:hyperlink w:anchor="_Toc233310920" w:history="1">
             <w:r>
               <w:rPr>
                 <w:rStyle w:val="Hyperlink"/>
@@ -4283,7 +4283,7 @@
                 <w:noProof/>
                 <w:webHidden/>
               </w:rPr>
-              <w:instrText xml:space="preserve"> PAGEREF _Toc233051167 \h </w:instrText>
+              <w:instrText xml:space="preserve"> PAGEREF _Toc233310920 \h </w:instrText>
             </w:r>
             <w:r>
               <w:rPr>
@@ -4303,7 +4303,7 @@
                 <w:noProof/>
                 <w:webHidden/>
               </w:rPr>
-              <w:t>25</w:t>
+              <w:t>27</w:t>
             </w:r>
             <w:r>
               <w:rPr>
@@ -4331,7 +4331,7 @@
               <w14:ligatures w14:val="standardContextual"/>
             </w:rPr>
           </w:pPr>
-          <w:hyperlink w:anchor="_Toc233051168" w:history="1">
+          <w:hyperlink w:anchor="_Toc233310921" w:history="1">
             <w:r>
               <w:rPr>
                 <w:rStyle w:val="Hyperlink"/>
@@ -4377,7 +4377,7 @@
                 <w:noProof/>
                 <w:webHidden/>
               </w:rPr>
-              <w:instrText xml:space="preserve"> PAGEREF _Toc233051168 \h </w:instrText>
+              <w:instrText xml:space="preserve"> PAGEREF _Toc233310921 \h </w:instrText>
             </w:r>
             <w:r>
               <w:rPr>
@@ -4397,7 +4397,7 @@
                 <w:noProof/>
                 <w:webHidden/>
               </w:rPr>
-              <w:t>25</w:t>
+              <w:t>27</w:t>
             </w:r>
             <w:r>
               <w:rPr>
@@ -4425,7 +4425,7 @@
               <w14:ligatures w14:val="standardContextual"/>
             </w:rPr>
           </w:pPr>
-          <w:hyperlink w:anchor="_Toc233051169" w:history="1">
+          <w:hyperlink w:anchor="_Toc233310922" w:history="1">
             <w:r>
               <w:rPr>
                 <w:rStyle w:val="Hyperlink"/>
@@ -4471,7 +4471,7 @@
                 <w:noProof/>
                 <w:webHidden/>
               </w:rPr>
-              <w:instrText xml:space="preserve"> PAGEREF _Toc233051169 \h </w:instrText>
+              <w:instrText xml:space="preserve"> PAGEREF _Toc233310922 \h </w:instrText>
             </w:r>
             <w:r>
               <w:rPr>
@@ -4491,7 +4491,7 @@
                 <w:noProof/>
                 <w:webHidden/>
               </w:rPr>
-              <w:t>26</w:t>
+              <w:t>27</w:t>
             </w:r>
             <w:r>
               <w:rPr>
@@ -4519,7 +4519,7 @@
               <w14:ligatures w14:val="standardContextual"/>
             </w:rPr>
           </w:pPr>
-          <w:hyperlink w:anchor="_Toc233051170" w:history="1">
+          <w:hyperlink w:anchor="_Toc233310923" w:history="1">
             <w:r>
               <w:rPr>
                 <w:rStyle w:val="Hyperlink"/>
@@ -4565,7 +4565,7 @@
                 <w:noProof/>
                 <w:webHidden/>
               </w:rPr>
-              <w:instrText xml:space="preserve"> PAGEREF _Toc233051170 \h </w:instrText>
+              <w:instrText xml:space="preserve"> PAGEREF _Toc233310923 \h </w:instrText>
             </w:r>
             <w:r>
               <w:rPr>
@@ -4585,7 +4585,7 @@
                 <w:noProof/>
                 <w:webHidden/>
               </w:rPr>
-              <w:t>26</w:t>
+              <w:t>27</w:t>
             </w:r>
             <w:r>
               <w:rPr>
@@ -4613,7 +4613,7 @@
               <w14:ligatures w14:val="standardContextual"/>
             </w:rPr>
           </w:pPr>
-          <w:hyperlink w:anchor="_Toc233051171" w:history="1">
+          <w:hyperlink w:anchor="_Toc233310924" w:history="1">
             <w:r>
               <w:rPr>
                 <w:rStyle w:val="Hyperlink"/>
@@ -4659,7 +4659,7 @@
                 <w:noProof/>
                 <w:webHidden/>
               </w:rPr>
-              <w:instrText xml:space="preserve"> PAGEREF _Toc233051171 \h </w:instrText>
+              <w:instrText xml:space="preserve"> PAGEREF _Toc233310924 \h </w:instrText>
             </w:r>
             <w:r>
               <w:rPr>
@@ -4679,7 +4679,7 @@
                 <w:noProof/>
                 <w:webHidden/>
               </w:rPr>
-              <w:t>26</w:t>
+              <w:t>27</w:t>
             </w:r>
             <w:r>
               <w:rPr>
@@ -4702,7 +4702,7 @@
               <w14:ligatures w14:val="standardContextual"/>
             </w:rPr>
           </w:pPr>
-          <w:hyperlink w:anchor="_Toc233051172" w:history="1">
+          <w:hyperlink w:anchor="_Toc233310925" w:history="1">
             <w:r>
               <w:rPr>
                 <w:rStyle w:val="Hyperlink"/>
@@ -4742,7 +4742,7 @@
               <w:rPr>
                 <w:webHidden/>
               </w:rPr>
-              <w:instrText xml:space="preserve"> PAGEREF _Toc233051172 \h </w:instrText>
+              <w:instrText xml:space="preserve"> PAGEREF _Toc233310925 \h </w:instrText>
             </w:r>
             <w:r>
               <w:rPr>
@@ -4759,7 +4759,7 @@
               <w:rPr>
                 <w:webHidden/>
               </w:rPr>
-              <w:t>27</w:t>
+              <w:t>28</w:t>
             </w:r>
             <w:r>
               <w:rPr>
@@ -4786,7 +4786,7 @@
               <w14:ligatures w14:val="standardContextual"/>
             </w:rPr>
           </w:pPr>
-          <w:hyperlink w:anchor="_Toc233051173" w:history="1">
+          <w:hyperlink w:anchor="_Toc233310926" w:history="1">
             <w:r>
               <w:rPr>
                 <w:rStyle w:val="Hyperlink"/>
@@ -4836,7 +4836,7 @@
                 <w:noProof/>
                 <w:webHidden/>
               </w:rPr>
-              <w:instrText xml:space="preserve"> PAGEREF _Toc233051173 \h </w:instrText>
+              <w:instrText xml:space="preserve"> PAGEREF _Toc233310926 \h </w:instrText>
             </w:r>
             <w:r>
               <w:rPr>
@@ -4856,7 +4856,7 @@
                 <w:noProof/>
                 <w:webHidden/>
               </w:rPr>
-              <w:t>27</w:t>
+              <w:t>28</w:t>
             </w:r>
             <w:r>
               <w:rPr>
@@ -4884,7 +4884,7 @@
               <w14:ligatures w14:val="standardContextual"/>
             </w:rPr>
           </w:pPr>
-          <w:hyperlink w:anchor="_Toc233051174" w:history="1">
+          <w:hyperlink w:anchor="_Toc233310927" w:history="1">
             <w:r>
               <w:rPr>
                 <w:rStyle w:val="Hyperlink"/>
@@ -4934,7 +4934,7 @@
                 <w:noProof/>
                 <w:webHidden/>
               </w:rPr>
-              <w:instrText xml:space="preserve"> PAGEREF _Toc233051174 \h </w:instrText>
+              <w:instrText xml:space="preserve"> PAGEREF _Toc233310927 \h </w:instrText>
             </w:r>
             <w:r>
               <w:rPr>
@@ -4954,7 +4954,7 @@
                 <w:noProof/>
                 <w:webHidden/>
               </w:rPr>
-              <w:t>27</w:t>
+              <w:t>28</w:t>
             </w:r>
             <w:r>
               <w:rPr>
@@ -4982,7 +4982,7 @@
               <w14:ligatures w14:val="standardContextual"/>
             </w:rPr>
           </w:pPr>
-          <w:hyperlink w:anchor="_Toc233051175" w:history="1">
+          <w:hyperlink w:anchor="_Toc233310928" w:history="1">
             <w:r>
               <w:rPr>
                 <w:rStyle w:val="Hyperlink"/>
@@ -5028,7 +5028,7 @@
                 <w:noProof/>
                 <w:webHidden/>
               </w:rPr>
-              <w:instrText xml:space="preserve"> PAGEREF _Toc233051175 \h </w:instrText>
+              <w:instrText xml:space="preserve"> PAGEREF _Toc233310928 \h </w:instrText>
             </w:r>
             <w:r>
               <w:rPr>
@@ -5048,7 +5048,7 @@
                 <w:noProof/>
                 <w:webHidden/>
               </w:rPr>
-              <w:t>27</w:t>
+              <w:t>28</w:t>
             </w:r>
             <w:r>
               <w:rPr>
@@ -5076,7 +5076,7 @@
               <w14:ligatures w14:val="standardContextual"/>
             </w:rPr>
           </w:pPr>
-          <w:hyperlink w:anchor="_Toc233051176" w:history="1">
+          <w:hyperlink w:anchor="_Toc233310929" w:history="1">
             <w:r>
               <w:rPr>
                 <w:rStyle w:val="Hyperlink"/>
@@ -5122,7 +5122,7 @@
                 <w:noProof/>
                 <w:webHidden/>
               </w:rPr>
-              <w:instrText xml:space="preserve"> PAGEREF _Toc233051176 \h </w:instrText>
+              <w:instrText xml:space="preserve"> PAGEREF _Toc233310929 \h </w:instrText>
             </w:r>
             <w:r>
               <w:rPr>
@@ -5142,7 +5142,7 @@
                 <w:noProof/>
                 <w:webHidden/>
               </w:rPr>
-              <w:t>27</w:t>
+              <w:t>28</w:t>
             </w:r>
             <w:r>
               <w:rPr>
@@ -5170,7 +5170,7 @@
               <w14:ligatures w14:val="standardContextual"/>
             </w:rPr>
           </w:pPr>
-          <w:hyperlink w:anchor="_Toc233051177" w:history="1">
+          <w:hyperlink w:anchor="_Toc233310930" w:history="1">
             <w:r>
               <w:rPr>
                 <w:rStyle w:val="Hyperlink"/>
@@ -5216,7 +5216,7 @@
                 <w:noProof/>
                 <w:webHidden/>
               </w:rPr>
-              <w:instrText xml:space="preserve"> PAGEREF _Toc233051177 \h </w:instrText>
+              <w:instrText xml:space="preserve"> PAGEREF _Toc233310930 \h </w:instrText>
             </w:r>
             <w:r>
               <w:rPr>
@@ -5236,7 +5236,7 @@
                 <w:noProof/>
                 <w:webHidden/>
               </w:rPr>
-              <w:t>27</w:t>
+              <w:t>28</w:t>
             </w:r>
             <w:r>
               <w:rPr>
@@ -5259,7 +5259,7 @@
               <w14:ligatures w14:val="standardContextual"/>
             </w:rPr>
           </w:pPr>
-          <w:hyperlink w:anchor="_Toc233051178" w:history="1">
+          <w:hyperlink w:anchor="_Toc233310931" w:history="1">
             <w:r>
               <w:rPr>
                 <w:rStyle w:val="Hyperlink"/>
@@ -5299,7 +5299,7 @@
               <w:rPr>
                 <w:webHidden/>
               </w:rPr>
-              <w:instrText xml:space="preserve"> PAGEREF _Toc233051178 \h </w:instrText>
+              <w:instrText xml:space="preserve"> PAGEREF _Toc233310931 \h </w:instrText>
             </w:r>
             <w:r>
               <w:rPr>
@@ -5316,7 +5316,7 @@
               <w:rPr>
                 <w:webHidden/>
               </w:rPr>
-              <w:t>29</w:t>
+              <w:t>30</w:t>
             </w:r>
             <w:r>
               <w:rPr>
@@ -5338,7 +5338,7 @@
               <w14:ligatures w14:val="standardContextual"/>
             </w:rPr>
           </w:pPr>
-          <w:hyperlink w:anchor="_Toc233051179" w:history="1">
+          <w:hyperlink w:anchor="_Toc233310932" w:history="1">
             <w:r>
               <w:rPr>
                 <w:rStyle w:val="Hyperlink"/>
@@ -5361,7 +5361,7 @@
               <w:rPr>
                 <w:webHidden/>
               </w:rPr>
-              <w:instrText xml:space="preserve"> PAGEREF _Toc233051179 \h </w:instrText>
+              <w:instrText xml:space="preserve"> PAGEREF _Toc233310932 \h </w:instrText>
             </w:r>
             <w:r>
               <w:rPr>
@@ -5378,7 +5378,7 @@
               <w:rPr>
                 <w:webHidden/>
               </w:rPr>
-              <w:t>30</w:t>
+              <w:t>31</w:t>
             </w:r>
             <w:r>
               <w:rPr>
@@ -5538,7 +5538,7 @@
         <w:rPr>
           <w:noProof/>
         </w:rPr>
-        <w:instrText xml:space="preserve"> PAGEREF _Toc233051114 \h </w:instrText>
+        <w:instrText xml:space="preserve"> PAGEREF _Toc233310865 \h </w:instrText>
       </w:r>
       <w:r>
         <w:rPr>
@@ -5602,7 +5602,7 @@
         <w:rPr>
           <w:noProof/>
         </w:rPr>
-        <w:instrText xml:space="preserve"> PAGEREF _Toc233051115 \h </w:instrText>
+        <w:instrText xml:space="preserve"> PAGEREF _Toc233310866 \h </w:instrText>
       </w:r>
       <w:r>
         <w:rPr>
@@ -5666,7 +5666,7 @@
         <w:rPr>
           <w:noProof/>
         </w:rPr>
-        <w:instrText xml:space="preserve"> PAGEREF _Toc233051116 \h </w:instrText>
+        <w:instrText xml:space="preserve"> PAGEREF _Toc233310867 \h </w:instrText>
       </w:r>
       <w:r>
         <w:rPr>
@@ -5730,7 +5730,7 @@
         <w:rPr>
           <w:noProof/>
         </w:rPr>
-        <w:instrText xml:space="preserve"> PAGEREF _Toc233051117 \h </w:instrText>
+        <w:instrText xml:space="preserve"> PAGEREF _Toc233310868 \h </w:instrText>
       </w:r>
       <w:r>
         <w:rPr>
@@ -5794,7 +5794,7 @@
         <w:rPr>
           <w:noProof/>
         </w:rPr>
-        <w:instrText xml:space="preserve"> PAGEREF _Toc233051118 \h </w:instrText>
+        <w:instrText xml:space="preserve"> PAGEREF _Toc233310869 \h </w:instrText>
       </w:r>
       <w:r>
         <w:rPr>
@@ -5858,7 +5858,7 @@
         <w:rPr>
           <w:noProof/>
         </w:rPr>
-        <w:instrText xml:space="preserve"> PAGEREF _Toc233051119 \h </w:instrText>
+        <w:instrText xml:space="preserve"> PAGEREF _Toc233310870 \h </w:instrText>
       </w:r>
       <w:r>
         <w:rPr>
@@ -5922,7 +5922,7 @@
         <w:rPr>
           <w:noProof/>
         </w:rPr>
-        <w:instrText xml:space="preserve"> PAGEREF _Toc233051120 \h </w:instrText>
+        <w:instrText xml:space="preserve"> PAGEREF _Toc233310871 \h </w:instrText>
       </w:r>
       <w:r>
         <w:rPr>
@@ -5986,7 +5986,7 @@
         <w:rPr>
           <w:noProof/>
         </w:rPr>
-        <w:instrText xml:space="preserve"> PAGEREF _Toc233051121 \h </w:instrText>
+        <w:instrText xml:space="preserve"> PAGEREF _Toc233310872 \h </w:instrText>
       </w:r>
       <w:r>
         <w:rPr>
@@ -6050,7 +6050,7 @@
         <w:rPr>
           <w:noProof/>
         </w:rPr>
-        <w:instrText xml:space="preserve"> PAGEREF _Toc233051122 \h </w:instrText>
+        <w:instrText xml:space="preserve"> PAGEREF _Toc233310873 \h </w:instrText>
       </w:r>
       <w:r>
         <w:rPr>
@@ -6114,7 +6114,7 @@
         <w:rPr>
           <w:noProof/>
         </w:rPr>
-        <w:instrText xml:space="preserve"> PAGEREF _Toc233051123 \h </w:instrText>
+        <w:instrText xml:space="preserve"> PAGEREF _Toc233310874 \h </w:instrText>
       </w:r>
       <w:r>
         <w:rPr>
@@ -6178,7 +6178,7 @@
         <w:rPr>
           <w:noProof/>
         </w:rPr>
-        <w:instrText xml:space="preserve"> PAGEREF _Toc233051124 \h </w:instrText>
+        <w:instrText xml:space="preserve"> PAGEREF _Toc233310875 \h </w:instrText>
       </w:r>
       <w:r>
         <w:rPr>
@@ -6242,7 +6242,7 @@
         <w:rPr>
           <w:noProof/>
         </w:rPr>
-        <w:instrText xml:space="preserve"> PAGEREF _Toc233051125 \h </w:instrText>
+        <w:instrText xml:space="preserve"> PAGEREF _Toc233310876 \h </w:instrText>
       </w:r>
       <w:r>
         <w:rPr>
@@ -6306,7 +6306,7 @@
         <w:rPr>
           <w:noProof/>
         </w:rPr>
-        <w:instrText xml:space="preserve"> PAGEREF _Toc233051126 \h </w:instrText>
+        <w:instrText xml:space="preserve"> PAGEREF _Toc233310877 \h </w:instrText>
       </w:r>
       <w:r>
         <w:rPr>
@@ -6370,7 +6370,7 @@
         <w:rPr>
           <w:noProof/>
         </w:rPr>
-        <w:instrText xml:space="preserve"> PAGEREF _Toc233051127 \h </w:instrText>
+        <w:instrText xml:space="preserve"> PAGEREF _Toc233310878 \h </w:instrText>
       </w:r>
       <w:r>
         <w:rPr>
@@ -6434,7 +6434,7 @@
         <w:rPr>
           <w:noProof/>
         </w:rPr>
-        <w:instrText xml:space="preserve"> PAGEREF _Toc233051128 \h </w:instrText>
+        <w:instrText xml:space="preserve"> PAGEREF _Toc233310879 \h </w:instrText>
       </w:r>
       <w:r>
         <w:rPr>
@@ -6498,7 +6498,7 @@
         <w:rPr>
           <w:noProof/>
         </w:rPr>
-        <w:instrText xml:space="preserve"> PAGEREF _Toc233051129 \h </w:instrText>
+        <w:instrText xml:space="preserve"> PAGEREF _Toc233310880 \h </w:instrText>
       </w:r>
       <w:r>
         <w:rPr>
@@ -6562,7 +6562,7 @@
         <w:rPr>
           <w:noProof/>
         </w:rPr>
-        <w:instrText xml:space="preserve"> PAGEREF _Toc233051130 \h </w:instrText>
+        <w:instrText xml:space="preserve"> PAGEREF _Toc233310881 \h </w:instrText>
       </w:r>
       <w:r>
         <w:rPr>
@@ -6626,7 +6626,7 @@
         <w:rPr>
           <w:noProof/>
         </w:rPr>
-        <w:instrText xml:space="preserve"> PAGEREF _Toc233051131 \h </w:instrText>
+        <w:instrText xml:space="preserve"> PAGEREF _Toc233310882 \h </w:instrText>
       </w:r>
       <w:r>
         <w:rPr>
@@ -6644,6 +6644,134 @@
           <w:noProof/>
         </w:rPr>
         <w:t>25</w:t>
+      </w:r>
+      <w:r>
+        <w:rPr>
+          <w:noProof/>
+        </w:rPr>
+        <w:fldChar w:fldCharType="end"/>
+      </w:r>
+    </w:p>
+    <w:p>
+      <w:pPr>
+        <w:pStyle w:val="ndicedeilustraes"/>
+        <w:tabs>
+          <w:tab w:val="right" w:leader="dot" w:pos="9060"/>
+        </w:tabs>
+        <w:rPr>
+          <w:rFonts w:eastAsiaTheme="minorEastAsia"/>
+          <w:noProof/>
+          <w:kern w:val="2"/>
+          <w:sz w:val="24"/>
+          <w:szCs w:val="24"/>
+          <w:lang w:eastAsia="pt-BR"/>
+          <w14:ligatures w14:val="standardContextual"/>
+        </w:rPr>
+      </w:pPr>
+      <w:r>
+        <w:rPr>
+          <w:noProof/>
+        </w:rPr>
+        <w:t>Figura 19: Tela de Combate 5</w:t>
+      </w:r>
+      <w:r>
+        <w:rPr>
+          <w:noProof/>
+        </w:rPr>
+        <w:tab/>
+      </w:r>
+      <w:r>
+        <w:rPr>
+          <w:noProof/>
+        </w:rPr>
+        <w:fldChar w:fldCharType="begin"/>
+      </w:r>
+      <w:r>
+        <w:rPr>
+          <w:noProof/>
+        </w:rPr>
+        <w:instrText xml:space="preserve"> PAGEREF _Toc233310883 \h </w:instrText>
+      </w:r>
+      <w:r>
+        <w:rPr>
+          <w:noProof/>
+        </w:rPr>
+      </w:r>
+      <w:r>
+        <w:rPr>
+          <w:noProof/>
+        </w:rPr>
+        <w:fldChar w:fldCharType="separate"/>
+      </w:r>
+      <w:r>
+        <w:rPr>
+          <w:noProof/>
+        </w:rPr>
+        <w:t>26</w:t>
+      </w:r>
+      <w:r>
+        <w:rPr>
+          <w:noProof/>
+        </w:rPr>
+        <w:fldChar w:fldCharType="end"/>
+      </w:r>
+    </w:p>
+    <w:p>
+      <w:pPr>
+        <w:pStyle w:val="ndicedeilustraes"/>
+        <w:tabs>
+          <w:tab w:val="right" w:leader="dot" w:pos="9060"/>
+        </w:tabs>
+        <w:rPr>
+          <w:rFonts w:eastAsiaTheme="minorEastAsia"/>
+          <w:noProof/>
+          <w:kern w:val="2"/>
+          <w:sz w:val="24"/>
+          <w:szCs w:val="24"/>
+          <w:lang w:eastAsia="pt-BR"/>
+          <w14:ligatures w14:val="standardContextual"/>
+        </w:rPr>
+      </w:pPr>
+      <w:r>
+        <w:rPr>
+          <w:noProof/>
+        </w:rPr>
+        <w:t>Figura 20: Escolha Final</w:t>
+      </w:r>
+      <w:r>
+        <w:rPr>
+          <w:noProof/>
+        </w:rPr>
+        <w:tab/>
+      </w:r>
+      <w:r>
+        <w:rPr>
+          <w:noProof/>
+        </w:rPr>
+        <w:fldChar w:fldCharType="begin"/>
+      </w:r>
+      <w:r>
+        <w:rPr>
+          <w:noProof/>
+        </w:rPr>
+        <w:instrText xml:space="preserve"> PAGEREF _Toc233310884 \h </w:instrText>
+      </w:r>
+      <w:r>
+        <w:rPr>
+          <w:noProof/>
+        </w:rPr>
+      </w:r>
+      <w:r>
+        <w:rPr>
+          <w:noProof/>
+        </w:rPr>
+        <w:fldChar w:fldCharType="separate"/>
+      </w:r>
+      <w:r>
+        <w:rPr>
+          <w:noProof/>
+        </w:rPr>
+        <w:t>26</w:t>
       </w:r>
       <w:r>
         <w:rPr>
@@ -6679,7 +6807,7 @@
         <w:spacing w:line="276" w:lineRule="auto"/>
       </w:pPr>
       <w:bookmarkStart w:id="1" w:name="_Toc4479068"/>
-      <w:bookmarkStart w:id="2" w:name="_Toc233051132"/>
+      <w:bookmarkStart w:id="2" w:name="_Toc233310885"/>
       <w:r>
         <w:lastRenderedPageBreak/>
         <w:t>Introdução</w:t>
@@ -6714,7 +6842,7 @@
         <w:spacing w:line="276" w:lineRule="auto"/>
       </w:pPr>
       <w:bookmarkStart w:id="3" w:name="_Toc4479069"/>
-      <w:bookmarkStart w:id="4" w:name="_Toc233051133"/>
+      <w:bookmarkStart w:id="4" w:name="_Toc233310886"/>
       <w:r>
         <w:t>Tema</w:t>
       </w:r>
@@ -6764,7 +6892,7 @@
         <w:spacing w:line="276" w:lineRule="auto"/>
       </w:pPr>
       <w:bookmarkStart w:id="5" w:name="_Toc4479070"/>
-      <w:bookmarkStart w:id="6" w:name="_Toc233051134"/>
+      <w:bookmarkStart w:id="6" w:name="_Toc233310887"/>
       <w:r>
         <w:t>Objetivo do projeto</w:t>
       </w:r>
@@ -6786,7 +6914,7 @@
         <w:spacing w:line="276" w:lineRule="auto"/>
       </w:pPr>
       <w:bookmarkStart w:id="7" w:name="_Toc4479072"/>
-      <w:bookmarkStart w:id="8" w:name="_Toc233051135"/>
+      <w:bookmarkStart w:id="8" w:name="_Toc233310888"/>
       <w:r>
         <w:t xml:space="preserve">Organização do </w:t>
       </w:r>
@@ -6862,7 +6990,7 @@
         <w:spacing w:line="276" w:lineRule="auto"/>
       </w:pPr>
       <w:bookmarkStart w:id="9" w:name="_Toc4479073"/>
-      <w:bookmarkStart w:id="10" w:name="_Toc233051136"/>
+      <w:bookmarkStart w:id="10" w:name="_Toc233310889"/>
       <w:r>
         <w:t>Glossário de termos</w:t>
       </w:r>
@@ -7548,7 +7676,7 @@
         <w:spacing w:line="276" w:lineRule="auto"/>
       </w:pPr>
       <w:bookmarkStart w:id="11" w:name="_Toc4479074"/>
-      <w:bookmarkStart w:id="12" w:name="_Toc233051137"/>
+      <w:bookmarkStart w:id="12" w:name="_Toc233310890"/>
       <w:r>
         <w:lastRenderedPageBreak/>
         <w:t>Descrição Geral do Sistema</w:t>
@@ -7576,7 +7704,7 @@
         <w:spacing w:line="276" w:lineRule="auto"/>
       </w:pPr>
       <w:bookmarkStart w:id="13" w:name="_Toc4479075"/>
-      <w:bookmarkStart w:id="14" w:name="_Toc233051138"/>
+      <w:bookmarkStart w:id="14" w:name="_Toc233310891"/>
       <w:r>
         <w:t xml:space="preserve">Descrição do </w:t>
       </w:r>
@@ -7620,7 +7748,7 @@
         <w:spacing w:line="276" w:lineRule="auto"/>
       </w:pPr>
       <w:bookmarkStart w:id="15" w:name="_Toc4479079"/>
-      <w:bookmarkStart w:id="16" w:name="_Toc233051139"/>
+      <w:bookmarkStart w:id="16" w:name="_Toc233310892"/>
       <w:r>
         <w:t>Principais envolvidos e suas características</w:t>
       </w:r>
@@ -7632,7 +7760,7 @@
         <w:pStyle w:val="Ttulo3"/>
       </w:pPr>
       <w:bookmarkStart w:id="17" w:name="_Toc4479080"/>
-      <w:bookmarkStart w:id="18" w:name="_Toc233051140"/>
+      <w:bookmarkStart w:id="18" w:name="_Toc233310893"/>
       <w:r>
         <w:t>Usuários do Sistema</w:t>
       </w:r>
@@ -7668,7 +7796,7 @@
         <w:pStyle w:val="Ttulo3"/>
       </w:pPr>
       <w:bookmarkStart w:id="19" w:name="_Toc4479081"/>
-      <w:bookmarkStart w:id="20" w:name="_Toc233051141"/>
+      <w:bookmarkStart w:id="20" w:name="_Toc233310894"/>
       <w:r>
         <w:t>Desenvolvedores do Sistema</w:t>
       </w:r>
@@ -7786,7 +7914,7 @@
         <w:spacing w:after="0" w:line="276" w:lineRule="auto"/>
       </w:pPr>
       <w:bookmarkStart w:id="21" w:name="_Toc4479082"/>
-      <w:bookmarkStart w:id="22" w:name="_Toc233051142"/>
+      <w:bookmarkStart w:id="22" w:name="_Toc233310895"/>
       <w:r>
         <w:t>Regras de Negócio</w:t>
       </w:r>
@@ -7811,7 +7939,7 @@
           <w:rFonts w:eastAsiaTheme="minorEastAsia"/>
         </w:rPr>
       </w:pPr>
-      <w:bookmarkStart w:id="23" w:name="_Toc233051143"/>
+      <w:bookmarkStart w:id="23" w:name="_Toc233310896"/>
       <w:r>
         <w:t>Restrições de negócio</w:t>
       </w:r>
@@ -7907,7 +8035,7 @@
       <w:pPr>
         <w:pStyle w:val="Ttulo3"/>
       </w:pPr>
-      <w:bookmarkStart w:id="24" w:name="_Toc233051144"/>
+      <w:bookmarkStart w:id="24" w:name="_Toc233310897"/>
       <w:r>
         <w:t>Restrições de desempenho</w:t>
       </w:r>
@@ -8023,7 +8151,7 @@
       <w:pPr>
         <w:pStyle w:val="Ttulo3"/>
       </w:pPr>
-      <w:bookmarkStart w:id="25" w:name="_Toc233051145"/>
+      <w:bookmarkStart w:id="25" w:name="_Toc233310898"/>
       <w:r>
         <w:t>Tolerância a falhas</w:t>
       </w:r>
@@ -8126,7 +8254,7 @@
       <w:pPr>
         <w:pStyle w:val="Ttulo3"/>
       </w:pPr>
-      <w:bookmarkStart w:id="26" w:name="_Toc233051146"/>
+      <w:bookmarkStart w:id="26" w:name="_Toc233310899"/>
       <w:r>
         <w:t>Ferramentas de apoio</w:t>
       </w:r>
@@ -8264,7 +8392,7 @@
         <w:pStyle w:val="Ttulo1"/>
         <w:spacing w:line="276" w:lineRule="auto"/>
       </w:pPr>
-      <w:bookmarkStart w:id="27" w:name="_Toc233051147"/>
+      <w:bookmarkStart w:id="27" w:name="_Toc233310900"/>
       <w:r>
         <w:lastRenderedPageBreak/>
         <w:t>Descrição dos cenários</w:t>
@@ -8291,7 +8419,7 @@
         </w:rPr>
       </w:pPr>
       <w:bookmarkStart w:id="28" w:name="_Toc4479084"/>
-      <w:bookmarkStart w:id="29" w:name="_Toc233051148"/>
+      <w:bookmarkStart w:id="29" w:name="_Toc233310901"/>
       <w:r>
         <w:rPr>
           <w:rFonts w:eastAsia="Times New Roman"/>
@@ -8389,7 +8517,7 @@
         </w:rPr>
       </w:pPr>
       <w:bookmarkStart w:id="30" w:name="_Toc211201387"/>
-      <w:bookmarkStart w:id="31" w:name="_Toc233051114"/>
+      <w:bookmarkStart w:id="31" w:name="_Toc233310865"/>
       <w:r>
         <w:t xml:space="preserve">Figura </w:t>
       </w:r>
@@ -8439,7 +8567,7 @@
           <w:rFonts w:eastAsiaTheme="minorEastAsia"/>
         </w:rPr>
       </w:pPr>
-      <w:bookmarkStart w:id="32" w:name="_Toc233051149"/>
+      <w:bookmarkStart w:id="32" w:name="_Toc233310902"/>
       <w:r>
         <w:rPr>
           <w:lang w:eastAsia="pt-BR"/>
@@ -8909,7 +9037,7 @@
           <w:bCs w:val="0"/>
         </w:rPr>
       </w:pPr>
-      <w:bookmarkStart w:id="33" w:name="_Toc233051150"/>
+      <w:bookmarkStart w:id="33" w:name="_Toc233310903"/>
       <w:r>
         <w:rPr>
           <w:rStyle w:val="Ttulo3Char"/>
@@ -9259,7 +9387,7 @@
           <w:bCs w:val="0"/>
         </w:rPr>
       </w:pPr>
-      <w:bookmarkStart w:id="34" w:name="_Toc233051151"/>
+      <w:bookmarkStart w:id="34" w:name="_Toc233310904"/>
       <w:r>
         <w:rPr>
           <w:rStyle w:val="Ttulo3Char"/>
@@ -9595,7 +9723,7 @@
           <w:lang w:eastAsia="pt-BR"/>
         </w:rPr>
       </w:pPr>
-      <w:bookmarkStart w:id="35" w:name="_Toc233051152"/>
+      <w:bookmarkStart w:id="35" w:name="_Toc233310905"/>
       <w:r>
         <w:rPr>
           <w:rStyle w:val="Ttulo3Char"/>
@@ -10001,7 +10129,7 @@
           <w:bCs w:val="0"/>
         </w:rPr>
       </w:pPr>
-      <w:bookmarkStart w:id="36" w:name="_Toc233051153"/>
+      <w:bookmarkStart w:id="36" w:name="_Toc233310906"/>
       <w:r>
         <w:rPr>
           <w:rStyle w:val="Ttulo3Char"/>
@@ -10156,7 +10284,7 @@
           <w:lang w:eastAsia="pt-BR"/>
         </w:rPr>
       </w:pPr>
-      <w:bookmarkStart w:id="37" w:name="_Toc233051154"/>
+      <w:bookmarkStart w:id="37" w:name="_Toc233310907"/>
       <w:r>
         <w:rPr>
           <w:lang w:eastAsia="pt-BR"/>
@@ -10412,7 +10540,7 @@
           <w:color w:val="0D0D0D" w:themeColor="text1" w:themeTint="F2"/>
         </w:rPr>
       </w:pPr>
-      <w:bookmarkStart w:id="39" w:name="_Toc233051155"/>
+      <w:bookmarkStart w:id="39" w:name="_Toc233310908"/>
       <w:r>
         <w:lastRenderedPageBreak/>
         <w:t>Diagramas do Sistema</w:t>
@@ -10457,7 +10585,7 @@
         </w:rPr>
       </w:pPr>
       <w:bookmarkStart w:id="40" w:name="_Toc21125445"/>
-      <w:bookmarkStart w:id="41" w:name="_Toc233051156"/>
+      <w:bookmarkStart w:id="41" w:name="_Toc233310909"/>
       <w:r>
         <w:rPr>
           <w:rFonts w:eastAsia="Times New Roman"/>
@@ -10553,7 +10681,7 @@
         <w:spacing w:line="276" w:lineRule="auto"/>
       </w:pPr>
       <w:bookmarkStart w:id="42" w:name="_Toc211201388"/>
-      <w:bookmarkStart w:id="43" w:name="_Toc233051115"/>
+      <w:bookmarkStart w:id="43" w:name="_Toc233310866"/>
       <w:r>
         <w:t xml:space="preserve">Figura </w:t>
       </w:r>
@@ -10865,7 +10993,7 @@
           <w:lang w:eastAsia="pt-BR"/>
         </w:rPr>
       </w:pPr>
-      <w:bookmarkStart w:id="44" w:name="_Toc233051157"/>
+      <w:bookmarkStart w:id="44" w:name="_Toc233310910"/>
       <w:r>
         <w:rPr>
           <w:rFonts w:eastAsia="Times New Roman"/>
@@ -10977,7 +11105,7 @@
         <w:spacing w:line="276" w:lineRule="auto"/>
       </w:pPr>
       <w:bookmarkStart w:id="45" w:name="_Toc211201389"/>
-      <w:bookmarkStart w:id="46" w:name="_Toc233051116"/>
+      <w:bookmarkStart w:id="46" w:name="_Toc233310867"/>
       <w:r>
         <w:t xml:space="preserve">Figura </w:t>
       </w:r>
@@ -11885,7 +12013,7 @@
           <w:color w:val="0D0D0D" w:themeColor="text1" w:themeTint="F2"/>
         </w:rPr>
       </w:pPr>
-      <w:bookmarkStart w:id="47" w:name="_Toc233051158"/>
+      <w:bookmarkStart w:id="47" w:name="_Toc233310911"/>
       <w:r>
         <w:rPr>
           <w:color w:val="000000" w:themeColor="text1"/>
@@ -11926,7 +12054,7 @@
         <w:pStyle w:val="Ttulo2"/>
         <w:spacing w:line="276" w:lineRule="auto"/>
       </w:pPr>
-      <w:bookmarkStart w:id="48" w:name="_Toc233051159"/>
+      <w:bookmarkStart w:id="48" w:name="_Toc233310912"/>
       <w:r>
         <w:t>Métodos</w:t>
       </w:r>
@@ -11936,7 +12064,7 @@
       <w:pPr>
         <w:pStyle w:val="Ttulo3"/>
       </w:pPr>
-      <w:bookmarkStart w:id="49" w:name="_Toc233051160"/>
+      <w:bookmarkStart w:id="49" w:name="_Toc233310913"/>
       <w:r>
         <w:t>Modelagem do sistema</w:t>
       </w:r>
@@ -11973,7 +12101,7 @@
       <w:pPr>
         <w:pStyle w:val="Ttulo3"/>
       </w:pPr>
-      <w:bookmarkStart w:id="50" w:name="_Toc233051161"/>
+      <w:bookmarkStart w:id="50" w:name="_Toc233310914"/>
       <w:r>
         <w:t>Implementação</w:t>
       </w:r>
@@ -12132,7 +12260,7 @@
       <w:pPr>
         <w:pStyle w:val="Ttulo3"/>
       </w:pPr>
-      <w:bookmarkStart w:id="51" w:name="_Toc233051162"/>
+      <w:bookmarkStart w:id="51" w:name="_Toc233310915"/>
       <w:r>
         <w:t>Testes</w:t>
       </w:r>
@@ -12213,7 +12341,7 @@
       <w:pPr>
         <w:pStyle w:val="Ttulo3"/>
       </w:pPr>
-      <w:bookmarkStart w:id="52" w:name="_Toc233051163"/>
+      <w:bookmarkStart w:id="52" w:name="_Toc233310916"/>
       <w:r>
         <w:lastRenderedPageBreak/>
         <w:t>Controle de versão e colaboração</w:t>
@@ -12257,7 +12385,7 @@
       <w:pPr>
         <w:pStyle w:val="Ttulo3"/>
       </w:pPr>
-      <w:bookmarkStart w:id="53" w:name="_Toc233051164"/>
+      <w:bookmarkStart w:id="53" w:name="_Toc233310917"/>
       <w:r>
         <w:t>Outros</w:t>
       </w:r>
@@ -12331,7 +12459,7 @@
           <w:lang w:eastAsia="pt-BR"/>
         </w:rPr>
       </w:pPr>
-      <w:bookmarkStart w:id="54" w:name="_Toc233051165"/>
+      <w:bookmarkStart w:id="54" w:name="_Toc233310918"/>
       <w:r>
         <w:rPr>
           <w:rFonts w:eastAsia="Times New Roman"/>
@@ -12460,7 +12588,7 @@
           <w:color w:val="0D0D0D" w:themeColor="text1" w:themeTint="F2"/>
         </w:rPr>
       </w:pPr>
-      <w:bookmarkStart w:id="55" w:name="_Toc233051117"/>
+      <w:bookmarkStart w:id="55" w:name="_Toc233310868"/>
       <w:r>
         <w:t xml:space="preserve">Figura </w:t>
       </w:r>
@@ -12540,7 +12668,7 @@
           <w:color w:val="0D0D0D" w:themeColor="text1" w:themeTint="F2"/>
         </w:rPr>
       </w:pPr>
-      <w:bookmarkStart w:id="56" w:name="_Toc233051118"/>
+      <w:bookmarkStart w:id="56" w:name="_Toc233310869"/>
       <w:r>
         <w:t xml:space="preserve">Figura </w:t>
       </w:r>
@@ -12619,7 +12747,7 @@
           <w:color w:val="0D0D0D" w:themeColor="text1" w:themeTint="F2"/>
         </w:rPr>
       </w:pPr>
-      <w:bookmarkStart w:id="57" w:name="_Toc233051119"/>
+      <w:bookmarkStart w:id="57" w:name="_Toc233310870"/>
       <w:r>
         <w:t xml:space="preserve">Figura </w:t>
       </w:r>
@@ -12707,7 +12835,7 @@
           <w:color w:val="0D0D0D" w:themeColor="text1" w:themeTint="F2"/>
         </w:rPr>
       </w:pPr>
-      <w:bookmarkStart w:id="58" w:name="_Toc233051120"/>
+      <w:bookmarkStart w:id="58" w:name="_Toc233310871"/>
       <w:r>
         <w:t xml:space="preserve">Figura </w:t>
       </w:r>
@@ -12786,7 +12914,7 @@
           <w:color w:val="0D0D0D" w:themeColor="text1" w:themeTint="F2"/>
         </w:rPr>
       </w:pPr>
-      <w:bookmarkStart w:id="59" w:name="_Toc233051121"/>
+      <w:bookmarkStart w:id="59" w:name="_Toc233310872"/>
       <w:r>
         <w:t xml:space="preserve">Figura </w:t>
       </w:r>
@@ -12872,7 +13000,7 @@
           <w:color w:val="0D0D0D" w:themeColor="text1" w:themeTint="F2"/>
         </w:rPr>
       </w:pPr>
-      <w:bookmarkStart w:id="60" w:name="_Toc233051122"/>
+      <w:bookmarkStart w:id="60" w:name="_Toc233310873"/>
       <w:r>
         <w:t xml:space="preserve">Figura </w:t>
       </w:r>
@@ -12951,7 +13079,7 @@
           <w:color w:val="0D0D0D" w:themeColor="text1" w:themeTint="F2"/>
         </w:rPr>
       </w:pPr>
-      <w:bookmarkStart w:id="61" w:name="_Toc233051123"/>
+      <w:bookmarkStart w:id="61" w:name="_Toc233310874"/>
       <w:r>
         <w:t xml:space="preserve">Figura </w:t>
       </w:r>
@@ -13037,7 +13165,7 @@
         <w:pStyle w:val="Legenda"/>
         <w:jc w:val="both"/>
       </w:pPr>
-      <w:bookmarkStart w:id="62" w:name="_Toc233051124"/>
+      <w:bookmarkStart w:id="62" w:name="_Toc233310875"/>
       <w:r>
         <w:t xml:space="preserve">Figura </w:t>
       </w:r>
@@ -13126,7 +13254,7 @@
           <w:color w:val="0D0D0D" w:themeColor="text1" w:themeTint="F2"/>
         </w:rPr>
       </w:pPr>
-      <w:bookmarkStart w:id="63" w:name="_Toc233051125"/>
+      <w:bookmarkStart w:id="63" w:name="_Toc233310876"/>
       <w:r>
         <w:t xml:space="preserve">Figura </w:t>
       </w:r>
@@ -13217,7 +13345,7 @@
           <w:color w:val="0D0D0D" w:themeColor="text1" w:themeTint="F2"/>
         </w:rPr>
       </w:pPr>
-      <w:bookmarkStart w:id="64" w:name="_Toc233051126"/>
+      <w:bookmarkStart w:id="64" w:name="_Toc233310877"/>
       <w:r>
         <w:t xml:space="preserve">Figura </w:t>
       </w:r>
@@ -13308,7 +13436,7 @@
           <w:color w:val="0D0D0D" w:themeColor="text1" w:themeTint="F2"/>
         </w:rPr>
       </w:pPr>
-      <w:bookmarkStart w:id="65" w:name="_Toc233051127"/>
+      <w:bookmarkStart w:id="65" w:name="_Toc233310878"/>
       <w:r>
         <w:t xml:space="preserve">Figura </w:t>
       </w:r>
@@ -13391,7 +13519,7 @@
           <w:color w:val="0D0D0D" w:themeColor="text1" w:themeTint="F2"/>
         </w:rPr>
       </w:pPr>
-      <w:bookmarkStart w:id="66" w:name="_Toc233051128"/>
+      <w:bookmarkStart w:id="66" w:name="_Toc233310879"/>
       <w:r>
         <w:t xml:space="preserve">Figura </w:t>
       </w:r>
@@ -13476,7 +13604,7 @@
           <w:color w:val="0D0D0D" w:themeColor="text1" w:themeTint="F2"/>
         </w:rPr>
       </w:pPr>
-      <w:bookmarkStart w:id="67" w:name="_Toc233051129"/>
+      <w:bookmarkStart w:id="67" w:name="_Toc233310880"/>
       <w:r>
         <w:t xml:space="preserve">Figura </w:t>
       </w:r>
@@ -13559,7 +13687,7 @@
           <w:color w:val="0D0D0D" w:themeColor="text1" w:themeTint="F2"/>
         </w:rPr>
       </w:pPr>
-      <w:bookmarkStart w:id="68" w:name="_Toc233051130"/>
+      <w:bookmarkStart w:id="68" w:name="_Toc233310881"/>
       <w:r>
         <w:t xml:space="preserve">Figura </w:t>
       </w:r>
@@ -13642,7 +13770,7 @@
         <w:pStyle w:val="Legenda"/>
         <w:jc w:val="both"/>
       </w:pPr>
-      <w:bookmarkStart w:id="69" w:name="_Toc233051131"/>
+      <w:bookmarkStart w:id="69" w:name="_Toc233310882"/>
       <w:r>
         <w:t xml:space="preserve">Figura </w:t>
       </w:r>
@@ -13670,10 +13798,13 @@
         <w:keepNext/>
       </w:pPr>
       <w:r>
+        <w:rPr>
+          <w:noProof/>
+        </w:rPr>
         <w:drawing>
-          <wp:inline distT="0" distB="0" distL="0" distR="0" wp14:anchorId="0CB1E5B3" wp14:editId="009D6E61">
-            <wp:extent cx="4467225" cy="2466975"/>
-            <wp:effectExtent l="0" t="0" r="9525" b="9525"/>
+          <wp:inline distT="0" distB="0" distL="0" distR="0" wp14:anchorId="0CB1E5B3" wp14:editId="13209976">
+            <wp:extent cx="5705475" cy="3150785"/>
+            <wp:effectExtent l="0" t="0" r="0" b="0"/>
             <wp:docPr id="610946519" name="Imagem 1"/>
             <wp:cNvGraphicFramePr>
               <a:graphicFrameLocks xmlns:a="http://schemas.openxmlformats.org/drawingml/2006/main" noChangeAspect="1"/>
@@ -13695,7 +13826,7 @@
                   <pic:spPr bwMode="auto">
                     <a:xfrm>
                       <a:off x="0" y="0"/>
-                      <a:ext cx="4467225" cy="2466975"/>
+                      <a:ext cx="5727214" cy="3162790"/>
                     </a:xfrm>
                     <a:prstGeom prst="rect">
                       <a:avLst/>
@@ -13720,6 +13851,7 @@
       <w:pPr>
         <w:pStyle w:val="Legenda"/>
       </w:pPr>
+      <w:bookmarkStart w:id="70" w:name="_Toc233310883"/>
       <w:r>
         <w:t xml:space="preserve">Figura </w:t>
       </w:r>
@@ -13734,20 +13866,84 @@
       <w:r>
         <w:t>: Tela de Combate 5</w:t>
       </w:r>
+      <w:bookmarkEnd w:id="70"/>
+    </w:p>
+    <w:p/>
+    <w:p>
+      <w:pPr>
+        <w:keepNext/>
+      </w:pPr>
+      <w:r>
+        <w:rPr>
+          <w:noProof/>
+        </w:rPr>
+        <w:drawing>
+          <wp:inline distT="0" distB="0" distL="0" distR="0" wp14:anchorId="7E3CD703" wp14:editId="1712E749">
+            <wp:extent cx="5759450" cy="3150870"/>
+            <wp:effectExtent l="0" t="0" r="0" b="0"/>
+            <wp:docPr id="1754550547" name="Imagem 2"/>
+            <wp:cNvGraphicFramePr>
+              <a:graphicFrameLocks xmlns:a="http://schemas.openxmlformats.org/drawingml/2006/main" noChangeAspect="1"/>
+            </wp:cNvGraphicFramePr>
+            <a:graphic xmlns:a="http://schemas.openxmlformats.org/drawingml/2006/main">
+              <a:graphicData uri="http://schemas.openxmlformats.org/drawingml/2006/picture">
+                <pic:pic xmlns:pic="http://schemas.openxmlformats.org/drawingml/2006/picture">
+                  <pic:nvPicPr>
+                    <pic:cNvPr id="1754550547" name="Imagem 1754550547"/>
+                    <pic:cNvPicPr/>
+                  </pic:nvPicPr>
+                  <pic:blipFill>
+                    <a:blip r:embed="rId31" cstate="print">
+                      <a:extLst>
+                        <a:ext uri="{28A0092B-C50C-407E-A947-70E740481C1C}">
+                          <a14:useLocalDpi xmlns:a14="http://schemas.microsoft.com/office/drawing/2010/main" val="0"/>
+                        </a:ext>
+                      </a:extLst>
+                    </a:blip>
+                    <a:stretch>
+                      <a:fillRect/>
+                    </a:stretch>
+                  </pic:blipFill>
+                  <pic:spPr>
+                    <a:xfrm>
+                      <a:off x="0" y="0"/>
+                      <a:ext cx="5759450" cy="3150870"/>
+                    </a:xfrm>
+                    <a:prstGeom prst="rect">
+                      <a:avLst/>
+                    </a:prstGeom>
+                  </pic:spPr>
+                </pic:pic>
+              </a:graphicData>
+            </a:graphic>
+          </wp:inline>
+        </w:drawing>
+      </w:r>
+    </w:p>
+    <w:p>
+      <w:pPr>
+        <w:pStyle w:val="Legenda"/>
+      </w:pPr>
+      <w:bookmarkStart w:id="71" w:name="_Toc233310884"/>
+      <w:r>
+        <w:t xml:space="preserve">Figura </w:t>
+      </w:r>
+      <w:fldSimple w:instr=" SEQ Figura \* ARABIC ">
+        <w:r>
+          <w:rPr>
+            <w:noProof/>
+          </w:rPr>
+          <w:t>20</w:t>
+        </w:r>
+      </w:fldSimple>
+      <w:r>
+        <w:t>: Escolha Final</w:t>
+      </w:r>
+      <w:bookmarkEnd w:id="71"/>
     </w:p>
     <w:p/>
     <w:p/>
     <w:p/>
-    <w:p/>
-    <w:p/>
-    <w:p/>
-    <w:p/>
-    <w:p/>
-    <w:p/>
-    <w:p/>
-    <w:p/>
-    <w:p/>
-    <w:p/>
     <w:p>
       <w:pPr>
         <w:pStyle w:val="Ttulo2"/>
@@ -13758,16 +13954,17 @@
           <w:lang w:eastAsia="pt-BR"/>
         </w:rPr>
       </w:pPr>
-      <w:bookmarkStart w:id="70" w:name="_Toc233051166"/>
+      <w:bookmarkStart w:id="72" w:name="_Toc233310919"/>
       <w:r>
         <w:rPr>
           <w:rFonts w:eastAsia="Times New Roman"/>
           <w:color w:val="000000" w:themeColor="text1"/>
           <w:lang w:eastAsia="pt-BR"/>
         </w:rPr>
+        <w:lastRenderedPageBreak/>
         <w:t>Jogabilidade</w:t>
       </w:r>
-      <w:bookmarkEnd w:id="70"/>
+      <w:bookmarkEnd w:id="72"/>
     </w:p>
     <w:p>
       <w:pPr>
@@ -13784,7 +13981,7 @@
           <w:lang w:eastAsia="pt-BR"/>
         </w:rPr>
       </w:pPr>
-      <w:bookmarkStart w:id="71" w:name="_Toc233051167"/>
+      <w:bookmarkStart w:id="73" w:name="_Toc233310920"/>
       <w:r>
         <w:rPr>
           <w:rFonts w:ascii="Calibri" w:eastAsia="Calibri" w:hAnsi="Calibri" w:cs="Times New Roman"/>
@@ -13794,21 +13991,21 @@
         </w:rPr>
         <w:t>Nessa seção será descrito as teclas e comandos usados para interação com o jogo.</w:t>
       </w:r>
-      <w:bookmarkEnd w:id="71"/>
+      <w:bookmarkEnd w:id="73"/>
     </w:p>
     <w:p>
       <w:pPr>
         <w:pStyle w:val="Ttulo3"/>
       </w:pPr>
-      <w:bookmarkStart w:id="72" w:name="_Toc233049893"/>
-      <w:bookmarkStart w:id="73" w:name="_Toc233050430"/>
-      <w:bookmarkStart w:id="74" w:name="_Toc233051168"/>
+      <w:bookmarkStart w:id="74" w:name="_Toc233049893"/>
+      <w:bookmarkStart w:id="75" w:name="_Toc233050430"/>
+      <w:bookmarkStart w:id="76" w:name="_Toc233310921"/>
       <w:r>
         <w:t>Comandos de navegação no menu principal</w:t>
       </w:r>
-      <w:bookmarkEnd w:id="72"/>
-      <w:bookmarkEnd w:id="73"/>
       <w:bookmarkEnd w:id="74"/>
+      <w:bookmarkEnd w:id="75"/>
+      <w:bookmarkEnd w:id="76"/>
     </w:p>
     <w:p>
       <w:pPr>
@@ -13892,16 +14089,15 @@
       <w:pPr>
         <w:pStyle w:val="Ttulo3"/>
       </w:pPr>
-      <w:bookmarkStart w:id="75" w:name="_Toc233049894"/>
-      <w:bookmarkStart w:id="76" w:name="_Toc233050431"/>
-      <w:bookmarkStart w:id="77" w:name="_Toc233051169"/>
-      <w:r>
-        <w:lastRenderedPageBreak/>
+      <w:bookmarkStart w:id="77" w:name="_Toc233049894"/>
+      <w:bookmarkStart w:id="78" w:name="_Toc233050431"/>
+      <w:bookmarkStart w:id="79" w:name="_Toc233310922"/>
+      <w:r>
         <w:t>Comandos na tela de criação de personagem</w:t>
       </w:r>
-      <w:bookmarkEnd w:id="75"/>
-      <w:bookmarkEnd w:id="76"/>
       <w:bookmarkEnd w:id="77"/>
+      <w:bookmarkEnd w:id="78"/>
+      <w:bookmarkEnd w:id="79"/>
     </w:p>
     <w:p>
       <w:pPr>
@@ -14012,15 +14208,15 @@
       <w:pPr>
         <w:pStyle w:val="Ttulo3"/>
       </w:pPr>
-      <w:bookmarkStart w:id="78" w:name="_Toc233049895"/>
-      <w:bookmarkStart w:id="79" w:name="_Toc233050432"/>
-      <w:bookmarkStart w:id="80" w:name="_Toc233051170"/>
+      <w:bookmarkStart w:id="80" w:name="_Toc233049895"/>
+      <w:bookmarkStart w:id="81" w:name="_Toc233050432"/>
+      <w:bookmarkStart w:id="82" w:name="_Toc233310923"/>
       <w:r>
         <w:t>Comandos de esquiva e controle no combate</w:t>
       </w:r>
-      <w:bookmarkEnd w:id="78"/>
-      <w:bookmarkEnd w:id="79"/>
       <w:bookmarkEnd w:id="80"/>
+      <w:bookmarkEnd w:id="81"/>
+      <w:bookmarkEnd w:id="82"/>
     </w:p>
     <w:p>
       <w:pPr>
@@ -14151,15 +14347,15 @@
       <w:pPr>
         <w:pStyle w:val="Ttulo3"/>
       </w:pPr>
-      <w:bookmarkStart w:id="81" w:name="_Toc233049896"/>
-      <w:bookmarkStart w:id="82" w:name="_Toc233050433"/>
-      <w:bookmarkStart w:id="83" w:name="_Toc233051171"/>
+      <w:bookmarkStart w:id="83" w:name="_Toc233049896"/>
+      <w:bookmarkStart w:id="84" w:name="_Toc233050433"/>
+      <w:bookmarkStart w:id="85" w:name="_Toc233310924"/>
       <w:r>
         <w:t>Comandos de seleção de diálogo e escolha nos menus</w:t>
       </w:r>
-      <w:bookmarkEnd w:id="81"/>
-      <w:bookmarkEnd w:id="82"/>
       <w:bookmarkEnd w:id="83"/>
+      <w:bookmarkEnd w:id="84"/>
+      <w:bookmarkEnd w:id="85"/>
     </w:p>
     <w:p>
       <w:pPr>
@@ -14284,7 +14480,7 @@
           <w:color w:val="0D0D0D" w:themeColor="text1" w:themeTint="F2"/>
         </w:rPr>
       </w:pPr>
-      <w:bookmarkStart w:id="84" w:name="_Toc233051172"/>
+      <w:bookmarkStart w:id="86" w:name="_Toc233310925"/>
       <w:r>
         <w:rPr>
           <w:color w:val="000000" w:themeColor="text1"/>
@@ -14292,7 +14488,7 @@
         <w:lastRenderedPageBreak/>
         <w:t>Conclusão</w:t>
       </w:r>
-      <w:bookmarkEnd w:id="84"/>
+      <w:bookmarkEnd w:id="86"/>
     </w:p>
     <w:p>
       <w:pPr>
@@ -14343,7 +14539,7 @@
           <w:lang w:eastAsia="pt-BR"/>
         </w:rPr>
       </w:pPr>
-      <w:bookmarkStart w:id="85" w:name="_Toc233051173"/>
+      <w:bookmarkStart w:id="87" w:name="_Toc233310926"/>
       <w:r>
         <w:rPr>
           <w:rFonts w:eastAsia="Times New Roman"/>
@@ -14352,7 +14548,7 @@
         </w:rPr>
         <w:t>Limitações</w:t>
       </w:r>
-      <w:bookmarkEnd w:id="85"/>
+      <w:bookmarkEnd w:id="87"/>
     </w:p>
     <w:p>
       <w:pPr>
@@ -14522,7 +14718,7 @@
           <w:lang w:eastAsia="pt-BR"/>
         </w:rPr>
       </w:pPr>
-      <w:bookmarkStart w:id="86" w:name="_Toc233051174"/>
+      <w:bookmarkStart w:id="88" w:name="_Toc233310927"/>
       <w:r>
         <w:rPr>
           <w:rFonts w:eastAsia="Times New Roman"/>
@@ -14531,7 +14727,7 @@
         </w:rPr>
         <w:t>Perspectiva Futura</w:t>
       </w:r>
-      <w:bookmarkEnd w:id="86"/>
+      <w:bookmarkEnd w:id="88"/>
     </w:p>
     <w:p>
       <w:pPr>
@@ -14561,14 +14757,14 @@
       <w:pPr>
         <w:pStyle w:val="Ttulo3"/>
       </w:pPr>
-      <w:bookmarkStart w:id="87" w:name="_Toc233051175"/>
+      <w:bookmarkStart w:id="89" w:name="_Toc233310928"/>
       <w:r>
         <w:t>Incremento nos capítulos e na narrativa</w:t>
       </w:r>
       <w:r>
         <w:t>:</w:t>
       </w:r>
-      <w:bookmarkEnd w:id="87"/>
+      <w:bookmarkEnd w:id="89"/>
     </w:p>
     <w:p>
       <w:r>
@@ -14587,11 +14783,11 @@
       <w:pPr>
         <w:pStyle w:val="Ttulo3"/>
       </w:pPr>
-      <w:bookmarkStart w:id="88" w:name="_Toc233051176"/>
+      <w:bookmarkStart w:id="90" w:name="_Toc233310929"/>
       <w:r>
         <w:t>Manutenção e Evolução do Código:</w:t>
       </w:r>
-      <w:bookmarkEnd w:id="88"/>
+      <w:bookmarkEnd w:id="90"/>
     </w:p>
     <w:p>
       <w:r>
@@ -14620,7 +14816,7 @@
       <w:pPr>
         <w:pStyle w:val="Ttulo3"/>
       </w:pPr>
-      <w:bookmarkStart w:id="89" w:name="_Toc233051177"/>
+      <w:bookmarkStart w:id="91" w:name="_Toc233310930"/>
       <w:r>
         <w:t xml:space="preserve">Melhorias de </w:t>
       </w:r>
@@ -14635,7 +14831,7 @@
       <w:r>
         <w:t>:</w:t>
       </w:r>
-      <w:bookmarkEnd w:id="89"/>
+      <w:bookmarkEnd w:id="91"/>
       <w:r>
         <w:t xml:space="preserve"> </w:t>
       </w:r>
@@ -14653,7 +14849,7 @@
       <w:pPr>
         <w:pStyle w:val="Ttulo1"/>
       </w:pPr>
-      <w:bookmarkStart w:id="90" w:name="_Toc233051178"/>
+      <w:bookmarkStart w:id="92" w:name="_Toc233310931"/>
       <w:r>
         <w:lastRenderedPageBreak/>
         <w:t>REFERÊNCIA BIBLIOGRÁFICA</w:t>
@@ -14661,10 +14857,10 @@
       <w:r>
         <w:t xml:space="preserve"> E SITES UTILIZADOS</w:t>
       </w:r>
-      <w:bookmarkEnd w:id="90"/>
-    </w:p>
-    <w:p>
-      <w:hyperlink r:id="rId31" w:history="1">
+      <w:bookmarkEnd w:id="92"/>
+    </w:p>
+    <w:p>
+      <w:hyperlink r:id="rId32" w:history="1">
         <w:r>
           <w:rPr>
             <w:rStyle w:val="Hyperlink"/>
@@ -14674,7 +14870,7 @@
       </w:hyperlink>
     </w:p>
     <w:p>
-      <w:hyperlink r:id="rId32" w:history="1">
+      <w:hyperlink r:id="rId33" w:history="1">
         <w:r>
           <w:rPr>
             <w:rStyle w:val="Hyperlink"/>
@@ -14684,7 +14880,7 @@
       </w:hyperlink>
     </w:p>
     <w:p>
-      <w:hyperlink r:id="rId33" w:history="1">
+      <w:hyperlink r:id="rId34" w:history="1">
         <w:r>
           <w:rPr>
             <w:rStyle w:val="Hyperlink"/>
@@ -14695,7 +14891,7 @@
     </w:p>
     <w:p/>
     <w:p>
-      <w:hyperlink r:id="rId34" w:anchor="15-biblioteca-de-menus" w:history="1">
+      <w:hyperlink r:id="rId35" w:anchor="15-biblioteca-de-menus" w:history="1">
         <w:r>
           <w:rPr>
             <w:rStyle w:val="Hyperlink"/>
@@ -14705,7 +14901,7 @@
       </w:hyperlink>
     </w:p>
     <w:p>
-      <w:hyperlink r:id="rId35" w:history="1">
+      <w:hyperlink r:id="rId36" w:history="1">
         <w:r>
           <w:rPr>
             <w:rStyle w:val="Hyperlink"/>
@@ -14715,7 +14911,7 @@
       </w:hyperlink>
     </w:p>
     <w:p>
-      <w:hyperlink r:id="rId36" w:history="1">
+      <w:hyperlink r:id="rId37" w:history="1">
         <w:r>
           <w:rPr>
             <w:rStyle w:val="Hyperlink"/>
@@ -14725,7 +14921,7 @@
       </w:hyperlink>
     </w:p>
     <w:p>
-      <w:hyperlink r:id="rId37" w:history="1">
+      <w:hyperlink r:id="rId38" w:history="1">
         <w:r>
           <w:rPr>
             <w:rStyle w:val="Hyperlink"/>
@@ -14735,7 +14931,7 @@
       </w:hyperlink>
     </w:p>
     <w:p>
-      <w:hyperlink r:id="rId38" w:history="1">
+      <w:hyperlink r:id="rId39" w:history="1">
         <w:r>
           <w:rPr>
             <w:rStyle w:val="Hyperlink"/>
@@ -14757,7 +14953,7 @@
           <w:color w:val="0D0D0D" w:themeColor="text1" w:themeTint="F2"/>
         </w:rPr>
       </w:pPr>
-      <w:bookmarkStart w:id="91" w:name="_Toc233051179"/>
+      <w:bookmarkStart w:id="93" w:name="_Toc233310932"/>
       <w:r>
         <w:rPr>
           <w:color w:val="000000" w:themeColor="text1"/>
@@ -14774,7 +14970,7 @@
       <w:r>
         <w:t>ENTREGA DE CÓDIGOS</w:t>
       </w:r>
-      <w:bookmarkEnd w:id="91"/>
+      <w:bookmarkEnd w:id="93"/>
     </w:p>
     <w:p>
       <w:pPr>
@@ -14870,7 +15066,7 @@
       <w:r>
         <w:t xml:space="preserve"> </w:t>
       </w:r>
-      <w:hyperlink r:id="rId39" w:history="1">
+      <w:hyperlink r:id="rId40" w:history="1">
         <w:r>
           <w:rPr>
             <w:rStyle w:val="Hyperlink"/>
@@ -14882,7 +15078,7 @@
       </w:hyperlink>
     </w:p>
     <w:sectPr>
-      <w:footerReference w:type="default" r:id="rId40"/>
+      <w:footerReference w:type="default" r:id="rId41"/>
       <w:type w:val="continuous"/>
       <w:pgSz w:w="11906" w:h="16838" w:code="9"/>
       <w:pgMar w:top="1418" w:right="1418" w:bottom="1418" w:left="1418" w:header="709" w:footer="709" w:gutter="0"/>
@@ -19964,6 +20160,10 @@
 </file>
 
 <file path=customXml/item1.xml><?xml version="1.0" encoding="utf-8"?>
+<b:Sources xmlns:b="http://schemas.openxmlformats.org/officeDocument/2006/bibliography" xmlns="http://schemas.openxmlformats.org/officeDocument/2006/bibliography" SelectedStyle="\APASixthEditionOfficeOnline.xsl" StyleName="APA" Version="6"/>
+</file>
+
+<file path=customXml/item2.xml><?xml version="1.0" encoding="utf-8"?>
 <ct:contentTypeSchema xmlns:ct="http://schemas.microsoft.com/office/2006/metadata/contentType" xmlns:ma="http://schemas.microsoft.com/office/2006/metadata/properties/metaAttributes" ct:_="" ma:_="" ma:contentTypeName="Documento" ma:contentTypeID="0x0101000C51F6162988D441A5E229627D84AB48" ma:contentTypeVersion="3" ma:contentTypeDescription="Crie um novo documento." ma:contentTypeScope="" ma:versionID="b3596a273bb9cfa3610e5ff4b41efe64">
   <xsd:schema xmlns:xsd="http://www.w3.org/2001/XMLSchema" xmlns:xs="http://www.w3.org/2001/XMLSchema" xmlns:p="http://schemas.microsoft.com/office/2006/metadata/properties" xmlns:ns2="cf695a09-ef12-4d5b-94b3-808302968d8a" targetNamespace="http://schemas.microsoft.com/office/2006/metadata/properties" ma:root="true" ma:fieldsID="b66cf92321b24bc0a477b724dcc68153" ns2:_="">
     <xsd:import namespace="cf695a09-ef12-4d5b-94b3-808302968d8a"/>
@@ -20101,11 +20301,13 @@
 </ct:contentTypeSchema>
 </file>
 
-<file path=customXml/item2.xml><?xml version="1.0" encoding="utf-8"?>
-<b:Sources xmlns:b="http://schemas.openxmlformats.org/officeDocument/2006/bibliography" xmlns="http://schemas.openxmlformats.org/officeDocument/2006/bibliography" SelectedStyle="\APASixthEditionOfficeOnline.xsl" StyleName="APA" Version="6"/>
+<file path=customXml/item3.xml><?xml version="1.0" encoding="utf-8"?>
+<p:properties xmlns:p="http://schemas.microsoft.com/office/2006/metadata/properties" xmlns:xsi="http://www.w3.org/2001/XMLSchema-instance" xmlns:pc="http://schemas.microsoft.com/office/infopath/2007/PartnerControls">
+  <documentManagement/>
+</p:properties>
 </file>
 
-<file path=customXml/item3.xml><?xml version="1.0" encoding="utf-8"?>
+<file path=customXml/item4.xml><?xml version="1.0" encoding="utf-8"?>
 <?mso-contentType ?>
 <FormTemplates xmlns="http://schemas.microsoft.com/sharepoint/v3/contenttype/forms">
   <Display>DocumentLibraryForm</Display>
@@ -20114,13 +20316,15 @@
 </FormTemplates>
 </file>
 
-<file path=customXml/item4.xml><?xml version="1.0" encoding="utf-8"?>
-<p:properties xmlns:p="http://schemas.microsoft.com/office/2006/metadata/properties" xmlns:xsi="http://www.w3.org/2001/XMLSchema-instance" xmlns:pc="http://schemas.microsoft.com/office/infopath/2007/PartnerControls">
-  <documentManagement/>
-</p:properties>
+<file path=customXml/itemProps1.xml><?xml version="1.0" encoding="utf-8"?>
+<ds:datastoreItem xmlns:ds="http://schemas.openxmlformats.org/officeDocument/2006/customXml" ds:itemID="{6E226CAE-ECD0-40CC-A84E-84A545CF6223}">
+  <ds:schemaRefs>
+    <ds:schemaRef ds:uri="http://schemas.openxmlformats.org/officeDocument/2006/bibliography"/>
+  </ds:schemaRefs>
+</ds:datastoreItem>
 </file>
 
-<file path=customXml/itemProps1.xml><?xml version="1.0" encoding="utf-8"?>
+<file path=customXml/itemProps2.xml><?xml version="1.0" encoding="utf-8"?>
 <ds:datastoreItem xmlns:ds="http://schemas.openxmlformats.org/officeDocument/2006/customXml" ds:itemID="{157A3C07-2778-43FB-A4D9-9FAB522AB7A9}">
   <ds:schemaRefs>
     <ds:schemaRef ds:uri="http://schemas.microsoft.com/office/2006/metadata/contentType"/>
@@ -20138,27 +20342,19 @@
 </ds:datastoreItem>
 </file>
 
-<file path=customXml/itemProps2.xml><?xml version="1.0" encoding="utf-8"?>
-<ds:datastoreItem xmlns:ds="http://schemas.openxmlformats.org/officeDocument/2006/customXml" ds:itemID="{6E226CAE-ECD0-40CC-A84E-84A545CF6223}">
-  <ds:schemaRefs>
-    <ds:schemaRef ds:uri="http://schemas.openxmlformats.org/officeDocument/2006/bibliography"/>
-  </ds:schemaRefs>
-</ds:datastoreItem>
-</file>
-
 <file path=customXml/itemProps3.xml><?xml version="1.0" encoding="utf-8"?>
-<ds:datastoreItem xmlns:ds="http://schemas.openxmlformats.org/officeDocument/2006/customXml" ds:itemID="{262D1E62-07A2-4559-8888-EC58B3066028}">
-  <ds:schemaRefs>
-    <ds:schemaRef ds:uri="http://schemas.microsoft.com/sharepoint/v3/contenttype/forms"/>
-  </ds:schemaRefs>
-</ds:datastoreItem>
-</file>
-
-<file path=customXml/itemProps4.xml><?xml version="1.0" encoding="utf-8"?>
 <ds:datastoreItem xmlns:ds="http://schemas.openxmlformats.org/officeDocument/2006/customXml" ds:itemID="{0CD9AB3C-5B77-441A-AFA8-1EFEA80F6618}">
   <ds:schemaRefs>
     <ds:schemaRef ds:uri="http://schemas.microsoft.com/office/2006/metadata/properties"/>
     <ds:schemaRef ds:uri="http://schemas.microsoft.com/office/infopath/2007/PartnerControls"/>
   </ds:schemaRefs>
 </ds:datastoreItem>
+</file>
+
+<file path=customXml/itemProps4.xml><?xml version="1.0" encoding="utf-8"?>
+<ds:datastoreItem xmlns:ds="http://schemas.openxmlformats.org/officeDocument/2006/customXml" ds:itemID="{262D1E62-07A2-4559-8888-EC58B3066028}">
+  <ds:schemaRefs>
+    <ds:schemaRef ds:uri="http://schemas.microsoft.com/sharepoint/v3/contenttype/forms"/>
+  </ds:schemaRefs>
+</ds:datastoreItem>
 </file>